--- a/src/main/java/POC/TemporalPostgresKafka.docx
+++ b/src/main/java/POC/TemporalPostgresKafka.docx
@@ -29,476 +29,2978 @@
     <w:p>
       <w:pPr>
         <w:spacing w:line="240" w:lineRule="auto"/>
-      </w:pPr>
-      <w:r>
-        <w:t>.\bin\windows\kafka-server-start.bat config\kraft\</w:t>
+        <w:rPr>
+          <w:b/>
+          <w:bCs/>
+          <w:sz w:val="40"/>
+          <w:szCs w:val="40"/>
+        </w:rPr>
+      </w:pPr>
+      <w:r>
+        <w:rPr>
+          <w:b/>
+          <w:bCs/>
+          <w:sz w:val="40"/>
+          <w:szCs w:val="40"/>
+        </w:rPr>
+        <w:t>Temp</w:t>
+      </w:r>
+      <w:r>
+        <w:rPr>
+          <w:b/>
+          <w:bCs/>
+          <w:sz w:val="40"/>
+          <w:szCs w:val="40"/>
+        </w:rPr>
+        <w:t>o</w:t>
+      </w:r>
+      <w:r>
+        <w:rPr>
+          <w:b/>
+          <w:bCs/>
+          <w:sz w:val="40"/>
+          <w:szCs w:val="40"/>
+        </w:rPr>
+        <w:t>ral knowledge</w:t>
+      </w:r>
+    </w:p>
+    <w:p>
+      <w:pPr>
+        <w:spacing w:line="240" w:lineRule="auto"/>
+        <w:rPr>
+          <w:b/>
+          <w:bCs/>
+          <w:sz w:val="18"/>
+          <w:szCs w:val="18"/>
+        </w:rPr>
+      </w:pPr>
+      <w:r>
+        <w:rPr>
+          <w:rFonts w:ascii="Segoe UI Emoji" w:hAnsi="Segoe UI Emoji" w:cs="Segoe UI Emoji"/>
+          <w:b/>
+          <w:bCs/>
+          <w:sz w:val="18"/>
+          <w:szCs w:val="18"/>
+        </w:rPr>
+        <w:t>✅</w:t>
+      </w:r>
+      <w:r>
+        <w:rPr>
+          <w:b/>
+          <w:bCs/>
+          <w:sz w:val="18"/>
+          <w:szCs w:val="18"/>
+        </w:rPr>
+        <w:t xml:space="preserve"> What “Workflow Type” means in Temporal</w:t>
+      </w:r>
+    </w:p>
+    <w:p>
+      <w:pPr>
+        <w:spacing w:line="240" w:lineRule="auto"/>
+        <w:rPr>
+          <w:sz w:val="18"/>
+          <w:szCs w:val="18"/>
+        </w:rPr>
+      </w:pPr>
+      <w:r>
+        <w:rPr>
+          <w:sz w:val="18"/>
+          <w:szCs w:val="18"/>
+        </w:rPr>
+        <w:t xml:space="preserve">In Temporal, </w:t>
+      </w:r>
+      <w:r>
+        <w:rPr>
+          <w:b/>
+          <w:bCs/>
+          <w:sz w:val="18"/>
+          <w:szCs w:val="18"/>
+        </w:rPr>
+        <w:t>Workflow Type = the name of the Workflow class or method registered by your worker code</w:t>
+      </w:r>
+      <w:r>
+        <w:rPr>
+          <w:sz w:val="18"/>
+          <w:szCs w:val="18"/>
+        </w:rPr>
+        <w:t>.</w:t>
+      </w:r>
+    </w:p>
+    <w:p>
+      <w:pPr>
+        <w:spacing w:line="240" w:lineRule="auto"/>
+        <w:rPr>
+          <w:sz w:val="18"/>
+          <w:szCs w:val="18"/>
+        </w:rPr>
+      </w:pPr>
+      <w:r>
+        <w:rPr>
+          <w:rFonts w:ascii="Segoe UI Emoji" w:hAnsi="Segoe UI Emoji" w:cs="Segoe UI Emoji"/>
+          <w:sz w:val="18"/>
+          <w:szCs w:val="18"/>
+        </w:rPr>
+        <w:t>👉</w:t>
+      </w:r>
+      <w:r>
+        <w:rPr>
+          <w:sz w:val="18"/>
+          <w:szCs w:val="18"/>
+        </w:rPr>
+        <w:t xml:space="preserve"> It does </w:t>
+      </w:r>
+      <w:r>
+        <w:rPr>
+          <w:b/>
+          <w:bCs/>
+          <w:sz w:val="18"/>
+          <w:szCs w:val="18"/>
+        </w:rPr>
+        <w:t>NOT come from UI</w:t>
+      </w:r>
+      <w:r>
+        <w:rPr>
+          <w:sz w:val="18"/>
+          <w:szCs w:val="18"/>
+        </w:rPr>
+        <w:t xml:space="preserve"> </w:t>
+      </w:r>
+      <w:r>
+        <w:rPr>
+          <w:rFonts w:ascii="Segoe UI Emoji" w:hAnsi="Segoe UI Emoji" w:cs="Segoe UI Emoji"/>
+          <w:sz w:val="18"/>
+          <w:szCs w:val="18"/>
+        </w:rPr>
+        <w:t>👉</w:t>
+      </w:r>
+      <w:r>
+        <w:rPr>
+          <w:sz w:val="18"/>
+          <w:szCs w:val="18"/>
+        </w:rPr>
+        <w:t xml:space="preserve"> You </w:t>
+      </w:r>
+      <w:r>
+        <w:rPr>
+          <w:b/>
+          <w:bCs/>
+          <w:sz w:val="18"/>
+          <w:szCs w:val="18"/>
+        </w:rPr>
+        <w:t>cannot change it from Temporal UI</w:t>
+      </w:r>
+    </w:p>
+    <w:p>
+      <w:pPr>
+        <w:spacing w:line="240" w:lineRule="auto"/>
+        <w:rPr>
+          <w:sz w:val="18"/>
+          <w:szCs w:val="18"/>
+        </w:rPr>
+      </w:pPr>
+      <w:r>
+        <w:rPr>
+          <w:sz w:val="18"/>
+          <w:szCs w:val="18"/>
+        </w:rPr>
+        <w:t xml:space="preserve">It comes from your </w:t>
+      </w:r>
+      <w:r>
+        <w:rPr>
+          <w:b/>
+          <w:bCs/>
+          <w:sz w:val="18"/>
+          <w:szCs w:val="18"/>
+        </w:rPr>
+        <w:t>application code</w:t>
+      </w:r>
+    </w:p>
+    <w:p>
+      <w:pPr>
+        <w:spacing w:line="240" w:lineRule="auto"/>
+        <w:rPr>
+          <w:sz w:val="18"/>
+          <w:szCs w:val="18"/>
+        </w:rPr>
+      </w:pPr>
+      <w:r>
+        <w:rPr>
+          <w:sz w:val="18"/>
+          <w:szCs w:val="18"/>
+        </w:rPr>
+        <w:pict w14:anchorId="451ADDD7">
+          <v:rect id="_x0000_i1205" style="width:0;height:1.5pt" o:hralign="center" o:hrstd="t" o:hr="t" fillcolor="#a0a0a0" stroked="f"/>
+        </w:pict>
+      </w:r>
+    </w:p>
+    <w:p>
+      <w:pPr>
+        <w:spacing w:line="240" w:lineRule="auto"/>
+        <w:rPr>
+          <w:b/>
+          <w:bCs/>
+          <w:sz w:val="18"/>
+          <w:szCs w:val="18"/>
+        </w:rPr>
+      </w:pPr>
+      <w:r>
+        <w:rPr>
+          <w:rFonts w:ascii="Segoe UI Emoji" w:hAnsi="Segoe UI Emoji" w:cs="Segoe UI Emoji"/>
+          <w:b/>
+          <w:bCs/>
+          <w:sz w:val="18"/>
+          <w:szCs w:val="18"/>
+        </w:rPr>
+        <w:t>✅</w:t>
+      </w:r>
+      <w:r>
+        <w:rPr>
+          <w:b/>
+          <w:bCs/>
+          <w:sz w:val="18"/>
+          <w:szCs w:val="18"/>
+        </w:rPr>
+        <w:t xml:space="preserve"> Where it is defined</w:t>
+      </w:r>
+    </w:p>
+    <w:p>
+      <w:pPr>
+        <w:spacing w:line="240" w:lineRule="auto"/>
+        <w:rPr>
+          <w:b/>
+          <w:bCs/>
+          <w:sz w:val="18"/>
+          <w:szCs w:val="18"/>
+        </w:rPr>
+      </w:pPr>
+      <w:r>
+        <w:rPr>
+          <w:rFonts w:ascii="Segoe UI Emoji" w:hAnsi="Segoe UI Emoji" w:cs="Segoe UI Emoji"/>
+          <w:b/>
+          <w:bCs/>
+          <w:sz w:val="18"/>
+          <w:szCs w:val="18"/>
+        </w:rPr>
+        <w:t>🔹</w:t>
+      </w:r>
+      <w:r>
+        <w:rPr>
+          <w:b/>
+          <w:bCs/>
+          <w:sz w:val="18"/>
+          <w:szCs w:val="18"/>
+        </w:rPr>
+        <w:t xml:space="preserve"> Case 1: Java SDK (most likely)</w:t>
+      </w:r>
+    </w:p>
+    <w:p>
+      <w:pPr>
+        <w:spacing w:line="240" w:lineRule="auto"/>
+        <w:rPr>
+          <w:sz w:val="18"/>
+          <w:szCs w:val="18"/>
+        </w:rPr>
+      </w:pPr>
+      <w:r>
+        <w:rPr>
+          <w:sz w:val="18"/>
+          <w:szCs w:val="18"/>
+        </w:rPr>
+        <w:t>Example:</w:t>
+      </w:r>
+    </w:p>
+    <w:p>
+      <w:pPr>
+        <w:spacing w:line="240" w:lineRule="auto"/>
+        <w:rPr>
+          <w:sz w:val="18"/>
+          <w:szCs w:val="18"/>
+        </w:rPr>
+      </w:pPr>
+      <w:r>
+        <w:rPr>
+          <w:sz w:val="18"/>
+          <w:szCs w:val="18"/>
+        </w:rPr>
+        <w:t>Java</w:t>
+      </w:r>
+    </w:p>
+    <w:p>
+      <w:pPr>
+        <w:spacing w:line="240" w:lineRule="auto"/>
+        <w:rPr>
+          <w:sz w:val="18"/>
+          <w:szCs w:val="18"/>
+        </w:rPr>
+      </w:pPr>
+      <w:proofErr w:type="gramStart"/>
+      <w:r>
+        <w:rPr>
+          <w:sz w:val="18"/>
+          <w:szCs w:val="18"/>
+        </w:rPr>
+        <w:t>@WorkflowInterface</w:t>
+      </w:r>
+      <w:proofErr w:type="gramEnd"/>
+    </w:p>
+    <w:p>
+      <w:pPr>
+        <w:spacing w:line="240" w:lineRule="auto"/>
+        <w:rPr>
+          <w:sz w:val="18"/>
+          <w:szCs w:val="18"/>
+        </w:rPr>
+      </w:pPr>
+      <w:r>
+        <w:rPr>
+          <w:sz w:val="18"/>
+          <w:szCs w:val="18"/>
+        </w:rPr>
+        <w:t xml:space="preserve">public interface </w:t>
       </w:r>
       <w:proofErr w:type="spellStart"/>
       <w:r>
-        <w:t>server.properties</w:t>
+        <w:rPr>
+          <w:sz w:val="18"/>
+          <w:szCs w:val="18"/>
+        </w:rPr>
+        <w:t>InboundCTWorkflow</w:t>
       </w:r>
       <w:proofErr w:type="spellEnd"/>
-    </w:p>
-    <w:p>
-      <w:pPr>
-        <w:spacing w:line="240" w:lineRule="auto"/>
-      </w:pPr>
-    </w:p>
-    <w:p>
-      <w:pPr>
-        <w:spacing w:line="240" w:lineRule="auto"/>
-      </w:pPr>
-      <w:r>
-        <w:t>temporal server start-dev</w:t>
-      </w:r>
-    </w:p>
-    <w:p>
-      <w:pPr>
-        <w:spacing w:line="240" w:lineRule="auto"/>
-      </w:pPr>
-      <w:r>
-        <w:t>temporal workflow list --namespace demo</w:t>
-      </w:r>
-    </w:p>
-    <w:p>
-      <w:pPr>
-        <w:spacing w:line="240" w:lineRule="auto"/>
-      </w:pPr>
-      <w:r>
-        <w:t>temporal operator namespace create --namespace ebips-rt1</w:t>
-      </w:r>
-    </w:p>
-    <w:p>
-      <w:pPr>
-        <w:spacing w:line="240" w:lineRule="auto"/>
-      </w:pPr>
-      <w:r>
-        <w:t xml:space="preserve">temporal operator search-attribute create --namespace ebips-rt1 --name </w:t>
-      </w:r>
-      <w:proofErr w:type="spellStart"/>
-      <w:r>
-        <w:t>PaymentStatus</w:t>
-      </w:r>
-      <w:proofErr w:type="spellEnd"/>
-      <w:r>
-        <w:t xml:space="preserve"> --type Keyword</w:t>
-      </w:r>
-    </w:p>
-    <w:p>
-      <w:pPr>
-        <w:spacing w:line="240" w:lineRule="auto"/>
-      </w:pPr>
-      <w:r>
-        <w:t xml:space="preserve">temporal operator search-attribute create --namespace ebips-rt1 --name </w:t>
-      </w:r>
-      <w:proofErr w:type="spellStart"/>
-      <w:r>
-        <w:t>FailureReason</w:t>
-      </w:r>
-      <w:proofErr w:type="spellEnd"/>
-      <w:r>
-        <w:t xml:space="preserve"> --type Text</w:t>
-      </w:r>
-    </w:p>
-    <w:p>
-      <w:pPr>
-        <w:spacing w:line="240" w:lineRule="auto"/>
-      </w:pPr>
-      <w:r>
-        <w:t xml:space="preserve">temporal operator search-attribute create --namespace ebips-rt1 --name </w:t>
-      </w:r>
-      <w:proofErr w:type="spellStart"/>
-      <w:r>
-        <w:t>IsFailure</w:t>
-      </w:r>
-      <w:proofErr w:type="spellEnd"/>
-      <w:r>
-        <w:t xml:space="preserve"> --type Bool</w:t>
-      </w:r>
-    </w:p>
-    <w:p>
-      <w:pPr>
-        <w:spacing w:line="240" w:lineRule="auto"/>
-      </w:pPr>
-      <w:r>
-        <w:t xml:space="preserve">temporal operator search-attribute create --namespace ebips-rt1 --name </w:t>
-      </w:r>
-      <w:proofErr w:type="spellStart"/>
-      <w:r>
-        <w:t>FailureTimestamp</w:t>
-      </w:r>
-      <w:proofErr w:type="spellEnd"/>
-      <w:r>
-        <w:t xml:space="preserve"> --type Datetime</w:t>
-      </w:r>
-    </w:p>
-    <w:p>
-      <w:pPr>
-        <w:spacing w:line="240" w:lineRule="auto"/>
-      </w:pPr>
-      <w:r>
-        <w:t xml:space="preserve">temporal operator search-attribute create --namespace ebips-rt1 --name </w:t>
-      </w:r>
-      <w:proofErr w:type="spellStart"/>
-      <w:r>
-        <w:t>FailureMessageKey</w:t>
-      </w:r>
-      <w:proofErr w:type="spellEnd"/>
-      <w:r>
-        <w:t xml:space="preserve"> --type Keyword</w:t>
-      </w:r>
-    </w:p>
-    <w:p>
-      <w:pPr>
-        <w:spacing w:line="240" w:lineRule="auto"/>
-      </w:pPr>
-    </w:p>
-    <w:p>
-      <w:pPr>
-        <w:spacing w:line="240" w:lineRule="auto"/>
-      </w:pPr>
-      <w:r>
-        <w:t>================================================================</w:t>
-      </w:r>
-    </w:p>
-    <w:p>
-      <w:pPr>
-        <w:spacing w:line="240" w:lineRule="auto"/>
+      <w:r>
+        <w:rPr>
+          <w:sz w:val="18"/>
+          <w:szCs w:val="18"/>
+        </w:rPr>
+        <w:t xml:space="preserve"> {</w:t>
+      </w:r>
+    </w:p>
+    <w:p>
+      <w:pPr>
+        <w:spacing w:line="240" w:lineRule="auto"/>
+        <w:rPr>
+          <w:sz w:val="18"/>
+          <w:szCs w:val="18"/>
+        </w:rPr>
       </w:pPr>
       <w:proofErr w:type="gramStart"/>
       <w:r>
-        <w:t>this is</w:t>
+        <w:rPr>
+          <w:sz w:val="18"/>
+          <w:szCs w:val="18"/>
+        </w:rPr>
+        <w:t>@WorkflowMethod</w:t>
       </w:r>
       <w:proofErr w:type="gramEnd"/>
-      <w:r>
-        <w:t xml:space="preserve"> our requirement files</w:t>
-      </w:r>
-    </w:p>
-    <w:p>
-      <w:pPr>
-        <w:spacing w:line="240" w:lineRule="auto"/>
-      </w:pPr>
-      <w:r>
-        <w:t xml:space="preserve"> </w:t>
-      </w:r>
-    </w:p>
-    <w:p>
-      <w:pPr>
-        <w:spacing w:line="240" w:lineRule="auto"/>
-      </w:pPr>
-      <w:r>
-        <w:t xml:space="preserve">and Technology stack to be </w:t>
-      </w:r>
-      <w:proofErr w:type="gramStart"/>
-      <w:r>
-        <w:t>used :</w:t>
-      </w:r>
-      <w:proofErr w:type="gramEnd"/>
-    </w:p>
-    <w:p>
-      <w:pPr>
-        <w:spacing w:line="240" w:lineRule="auto"/>
-      </w:pPr>
-      <w:r>
-        <w:t xml:space="preserve"> </w:t>
-      </w:r>
-    </w:p>
-    <w:p>
-      <w:pPr>
-        <w:spacing w:line="240" w:lineRule="auto"/>
-      </w:pPr>
-      <w:r>
-        <w:t>Workflow Orchestration -&gt; Temporal</w:t>
-      </w:r>
-    </w:p>
-    <w:p>
-      <w:pPr>
-        <w:spacing w:line="240" w:lineRule="auto"/>
-      </w:pPr>
-    </w:p>
-    <w:p>
-      <w:pPr>
-        <w:spacing w:line="240" w:lineRule="auto"/>
-      </w:pPr>
-      <w:r>
-        <w:t>STP Dispatcher -&gt; Temporal</w:t>
-      </w:r>
-    </w:p>
-    <w:p>
-      <w:pPr>
-        <w:spacing w:line="240" w:lineRule="auto"/>
-      </w:pPr>
-    </w:p>
-    <w:p>
-      <w:pPr>
-        <w:spacing w:line="240" w:lineRule="auto"/>
-      </w:pPr>
-      <w:r>
-        <w:t>Q5 Framework -&gt; Spring Data JPA</w:t>
-      </w:r>
-    </w:p>
-    <w:p>
-      <w:pPr>
-        <w:spacing w:line="240" w:lineRule="auto"/>
-      </w:pPr>
-    </w:p>
-    <w:p>
-      <w:pPr>
-        <w:spacing w:line="240" w:lineRule="auto"/>
-      </w:pPr>
-      <w:r>
-        <w:lastRenderedPageBreak/>
-        <w:t xml:space="preserve">C24 Transformation -&gt; </w:t>
-      </w:r>
-      <w:proofErr w:type="spellStart"/>
-      <w:r>
-        <w:t>Prowide</w:t>
-      </w:r>
-      <w:proofErr w:type="spellEnd"/>
-      <w:r>
-        <w:t xml:space="preserve"> ISO 20022 9.x</w:t>
-      </w:r>
-    </w:p>
-    <w:p>
-      <w:pPr>
-        <w:spacing w:line="240" w:lineRule="auto"/>
-      </w:pPr>
-    </w:p>
-    <w:p>
-      <w:pPr>
-        <w:spacing w:line="240" w:lineRule="auto"/>
-      </w:pPr>
-      <w:r>
-        <w:t xml:space="preserve">Object Mapping -&gt; </w:t>
-      </w:r>
-      <w:proofErr w:type="spellStart"/>
-      <w:r>
-        <w:t>MapStruct</w:t>
-      </w:r>
-      <w:proofErr w:type="spellEnd"/>
-    </w:p>
-    <w:p>
-      <w:pPr>
-        <w:spacing w:line="240" w:lineRule="auto"/>
-      </w:pPr>
-    </w:p>
-    <w:p>
-      <w:pPr>
-        <w:spacing w:line="240" w:lineRule="auto"/>
-      </w:pPr>
-      <w:r>
-        <w:t>Drool Engine -&gt; Drools 9.44 Apache KIE</w:t>
-      </w:r>
-    </w:p>
-    <w:p>
-      <w:pPr>
-        <w:spacing w:line="240" w:lineRule="auto"/>
-      </w:pPr>
-    </w:p>
-    <w:p>
-      <w:pPr>
-        <w:spacing w:line="240" w:lineRule="auto"/>
-      </w:pPr>
-      <w:r>
-        <w:t>Application Framework -&gt; Spring Boot</w:t>
-      </w:r>
-    </w:p>
-    <w:p>
-      <w:pPr>
-        <w:spacing w:line="240" w:lineRule="auto"/>
-      </w:pPr>
-    </w:p>
-    <w:p>
-      <w:pPr>
-        <w:spacing w:line="240" w:lineRule="auto"/>
-      </w:pPr>
-      <w:r>
-        <w:t>Database -&gt; Postgres 17</w:t>
-      </w:r>
-    </w:p>
-    <w:p>
-      <w:pPr>
-        <w:spacing w:line="240" w:lineRule="auto"/>
-      </w:pPr>
-    </w:p>
-    <w:p>
-      <w:pPr>
-        <w:spacing w:line="240" w:lineRule="auto"/>
-      </w:pPr>
-      <w:r>
-        <w:t xml:space="preserve">Messaging -&gt; HTTP REST, JMS (Kafka + </w:t>
-      </w:r>
-      <w:proofErr w:type="spellStart"/>
-      <w:r>
-        <w:t>gRPC</w:t>
-      </w:r>
-      <w:proofErr w:type="spellEnd"/>
-      <w:r>
-        <w:t>)</w:t>
-      </w:r>
-    </w:p>
-    <w:p>
-      <w:pPr>
-        <w:spacing w:line="240" w:lineRule="auto"/>
-      </w:pPr>
-    </w:p>
-    <w:p>
-      <w:pPr>
-        <w:spacing w:line="240" w:lineRule="auto"/>
-      </w:pPr>
-      <w:r>
-        <w:t>Gateway Framework -&gt; Spring Integration</w:t>
-      </w:r>
-    </w:p>
-    <w:p>
-      <w:pPr>
-        <w:spacing w:line="240" w:lineRule="auto"/>
-      </w:pPr>
-      <w:r>
-        <w:t xml:space="preserve"> </w:t>
-      </w:r>
-    </w:p>
-    <w:p>
-      <w:pPr>
-        <w:spacing w:line="240" w:lineRule="auto"/>
-      </w:pPr>
-      <w:proofErr w:type="gramStart"/>
-      <w:r>
-        <w:t>with</w:t>
-      </w:r>
-      <w:proofErr w:type="gramEnd"/>
-      <w:r>
-        <w:t xml:space="preserve"> this try to follow all the steps and implement the project </w:t>
-      </w:r>
-    </w:p>
-    <w:p>
-      <w:pPr>
-        <w:spacing w:line="240" w:lineRule="auto"/>
-      </w:pPr>
-      <w:r>
-        <w:t xml:space="preserve"> </w:t>
-      </w:r>
-    </w:p>
-    <w:p>
-      <w:pPr>
-        <w:spacing w:line="240" w:lineRule="auto"/>
-      </w:pPr>
-      <w:proofErr w:type="gramStart"/>
-      <w:r>
-        <w:t>so</w:t>
-      </w:r>
-      <w:proofErr w:type="gramEnd"/>
-      <w:r>
-        <w:t xml:space="preserve"> </w:t>
-      </w:r>
-      <w:proofErr w:type="gramStart"/>
-      <w:r>
-        <w:t>basically</w:t>
-      </w:r>
-      <w:proofErr w:type="gramEnd"/>
-      <w:r>
-        <w:t xml:space="preserve"> what we are doing is implementing rt1 with </w:t>
-      </w:r>
-      <w:proofErr w:type="gramStart"/>
-      <w:r>
-        <w:t>open source</w:t>
-      </w:r>
-      <w:proofErr w:type="gramEnd"/>
-      <w:r>
-        <w:t xml:space="preserve"> code in CG...</w:t>
-      </w:r>
-    </w:p>
-    <w:p>
-      <w:pPr>
-        <w:spacing w:line="240" w:lineRule="auto"/>
-      </w:pPr>
-      <w:r>
-        <w:t xml:space="preserve"> </w:t>
-      </w:r>
-    </w:p>
-    <w:p>
-      <w:pPr>
-        <w:spacing w:line="240" w:lineRule="auto"/>
-      </w:pPr>
-      <w:r>
-        <w:t xml:space="preserve">and only use </w:t>
-      </w:r>
-      <w:proofErr w:type="spellStart"/>
-      <w:r>
-        <w:t>claude</w:t>
-      </w:r>
-      <w:proofErr w:type="spellEnd"/>
-      <w:r>
-        <w:t>-sonnet which is 1x</w:t>
-      </w:r>
-    </w:p>
-    <w:p>
-      <w:pPr>
-        <w:spacing w:line="240" w:lineRule="auto"/>
-      </w:pPr>
-      <w:r>
-        <w:t xml:space="preserve"> </w:t>
-      </w:r>
-    </w:p>
-    <w:p>
-      <w:pPr>
-        <w:spacing w:line="240" w:lineRule="auto"/>
-      </w:pPr>
+    </w:p>
+    <w:p>
+      <w:pPr>
+        <w:spacing w:line="240" w:lineRule="auto"/>
+        <w:rPr>
+          <w:sz w:val="18"/>
+          <w:szCs w:val="18"/>
+        </w:rPr>
+      </w:pPr>
+      <w:r>
+        <w:rPr>
+          <w:sz w:val="18"/>
+          <w:szCs w:val="18"/>
+        </w:rPr>
+        <w:t xml:space="preserve">void </w:t>
+      </w:r>
       <w:proofErr w:type="spellStart"/>
       <w:proofErr w:type="gramStart"/>
       <w:r>
-        <w:t>donot</w:t>
+        <w:rPr>
+          <w:sz w:val="18"/>
+          <w:szCs w:val="18"/>
+        </w:rPr>
+        <w:t>processInbound</w:t>
+      </w:r>
+      <w:proofErr w:type="spellEnd"/>
+      <w:r>
+        <w:rPr>
+          <w:sz w:val="18"/>
+          <w:szCs w:val="18"/>
+        </w:rPr>
+        <w:t>();</w:t>
+      </w:r>
+      <w:proofErr w:type="gramEnd"/>
+    </w:p>
+    <w:p>
+      <w:pPr>
+        <w:spacing w:line="240" w:lineRule="auto"/>
+        <w:rPr>
+          <w:sz w:val="18"/>
+          <w:szCs w:val="18"/>
+        </w:rPr>
+      </w:pPr>
+      <w:r>
+        <w:rPr>
+          <w:sz w:val="18"/>
+          <w:szCs w:val="18"/>
+        </w:rPr>
+        <w:t>}</w:t>
+      </w:r>
+    </w:p>
+    <w:p>
+      <w:pPr>
+        <w:spacing w:line="240" w:lineRule="auto"/>
+        <w:rPr>
+          <w:sz w:val="18"/>
+          <w:szCs w:val="18"/>
+        </w:rPr>
+      </w:pPr>
+      <w:r>
+        <w:rPr>
+          <w:sz w:val="18"/>
+          <w:szCs w:val="18"/>
+        </w:rPr>
+        <w:t>Show more lines</w:t>
+      </w:r>
+    </w:p>
+    <w:p>
+      <w:pPr>
+        <w:spacing w:line="240" w:lineRule="auto"/>
+        <w:rPr>
+          <w:sz w:val="18"/>
+          <w:szCs w:val="18"/>
+        </w:rPr>
+      </w:pPr>
+      <w:r>
+        <w:rPr>
+          <w:sz w:val="18"/>
+          <w:szCs w:val="18"/>
+        </w:rPr>
+        <w:t>And implementation:</w:t>
+      </w:r>
+    </w:p>
+    <w:p>
+      <w:pPr>
+        <w:spacing w:line="240" w:lineRule="auto"/>
+        <w:rPr>
+          <w:sz w:val="18"/>
+          <w:szCs w:val="18"/>
+        </w:rPr>
+      </w:pPr>
+      <w:r>
+        <w:rPr>
+          <w:sz w:val="18"/>
+          <w:szCs w:val="18"/>
+        </w:rPr>
+        <w:t>Java</w:t>
+      </w:r>
+    </w:p>
+    <w:p>
+      <w:pPr>
+        <w:spacing w:line="240" w:lineRule="auto"/>
+        <w:rPr>
+          <w:sz w:val="18"/>
+          <w:szCs w:val="18"/>
+        </w:rPr>
+      </w:pPr>
+      <w:r>
+        <w:rPr>
+          <w:sz w:val="18"/>
+          <w:szCs w:val="18"/>
+        </w:rPr>
+        <w:t xml:space="preserve">public class </w:t>
+      </w:r>
+      <w:proofErr w:type="spellStart"/>
+      <w:r>
+        <w:rPr>
+          <w:sz w:val="18"/>
+          <w:szCs w:val="18"/>
+        </w:rPr>
+        <w:t>InboundCTWorkflowImpl</w:t>
+      </w:r>
+      <w:proofErr w:type="spellEnd"/>
+      <w:r>
+        <w:rPr>
+          <w:sz w:val="18"/>
+          <w:szCs w:val="18"/>
+        </w:rPr>
+        <w:t xml:space="preserve"> implements </w:t>
+      </w:r>
+      <w:proofErr w:type="spellStart"/>
+      <w:r>
+        <w:rPr>
+          <w:sz w:val="18"/>
+          <w:szCs w:val="18"/>
+        </w:rPr>
+        <w:t>InboundCTWorkflow</w:t>
+      </w:r>
+      <w:proofErr w:type="spellEnd"/>
+      <w:r>
+        <w:rPr>
+          <w:sz w:val="18"/>
+          <w:szCs w:val="18"/>
+        </w:rPr>
+        <w:t xml:space="preserve"> {</w:t>
+      </w:r>
+    </w:p>
+    <w:p>
+      <w:pPr>
+        <w:spacing w:line="240" w:lineRule="auto"/>
+        <w:rPr>
+          <w:sz w:val="18"/>
+          <w:szCs w:val="18"/>
+        </w:rPr>
+      </w:pPr>
+      <w:proofErr w:type="gramStart"/>
+      <w:r>
+        <w:rPr>
+          <w:sz w:val="18"/>
+          <w:szCs w:val="18"/>
+        </w:rPr>
+        <w:t>@Override</w:t>
+      </w:r>
+      <w:proofErr w:type="gramEnd"/>
+    </w:p>
+    <w:p>
+      <w:pPr>
+        <w:spacing w:line="240" w:lineRule="auto"/>
+        <w:rPr>
+          <w:sz w:val="18"/>
+          <w:szCs w:val="18"/>
+        </w:rPr>
+      </w:pPr>
+      <w:r>
+        <w:rPr>
+          <w:sz w:val="18"/>
+          <w:szCs w:val="18"/>
+        </w:rPr>
+        <w:t xml:space="preserve">public void </w:t>
+      </w:r>
+      <w:proofErr w:type="spellStart"/>
+      <w:proofErr w:type="gramStart"/>
+      <w:r>
+        <w:rPr>
+          <w:sz w:val="18"/>
+          <w:szCs w:val="18"/>
+        </w:rPr>
+        <w:t>processInbound</w:t>
+      </w:r>
+      <w:proofErr w:type="spellEnd"/>
+      <w:r>
+        <w:rPr>
+          <w:sz w:val="18"/>
+          <w:szCs w:val="18"/>
+        </w:rPr>
+        <w:t>(</w:t>
+      </w:r>
+      <w:proofErr w:type="gramEnd"/>
+      <w:r>
+        <w:rPr>
+          <w:sz w:val="18"/>
+          <w:szCs w:val="18"/>
+        </w:rPr>
+        <w:t>) {</w:t>
+      </w:r>
+    </w:p>
+    <w:p>
+      <w:pPr>
+        <w:spacing w:line="240" w:lineRule="auto"/>
+        <w:rPr>
+          <w:sz w:val="18"/>
+          <w:szCs w:val="18"/>
+        </w:rPr>
+      </w:pPr>
+      <w:r>
+        <w:rPr>
+          <w:sz w:val="18"/>
+          <w:szCs w:val="18"/>
+        </w:rPr>
+        <w:t>// logic</w:t>
+      </w:r>
+    </w:p>
+    <w:p>
+      <w:pPr>
+        <w:spacing w:line="240" w:lineRule="auto"/>
+        <w:rPr>
+          <w:sz w:val="18"/>
+          <w:szCs w:val="18"/>
+        </w:rPr>
+      </w:pPr>
+      <w:r>
+        <w:rPr>
+          <w:sz w:val="18"/>
+          <w:szCs w:val="18"/>
+        </w:rPr>
+        <w:t>}</w:t>
+      </w:r>
+    </w:p>
+    <w:p>
+      <w:pPr>
+        <w:spacing w:line="240" w:lineRule="auto"/>
+        <w:rPr>
+          <w:sz w:val="18"/>
+          <w:szCs w:val="18"/>
+        </w:rPr>
+      </w:pPr>
+      <w:r>
+        <w:rPr>
+          <w:sz w:val="18"/>
+          <w:szCs w:val="18"/>
+        </w:rPr>
+        <w:t>}</w:t>
+      </w:r>
+    </w:p>
+    <w:p>
+      <w:pPr>
+        <w:spacing w:line="240" w:lineRule="auto"/>
+        <w:rPr>
+          <w:sz w:val="18"/>
+          <w:szCs w:val="18"/>
+        </w:rPr>
+      </w:pPr>
+      <w:r>
+        <w:rPr>
+          <w:sz w:val="18"/>
+          <w:szCs w:val="18"/>
+        </w:rPr>
+        <w:t>``</w:t>
+      </w:r>
+    </w:p>
+    <w:p>
+      <w:pPr>
+        <w:spacing w:line="240" w:lineRule="auto"/>
+        <w:rPr>
+          <w:sz w:val="18"/>
+          <w:szCs w:val="18"/>
+        </w:rPr>
+      </w:pPr>
+      <w:r>
+        <w:rPr>
+          <w:sz w:val="18"/>
+          <w:szCs w:val="18"/>
+        </w:rPr>
+        <w:t>Show more lines</w:t>
+      </w:r>
+    </w:p>
+    <w:p>
+      <w:pPr>
+        <w:spacing w:line="240" w:lineRule="auto"/>
+        <w:rPr>
+          <w:sz w:val="18"/>
+          <w:szCs w:val="18"/>
+        </w:rPr>
+      </w:pPr>
+      <w:r>
+        <w:rPr>
+          <w:rFonts w:ascii="Segoe UI Emoji" w:hAnsi="Segoe UI Emoji" w:cs="Segoe UI Emoji"/>
+          <w:sz w:val="18"/>
+          <w:szCs w:val="18"/>
+        </w:rPr>
+        <w:t>👉</w:t>
+      </w:r>
+      <w:r>
+        <w:rPr>
+          <w:sz w:val="18"/>
+          <w:szCs w:val="18"/>
+        </w:rPr>
+        <w:t xml:space="preserve"> Here:</w:t>
+      </w:r>
+    </w:p>
+    <w:p>
+      <w:pPr>
+        <w:spacing w:line="240" w:lineRule="auto"/>
+        <w:rPr>
+          <w:sz w:val="18"/>
+          <w:szCs w:val="18"/>
+        </w:rPr>
+      </w:pPr>
+      <w:r>
+        <w:rPr>
+          <w:sz w:val="18"/>
+          <w:szCs w:val="18"/>
+        </w:rPr>
+        <w:t xml:space="preserve">Workflow Type = </w:t>
+      </w:r>
+      <w:proofErr w:type="spellStart"/>
+      <w:r>
+        <w:rPr>
+          <w:sz w:val="18"/>
+          <w:szCs w:val="18"/>
+        </w:rPr>
+        <w:t>InboundCTWorkflow</w:t>
+      </w:r>
+      <w:proofErr w:type="spellEnd"/>
+    </w:p>
+    <w:p>
+      <w:pPr>
+        <w:spacing w:line="240" w:lineRule="auto"/>
+        <w:rPr>
+          <w:sz w:val="18"/>
+          <w:szCs w:val="18"/>
+        </w:rPr>
+      </w:pPr>
+      <w:r>
+        <w:rPr>
+          <w:sz w:val="18"/>
+          <w:szCs w:val="18"/>
+        </w:rPr>
+        <w:pict w14:anchorId="32BD5746">
+          <v:rect id="_x0000_i1206" style="width:0;height:1.5pt" o:hralign="center" o:hrstd="t" o:hr="t" fillcolor="#a0a0a0" stroked="f"/>
+        </w:pict>
+      </w:r>
+    </w:p>
+    <w:p>
+      <w:pPr>
+        <w:spacing w:line="240" w:lineRule="auto"/>
+        <w:rPr>
+          <w:b/>
+          <w:bCs/>
+          <w:sz w:val="18"/>
+          <w:szCs w:val="18"/>
+        </w:rPr>
+      </w:pPr>
+      <w:r>
+        <w:rPr>
+          <w:rFonts w:ascii="Segoe UI Emoji" w:hAnsi="Segoe UI Emoji" w:cs="Segoe UI Emoji"/>
+          <w:b/>
+          <w:bCs/>
+          <w:sz w:val="18"/>
+          <w:szCs w:val="18"/>
+        </w:rPr>
+        <w:lastRenderedPageBreak/>
+        <w:t>✅</w:t>
+      </w:r>
+      <w:r>
+        <w:rPr>
+          <w:b/>
+          <w:bCs/>
+          <w:sz w:val="18"/>
+          <w:szCs w:val="18"/>
+        </w:rPr>
+        <w:t xml:space="preserve"> Where it gets registered</w:t>
+      </w:r>
+    </w:p>
+    <w:p>
+      <w:pPr>
+        <w:spacing w:line="240" w:lineRule="auto"/>
+        <w:rPr>
+          <w:sz w:val="18"/>
+          <w:szCs w:val="18"/>
+        </w:rPr>
+      </w:pPr>
+      <w:r>
+        <w:rPr>
+          <w:sz w:val="18"/>
+          <w:szCs w:val="18"/>
+        </w:rPr>
+        <w:t>In your worker code:</w:t>
+      </w:r>
+    </w:p>
+    <w:p>
+      <w:pPr>
+        <w:spacing w:line="240" w:lineRule="auto"/>
+        <w:rPr>
+          <w:sz w:val="18"/>
+          <w:szCs w:val="18"/>
+        </w:rPr>
+      </w:pPr>
+      <w:r>
+        <w:rPr>
+          <w:sz w:val="18"/>
+          <w:szCs w:val="18"/>
+        </w:rPr>
+        <w:t>Java</w:t>
+      </w:r>
+    </w:p>
+    <w:p>
+      <w:pPr>
+        <w:spacing w:line="240" w:lineRule="auto"/>
+        <w:rPr>
+          <w:sz w:val="18"/>
+          <w:szCs w:val="18"/>
+        </w:rPr>
+      </w:pPr>
+      <w:r>
+        <w:rPr>
+          <w:sz w:val="18"/>
+          <w:szCs w:val="18"/>
+        </w:rPr>
+        <w:t xml:space="preserve">Worker </w:t>
+      </w:r>
+      <w:proofErr w:type="spellStart"/>
+      <w:r>
+        <w:rPr>
+          <w:sz w:val="18"/>
+          <w:szCs w:val="18"/>
+        </w:rPr>
+        <w:t>worker</w:t>
+      </w:r>
+      <w:proofErr w:type="spellEnd"/>
+      <w:r>
+        <w:rPr>
+          <w:sz w:val="18"/>
+          <w:szCs w:val="18"/>
+        </w:rPr>
+        <w:t xml:space="preserve"> = </w:t>
+      </w:r>
+      <w:proofErr w:type="spellStart"/>
+      <w:proofErr w:type="gramStart"/>
+      <w:r>
+        <w:rPr>
+          <w:sz w:val="18"/>
+          <w:szCs w:val="18"/>
+        </w:rPr>
+        <w:t>factory.newWorker</w:t>
       </w:r>
       <w:proofErr w:type="spellEnd"/>
       <w:proofErr w:type="gramEnd"/>
       <w:r>
-        <w:t xml:space="preserve"> use any other model</w:t>
-      </w:r>
-    </w:p>
-    <w:p>
-      <w:pPr>
-        <w:spacing w:line="240" w:lineRule="auto"/>
-      </w:pPr>
-      <w:r>
-        <w:t xml:space="preserve"> </w:t>
-      </w:r>
-    </w:p>
-    <w:p>
-      <w:pPr>
-        <w:spacing w:line="240" w:lineRule="auto"/>
-      </w:pPr>
-      <w:r>
-        <w:t xml:space="preserve">opus4.7 is 15x so it will only have 20 request </w:t>
+        <w:rPr>
+          <w:sz w:val="18"/>
+          <w:szCs w:val="18"/>
+        </w:rPr>
+        <w:t>("your-task-queue"</w:t>
+      </w:r>
+      <w:proofErr w:type="gramStart"/>
+      <w:r>
+        <w:rPr>
+          <w:sz w:val="18"/>
+          <w:szCs w:val="18"/>
+        </w:rPr>
+        <w:t>);</w:t>
+      </w:r>
+      <w:proofErr w:type="gramEnd"/>
+    </w:p>
+    <w:p>
+      <w:pPr>
+        <w:spacing w:line="240" w:lineRule="auto"/>
+        <w:rPr>
+          <w:sz w:val="18"/>
+          <w:szCs w:val="18"/>
+        </w:rPr>
+      </w:pPr>
+    </w:p>
+    <w:p>
+      <w:pPr>
+        <w:spacing w:line="240" w:lineRule="auto"/>
+        <w:rPr>
+          <w:sz w:val="18"/>
+          <w:szCs w:val="18"/>
+        </w:rPr>
+      </w:pPr>
+      <w:proofErr w:type="gramStart"/>
+      <w:r>
+        <w:rPr>
+          <w:sz w:val="18"/>
+          <w:szCs w:val="18"/>
+        </w:rPr>
+        <w:t>worker.registerWorkflowImplementationTypes</w:t>
+      </w:r>
+      <w:proofErr w:type="gramEnd"/>
+      <w:r>
+        <w:rPr>
+          <w:sz w:val="18"/>
+          <w:szCs w:val="18"/>
+        </w:rPr>
+        <w:t>(InboundCTWorkflowImpl.class</w:t>
+      </w:r>
+      <w:proofErr w:type="gramStart"/>
+      <w:r>
+        <w:rPr>
+          <w:sz w:val="18"/>
+          <w:szCs w:val="18"/>
+        </w:rPr>
+        <w:t>);</w:t>
+      </w:r>
+      <w:proofErr w:type="gramEnd"/>
+    </w:p>
+    <w:p>
+      <w:pPr>
+        <w:spacing w:line="240" w:lineRule="auto"/>
+        <w:rPr>
+          <w:sz w:val="18"/>
+          <w:szCs w:val="18"/>
+        </w:rPr>
+      </w:pPr>
+      <w:r>
+        <w:rPr>
+          <w:sz w:val="18"/>
+          <w:szCs w:val="18"/>
+        </w:rPr>
+        <w:t>Show more lines</w:t>
+      </w:r>
+    </w:p>
+    <w:p>
+      <w:pPr>
+        <w:spacing w:line="240" w:lineRule="auto"/>
+        <w:rPr>
+          <w:sz w:val="18"/>
+          <w:szCs w:val="18"/>
+        </w:rPr>
+      </w:pPr>
+      <w:r>
+        <w:rPr>
+          <w:rFonts w:ascii="Segoe UI Emoji" w:hAnsi="Segoe UI Emoji" w:cs="Segoe UI Emoji"/>
+          <w:sz w:val="18"/>
+          <w:szCs w:val="18"/>
+        </w:rPr>
+        <w:t>👉</w:t>
+      </w:r>
+      <w:r>
+        <w:rPr>
+          <w:sz w:val="18"/>
+          <w:szCs w:val="18"/>
+        </w:rPr>
+        <w:t xml:space="preserve"> This registers the workflow with type:</w:t>
+      </w:r>
+    </w:p>
+    <w:p>
+      <w:pPr>
+        <w:spacing w:line="240" w:lineRule="auto"/>
+        <w:rPr>
+          <w:sz w:val="18"/>
+          <w:szCs w:val="18"/>
+        </w:rPr>
+      </w:pPr>
+      <w:proofErr w:type="spellStart"/>
+      <w:r>
+        <w:rPr>
+          <w:sz w:val="18"/>
+          <w:szCs w:val="18"/>
+        </w:rPr>
+        <w:t>InboundCTWorkflow</w:t>
+      </w:r>
+      <w:proofErr w:type="spellEnd"/>
+    </w:p>
+    <w:p>
+      <w:pPr>
+        <w:spacing w:line="240" w:lineRule="auto"/>
+        <w:rPr>
+          <w:sz w:val="18"/>
+          <w:szCs w:val="18"/>
+        </w:rPr>
+      </w:pPr>
+      <w:r>
+        <w:rPr>
+          <w:sz w:val="18"/>
+          <w:szCs w:val="18"/>
+        </w:rPr>
+        <w:pict w14:anchorId="24C9EDED">
+          <v:rect id="_x0000_i1207" style="width:0;height:1.5pt" o:hralign="center" o:hrstd="t" o:hr="t" fillcolor="#a0a0a0" stroked="f"/>
+        </w:pict>
+      </w:r>
+    </w:p>
+    <w:p>
+      <w:pPr>
+        <w:spacing w:line="240" w:lineRule="auto"/>
+        <w:rPr>
+          <w:b/>
+          <w:bCs/>
+          <w:sz w:val="18"/>
+          <w:szCs w:val="18"/>
+        </w:rPr>
+      </w:pPr>
+      <w:r>
+        <w:rPr>
+          <w:rFonts w:ascii="Segoe UI Emoji" w:hAnsi="Segoe UI Emoji" w:cs="Segoe UI Emoji"/>
+          <w:b/>
+          <w:bCs/>
+          <w:sz w:val="18"/>
+          <w:szCs w:val="18"/>
+        </w:rPr>
+        <w:t>✅</w:t>
+      </w:r>
+      <w:r>
+        <w:rPr>
+          <w:b/>
+          <w:bCs/>
+          <w:sz w:val="18"/>
+          <w:szCs w:val="18"/>
+        </w:rPr>
+        <w:t xml:space="preserve"> How to Change Workflow Type</w:t>
+      </w:r>
+    </w:p>
+    <w:p>
+      <w:pPr>
+        <w:spacing w:line="240" w:lineRule="auto"/>
+        <w:rPr>
+          <w:sz w:val="18"/>
+          <w:szCs w:val="18"/>
+        </w:rPr>
+      </w:pPr>
+      <w:r>
+        <w:rPr>
+          <w:sz w:val="18"/>
+          <w:szCs w:val="18"/>
+        </w:rPr>
+        <w:t xml:space="preserve">You have </w:t>
+      </w:r>
+      <w:r>
+        <w:rPr>
+          <w:b/>
+          <w:bCs/>
+          <w:sz w:val="18"/>
+          <w:szCs w:val="18"/>
+        </w:rPr>
+        <w:t>2 options</w:t>
+      </w:r>
+    </w:p>
+    <w:p>
+      <w:pPr>
+        <w:spacing w:line="240" w:lineRule="auto"/>
+        <w:rPr>
+          <w:sz w:val="18"/>
+          <w:szCs w:val="18"/>
+        </w:rPr>
+      </w:pPr>
+      <w:r>
+        <w:rPr>
+          <w:sz w:val="18"/>
+          <w:szCs w:val="18"/>
+        </w:rPr>
+        <w:pict w14:anchorId="71B95A3D">
+          <v:rect id="_x0000_i1208" style="width:0;height:1.5pt" o:hralign="center" o:hrstd="t" o:hr="t" fillcolor="#a0a0a0" stroked="f"/>
+        </w:pict>
+      </w:r>
+    </w:p>
+    <w:p>
+      <w:pPr>
+        <w:spacing w:line="240" w:lineRule="auto"/>
+        <w:rPr>
+          <w:b/>
+          <w:bCs/>
+          <w:sz w:val="18"/>
+          <w:szCs w:val="18"/>
+        </w:rPr>
+      </w:pPr>
+      <w:r>
+        <w:rPr>
+          <w:rFonts w:ascii="Segoe UI Emoji" w:hAnsi="Segoe UI Emoji" w:cs="Segoe UI Emoji"/>
+          <w:b/>
+          <w:bCs/>
+          <w:sz w:val="18"/>
+          <w:szCs w:val="18"/>
+        </w:rPr>
+        <w:t>✅</w:t>
+      </w:r>
+      <w:r>
+        <w:rPr>
+          <w:b/>
+          <w:bCs/>
+          <w:sz w:val="18"/>
+          <w:szCs w:val="18"/>
+        </w:rPr>
+        <w:t xml:space="preserve"> Option 1: Rename Interface (Recommended)</w:t>
+      </w:r>
+    </w:p>
+    <w:p>
+      <w:pPr>
+        <w:spacing w:line="240" w:lineRule="auto"/>
+        <w:rPr>
+          <w:sz w:val="18"/>
+          <w:szCs w:val="18"/>
+        </w:rPr>
+      </w:pPr>
+      <w:r>
+        <w:rPr>
+          <w:sz w:val="18"/>
+          <w:szCs w:val="18"/>
+        </w:rPr>
+        <w:t>Change:</w:t>
+      </w:r>
+    </w:p>
+    <w:p>
+      <w:pPr>
+        <w:spacing w:line="240" w:lineRule="auto"/>
+        <w:rPr>
+          <w:sz w:val="18"/>
+          <w:szCs w:val="18"/>
+        </w:rPr>
+      </w:pPr>
+      <w:r>
+        <w:rPr>
+          <w:sz w:val="18"/>
+          <w:szCs w:val="18"/>
+        </w:rPr>
+        <w:t>Java</w:t>
+      </w:r>
+    </w:p>
+    <w:p>
+      <w:pPr>
+        <w:spacing w:line="240" w:lineRule="auto"/>
+        <w:rPr>
+          <w:sz w:val="18"/>
+          <w:szCs w:val="18"/>
+        </w:rPr>
+      </w:pPr>
+      <w:r>
+        <w:rPr>
+          <w:sz w:val="18"/>
+          <w:szCs w:val="18"/>
+        </w:rPr>
+        <w:t xml:space="preserve">public interface </w:t>
+      </w:r>
+      <w:proofErr w:type="spellStart"/>
+      <w:r>
+        <w:rPr>
+          <w:sz w:val="18"/>
+          <w:szCs w:val="18"/>
+        </w:rPr>
+        <w:t>InboundCTWorkflow</w:t>
+      </w:r>
+      <w:proofErr w:type="spellEnd"/>
+    </w:p>
+    <w:p>
+      <w:pPr>
+        <w:spacing w:line="240" w:lineRule="auto"/>
+        <w:rPr>
+          <w:sz w:val="18"/>
+          <w:szCs w:val="18"/>
+        </w:rPr>
+      </w:pPr>
+      <w:r>
+        <w:rPr>
+          <w:sz w:val="18"/>
+          <w:szCs w:val="18"/>
+        </w:rPr>
+        <w:t>Show more lines</w:t>
+      </w:r>
+    </w:p>
+    <w:p>
+      <w:pPr>
+        <w:spacing w:line="240" w:lineRule="auto"/>
+        <w:rPr>
+          <w:sz w:val="18"/>
+          <w:szCs w:val="18"/>
+        </w:rPr>
+      </w:pPr>
+      <w:r>
+        <w:rPr>
+          <w:rFonts w:ascii="Segoe UI Emoji" w:hAnsi="Segoe UI Emoji" w:cs="Segoe UI Emoji"/>
+          <w:sz w:val="18"/>
+          <w:szCs w:val="18"/>
+        </w:rPr>
+        <w:t>➡️</w:t>
+      </w:r>
+      <w:r>
+        <w:rPr>
+          <w:sz w:val="18"/>
+          <w:szCs w:val="18"/>
+        </w:rPr>
+        <w:t xml:space="preserve"> to:</w:t>
+      </w:r>
+    </w:p>
+    <w:p>
+      <w:pPr>
+        <w:spacing w:line="240" w:lineRule="auto"/>
+        <w:rPr>
+          <w:sz w:val="18"/>
+          <w:szCs w:val="18"/>
+        </w:rPr>
+      </w:pPr>
+      <w:r>
+        <w:rPr>
+          <w:sz w:val="18"/>
+          <w:szCs w:val="18"/>
+        </w:rPr>
+        <w:t>Java</w:t>
+      </w:r>
+    </w:p>
+    <w:p>
+      <w:pPr>
+        <w:spacing w:line="240" w:lineRule="auto"/>
+        <w:rPr>
+          <w:sz w:val="18"/>
+          <w:szCs w:val="18"/>
+        </w:rPr>
+      </w:pPr>
+      <w:r>
+        <w:rPr>
+          <w:sz w:val="18"/>
+          <w:szCs w:val="18"/>
+        </w:rPr>
+        <w:t xml:space="preserve">public interface </w:t>
+      </w:r>
+      <w:proofErr w:type="spellStart"/>
+      <w:r>
+        <w:rPr>
+          <w:sz w:val="18"/>
+          <w:szCs w:val="18"/>
+        </w:rPr>
+        <w:t>CustomerInboundWorkflow</w:t>
+      </w:r>
+      <w:proofErr w:type="spellEnd"/>
+    </w:p>
+    <w:p>
+      <w:pPr>
+        <w:spacing w:line="240" w:lineRule="auto"/>
+        <w:rPr>
+          <w:sz w:val="18"/>
+          <w:szCs w:val="18"/>
+        </w:rPr>
+      </w:pPr>
+      <w:r>
+        <w:rPr>
+          <w:sz w:val="18"/>
+          <w:szCs w:val="18"/>
+        </w:rPr>
+        <w:t>Show more lines</w:t>
+      </w:r>
+    </w:p>
+    <w:p>
+      <w:pPr>
+        <w:spacing w:line="240" w:lineRule="auto"/>
+        <w:rPr>
+          <w:sz w:val="18"/>
+          <w:szCs w:val="18"/>
+        </w:rPr>
+      </w:pPr>
+      <w:proofErr w:type="gramStart"/>
+      <w:r>
+        <w:rPr>
+          <w:sz w:val="18"/>
+          <w:szCs w:val="18"/>
+        </w:rPr>
+        <w:t>Then</w:t>
+      </w:r>
+      <w:proofErr w:type="gramEnd"/>
+      <w:r>
+        <w:rPr>
+          <w:sz w:val="18"/>
+          <w:szCs w:val="18"/>
+        </w:rPr>
+        <w:t xml:space="preserve"> restart </w:t>
+      </w:r>
+      <w:proofErr w:type="gramStart"/>
+      <w:r>
+        <w:rPr>
+          <w:sz w:val="18"/>
+          <w:szCs w:val="18"/>
+        </w:rPr>
+        <w:t>worker</w:t>
+      </w:r>
+      <w:proofErr w:type="gramEnd"/>
+      <w:r>
+        <w:rPr>
+          <w:sz w:val="18"/>
+          <w:szCs w:val="18"/>
+        </w:rPr>
+        <w:t>.</w:t>
+      </w:r>
+    </w:p>
+    <w:p>
+      <w:pPr>
+        <w:spacing w:line="240" w:lineRule="auto"/>
+        <w:rPr>
+          <w:sz w:val="18"/>
+          <w:szCs w:val="18"/>
+        </w:rPr>
+      </w:pPr>
+      <w:r>
+        <w:rPr>
+          <w:rFonts w:ascii="Segoe UI Emoji" w:hAnsi="Segoe UI Emoji" w:cs="Segoe UI Emoji"/>
+          <w:sz w:val="18"/>
+          <w:szCs w:val="18"/>
+        </w:rPr>
+        <w:t>👉</w:t>
+      </w:r>
+      <w:r>
+        <w:rPr>
+          <w:sz w:val="18"/>
+          <w:szCs w:val="18"/>
+        </w:rPr>
+        <w:t xml:space="preserve"> UI will show:</w:t>
+      </w:r>
+    </w:p>
+    <w:p>
+      <w:pPr>
+        <w:spacing w:line="240" w:lineRule="auto"/>
+        <w:rPr>
+          <w:sz w:val="18"/>
+          <w:szCs w:val="18"/>
+        </w:rPr>
+      </w:pPr>
+      <w:r>
+        <w:rPr>
+          <w:sz w:val="18"/>
+          <w:szCs w:val="18"/>
+        </w:rPr>
+        <w:t xml:space="preserve">Workflow Type: </w:t>
+      </w:r>
+      <w:proofErr w:type="spellStart"/>
+      <w:r>
+        <w:rPr>
+          <w:sz w:val="18"/>
+          <w:szCs w:val="18"/>
+        </w:rPr>
+        <w:t>CustomerInboundWorkflow</w:t>
+      </w:r>
+      <w:proofErr w:type="spellEnd"/>
+    </w:p>
+    <w:p>
+      <w:pPr>
+        <w:spacing w:line="240" w:lineRule="auto"/>
+        <w:rPr>
+          <w:sz w:val="18"/>
+          <w:szCs w:val="18"/>
+        </w:rPr>
+      </w:pPr>
+      <w:r>
+        <w:rPr>
+          <w:sz w:val="18"/>
+          <w:szCs w:val="18"/>
+        </w:rPr>
+        <w:pict w14:anchorId="6EC7B863">
+          <v:rect id="_x0000_i1209" style="width:0;height:1.5pt" o:hralign="center" o:hrstd="t" o:hr="t" fillcolor="#a0a0a0" stroked="f"/>
+        </w:pict>
+      </w:r>
+    </w:p>
+    <w:p>
+      <w:pPr>
+        <w:spacing w:line="240" w:lineRule="auto"/>
+        <w:rPr>
+          <w:b/>
+          <w:bCs/>
+          <w:sz w:val="18"/>
+          <w:szCs w:val="18"/>
+        </w:rPr>
+      </w:pPr>
+      <w:r>
+        <w:rPr>
+          <w:rFonts w:ascii="Segoe UI Emoji" w:hAnsi="Segoe UI Emoji" w:cs="Segoe UI Emoji"/>
+          <w:b/>
+          <w:bCs/>
+          <w:sz w:val="18"/>
+          <w:szCs w:val="18"/>
+        </w:rPr>
+        <w:t>✅</w:t>
+      </w:r>
+      <w:r>
+        <w:rPr>
+          <w:b/>
+          <w:bCs/>
+          <w:sz w:val="18"/>
+          <w:szCs w:val="18"/>
+        </w:rPr>
+        <w:t xml:space="preserve"> Option 2: Use Custom Name (Advanced)</w:t>
+      </w:r>
+    </w:p>
+    <w:p>
+      <w:pPr>
+        <w:spacing w:line="240" w:lineRule="auto"/>
+        <w:rPr>
+          <w:sz w:val="18"/>
+          <w:szCs w:val="18"/>
+        </w:rPr>
+      </w:pPr>
+      <w:r>
+        <w:rPr>
+          <w:sz w:val="18"/>
+          <w:szCs w:val="18"/>
+        </w:rPr>
+        <w:t>You can override the workflow name using annotation:</w:t>
+      </w:r>
+    </w:p>
+    <w:p>
+      <w:pPr>
+        <w:spacing w:line="240" w:lineRule="auto"/>
+        <w:rPr>
+          <w:sz w:val="18"/>
+          <w:szCs w:val="18"/>
+        </w:rPr>
+      </w:pPr>
+      <w:r>
+        <w:rPr>
+          <w:sz w:val="18"/>
+          <w:szCs w:val="18"/>
+        </w:rPr>
+        <w:t>Java</w:t>
+      </w:r>
+    </w:p>
+    <w:p>
+      <w:pPr>
+        <w:spacing w:line="240" w:lineRule="auto"/>
+        <w:rPr>
+          <w:sz w:val="18"/>
+          <w:szCs w:val="18"/>
+        </w:rPr>
+      </w:pPr>
+      <w:proofErr w:type="gramStart"/>
+      <w:r>
+        <w:rPr>
+          <w:sz w:val="18"/>
+          <w:szCs w:val="18"/>
+        </w:rPr>
+        <w:t>@WorkflowInterface</w:t>
+      </w:r>
+      <w:proofErr w:type="gramEnd"/>
+    </w:p>
+    <w:p>
+      <w:pPr>
+        <w:spacing w:line="240" w:lineRule="auto"/>
+        <w:rPr>
+          <w:sz w:val="18"/>
+          <w:szCs w:val="18"/>
+        </w:rPr>
+      </w:pPr>
+      <w:r>
+        <w:rPr>
+          <w:sz w:val="18"/>
+          <w:szCs w:val="18"/>
+        </w:rPr>
+        <w:t xml:space="preserve">public interface </w:t>
+      </w:r>
+      <w:proofErr w:type="spellStart"/>
+      <w:r>
+        <w:rPr>
+          <w:sz w:val="18"/>
+          <w:szCs w:val="18"/>
+        </w:rPr>
+        <w:t>InboundCTWorkflow</w:t>
+      </w:r>
+      <w:proofErr w:type="spellEnd"/>
+      <w:r>
+        <w:rPr>
+          <w:sz w:val="18"/>
+          <w:szCs w:val="18"/>
+        </w:rPr>
+        <w:t xml:space="preserve"> {</w:t>
+      </w:r>
+    </w:p>
+    <w:p>
+      <w:pPr>
+        <w:spacing w:line="240" w:lineRule="auto"/>
+        <w:rPr>
+          <w:sz w:val="18"/>
+          <w:szCs w:val="18"/>
+        </w:rPr>
+      </w:pPr>
+    </w:p>
+    <w:p>
+      <w:pPr>
+        <w:spacing w:line="240" w:lineRule="auto"/>
+        <w:rPr>
+          <w:sz w:val="18"/>
+          <w:szCs w:val="18"/>
+        </w:rPr>
+      </w:pPr>
+      <w:r>
+        <w:rPr>
+          <w:sz w:val="18"/>
+          <w:szCs w:val="18"/>
+        </w:rPr>
+        <w:t>@</w:t>
+      </w:r>
+      <w:proofErr w:type="gramStart"/>
+      <w:r>
+        <w:rPr>
+          <w:sz w:val="18"/>
+          <w:szCs w:val="18"/>
+        </w:rPr>
+        <w:t>WorkflowMethod(</w:t>
+      </w:r>
+      <w:proofErr w:type="gramEnd"/>
+      <w:r>
+        <w:rPr>
+          <w:sz w:val="18"/>
+          <w:szCs w:val="18"/>
+        </w:rPr>
+        <w:t>name = "</w:t>
+      </w:r>
+      <w:proofErr w:type="spellStart"/>
+      <w:r>
+        <w:rPr>
+          <w:sz w:val="18"/>
+          <w:szCs w:val="18"/>
+        </w:rPr>
+        <w:t>CustomInboundWorkflow</w:t>
+      </w:r>
+      <w:proofErr w:type="spellEnd"/>
+      <w:r>
+        <w:rPr>
+          <w:sz w:val="18"/>
+          <w:szCs w:val="18"/>
+        </w:rPr>
+        <w:t>")</w:t>
+      </w:r>
+    </w:p>
+    <w:p>
+      <w:pPr>
+        <w:spacing w:line="240" w:lineRule="auto"/>
+        <w:rPr>
+          <w:sz w:val="18"/>
+          <w:szCs w:val="18"/>
+        </w:rPr>
+      </w:pPr>
+      <w:r>
+        <w:rPr>
+          <w:sz w:val="18"/>
+          <w:szCs w:val="18"/>
+        </w:rPr>
+        <w:t xml:space="preserve">void </w:t>
       </w:r>
       <w:proofErr w:type="spellStart"/>
       <w:proofErr w:type="gramStart"/>
       <w:r>
-        <w:t>permonth</w:t>
+        <w:rPr>
+          <w:sz w:val="18"/>
+          <w:szCs w:val="18"/>
+        </w:rPr>
+        <w:t>processInbound</w:t>
       </w:r>
       <w:proofErr w:type="spellEnd"/>
       <w:r>
-        <w:t>..</w:t>
+        <w:rPr>
+          <w:sz w:val="18"/>
+          <w:szCs w:val="18"/>
+        </w:rPr>
+        <w:t>();</w:t>
       </w:r>
       <w:proofErr w:type="gramEnd"/>
-      <w:r>
-        <w:t xml:space="preserve"> </w:t>
+    </w:p>
+    <w:p>
+      <w:pPr>
+        <w:spacing w:line="240" w:lineRule="auto"/>
+        <w:rPr>
+          <w:sz w:val="18"/>
+          <w:szCs w:val="18"/>
+        </w:rPr>
+      </w:pPr>
+      <w:r>
+        <w:rPr>
+          <w:sz w:val="18"/>
+          <w:szCs w:val="18"/>
+        </w:rPr>
+        <w:lastRenderedPageBreak/>
+        <w:t>}</w:t>
+      </w:r>
+    </w:p>
+    <w:p>
+      <w:pPr>
+        <w:spacing w:line="240" w:lineRule="auto"/>
+        <w:rPr>
+          <w:sz w:val="18"/>
+          <w:szCs w:val="18"/>
+        </w:rPr>
+      </w:pPr>
+      <w:r>
+        <w:rPr>
+          <w:sz w:val="18"/>
+          <w:szCs w:val="18"/>
+        </w:rPr>
+        <w:t>Show more lines</w:t>
+      </w:r>
+    </w:p>
+    <w:p>
+      <w:pPr>
+        <w:spacing w:line="240" w:lineRule="auto"/>
+        <w:rPr>
+          <w:sz w:val="18"/>
+          <w:szCs w:val="18"/>
+        </w:rPr>
+      </w:pPr>
+      <w:r>
+        <w:rPr>
+          <w:rFonts w:ascii="Segoe UI Emoji" w:hAnsi="Segoe UI Emoji" w:cs="Segoe UI Emoji"/>
+          <w:sz w:val="18"/>
+          <w:szCs w:val="18"/>
+        </w:rPr>
+        <w:t>👉</w:t>
+      </w:r>
+      <w:r>
+        <w:rPr>
+          <w:sz w:val="18"/>
+          <w:szCs w:val="18"/>
+        </w:rPr>
+        <w:t xml:space="preserve"> Then UI shows:</w:t>
+      </w:r>
+    </w:p>
+    <w:p>
+      <w:pPr>
+        <w:spacing w:line="240" w:lineRule="auto"/>
+        <w:rPr>
+          <w:sz w:val="18"/>
+          <w:szCs w:val="18"/>
+        </w:rPr>
+      </w:pPr>
+      <w:r>
+        <w:rPr>
+          <w:sz w:val="18"/>
+          <w:szCs w:val="18"/>
+        </w:rPr>
+        <w:t xml:space="preserve">Workflow Type: </w:t>
+      </w:r>
+      <w:proofErr w:type="spellStart"/>
+      <w:r>
+        <w:rPr>
+          <w:sz w:val="18"/>
+          <w:szCs w:val="18"/>
+        </w:rPr>
+        <w:t>CustomInboundWorkflow</w:t>
+      </w:r>
+      <w:proofErr w:type="spellEnd"/>
+    </w:p>
+    <w:p>
+      <w:pPr>
+        <w:spacing w:line="240" w:lineRule="auto"/>
+        <w:rPr>
+          <w:sz w:val="18"/>
+          <w:szCs w:val="18"/>
+        </w:rPr>
+      </w:pPr>
+      <w:r>
+        <w:rPr>
+          <w:sz w:val="18"/>
+          <w:szCs w:val="18"/>
+        </w:rPr>
+        <w:pict w14:anchorId="7EF9B342">
+          <v:rect id="_x0000_i1210" style="width:0;height:1.5pt" o:hralign="center" o:hrstd="t" o:hr="t" fillcolor="#a0a0a0" stroked="f"/>
+        </w:pict>
+      </w:r>
+    </w:p>
+    <w:p>
+      <w:pPr>
+        <w:spacing w:line="240" w:lineRule="auto"/>
+        <w:rPr>
+          <w:b/>
+          <w:bCs/>
+          <w:sz w:val="18"/>
+          <w:szCs w:val="18"/>
+        </w:rPr>
+      </w:pPr>
+      <w:r>
+        <w:rPr>
+          <w:rFonts w:ascii="Segoe UI Emoji" w:hAnsi="Segoe UI Emoji" w:cs="Segoe UI Emoji"/>
+          <w:b/>
+          <w:bCs/>
+          <w:sz w:val="18"/>
+          <w:szCs w:val="18"/>
+        </w:rPr>
+        <w:t>✅</w:t>
+      </w:r>
+      <w:r>
+        <w:rPr>
+          <w:b/>
+          <w:bCs/>
+          <w:sz w:val="18"/>
+          <w:szCs w:val="18"/>
+        </w:rPr>
+        <w:t xml:space="preserve"> Important Notes</w:t>
+      </w:r>
+    </w:p>
+    <w:p>
+      <w:pPr>
+        <w:spacing w:line="240" w:lineRule="auto"/>
+        <w:rPr>
+          <w:b/>
+          <w:bCs/>
+          <w:sz w:val="18"/>
+          <w:szCs w:val="18"/>
+        </w:rPr>
+      </w:pPr>
+      <w:r>
+        <w:rPr>
+          <w:rFonts w:ascii="Segoe UI Emoji" w:hAnsi="Segoe UI Emoji" w:cs="Segoe UI Emoji"/>
+          <w:b/>
+          <w:bCs/>
+          <w:sz w:val="18"/>
+          <w:szCs w:val="18"/>
+        </w:rPr>
+        <w:t>❗</w:t>
+      </w:r>
+      <w:r>
+        <w:rPr>
+          <w:b/>
+          <w:bCs/>
+          <w:sz w:val="18"/>
+          <w:szCs w:val="18"/>
+        </w:rPr>
+        <w:t xml:space="preserve"> Existing workflows won't change</w:t>
+      </w:r>
+    </w:p>
+    <w:p>
+      <w:pPr>
+        <w:spacing w:line="240" w:lineRule="auto"/>
+        <w:rPr>
+          <w:sz w:val="18"/>
+          <w:szCs w:val="18"/>
+        </w:rPr>
+      </w:pPr>
+      <w:r>
+        <w:rPr>
+          <w:sz w:val="18"/>
+          <w:szCs w:val="18"/>
+        </w:rPr>
+        <w:t>Already running workflows will still show old name.</w:t>
+      </w:r>
+    </w:p>
+    <w:p>
+      <w:pPr>
+        <w:spacing w:line="240" w:lineRule="auto"/>
+        <w:rPr>
+          <w:sz w:val="18"/>
+          <w:szCs w:val="18"/>
+        </w:rPr>
+      </w:pPr>
+      <w:r>
+        <w:rPr>
+          <w:sz w:val="18"/>
+          <w:szCs w:val="18"/>
+        </w:rPr>
+        <w:pict w14:anchorId="4C5EF093">
+          <v:rect id="_x0000_i1211" style="width:0;height:1.5pt" o:hralign="center" o:hrstd="t" o:hr="t" fillcolor="#a0a0a0" stroked="f"/>
+        </w:pict>
+      </w:r>
+    </w:p>
+    <w:p>
+      <w:pPr>
+        <w:spacing w:line="240" w:lineRule="auto"/>
+        <w:rPr>
+          <w:b/>
+          <w:bCs/>
+          <w:sz w:val="18"/>
+          <w:szCs w:val="18"/>
+        </w:rPr>
+      </w:pPr>
+      <w:r>
+        <w:rPr>
+          <w:rFonts w:ascii="Segoe UI Emoji" w:hAnsi="Segoe UI Emoji" w:cs="Segoe UI Emoji"/>
+          <w:b/>
+          <w:bCs/>
+          <w:sz w:val="18"/>
+          <w:szCs w:val="18"/>
+        </w:rPr>
+        <w:t>❗</w:t>
+      </w:r>
+      <w:r>
+        <w:rPr>
+          <w:b/>
+          <w:bCs/>
+          <w:sz w:val="18"/>
+          <w:szCs w:val="18"/>
+        </w:rPr>
+        <w:t xml:space="preserve"> Restart required</w:t>
+      </w:r>
+    </w:p>
+    <w:p>
+      <w:pPr>
+        <w:spacing w:line="240" w:lineRule="auto"/>
+        <w:rPr>
+          <w:sz w:val="18"/>
+          <w:szCs w:val="18"/>
+        </w:rPr>
+      </w:pPr>
+      <w:r>
+        <w:rPr>
+          <w:sz w:val="18"/>
+          <w:szCs w:val="18"/>
+        </w:rPr>
+        <w:t>After change:</w:t>
+      </w:r>
+    </w:p>
+    <w:p>
+      <w:pPr>
+        <w:numPr>
+          <w:ilvl w:val="0"/>
+          <w:numId w:val="72"/>
+        </w:numPr>
+        <w:spacing w:line="240" w:lineRule="auto"/>
+        <w:rPr>
+          <w:sz w:val="18"/>
+          <w:szCs w:val="18"/>
+        </w:rPr>
+      </w:pPr>
+      <w:r>
+        <w:rPr>
+          <w:sz w:val="18"/>
+          <w:szCs w:val="18"/>
+        </w:rPr>
+        <w:t xml:space="preserve">Restart </w:t>
+      </w:r>
+      <w:r>
+        <w:rPr>
+          <w:b/>
+          <w:bCs/>
+          <w:sz w:val="18"/>
+          <w:szCs w:val="18"/>
+        </w:rPr>
+        <w:t>worker service</w:t>
+      </w:r>
+    </w:p>
+    <w:p>
+      <w:pPr>
+        <w:numPr>
+          <w:ilvl w:val="0"/>
+          <w:numId w:val="72"/>
+        </w:numPr>
+        <w:spacing w:line="240" w:lineRule="auto"/>
+        <w:rPr>
+          <w:sz w:val="18"/>
+          <w:szCs w:val="18"/>
+        </w:rPr>
+      </w:pPr>
+      <w:r>
+        <w:rPr>
+          <w:sz w:val="18"/>
+          <w:szCs w:val="18"/>
+        </w:rPr>
+        <w:t xml:space="preserve">New executions will use new </w:t>
       </w:r>
       <w:proofErr w:type="gramStart"/>
       <w:r>
-        <w:t>so</w:t>
+        <w:rPr>
+          <w:sz w:val="18"/>
+          <w:szCs w:val="18"/>
+        </w:rPr>
+        <w:t>name</w:t>
       </w:r>
       <w:proofErr w:type="gramEnd"/>
-      <w:r>
-        <w:t xml:space="preserve"> be cautious</w:t>
-      </w:r>
-    </w:p>
-    <w:p>
-      <w:pPr>
-        <w:spacing w:line="240" w:lineRule="auto"/>
-      </w:pPr>
-      <w:r>
-        <w:t>===================================================================================</w:t>
-      </w:r>
+    </w:p>
+    <w:p>
+      <w:pPr>
+        <w:spacing w:line="240" w:lineRule="auto"/>
+        <w:rPr>
+          <w:sz w:val="18"/>
+          <w:szCs w:val="18"/>
+        </w:rPr>
+      </w:pPr>
+      <w:r>
+        <w:rPr>
+          <w:sz w:val="18"/>
+          <w:szCs w:val="18"/>
+        </w:rPr>
+        <w:pict w14:anchorId="71400C25">
+          <v:rect id="_x0000_i1212" style="width:0;height:1.5pt" o:hralign="center" o:hrstd="t" o:hr="t" fillcolor="#a0a0a0" stroked="f"/>
+        </w:pict>
+      </w:r>
+    </w:p>
+    <w:p>
+      <w:pPr>
+        <w:spacing w:line="240" w:lineRule="auto"/>
+        <w:rPr>
+          <w:b/>
+          <w:bCs/>
+          <w:sz w:val="18"/>
+          <w:szCs w:val="18"/>
+        </w:rPr>
+      </w:pPr>
+      <w:r>
+        <w:rPr>
+          <w:rFonts w:ascii="Segoe UI Emoji" w:hAnsi="Segoe UI Emoji" w:cs="Segoe UI Emoji"/>
+          <w:b/>
+          <w:bCs/>
+          <w:sz w:val="18"/>
+          <w:szCs w:val="18"/>
+        </w:rPr>
+        <w:t>❗</w:t>
+      </w:r>
+      <w:r>
+        <w:rPr>
+          <w:b/>
+          <w:bCs/>
+          <w:sz w:val="18"/>
+          <w:szCs w:val="18"/>
+        </w:rPr>
+        <w:t xml:space="preserve"> Can't change from UI</w:t>
+      </w:r>
+    </w:p>
+    <w:p>
+      <w:pPr>
+        <w:spacing w:line="240" w:lineRule="auto"/>
+        <w:rPr>
+          <w:sz w:val="18"/>
+          <w:szCs w:val="18"/>
+        </w:rPr>
+      </w:pPr>
+      <w:r>
+        <w:rPr>
+          <w:sz w:val="18"/>
+          <w:szCs w:val="18"/>
+        </w:rPr>
+        <w:t xml:space="preserve">Temporal UI is </w:t>
+      </w:r>
+      <w:r>
+        <w:rPr>
+          <w:b/>
+          <w:bCs/>
+          <w:sz w:val="18"/>
+          <w:szCs w:val="18"/>
+        </w:rPr>
+        <w:t>read-only</w:t>
+      </w:r>
+      <w:r>
+        <w:rPr>
+          <w:sz w:val="18"/>
+          <w:szCs w:val="18"/>
+        </w:rPr>
+        <w:t xml:space="preserve"> You cannot:</w:t>
+      </w:r>
+    </w:p>
+    <w:p>
+      <w:pPr>
+        <w:numPr>
+          <w:ilvl w:val="0"/>
+          <w:numId w:val="73"/>
+        </w:numPr>
+        <w:spacing w:line="240" w:lineRule="auto"/>
+        <w:rPr>
+          <w:sz w:val="18"/>
+          <w:szCs w:val="18"/>
+        </w:rPr>
+      </w:pPr>
+      <w:r>
+        <w:rPr>
+          <w:sz w:val="18"/>
+          <w:szCs w:val="18"/>
+        </w:rPr>
+        <w:t>Rename workflow</w:t>
+      </w:r>
+    </w:p>
+    <w:p>
+      <w:pPr>
+        <w:numPr>
+          <w:ilvl w:val="0"/>
+          <w:numId w:val="73"/>
+        </w:numPr>
+        <w:spacing w:line="240" w:lineRule="auto"/>
+        <w:rPr>
+          <w:sz w:val="18"/>
+          <w:szCs w:val="18"/>
+        </w:rPr>
+      </w:pPr>
+      <w:r>
+        <w:rPr>
+          <w:sz w:val="18"/>
+          <w:szCs w:val="18"/>
+        </w:rPr>
+        <w:t>Modify workflow</w:t>
+      </w:r>
+    </w:p>
+    <w:p>
+      <w:pPr>
+        <w:spacing w:line="240" w:lineRule="auto"/>
+        <w:rPr>
+          <w:sz w:val="18"/>
+          <w:szCs w:val="18"/>
+        </w:rPr>
+      </w:pPr>
+      <w:r>
+        <w:rPr>
+          <w:sz w:val="18"/>
+          <w:szCs w:val="18"/>
+        </w:rPr>
+        <w:pict w14:anchorId="411ED1FD">
+          <v:rect id="_x0000_i1213" style="width:0;height:1.5pt" o:hralign="center" o:hrstd="t" o:hr="t" fillcolor="#a0a0a0" stroked="f"/>
+        </w:pict>
+      </w:r>
+    </w:p>
+    <w:p>
+      <w:pPr>
+        <w:spacing w:line="240" w:lineRule="auto"/>
+        <w:rPr>
+          <w:b/>
+          <w:bCs/>
+          <w:sz w:val="18"/>
+          <w:szCs w:val="18"/>
+        </w:rPr>
+      </w:pPr>
+      <w:r>
+        <w:rPr>
+          <w:rFonts w:ascii="Segoe UI Emoji" w:hAnsi="Segoe UI Emoji" w:cs="Segoe UI Emoji"/>
+          <w:b/>
+          <w:bCs/>
+          <w:sz w:val="18"/>
+          <w:szCs w:val="18"/>
+        </w:rPr>
+        <w:t>✅</w:t>
+      </w:r>
+      <w:r>
+        <w:rPr>
+          <w:b/>
+          <w:bCs/>
+          <w:sz w:val="18"/>
+          <w:szCs w:val="18"/>
+        </w:rPr>
+        <w:t xml:space="preserve"> How to find it in your code quickly</w:t>
+      </w:r>
+    </w:p>
+    <w:p>
+      <w:pPr>
+        <w:spacing w:line="240" w:lineRule="auto"/>
+        <w:rPr>
+          <w:sz w:val="18"/>
+          <w:szCs w:val="18"/>
+        </w:rPr>
+      </w:pPr>
+      <w:r>
+        <w:rPr>
+          <w:sz w:val="18"/>
+          <w:szCs w:val="18"/>
+        </w:rPr>
+        <w:t xml:space="preserve">Search </w:t>
+      </w:r>
+      <w:proofErr w:type="gramStart"/>
+      <w:r>
+        <w:rPr>
+          <w:sz w:val="18"/>
+          <w:szCs w:val="18"/>
+        </w:rPr>
+        <w:t>in project</w:t>
+      </w:r>
+      <w:proofErr w:type="gramEnd"/>
+      <w:r>
+        <w:rPr>
+          <w:sz w:val="18"/>
+          <w:szCs w:val="18"/>
+        </w:rPr>
+        <w:t>:</w:t>
+      </w:r>
+    </w:p>
+    <w:p>
+      <w:pPr>
+        <w:spacing w:line="240" w:lineRule="auto"/>
+        <w:rPr>
+          <w:sz w:val="18"/>
+          <w:szCs w:val="18"/>
+        </w:rPr>
+      </w:pPr>
+      <w:proofErr w:type="spellStart"/>
+      <w:r>
+        <w:rPr>
+          <w:sz w:val="18"/>
+          <w:szCs w:val="18"/>
+        </w:rPr>
+        <w:t>InboundCTWorkflow</w:t>
+      </w:r>
+      <w:proofErr w:type="spellEnd"/>
+    </w:p>
+    <w:p>
+      <w:pPr>
+        <w:spacing w:line="240" w:lineRule="auto"/>
+        <w:rPr>
+          <w:sz w:val="18"/>
+          <w:szCs w:val="18"/>
+        </w:rPr>
+      </w:pPr>
+      <w:r>
+        <w:rPr>
+          <w:sz w:val="18"/>
+          <w:szCs w:val="18"/>
+        </w:rPr>
+        <w:t>Look for:</w:t>
+      </w:r>
+    </w:p>
+    <w:p>
+      <w:pPr>
+        <w:numPr>
+          <w:ilvl w:val="0"/>
+          <w:numId w:val="74"/>
+        </w:numPr>
+        <w:spacing w:line="240" w:lineRule="auto"/>
+        <w:rPr>
+          <w:sz w:val="18"/>
+          <w:szCs w:val="18"/>
+        </w:rPr>
+      </w:pPr>
+      <w:proofErr w:type="gramStart"/>
+      <w:r>
+        <w:rPr>
+          <w:sz w:val="18"/>
+          <w:szCs w:val="18"/>
+        </w:rPr>
+        <w:t>@WorkflowInterface</w:t>
+      </w:r>
+      <w:proofErr w:type="gramEnd"/>
+    </w:p>
+    <w:p>
+      <w:pPr>
+        <w:numPr>
+          <w:ilvl w:val="0"/>
+          <w:numId w:val="74"/>
+        </w:numPr>
+        <w:spacing w:line="240" w:lineRule="auto"/>
+        <w:rPr>
+          <w:sz w:val="18"/>
+          <w:szCs w:val="18"/>
+        </w:rPr>
+      </w:pPr>
+      <w:proofErr w:type="spellStart"/>
+      <w:r>
+        <w:rPr>
+          <w:sz w:val="18"/>
+          <w:szCs w:val="18"/>
+        </w:rPr>
+        <w:t>registerWorkflowImplementationTypes</w:t>
+      </w:r>
+      <w:proofErr w:type="spellEnd"/>
+    </w:p>
+    <w:p>
+      <w:pPr>
+        <w:spacing w:line="240" w:lineRule="auto"/>
+        <w:rPr>
+          <w:sz w:val="18"/>
+          <w:szCs w:val="18"/>
+        </w:rPr>
+      </w:pPr>
+      <w:r>
+        <w:rPr>
+          <w:sz w:val="18"/>
+          <w:szCs w:val="18"/>
+        </w:rPr>
+        <w:pict w14:anchorId="566ABC23">
+          <v:rect id="_x0000_i1214" style="width:0;height:1.5pt" o:hralign="center" o:hrstd="t" o:hr="t" fillcolor="#a0a0a0" stroked="f"/>
+        </w:pict>
+      </w:r>
+    </w:p>
+    <w:p>
+      <w:pPr>
+        <w:spacing w:line="240" w:lineRule="auto"/>
+        <w:rPr>
+          <w:b/>
+          <w:bCs/>
+          <w:sz w:val="18"/>
+          <w:szCs w:val="18"/>
+        </w:rPr>
+      </w:pPr>
+      <w:r>
+        <w:rPr>
+          <w:rFonts w:ascii="Segoe UI Emoji" w:hAnsi="Segoe UI Emoji" w:cs="Segoe UI Emoji"/>
+          <w:b/>
+          <w:bCs/>
+          <w:sz w:val="18"/>
+          <w:szCs w:val="18"/>
+        </w:rPr>
+        <w:t>✅</w:t>
+      </w:r>
+      <w:r>
+        <w:rPr>
+          <w:b/>
+          <w:bCs/>
+          <w:sz w:val="18"/>
+          <w:szCs w:val="18"/>
+        </w:rPr>
+        <w:t xml:space="preserve"> Summary</w:t>
+      </w:r>
+    </w:p>
+    <w:tbl>
+      <w:tblPr>
+        <w:tblW w:w="0" w:type="auto"/>
+        <w:tblCellSpacing w:w="15" w:type="dxa"/>
+        <w:tblCellMar>
+          <w:top w:w="15" w:type="dxa"/>
+          <w:left w:w="15" w:type="dxa"/>
+          <w:bottom w:w="15" w:type="dxa"/>
+          <w:right w:w="15" w:type="dxa"/>
+        </w:tblCellMar>
+        <w:tblLook w:val="04A0" w:firstRow="1" w:lastRow="0" w:firstColumn="1" w:lastColumn="0" w:noHBand="0" w:noVBand="1"/>
+      </w:tblPr>
+      <w:tblGrid>
+        <w:gridCol w:w="1532"/>
+        <w:gridCol w:w="2046"/>
+      </w:tblGrid>
+      <w:tr>
+        <w:trPr>
+          <w:tblCellSpacing w:w="15" w:type="dxa"/>
+        </w:trPr>
+        <w:tc>
+          <w:tcPr>
+            <w:tcW w:w="0" w:type="auto"/>
+            <w:tcBorders>
+              <w:top w:val="single" w:sz="6" w:space="0" w:color="E6E6E6"/>
+              <w:left w:val="single" w:sz="6" w:space="0" w:color="E6E6E6"/>
+              <w:bottom w:val="single" w:sz="6" w:space="0" w:color="E6E6E6"/>
+              <w:right w:val="single" w:sz="6" w:space="0" w:color="E6E6E6"/>
+            </w:tcBorders>
+            <w:shd w:val="clear" w:color="auto" w:fill="F5F5F5"/>
+            <w:vAlign w:val="center"/>
+            <w:hideMark/>
+          </w:tcPr>
+          <w:p>
+            <w:pPr>
+              <w:spacing w:line="240" w:lineRule="auto"/>
+              <w:rPr>
+                <w:b/>
+                <w:bCs/>
+                <w:sz w:val="18"/>
+                <w:szCs w:val="18"/>
+              </w:rPr>
+            </w:pPr>
+            <w:r>
+              <w:rPr>
+                <w:b/>
+                <w:bCs/>
+                <w:sz w:val="18"/>
+                <w:szCs w:val="18"/>
+              </w:rPr>
+              <w:t>Thing</w:t>
+            </w:r>
+          </w:p>
+        </w:tc>
+        <w:tc>
+          <w:tcPr>
+            <w:tcW w:w="0" w:type="auto"/>
+            <w:tcBorders>
+              <w:top w:val="single" w:sz="6" w:space="0" w:color="E6E6E6"/>
+              <w:left w:val="single" w:sz="6" w:space="0" w:color="E6E6E6"/>
+              <w:bottom w:val="single" w:sz="6" w:space="0" w:color="E6E6E6"/>
+              <w:right w:val="single" w:sz="6" w:space="0" w:color="E6E6E6"/>
+            </w:tcBorders>
+            <w:shd w:val="clear" w:color="auto" w:fill="F5F5F5"/>
+            <w:vAlign w:val="center"/>
+            <w:hideMark/>
+          </w:tcPr>
+          <w:p>
+            <w:pPr>
+              <w:spacing w:line="240" w:lineRule="auto"/>
+              <w:rPr>
+                <w:b/>
+                <w:bCs/>
+                <w:sz w:val="18"/>
+                <w:szCs w:val="18"/>
+              </w:rPr>
+            </w:pPr>
+            <w:r>
+              <w:rPr>
+                <w:b/>
+                <w:bCs/>
+                <w:sz w:val="18"/>
+                <w:szCs w:val="18"/>
+              </w:rPr>
+              <w:t>Location</w:t>
+            </w:r>
+          </w:p>
+        </w:tc>
+      </w:tr>
+      <w:tr>
+        <w:trPr>
+          <w:tblCellSpacing w:w="15" w:type="dxa"/>
+        </w:trPr>
+        <w:tc>
+          <w:tcPr>
+            <w:tcW w:w="0" w:type="auto"/>
+            <w:tcBorders>
+              <w:top w:val="single" w:sz="6" w:space="0" w:color="E6E6E6"/>
+              <w:left w:val="single" w:sz="6" w:space="0" w:color="E6E6E6"/>
+              <w:bottom w:val="single" w:sz="6" w:space="0" w:color="E6E6E6"/>
+              <w:right w:val="single" w:sz="6" w:space="0" w:color="E6E6E6"/>
+            </w:tcBorders>
+            <w:vAlign w:val="center"/>
+            <w:hideMark/>
+          </w:tcPr>
+          <w:p>
+            <w:pPr>
+              <w:spacing w:line="240" w:lineRule="auto"/>
+              <w:rPr>
+                <w:sz w:val="18"/>
+                <w:szCs w:val="18"/>
+              </w:rPr>
+            </w:pPr>
+            <w:r>
+              <w:rPr>
+                <w:sz w:val="18"/>
+                <w:szCs w:val="18"/>
+              </w:rPr>
+              <w:t>Workflow Type</w:t>
+            </w:r>
+          </w:p>
+        </w:tc>
+        <w:tc>
+          <w:tcPr>
+            <w:tcW w:w="0" w:type="auto"/>
+            <w:tcBorders>
+              <w:top w:val="single" w:sz="6" w:space="0" w:color="E6E6E6"/>
+              <w:left w:val="single" w:sz="6" w:space="0" w:color="E6E6E6"/>
+              <w:bottom w:val="single" w:sz="6" w:space="0" w:color="E6E6E6"/>
+              <w:right w:val="single" w:sz="6" w:space="0" w:color="E6E6E6"/>
+            </w:tcBorders>
+            <w:vAlign w:val="center"/>
+            <w:hideMark/>
+          </w:tcPr>
+          <w:p>
+            <w:pPr>
+              <w:spacing w:line="240" w:lineRule="auto"/>
+              <w:rPr>
+                <w:sz w:val="18"/>
+                <w:szCs w:val="18"/>
+              </w:rPr>
+            </w:pPr>
+            <w:r>
+              <w:rPr>
+                <w:sz w:val="18"/>
+                <w:szCs w:val="18"/>
+              </w:rPr>
+              <w:t>Workflow Interface name</w:t>
+            </w:r>
+          </w:p>
+        </w:tc>
+      </w:tr>
+      <w:tr>
+        <w:trPr>
+          <w:tblCellSpacing w:w="15" w:type="dxa"/>
+        </w:trPr>
+        <w:tc>
+          <w:tcPr>
+            <w:tcW w:w="0" w:type="auto"/>
+            <w:tcBorders>
+              <w:top w:val="single" w:sz="6" w:space="0" w:color="E6E6E6"/>
+              <w:left w:val="single" w:sz="6" w:space="0" w:color="E6E6E6"/>
+              <w:bottom w:val="single" w:sz="6" w:space="0" w:color="E6E6E6"/>
+              <w:right w:val="single" w:sz="6" w:space="0" w:color="E6E6E6"/>
+            </w:tcBorders>
+            <w:vAlign w:val="center"/>
+            <w:hideMark/>
+          </w:tcPr>
+          <w:p>
+            <w:pPr>
+              <w:spacing w:line="240" w:lineRule="auto"/>
+              <w:rPr>
+                <w:sz w:val="18"/>
+                <w:szCs w:val="18"/>
+              </w:rPr>
+            </w:pPr>
+            <w:r>
+              <w:rPr>
+                <w:sz w:val="18"/>
+                <w:szCs w:val="18"/>
+              </w:rPr>
+              <w:t>Registration</w:t>
+            </w:r>
+          </w:p>
+        </w:tc>
+        <w:tc>
+          <w:tcPr>
+            <w:tcW w:w="0" w:type="auto"/>
+            <w:tcBorders>
+              <w:top w:val="single" w:sz="6" w:space="0" w:color="E6E6E6"/>
+              <w:left w:val="single" w:sz="6" w:space="0" w:color="E6E6E6"/>
+              <w:bottom w:val="single" w:sz="6" w:space="0" w:color="E6E6E6"/>
+              <w:right w:val="single" w:sz="6" w:space="0" w:color="E6E6E6"/>
+            </w:tcBorders>
+            <w:vAlign w:val="center"/>
+            <w:hideMark/>
+          </w:tcPr>
+          <w:p>
+            <w:pPr>
+              <w:spacing w:line="240" w:lineRule="auto"/>
+              <w:rPr>
+                <w:sz w:val="18"/>
+                <w:szCs w:val="18"/>
+              </w:rPr>
+            </w:pPr>
+            <w:r>
+              <w:rPr>
+                <w:sz w:val="18"/>
+                <w:szCs w:val="18"/>
+              </w:rPr>
+              <w:t>Worker code</w:t>
+            </w:r>
+          </w:p>
+        </w:tc>
+      </w:tr>
+      <w:tr>
+        <w:trPr>
+          <w:tblCellSpacing w:w="15" w:type="dxa"/>
+        </w:trPr>
+        <w:tc>
+          <w:tcPr>
+            <w:tcW w:w="0" w:type="auto"/>
+            <w:tcBorders>
+              <w:top w:val="single" w:sz="6" w:space="0" w:color="E6E6E6"/>
+              <w:left w:val="single" w:sz="6" w:space="0" w:color="E6E6E6"/>
+              <w:bottom w:val="single" w:sz="6" w:space="0" w:color="E6E6E6"/>
+              <w:right w:val="single" w:sz="6" w:space="0" w:color="E6E6E6"/>
+            </w:tcBorders>
+            <w:vAlign w:val="center"/>
+            <w:hideMark/>
+          </w:tcPr>
+          <w:p>
+            <w:pPr>
+              <w:spacing w:line="240" w:lineRule="auto"/>
+              <w:rPr>
+                <w:sz w:val="18"/>
+                <w:szCs w:val="18"/>
+              </w:rPr>
+            </w:pPr>
+            <w:r>
+              <w:rPr>
+                <w:sz w:val="18"/>
+                <w:szCs w:val="18"/>
+              </w:rPr>
+              <w:t>Change from UI</w:t>
+            </w:r>
+          </w:p>
+        </w:tc>
+        <w:tc>
+          <w:tcPr>
+            <w:tcW w:w="0" w:type="auto"/>
+            <w:tcBorders>
+              <w:top w:val="single" w:sz="6" w:space="0" w:color="E6E6E6"/>
+              <w:left w:val="single" w:sz="6" w:space="0" w:color="E6E6E6"/>
+              <w:bottom w:val="single" w:sz="6" w:space="0" w:color="E6E6E6"/>
+              <w:right w:val="single" w:sz="6" w:space="0" w:color="E6E6E6"/>
+            </w:tcBorders>
+            <w:vAlign w:val="center"/>
+            <w:hideMark/>
+          </w:tcPr>
+          <w:p>
+            <w:pPr>
+              <w:spacing w:line="240" w:lineRule="auto"/>
+              <w:rPr>
+                <w:sz w:val="18"/>
+                <w:szCs w:val="18"/>
+              </w:rPr>
+            </w:pPr>
+            <w:r>
+              <w:rPr>
+                <w:rFonts w:ascii="Segoe UI Emoji" w:hAnsi="Segoe UI Emoji" w:cs="Segoe UI Emoji"/>
+                <w:sz w:val="18"/>
+                <w:szCs w:val="18"/>
+              </w:rPr>
+              <w:t>❌</w:t>
+            </w:r>
+            <w:r>
+              <w:rPr>
+                <w:sz w:val="18"/>
+                <w:szCs w:val="18"/>
+              </w:rPr>
+              <w:t xml:space="preserve"> Not possible</w:t>
+            </w:r>
+          </w:p>
+        </w:tc>
+      </w:tr>
+      <w:tr>
+        <w:trPr>
+          <w:tblCellSpacing w:w="15" w:type="dxa"/>
+        </w:trPr>
+        <w:tc>
+          <w:tcPr>
+            <w:tcW w:w="0" w:type="auto"/>
+            <w:tcBorders>
+              <w:top w:val="single" w:sz="6" w:space="0" w:color="E6E6E6"/>
+              <w:left w:val="single" w:sz="6" w:space="0" w:color="E6E6E6"/>
+              <w:bottom w:val="single" w:sz="6" w:space="0" w:color="E6E6E6"/>
+              <w:right w:val="single" w:sz="6" w:space="0" w:color="E6E6E6"/>
+            </w:tcBorders>
+            <w:vAlign w:val="center"/>
+            <w:hideMark/>
+          </w:tcPr>
+          <w:p>
+            <w:pPr>
+              <w:spacing w:line="240" w:lineRule="auto"/>
+              <w:rPr>
+                <w:sz w:val="18"/>
+                <w:szCs w:val="18"/>
+              </w:rPr>
+            </w:pPr>
+            <w:r>
+              <w:rPr>
+                <w:sz w:val="18"/>
+                <w:szCs w:val="18"/>
+              </w:rPr>
+              <w:lastRenderedPageBreak/>
+              <w:t>Change from code</w:t>
+            </w:r>
+          </w:p>
+        </w:tc>
+        <w:tc>
+          <w:tcPr>
+            <w:tcW w:w="0" w:type="auto"/>
+            <w:tcBorders>
+              <w:top w:val="single" w:sz="6" w:space="0" w:color="E6E6E6"/>
+              <w:left w:val="single" w:sz="6" w:space="0" w:color="E6E6E6"/>
+              <w:bottom w:val="single" w:sz="6" w:space="0" w:color="E6E6E6"/>
+              <w:right w:val="single" w:sz="6" w:space="0" w:color="E6E6E6"/>
+            </w:tcBorders>
+            <w:vAlign w:val="center"/>
+            <w:hideMark/>
+          </w:tcPr>
+          <w:p>
+            <w:pPr>
+              <w:spacing w:line="240" w:lineRule="auto"/>
+              <w:rPr>
+                <w:sz w:val="18"/>
+                <w:szCs w:val="18"/>
+              </w:rPr>
+            </w:pPr>
+            <w:r>
+              <w:rPr>
+                <w:rFonts w:ascii="Segoe UI Emoji" w:hAnsi="Segoe UI Emoji" w:cs="Segoe UI Emoji"/>
+                <w:sz w:val="18"/>
+                <w:szCs w:val="18"/>
+              </w:rPr>
+              <w:t>✅</w:t>
+            </w:r>
+            <w:r>
+              <w:rPr>
+                <w:sz w:val="18"/>
+                <w:szCs w:val="18"/>
+              </w:rPr>
+              <w:t xml:space="preserve"> Yes</w:t>
+            </w:r>
+          </w:p>
+        </w:tc>
+      </w:tr>
+    </w:tbl>
+    <w:p>
+      <w:pPr>
+        <w:spacing w:line="240" w:lineRule="auto"/>
+        <w:rPr>
+          <w:sz w:val="18"/>
+          <w:szCs w:val="18"/>
+        </w:rPr>
+      </w:pPr>
+    </w:p>
+    <w:p>
+      <w:pPr>
+        <w:spacing w:line="240" w:lineRule="auto"/>
+        <w:rPr>
+          <w:b/>
+          <w:bCs/>
+          <w:sz w:val="36"/>
+          <w:szCs w:val="36"/>
+        </w:rPr>
+      </w:pPr>
+    </w:p>
+    <w:p>
+      <w:pPr>
+        <w:spacing w:line="240" w:lineRule="auto"/>
+        <w:rPr>
+          <w:b/>
+          <w:bCs/>
+          <w:sz w:val="36"/>
+          <w:szCs w:val="36"/>
+        </w:rPr>
+      </w:pPr>
+    </w:p>
+    <w:p>
+      <w:pPr>
+        <w:spacing w:line="240" w:lineRule="auto"/>
+        <w:rPr>
+          <w:b/>
+          <w:bCs/>
+          <w:sz w:val="36"/>
+          <w:szCs w:val="36"/>
+        </w:rPr>
+      </w:pPr>
+    </w:p>
+    <w:p>
+      <w:pPr>
+        <w:spacing w:line="240" w:lineRule="auto"/>
+        <w:rPr>
+          <w:b/>
+          <w:bCs/>
+          <w:sz w:val="36"/>
+          <w:szCs w:val="36"/>
+        </w:rPr>
+      </w:pPr>
+      <w:r>
+        <w:rPr>
+          <w:b/>
+          <w:bCs/>
+          <w:sz w:val="36"/>
+          <w:szCs w:val="36"/>
+        </w:rPr>
+        <w:t xml:space="preserve">Issues and solution in </w:t>
+      </w:r>
+      <w:proofErr w:type="spellStart"/>
+      <w:r>
+        <w:rPr>
+          <w:b/>
+          <w:bCs/>
+          <w:sz w:val="36"/>
+          <w:szCs w:val="36"/>
+        </w:rPr>
+        <w:t>kafka</w:t>
+      </w:r>
+      <w:proofErr w:type="spellEnd"/>
+    </w:p>
+    <w:p>
+      <w:pPr>
+        <w:spacing w:line="240" w:lineRule="auto"/>
+      </w:pPr>
+      <w:r>
+        <w:t>Step 1: Stop Kafka completely</w:t>
+      </w:r>
+    </w:p>
+    <w:p>
+      <w:pPr>
+        <w:spacing w:line="240" w:lineRule="auto"/>
+      </w:pPr>
+      <w:proofErr w:type="spellStart"/>
+      <w:r>
+        <w:t>taskkill</w:t>
+      </w:r>
+      <w:proofErr w:type="spellEnd"/>
+      <w:r>
+        <w:t xml:space="preserve"> /F /IM java.exe</w:t>
+      </w:r>
+    </w:p>
+    <w:p>
+      <w:pPr>
+        <w:spacing w:line="240" w:lineRule="auto"/>
+      </w:pPr>
+      <w:r>
+        <w:t>Step 2: Delete the data directory</w:t>
+      </w:r>
+    </w:p>
+    <w:p>
+      <w:pPr>
+        <w:spacing w:line="240" w:lineRule="auto"/>
+      </w:pPr>
+      <w:proofErr w:type="spellStart"/>
+      <w:r>
+        <w:t>rmdir</w:t>
+      </w:r>
+      <w:proofErr w:type="spellEnd"/>
+      <w:r>
+        <w:t xml:space="preserve"> /S /Q C:\tmp\kraft-combined-logs </w:t>
+      </w:r>
+    </w:p>
+    <w:p>
+      <w:pPr>
+        <w:spacing w:line="240" w:lineRule="auto"/>
+      </w:pPr>
+    </w:p>
+    <w:p>
+      <w:pPr>
+        <w:spacing w:line="240" w:lineRule="auto"/>
+      </w:pPr>
+      <w:r>
+        <w:t>issues:</w:t>
+      </w:r>
+    </w:p>
+    <w:p>
+      <w:pPr>
+        <w:spacing w:line="240" w:lineRule="auto"/>
+      </w:pPr>
+    </w:p>
+    <w:p>
+      <w:pPr>
+        <w:spacing w:line="240" w:lineRule="auto"/>
+      </w:pPr>
+      <w:r>
+        <w:rPr>
+          <w:rFonts w:ascii="Segoe UI Emoji" w:hAnsi="Segoe UI Emoji" w:cs="Segoe UI Emoji"/>
+        </w:rPr>
+        <w:t>✅</w:t>
+      </w:r>
+      <w:r>
+        <w:t xml:space="preserve"> Root Cause</w:t>
+      </w:r>
+    </w:p>
+    <w:p>
+      <w:pPr>
+        <w:spacing w:line="240" w:lineRule="auto"/>
+      </w:pPr>
+      <w:r>
+        <w:t>Kafka (</w:t>
+      </w:r>
+      <w:proofErr w:type="spellStart"/>
+      <w:r>
+        <w:t>KRaft</w:t>
+      </w:r>
+      <w:proofErr w:type="spellEnd"/>
+      <w:r>
+        <w:t xml:space="preserve"> mode) requires a formatted storage directory before startup.</w:t>
+      </w:r>
+    </w:p>
+    <w:p>
+      <w:pPr>
+        <w:spacing w:line="240" w:lineRule="auto"/>
+      </w:pPr>
+      <w:r>
+        <w:rPr>
+          <w:rFonts w:ascii="Segoe UI Emoji" w:hAnsi="Segoe UI Emoji" w:cs="Segoe UI Emoji"/>
+        </w:rPr>
+        <w:t>👉</w:t>
+      </w:r>
+      <w:r>
+        <w:t xml:space="preserve"> When you deleted kraft-combined-logs, you also deleted:</w:t>
+      </w:r>
+    </w:p>
+    <w:p>
+      <w:pPr>
+        <w:spacing w:line="240" w:lineRule="auto"/>
+      </w:pPr>
+      <w:proofErr w:type="spellStart"/>
+      <w:proofErr w:type="gramStart"/>
+      <w:r>
+        <w:t>meta.properties</w:t>
+      </w:r>
+      <w:proofErr w:type="spellEnd"/>
+      <w:proofErr w:type="gramEnd"/>
+    </w:p>
+    <w:p>
+      <w:pPr>
+        <w:spacing w:line="240" w:lineRule="auto"/>
+      </w:pPr>
+    </w:p>
+    <w:p>
+      <w:pPr>
+        <w:spacing w:line="240" w:lineRule="auto"/>
+      </w:pPr>
+      <w:r>
+        <w:t>This file contains:</w:t>
+      </w:r>
+    </w:p>
+    <w:p>
+      <w:pPr>
+        <w:spacing w:line="240" w:lineRule="auto"/>
+      </w:pPr>
+    </w:p>
+    <w:p>
+      <w:pPr>
+        <w:spacing w:line="240" w:lineRule="auto"/>
+      </w:pPr>
+      <w:r>
+        <w:t>Cluster ID</w:t>
+      </w:r>
+    </w:p>
+    <w:p>
+      <w:pPr>
+        <w:spacing w:line="240" w:lineRule="auto"/>
+      </w:pPr>
+      <w:r>
+        <w:t>Node ID</w:t>
+      </w:r>
+    </w:p>
+    <w:p>
+      <w:pPr>
+        <w:spacing w:line="240" w:lineRule="auto"/>
+      </w:pPr>
+      <w:r>
+        <w:t>Metadata info</w:t>
+      </w:r>
+    </w:p>
+    <w:p>
+      <w:pPr>
+        <w:spacing w:line="240" w:lineRule="auto"/>
+      </w:pPr>
+    </w:p>
+    <w:p>
+      <w:pPr>
+        <w:spacing w:line="240" w:lineRule="auto"/>
+      </w:pPr>
+      <w:r>
+        <w:t>Without it, Kafka cannot start.</w:t>
+      </w:r>
+    </w:p>
+    <w:p>
+      <w:pPr>
+        <w:spacing w:line="240" w:lineRule="auto"/>
+      </w:pPr>
+    </w:p>
+    <w:p>
+      <w:pPr>
+        <w:spacing w:line="240" w:lineRule="auto"/>
+      </w:pPr>
+    </w:p>
+    <w:p>
+      <w:pPr>
+        <w:spacing w:line="240" w:lineRule="auto"/>
+      </w:pPr>
+      <w:r>
+        <w:lastRenderedPageBreak/>
+        <w:t>Step-by-Step Solution</w:t>
+      </w:r>
+    </w:p>
+    <w:p>
+      <w:pPr>
+        <w:spacing w:line="240" w:lineRule="auto"/>
+      </w:pPr>
+      <w:proofErr w:type="spellStart"/>
+      <w:r>
+        <w:t>taskkill</w:t>
+      </w:r>
+      <w:proofErr w:type="spellEnd"/>
+      <w:r>
+        <w:t xml:space="preserve"> /F /IM java.exe</w:t>
+      </w:r>
+    </w:p>
+    <w:p>
+      <w:pPr>
+        <w:spacing w:line="240" w:lineRule="auto"/>
+      </w:pPr>
+      <w:proofErr w:type="spellStart"/>
+      <w:r>
+        <w:t>rmdir</w:t>
+      </w:r>
+      <w:proofErr w:type="spellEnd"/>
+      <w:r>
+        <w:t xml:space="preserve"> /S /Q C:\tmp\kraft-combined-logs</w:t>
+      </w:r>
+    </w:p>
+    <w:p>
+      <w:pPr>
+        <w:spacing w:line="240" w:lineRule="auto"/>
+      </w:pPr>
+    </w:p>
+    <w:p>
+      <w:pPr>
+        <w:spacing w:line="240" w:lineRule="auto"/>
+        <w:rPr>
+          <w:lang w:val="nl-NL"/>
+        </w:rPr>
+      </w:pPr>
+      <w:r>
+        <w:rPr>
+          <w:lang w:val="nl-NL"/>
+        </w:rPr>
+        <w:t>.\bin\windows\kafka-storage.bat random-uuid</w:t>
+      </w:r>
+    </w:p>
+    <w:p>
+      <w:pPr>
+        <w:spacing w:line="240" w:lineRule="auto"/>
+        <w:rPr>
+          <w:lang w:val="nl-NL"/>
+        </w:rPr>
+      </w:pPr>
+      <w:r>
+        <w:rPr>
+          <w:lang w:val="nl-NL"/>
+        </w:rPr>
+        <w:t>.\bin\windows\kafka-storage.bat format -t &lt;ID&gt; -c config\kraft\server.properties</w:t>
+      </w:r>
+    </w:p>
+    <w:p>
+      <w:pPr>
+        <w:spacing w:line="240" w:lineRule="auto"/>
+        <w:rPr>
+          <w:lang w:val="nl-NL"/>
+        </w:rPr>
+      </w:pPr>
+      <w:r>
+        <w:rPr>
+          <w:lang w:val="nl-NL"/>
+        </w:rPr>
+        <w:t>.\bin\windows\kafka-server-start.bat config\kraft\server.properties</w:t>
+      </w:r>
+    </w:p>
+    <w:p>
+      <w:pPr>
+        <w:spacing w:line="240" w:lineRule="auto"/>
+        <w:rPr>
+          <w:lang w:val="nl-NL"/>
+        </w:rPr>
+      </w:pPr>
+    </w:p>
+    <w:p>
+      <w:pPr>
+        <w:spacing w:line="240" w:lineRule="auto"/>
+      </w:pPr>
+      <w:r>
+        <w:t>again issues:</w:t>
+      </w:r>
+    </w:p>
+    <w:p>
+      <w:pPr>
+        <w:spacing w:line="240" w:lineRule="auto"/>
+      </w:pPr>
+    </w:p>
+    <w:p>
+      <w:pPr>
+        <w:spacing w:line="240" w:lineRule="auto"/>
+      </w:pPr>
+      <w:r>
+        <w:t>Change log directory (avoid temp folder issues)</w:t>
+      </w:r>
+    </w:p>
+    <w:p>
+      <w:pPr>
+        <w:spacing w:line="240" w:lineRule="auto"/>
+      </w:pPr>
+      <w:r>
+        <w:t>Edit config\kraft\</w:t>
+      </w:r>
+      <w:proofErr w:type="spellStart"/>
+      <w:r>
+        <w:t>server.properties</w:t>
+      </w:r>
+      <w:proofErr w:type="spellEnd"/>
+      <w:r>
+        <w:t>:</w:t>
+      </w:r>
+    </w:p>
+    <w:p>
+      <w:pPr>
+        <w:spacing w:line="240" w:lineRule="auto"/>
+      </w:pPr>
+    </w:p>
+    <w:p>
+      <w:pPr>
+        <w:spacing w:line="240" w:lineRule="auto"/>
+      </w:pPr>
+      <w:r>
+        <w:rPr>
+          <w:rFonts w:ascii="Segoe UI Emoji" w:hAnsi="Segoe UI Emoji" w:cs="Segoe UI Emoji"/>
+        </w:rPr>
+        <w:t>✅</w:t>
+      </w:r>
+      <w:r>
+        <w:t xml:space="preserve"> Correct Way to Set </w:t>
+      </w:r>
+      <w:proofErr w:type="spellStart"/>
+      <w:proofErr w:type="gramStart"/>
+      <w:r>
+        <w:t>log.dirs</w:t>
+      </w:r>
+      <w:proofErr w:type="spellEnd"/>
+      <w:proofErr w:type="gramEnd"/>
+    </w:p>
+    <w:p>
+      <w:pPr>
+        <w:spacing w:line="240" w:lineRule="auto"/>
+      </w:pPr>
+      <w:r>
+        <w:rPr>
+          <w:rFonts w:ascii="Segoe UI Emoji" w:hAnsi="Segoe UI Emoji" w:cs="Segoe UI Emoji"/>
+        </w:rPr>
+        <w:t>🔹</w:t>
+      </w:r>
+      <w:r>
+        <w:t xml:space="preserve"> Step 1: Open the config file</w:t>
+      </w:r>
+    </w:p>
+    <w:p>
+      <w:pPr>
+        <w:spacing w:line="240" w:lineRule="auto"/>
+      </w:pPr>
+      <w:r>
+        <w:t>Go to:</w:t>
+      </w:r>
+    </w:p>
+    <w:p>
+      <w:pPr>
+        <w:spacing w:line="240" w:lineRule="auto"/>
+      </w:pPr>
+      <w:r>
+        <w:t>C:\kafka\K\kafka_2.13-3.7.0\config\kraft\server.properties</w:t>
+      </w:r>
+    </w:p>
+    <w:p>
+      <w:pPr>
+        <w:spacing w:line="240" w:lineRule="auto"/>
+      </w:pPr>
+    </w:p>
+    <w:p>
+      <w:pPr>
+        <w:spacing w:line="240" w:lineRule="auto"/>
+      </w:pPr>
+      <w:r>
+        <w:t>Open it in Notepad or any editor.</w:t>
+      </w:r>
+    </w:p>
+    <w:p>
+      <w:pPr>
+        <w:spacing w:line="240" w:lineRule="auto"/>
+      </w:pPr>
+    </w:p>
+    <w:p>
+      <w:pPr>
+        <w:spacing w:line="240" w:lineRule="auto"/>
+      </w:pPr>
+    </w:p>
+    <w:p>
+      <w:pPr>
+        <w:spacing w:line="240" w:lineRule="auto"/>
+      </w:pPr>
     </w:p>
     <w:p>
       <w:pPr>
@@ -539,7 +3041,6 @@
         <w:spacing w:line="240" w:lineRule="auto"/>
       </w:pPr>
       <w:r>
-        <w:lastRenderedPageBreak/>
         <w:t>temporal operator namespace create --namespace ebips-rt1</w:t>
       </w:r>
     </w:p>
@@ -558,238 +3059,6 @@
       <w:r>
         <w:t xml:space="preserve"> --type Keyword</w:t>
       </w:r>
-    </w:p>
-    <w:p>
-      <w:pPr>
-        <w:spacing w:line="240" w:lineRule="auto"/>
-      </w:pPr>
-      <w:r>
-        <w:t xml:space="preserve">temporal operator search-attribute create --namespace ebips-rt1 --name </w:t>
-      </w:r>
-      <w:proofErr w:type="spellStart"/>
-      <w:r>
-        <w:t>FailureReason</w:t>
-      </w:r>
-      <w:proofErr w:type="spellEnd"/>
-      <w:r>
-        <w:t xml:space="preserve"> --type Text</w:t>
-      </w:r>
-    </w:p>
-    <w:p>
-      <w:pPr>
-        <w:spacing w:line="240" w:lineRule="auto"/>
-      </w:pPr>
-      <w:r>
-        <w:t xml:space="preserve">temporal operator search-attribute create --namespace ebips-rt1 --name </w:t>
-      </w:r>
-      <w:proofErr w:type="spellStart"/>
-      <w:r>
-        <w:t>IsFailure</w:t>
-      </w:r>
-      <w:proofErr w:type="spellEnd"/>
-      <w:r>
-        <w:t xml:space="preserve"> --type Bool</w:t>
-      </w:r>
-    </w:p>
-    <w:p>
-      <w:pPr>
-        <w:spacing w:line="240" w:lineRule="auto"/>
-      </w:pPr>
-      <w:r>
-        <w:t xml:space="preserve">temporal operator search-attribute create --namespace ebips-rt1 --name </w:t>
-      </w:r>
-      <w:proofErr w:type="spellStart"/>
-      <w:r>
-        <w:t>FailureTimestamp</w:t>
-      </w:r>
-      <w:proofErr w:type="spellEnd"/>
-      <w:r>
-        <w:t xml:space="preserve"> --type Datetime</w:t>
-      </w:r>
-    </w:p>
-    <w:p>
-      <w:pPr>
-        <w:spacing w:line="240" w:lineRule="auto"/>
-      </w:pPr>
-      <w:r>
-        <w:t xml:space="preserve">temporal operator search-attribute create --namespace ebips-rt1 --name </w:t>
-      </w:r>
-      <w:proofErr w:type="spellStart"/>
-      <w:r>
-        <w:t>FailureMessageKey</w:t>
-      </w:r>
-      <w:proofErr w:type="spellEnd"/>
-      <w:r>
-        <w:t xml:space="preserve"> --type Keyword</w:t>
-      </w:r>
-    </w:p>
-    <w:p>
-      <w:pPr>
-        <w:spacing w:line="240" w:lineRule="auto"/>
-      </w:pPr>
-    </w:p>
-    <w:p>
-      <w:pPr>
-        <w:spacing w:line="240" w:lineRule="auto"/>
-      </w:pPr>
-      <w:r>
-        <w:t>================================================================</w:t>
-      </w:r>
-    </w:p>
-    <w:p>
-      <w:pPr>
-        <w:spacing w:line="240" w:lineRule="auto"/>
-      </w:pPr>
-      <w:r>
-        <w:t># Start server</w:t>
-      </w:r>
-    </w:p>
-    <w:p>
-      <w:pPr>
-        <w:spacing w:line="240" w:lineRule="auto"/>
-      </w:pPr>
-      <w:r>
-        <w:t>temporal server start-dev</w:t>
-      </w:r>
-    </w:p>
-    <w:p>
-      <w:pPr>
-        <w:spacing w:line="240" w:lineRule="auto"/>
-      </w:pPr>
-    </w:p>
-    <w:p>
-      <w:pPr>
-        <w:spacing w:line="240" w:lineRule="auto"/>
-      </w:pPr>
-      <w:r>
-        <w:t># Create namespace</w:t>
-      </w:r>
-    </w:p>
-    <w:p>
-      <w:pPr>
-        <w:spacing w:line="240" w:lineRule="auto"/>
-      </w:pPr>
-      <w:proofErr w:type="gramStart"/>
-      <w:r>
-        <w:t>temporal operator namespace</w:t>
-      </w:r>
-      <w:proofErr w:type="gramEnd"/>
-      <w:r>
-        <w:t xml:space="preserve"> </w:t>
-      </w:r>
-      <w:proofErr w:type="gramStart"/>
-      <w:r>
-        <w:t>create</w:t>
-      </w:r>
-      <w:proofErr w:type="gramEnd"/>
-      <w:r>
-        <w:t xml:space="preserve"> --</w:t>
-      </w:r>
-      <w:proofErr w:type="gramStart"/>
-      <w:r>
-        <w:t>namespace demo</w:t>
-      </w:r>
-      <w:proofErr w:type="gramEnd"/>
-    </w:p>
-    <w:p>
-      <w:pPr>
-        <w:spacing w:line="240" w:lineRule="auto"/>
-      </w:pPr>
-    </w:p>
-    <w:p>
-      <w:pPr>
-        <w:spacing w:line="240" w:lineRule="auto"/>
-      </w:pPr>
-      <w:r>
-        <w:t># Start workflow</w:t>
-      </w:r>
-    </w:p>
-    <w:p>
-      <w:pPr>
-        <w:spacing w:line="240" w:lineRule="auto"/>
-      </w:pPr>
-      <w:r>
-        <w:t xml:space="preserve">temporal </w:t>
-      </w:r>
-      <w:proofErr w:type="gramStart"/>
-      <w:r>
-        <w:t>workflow</w:t>
-      </w:r>
-      <w:proofErr w:type="gramEnd"/>
-      <w:r>
-        <w:t xml:space="preserve"> start \</w:t>
-      </w:r>
-    </w:p>
-    <w:p>
-      <w:pPr>
-        <w:spacing w:line="240" w:lineRule="auto"/>
-      </w:pPr>
-      <w:r>
-        <w:t xml:space="preserve">  --namespace demo \</w:t>
-      </w:r>
-    </w:p>
-    <w:p>
-      <w:pPr>
-        <w:spacing w:line="240" w:lineRule="auto"/>
-      </w:pPr>
-      <w:r>
-        <w:t xml:space="preserve">  --task-queue demo-queue \</w:t>
-      </w:r>
-    </w:p>
-    <w:p>
-      <w:pPr>
-        <w:spacing w:line="240" w:lineRule="auto"/>
-      </w:pPr>
-      <w:r>
-        <w:t xml:space="preserve">  --type </w:t>
-      </w:r>
-      <w:proofErr w:type="spellStart"/>
-      <w:r>
-        <w:t>DemoWorkflow</w:t>
-      </w:r>
-      <w:proofErr w:type="spellEnd"/>
-      <w:r>
-        <w:t xml:space="preserve"> \</w:t>
-      </w:r>
-    </w:p>
-    <w:p>
-      <w:pPr>
-        <w:spacing w:line="240" w:lineRule="auto"/>
-      </w:pPr>
-      <w:r>
-        <w:t xml:space="preserve">  --workflow-id demo1</w:t>
-      </w:r>
-    </w:p>
-    <w:p>
-      <w:pPr>
-        <w:spacing w:line="240" w:lineRule="auto"/>
-      </w:pPr>
-    </w:p>
-    <w:p>
-      <w:pPr>
-        <w:spacing w:line="240" w:lineRule="auto"/>
-      </w:pPr>
-      <w:r>
-        <w:t># List workflows</w:t>
-      </w:r>
-    </w:p>
-    <w:p>
-      <w:pPr>
-        <w:spacing w:line="240" w:lineRule="auto"/>
-      </w:pPr>
-      <w:r>
-        <w:t>temporal workflow list --namespace demo</w:t>
-      </w:r>
-    </w:p>
-    <w:p>
-      <w:pPr>
-        <w:spacing w:line="240" w:lineRule="auto"/>
-      </w:pPr>
-    </w:p>
-    <w:p>
-      <w:pPr>
-        <w:spacing w:line="240" w:lineRule="auto"/>
-      </w:pPr>
     </w:p>
     <w:p>
       <w:pPr>
@@ -801,6 +3070,140 @@
       </w:r>
       <w:proofErr w:type="spellStart"/>
       <w:r>
+        <w:t>FailureReason</w:t>
+      </w:r>
+      <w:proofErr w:type="spellEnd"/>
+      <w:r>
+        <w:t xml:space="preserve"> --type Text</w:t>
+      </w:r>
+    </w:p>
+    <w:p>
+      <w:pPr>
+        <w:spacing w:line="240" w:lineRule="auto"/>
+      </w:pPr>
+      <w:r>
+        <w:t xml:space="preserve">temporal operator search-attribute create --namespace ebips-rt1 --name </w:t>
+      </w:r>
+      <w:proofErr w:type="spellStart"/>
+      <w:r>
+        <w:t>IsFailure</w:t>
+      </w:r>
+      <w:proofErr w:type="spellEnd"/>
+      <w:r>
+        <w:t xml:space="preserve"> --type Bool</w:t>
+      </w:r>
+    </w:p>
+    <w:p>
+      <w:pPr>
+        <w:spacing w:line="240" w:lineRule="auto"/>
+      </w:pPr>
+      <w:r>
+        <w:t xml:space="preserve">temporal operator search-attribute create --namespace ebips-rt1 --name </w:t>
+      </w:r>
+      <w:proofErr w:type="spellStart"/>
+      <w:r>
+        <w:t>FailureTimestamp</w:t>
+      </w:r>
+      <w:proofErr w:type="spellEnd"/>
+      <w:r>
+        <w:t xml:space="preserve"> --type Datetime</w:t>
+      </w:r>
+    </w:p>
+    <w:p>
+      <w:pPr>
+        <w:spacing w:line="240" w:lineRule="auto"/>
+      </w:pPr>
+      <w:r>
+        <w:t xml:space="preserve">temporal operator search-attribute create --namespace ebips-rt1 --name </w:t>
+      </w:r>
+      <w:proofErr w:type="spellStart"/>
+      <w:r>
+        <w:t>FailureMessageKey</w:t>
+      </w:r>
+      <w:proofErr w:type="spellEnd"/>
+      <w:r>
+        <w:t xml:space="preserve"> --type Keyword</w:t>
+      </w:r>
+    </w:p>
+    <w:p>
+      <w:pPr>
+        <w:spacing w:line="240" w:lineRule="auto"/>
+      </w:pPr>
+    </w:p>
+    <w:p>
+      <w:pPr>
+        <w:spacing w:line="240" w:lineRule="auto"/>
+      </w:pPr>
+    </w:p>
+    <w:p>
+      <w:pPr>
+        <w:spacing w:line="240" w:lineRule="auto"/>
+      </w:pPr>
+    </w:p>
+    <w:p>
+      <w:pPr>
+        <w:spacing w:line="240" w:lineRule="auto"/>
+      </w:pPr>
+    </w:p>
+    <w:p>
+      <w:pPr>
+        <w:spacing w:line="240" w:lineRule="auto"/>
+      </w:pPr>
+      <w:r>
+        <w:t>***********************************************************************************</w:t>
+      </w:r>
+    </w:p>
+    <w:p>
+      <w:pPr>
+        <w:spacing w:line="240" w:lineRule="auto"/>
+      </w:pPr>
+      <w:r>
+        <w:t>.\bin\windows\kafka-server-start.bat config\kraft\</w:t>
+      </w:r>
+      <w:proofErr w:type="spellStart"/>
+      <w:r>
+        <w:t>server.properties</w:t>
+      </w:r>
+      <w:proofErr w:type="spellEnd"/>
+    </w:p>
+    <w:p>
+      <w:pPr>
+        <w:spacing w:line="240" w:lineRule="auto"/>
+      </w:pPr>
+    </w:p>
+    <w:p>
+      <w:pPr>
+        <w:spacing w:line="240" w:lineRule="auto"/>
+      </w:pPr>
+      <w:r>
+        <w:t>temporal server start-dev</w:t>
+      </w:r>
+    </w:p>
+    <w:p>
+      <w:pPr>
+        <w:spacing w:line="240" w:lineRule="auto"/>
+      </w:pPr>
+      <w:r>
+        <w:t>temporal workflow list --namespace demo</w:t>
+      </w:r>
+    </w:p>
+    <w:p>
+      <w:pPr>
+        <w:spacing w:line="240" w:lineRule="auto"/>
+      </w:pPr>
+      <w:r>
+        <w:t>temporal operator namespace create --namespace ebips-rt1</w:t>
+      </w:r>
+    </w:p>
+    <w:p>
+      <w:pPr>
+        <w:spacing w:line="240" w:lineRule="auto"/>
+      </w:pPr>
+      <w:r>
+        <w:t xml:space="preserve">temporal operator search-attribute create --namespace ebips-rt1 --name </w:t>
+      </w:r>
+      <w:proofErr w:type="spellStart"/>
+      <w:r>
         <w:t>PaymentStatus</w:t>
       </w:r>
       <w:proofErr w:type="spellEnd"/>
@@ -812,6 +3215,730 @@
       <w:pPr>
         <w:spacing w:line="240" w:lineRule="auto"/>
       </w:pPr>
+      <w:r>
+        <w:t xml:space="preserve">temporal operator search-attribute create --namespace ebips-rt1 --name </w:t>
+      </w:r>
+      <w:proofErr w:type="spellStart"/>
+      <w:r>
+        <w:t>FailureReason</w:t>
+      </w:r>
+      <w:proofErr w:type="spellEnd"/>
+      <w:r>
+        <w:t xml:space="preserve"> --type Text</w:t>
+      </w:r>
+    </w:p>
+    <w:p>
+      <w:pPr>
+        <w:spacing w:line="240" w:lineRule="auto"/>
+      </w:pPr>
+      <w:r>
+        <w:t xml:space="preserve">temporal operator search-attribute create --namespace ebips-rt1 --name </w:t>
+      </w:r>
+      <w:proofErr w:type="spellStart"/>
+      <w:r>
+        <w:t>IsFailure</w:t>
+      </w:r>
+      <w:proofErr w:type="spellEnd"/>
+      <w:r>
+        <w:t xml:space="preserve"> --type Bool</w:t>
+      </w:r>
+    </w:p>
+    <w:p>
+      <w:pPr>
+        <w:spacing w:line="240" w:lineRule="auto"/>
+      </w:pPr>
+      <w:r>
+        <w:t xml:space="preserve">temporal operator search-attribute create --namespace ebips-rt1 --name </w:t>
+      </w:r>
+      <w:proofErr w:type="spellStart"/>
+      <w:r>
+        <w:t>FailureTimestamp</w:t>
+      </w:r>
+      <w:proofErr w:type="spellEnd"/>
+      <w:r>
+        <w:t xml:space="preserve"> --type Datetime</w:t>
+      </w:r>
+    </w:p>
+    <w:p>
+      <w:pPr>
+        <w:spacing w:line="240" w:lineRule="auto"/>
+      </w:pPr>
+      <w:r>
+        <w:t xml:space="preserve">temporal operator search-attribute create --namespace ebips-rt1 --name </w:t>
+      </w:r>
+      <w:proofErr w:type="spellStart"/>
+      <w:r>
+        <w:t>FailureMessageKey</w:t>
+      </w:r>
+      <w:proofErr w:type="spellEnd"/>
+      <w:r>
+        <w:t xml:space="preserve"> --type Keyword</w:t>
+      </w:r>
+    </w:p>
+    <w:p>
+      <w:pPr>
+        <w:spacing w:line="240" w:lineRule="auto"/>
+      </w:pPr>
+    </w:p>
+    <w:p>
+      <w:pPr>
+        <w:spacing w:line="240" w:lineRule="auto"/>
+      </w:pPr>
+      <w:r>
+        <w:t>================================================================</w:t>
+      </w:r>
+    </w:p>
+    <w:p>
+      <w:pPr>
+        <w:spacing w:line="240" w:lineRule="auto"/>
+      </w:pPr>
+      <w:proofErr w:type="gramStart"/>
+      <w:r>
+        <w:t>this is</w:t>
+      </w:r>
+      <w:proofErr w:type="gramEnd"/>
+      <w:r>
+        <w:t xml:space="preserve"> our requirement files</w:t>
+      </w:r>
+    </w:p>
+    <w:p>
+      <w:pPr>
+        <w:spacing w:line="240" w:lineRule="auto"/>
+      </w:pPr>
+      <w:r>
+        <w:t xml:space="preserve"> </w:t>
+      </w:r>
+    </w:p>
+    <w:p>
+      <w:pPr>
+        <w:spacing w:line="240" w:lineRule="auto"/>
+      </w:pPr>
+      <w:r>
+        <w:lastRenderedPageBreak/>
+        <w:t xml:space="preserve">and Technology stack to be </w:t>
+      </w:r>
+      <w:proofErr w:type="gramStart"/>
+      <w:r>
+        <w:t>used :</w:t>
+      </w:r>
+      <w:proofErr w:type="gramEnd"/>
+    </w:p>
+    <w:p>
+      <w:pPr>
+        <w:spacing w:line="240" w:lineRule="auto"/>
+      </w:pPr>
+      <w:r>
+        <w:t xml:space="preserve"> </w:t>
+      </w:r>
+    </w:p>
+    <w:p>
+      <w:pPr>
+        <w:spacing w:line="240" w:lineRule="auto"/>
+      </w:pPr>
+      <w:r>
+        <w:t>Workflow Orchestration -&gt; Temporal</w:t>
+      </w:r>
+    </w:p>
+    <w:p>
+      <w:pPr>
+        <w:spacing w:line="240" w:lineRule="auto"/>
+      </w:pPr>
+    </w:p>
+    <w:p>
+      <w:pPr>
+        <w:spacing w:line="240" w:lineRule="auto"/>
+      </w:pPr>
+      <w:r>
+        <w:t>STP Dispatcher -&gt; Temporal</w:t>
+      </w:r>
+    </w:p>
+    <w:p>
+      <w:pPr>
+        <w:spacing w:line="240" w:lineRule="auto"/>
+      </w:pPr>
+    </w:p>
+    <w:p>
+      <w:pPr>
+        <w:spacing w:line="240" w:lineRule="auto"/>
+      </w:pPr>
+      <w:r>
+        <w:t>Q5 Framework -&gt; Spring Data JPA</w:t>
+      </w:r>
+    </w:p>
+    <w:p>
+      <w:pPr>
+        <w:spacing w:line="240" w:lineRule="auto"/>
+      </w:pPr>
+    </w:p>
+    <w:p>
+      <w:pPr>
+        <w:spacing w:line="240" w:lineRule="auto"/>
+      </w:pPr>
+      <w:r>
+        <w:t xml:space="preserve">C24 Transformation -&gt; </w:t>
+      </w:r>
+      <w:proofErr w:type="spellStart"/>
+      <w:r>
+        <w:t>Prowide</w:t>
+      </w:r>
+      <w:proofErr w:type="spellEnd"/>
+      <w:r>
+        <w:t xml:space="preserve"> ISO 20022 9.x</w:t>
+      </w:r>
+    </w:p>
+    <w:p>
+      <w:pPr>
+        <w:spacing w:line="240" w:lineRule="auto"/>
+      </w:pPr>
+    </w:p>
+    <w:p>
+      <w:pPr>
+        <w:spacing w:line="240" w:lineRule="auto"/>
+      </w:pPr>
+      <w:r>
+        <w:t xml:space="preserve">Object Mapping -&gt; </w:t>
+      </w:r>
+      <w:proofErr w:type="spellStart"/>
+      <w:r>
+        <w:t>MapStruct</w:t>
+      </w:r>
+      <w:proofErr w:type="spellEnd"/>
+    </w:p>
+    <w:p>
+      <w:pPr>
+        <w:spacing w:line="240" w:lineRule="auto"/>
+      </w:pPr>
+    </w:p>
+    <w:p>
+      <w:pPr>
+        <w:spacing w:line="240" w:lineRule="auto"/>
+      </w:pPr>
+      <w:r>
+        <w:t>Drool Engine -&gt; Drools 9.44 Apache KIE</w:t>
+      </w:r>
+    </w:p>
+    <w:p>
+      <w:pPr>
+        <w:spacing w:line="240" w:lineRule="auto"/>
+      </w:pPr>
+    </w:p>
+    <w:p>
+      <w:pPr>
+        <w:spacing w:line="240" w:lineRule="auto"/>
+      </w:pPr>
+      <w:r>
+        <w:t>Application Framework -&gt; Spring Boot</w:t>
+      </w:r>
+    </w:p>
+    <w:p>
+      <w:pPr>
+        <w:spacing w:line="240" w:lineRule="auto"/>
+      </w:pPr>
+    </w:p>
+    <w:p>
+      <w:pPr>
+        <w:spacing w:line="240" w:lineRule="auto"/>
+      </w:pPr>
+      <w:r>
+        <w:t>Database -&gt; Postgres 17</w:t>
+      </w:r>
+    </w:p>
+    <w:p>
+      <w:pPr>
+        <w:spacing w:line="240" w:lineRule="auto"/>
+      </w:pPr>
+    </w:p>
+    <w:p>
+      <w:pPr>
+        <w:spacing w:line="240" w:lineRule="auto"/>
+      </w:pPr>
+      <w:r>
+        <w:t xml:space="preserve">Messaging -&gt; HTTP REST, JMS (Kafka + </w:t>
+      </w:r>
+      <w:proofErr w:type="spellStart"/>
+      <w:r>
+        <w:t>gRPC</w:t>
+      </w:r>
+      <w:proofErr w:type="spellEnd"/>
+      <w:r>
+        <w:t>)</w:t>
+      </w:r>
+    </w:p>
+    <w:p>
+      <w:pPr>
+        <w:spacing w:line="240" w:lineRule="auto"/>
+      </w:pPr>
+    </w:p>
+    <w:p>
+      <w:pPr>
+        <w:spacing w:line="240" w:lineRule="auto"/>
+      </w:pPr>
+      <w:r>
+        <w:t>Gateway Framework -&gt; Spring Integration</w:t>
+      </w:r>
+    </w:p>
+    <w:p>
+      <w:pPr>
+        <w:spacing w:line="240" w:lineRule="auto"/>
+      </w:pPr>
+      <w:r>
+        <w:t xml:space="preserve"> </w:t>
+      </w:r>
+    </w:p>
+    <w:p>
+      <w:pPr>
+        <w:spacing w:line="240" w:lineRule="auto"/>
+      </w:pPr>
+      <w:proofErr w:type="gramStart"/>
+      <w:r>
+        <w:t>with</w:t>
+      </w:r>
+      <w:proofErr w:type="gramEnd"/>
+      <w:r>
+        <w:t xml:space="preserve"> this try to follow all the steps and implement the project </w:t>
+      </w:r>
+    </w:p>
+    <w:p>
+      <w:pPr>
+        <w:spacing w:line="240" w:lineRule="auto"/>
+      </w:pPr>
+      <w:r>
+        <w:t xml:space="preserve"> </w:t>
+      </w:r>
+    </w:p>
+    <w:p>
+      <w:pPr>
+        <w:spacing w:line="240" w:lineRule="auto"/>
+      </w:pPr>
+      <w:proofErr w:type="gramStart"/>
+      <w:r>
+        <w:t>so</w:t>
+      </w:r>
+      <w:proofErr w:type="gramEnd"/>
+      <w:r>
+        <w:t xml:space="preserve"> </w:t>
+      </w:r>
+      <w:proofErr w:type="gramStart"/>
+      <w:r>
+        <w:t>basically</w:t>
+      </w:r>
+      <w:proofErr w:type="gramEnd"/>
+      <w:r>
+        <w:t xml:space="preserve"> what we are doing is implementing rt1 with </w:t>
+      </w:r>
+      <w:proofErr w:type="gramStart"/>
+      <w:r>
+        <w:t>open source</w:t>
+      </w:r>
+      <w:proofErr w:type="gramEnd"/>
+      <w:r>
+        <w:t xml:space="preserve"> code in CG...</w:t>
+      </w:r>
+    </w:p>
+    <w:p>
+      <w:pPr>
+        <w:spacing w:line="240" w:lineRule="auto"/>
+      </w:pPr>
+      <w:r>
+        <w:t xml:space="preserve"> </w:t>
+      </w:r>
+    </w:p>
+    <w:p>
+      <w:pPr>
+        <w:spacing w:line="240" w:lineRule="auto"/>
+      </w:pPr>
+      <w:r>
+        <w:t xml:space="preserve">and only use </w:t>
+      </w:r>
+      <w:proofErr w:type="spellStart"/>
+      <w:r>
+        <w:t>claude</w:t>
+      </w:r>
+      <w:proofErr w:type="spellEnd"/>
+      <w:r>
+        <w:t>-sonnet which is 1x</w:t>
+      </w:r>
+    </w:p>
+    <w:p>
+      <w:pPr>
+        <w:spacing w:line="240" w:lineRule="auto"/>
+      </w:pPr>
+      <w:r>
+        <w:t xml:space="preserve"> </w:t>
+      </w:r>
+    </w:p>
+    <w:p>
+      <w:pPr>
+        <w:spacing w:line="240" w:lineRule="auto"/>
+      </w:pPr>
+      <w:proofErr w:type="spellStart"/>
+      <w:proofErr w:type="gramStart"/>
+      <w:r>
+        <w:lastRenderedPageBreak/>
+        <w:t>donot</w:t>
+      </w:r>
+      <w:proofErr w:type="spellEnd"/>
+      <w:proofErr w:type="gramEnd"/>
+      <w:r>
+        <w:t xml:space="preserve"> use any other model</w:t>
+      </w:r>
+    </w:p>
+    <w:p>
+      <w:pPr>
+        <w:spacing w:line="240" w:lineRule="auto"/>
+      </w:pPr>
+      <w:r>
+        <w:t xml:space="preserve"> </w:t>
+      </w:r>
+    </w:p>
+    <w:p>
+      <w:pPr>
+        <w:spacing w:line="240" w:lineRule="auto"/>
+      </w:pPr>
+      <w:r>
+        <w:t xml:space="preserve">opus4.7 is 15x so it will only have 20 request </w:t>
+      </w:r>
+      <w:proofErr w:type="spellStart"/>
+      <w:proofErr w:type="gramStart"/>
+      <w:r>
+        <w:t>permonth</w:t>
+      </w:r>
+      <w:proofErr w:type="spellEnd"/>
+      <w:r>
+        <w:t>..</w:t>
+      </w:r>
+      <w:proofErr w:type="gramEnd"/>
+      <w:r>
+        <w:t xml:space="preserve"> </w:t>
+      </w:r>
+      <w:proofErr w:type="gramStart"/>
+      <w:r>
+        <w:t>so</w:t>
+      </w:r>
+      <w:proofErr w:type="gramEnd"/>
+      <w:r>
+        <w:t xml:space="preserve"> be cautious</w:t>
+      </w:r>
+    </w:p>
+    <w:p>
+      <w:pPr>
+        <w:spacing w:line="240" w:lineRule="auto"/>
+      </w:pPr>
+      <w:r>
+        <w:t>===================================================================================</w:t>
+      </w:r>
+    </w:p>
+    <w:p>
+      <w:pPr>
+        <w:spacing w:line="240" w:lineRule="auto"/>
+      </w:pPr>
+      <w:r>
+        <w:t>.\bin\windows\kafka-server-start.bat config\kraft\</w:t>
+      </w:r>
+      <w:proofErr w:type="spellStart"/>
+      <w:r>
+        <w:t>server.properties</w:t>
+      </w:r>
+      <w:proofErr w:type="spellEnd"/>
+    </w:p>
+    <w:p>
+      <w:pPr>
+        <w:spacing w:line="240" w:lineRule="auto"/>
+      </w:pPr>
+    </w:p>
+    <w:p>
+      <w:pPr>
+        <w:spacing w:line="240" w:lineRule="auto"/>
+      </w:pPr>
+      <w:r>
+        <w:t>temporal server start-dev</w:t>
+      </w:r>
+    </w:p>
+    <w:p>
+      <w:pPr>
+        <w:spacing w:line="240" w:lineRule="auto"/>
+      </w:pPr>
+      <w:r>
+        <w:t>temporal workflow list --namespace demo</w:t>
+      </w:r>
+    </w:p>
+    <w:p>
+      <w:pPr>
+        <w:spacing w:line="240" w:lineRule="auto"/>
+      </w:pPr>
+      <w:r>
+        <w:t>temporal operator namespace create --namespace ebips-rt1</w:t>
+      </w:r>
+    </w:p>
+    <w:p>
+      <w:pPr>
+        <w:spacing w:line="240" w:lineRule="auto"/>
+      </w:pPr>
+      <w:r>
+        <w:t xml:space="preserve">temporal operator search-attribute create --namespace ebips-rt1 --name </w:t>
+      </w:r>
+      <w:proofErr w:type="spellStart"/>
+      <w:r>
+        <w:t>PaymentStatus</w:t>
+      </w:r>
+      <w:proofErr w:type="spellEnd"/>
+      <w:r>
+        <w:t xml:space="preserve"> --type Keyword</w:t>
+      </w:r>
+    </w:p>
+    <w:p>
+      <w:pPr>
+        <w:spacing w:line="240" w:lineRule="auto"/>
+      </w:pPr>
+      <w:r>
+        <w:t xml:space="preserve">temporal operator search-attribute create --namespace ebips-rt1 --name </w:t>
+      </w:r>
+      <w:proofErr w:type="spellStart"/>
+      <w:r>
+        <w:t>FailureReason</w:t>
+      </w:r>
+      <w:proofErr w:type="spellEnd"/>
+      <w:r>
+        <w:t xml:space="preserve"> --type Text</w:t>
+      </w:r>
+    </w:p>
+    <w:p>
+      <w:pPr>
+        <w:spacing w:line="240" w:lineRule="auto"/>
+      </w:pPr>
+      <w:r>
+        <w:t xml:space="preserve">temporal operator search-attribute create --namespace ebips-rt1 --name </w:t>
+      </w:r>
+      <w:proofErr w:type="spellStart"/>
+      <w:r>
+        <w:t>IsFailure</w:t>
+      </w:r>
+      <w:proofErr w:type="spellEnd"/>
+      <w:r>
+        <w:t xml:space="preserve"> --type Bool</w:t>
+      </w:r>
+    </w:p>
+    <w:p>
+      <w:pPr>
+        <w:spacing w:line="240" w:lineRule="auto"/>
+      </w:pPr>
+      <w:r>
+        <w:t xml:space="preserve">temporal operator search-attribute create --namespace ebips-rt1 --name </w:t>
+      </w:r>
+      <w:proofErr w:type="spellStart"/>
+      <w:r>
+        <w:t>FailureTimestamp</w:t>
+      </w:r>
+      <w:proofErr w:type="spellEnd"/>
+      <w:r>
+        <w:t xml:space="preserve"> --type Datetime</w:t>
+      </w:r>
+    </w:p>
+    <w:p>
+      <w:pPr>
+        <w:spacing w:line="240" w:lineRule="auto"/>
+      </w:pPr>
+      <w:r>
+        <w:t xml:space="preserve">temporal operator search-attribute create --namespace ebips-rt1 --name </w:t>
+      </w:r>
+      <w:proofErr w:type="spellStart"/>
+      <w:r>
+        <w:t>FailureMessageKey</w:t>
+      </w:r>
+      <w:proofErr w:type="spellEnd"/>
+      <w:r>
+        <w:t xml:space="preserve"> --type Keyword</w:t>
+      </w:r>
+    </w:p>
+    <w:p>
+      <w:pPr>
+        <w:spacing w:line="240" w:lineRule="auto"/>
+      </w:pPr>
+    </w:p>
+    <w:p>
+      <w:pPr>
+        <w:spacing w:line="240" w:lineRule="auto"/>
+      </w:pPr>
+      <w:r>
+        <w:t>================================================================</w:t>
+      </w:r>
+    </w:p>
+    <w:p>
+      <w:pPr>
+        <w:spacing w:line="240" w:lineRule="auto"/>
+      </w:pPr>
+      <w:r>
+        <w:t># Start server</w:t>
+      </w:r>
+    </w:p>
+    <w:p>
+      <w:pPr>
+        <w:spacing w:line="240" w:lineRule="auto"/>
+      </w:pPr>
+      <w:r>
+        <w:t>temporal server start-dev</w:t>
+      </w:r>
+    </w:p>
+    <w:p>
+      <w:pPr>
+        <w:spacing w:line="240" w:lineRule="auto"/>
+      </w:pPr>
+    </w:p>
+    <w:p>
+      <w:pPr>
+        <w:spacing w:line="240" w:lineRule="auto"/>
+      </w:pPr>
+      <w:r>
+        <w:t># Create namespace</w:t>
+      </w:r>
+    </w:p>
+    <w:p>
+      <w:pPr>
+        <w:spacing w:line="240" w:lineRule="auto"/>
+      </w:pPr>
+      <w:proofErr w:type="gramStart"/>
+      <w:r>
+        <w:t>temporal operator namespace</w:t>
+      </w:r>
+      <w:proofErr w:type="gramEnd"/>
+      <w:r>
+        <w:t xml:space="preserve"> </w:t>
+      </w:r>
+      <w:proofErr w:type="gramStart"/>
+      <w:r>
+        <w:t>create</w:t>
+      </w:r>
+      <w:proofErr w:type="gramEnd"/>
+      <w:r>
+        <w:t xml:space="preserve"> --</w:t>
+      </w:r>
+      <w:proofErr w:type="gramStart"/>
+      <w:r>
+        <w:t>namespace demo</w:t>
+      </w:r>
+      <w:proofErr w:type="gramEnd"/>
+    </w:p>
+    <w:p>
+      <w:pPr>
+        <w:spacing w:line="240" w:lineRule="auto"/>
+      </w:pPr>
+    </w:p>
+    <w:p>
+      <w:pPr>
+        <w:spacing w:line="240" w:lineRule="auto"/>
+      </w:pPr>
+      <w:r>
+        <w:t># Start workflow</w:t>
+      </w:r>
+    </w:p>
+    <w:p>
+      <w:pPr>
+        <w:spacing w:line="240" w:lineRule="auto"/>
+      </w:pPr>
+      <w:r>
+        <w:t xml:space="preserve">temporal </w:t>
+      </w:r>
+      <w:proofErr w:type="gramStart"/>
+      <w:r>
+        <w:t>workflow</w:t>
+      </w:r>
+      <w:proofErr w:type="gramEnd"/>
+      <w:r>
+        <w:t xml:space="preserve"> start \</w:t>
+      </w:r>
+    </w:p>
+    <w:p>
+      <w:pPr>
+        <w:spacing w:line="240" w:lineRule="auto"/>
+      </w:pPr>
+      <w:r>
+        <w:t xml:space="preserve">  --namespace demo \</w:t>
+      </w:r>
+    </w:p>
+    <w:p>
+      <w:pPr>
+        <w:spacing w:line="240" w:lineRule="auto"/>
+      </w:pPr>
+      <w:r>
+        <w:lastRenderedPageBreak/>
+        <w:t xml:space="preserve">  --task-queue demo-queue \</w:t>
+      </w:r>
+    </w:p>
+    <w:p>
+      <w:pPr>
+        <w:spacing w:line="240" w:lineRule="auto"/>
+      </w:pPr>
+      <w:r>
+        <w:t xml:space="preserve">  --type </w:t>
+      </w:r>
+      <w:proofErr w:type="spellStart"/>
+      <w:r>
+        <w:t>DemoWorkflow</w:t>
+      </w:r>
+      <w:proofErr w:type="spellEnd"/>
+      <w:r>
+        <w:t xml:space="preserve"> \</w:t>
+      </w:r>
+    </w:p>
+    <w:p>
+      <w:pPr>
+        <w:spacing w:line="240" w:lineRule="auto"/>
+      </w:pPr>
+      <w:r>
+        <w:t xml:space="preserve">  --workflow-id demo1</w:t>
+      </w:r>
+    </w:p>
+    <w:p>
+      <w:pPr>
+        <w:spacing w:line="240" w:lineRule="auto"/>
+      </w:pPr>
+    </w:p>
+    <w:p>
+      <w:pPr>
+        <w:spacing w:line="240" w:lineRule="auto"/>
+      </w:pPr>
+      <w:r>
+        <w:t># List workflows</w:t>
+      </w:r>
+    </w:p>
+    <w:p>
+      <w:pPr>
+        <w:spacing w:line="240" w:lineRule="auto"/>
+      </w:pPr>
+      <w:r>
+        <w:t>temporal workflow list --namespace demo</w:t>
+      </w:r>
+    </w:p>
+    <w:p>
+      <w:pPr>
+        <w:spacing w:line="240" w:lineRule="auto"/>
+      </w:pPr>
+    </w:p>
+    <w:p>
+      <w:pPr>
+        <w:spacing w:line="240" w:lineRule="auto"/>
+      </w:pPr>
+    </w:p>
+    <w:p>
+      <w:pPr>
+        <w:spacing w:line="240" w:lineRule="auto"/>
+      </w:pPr>
+      <w:r>
+        <w:t xml:space="preserve">temporal operator search-attribute create --namespace ebips-rt1 --name </w:t>
+      </w:r>
+      <w:proofErr w:type="spellStart"/>
+      <w:r>
+        <w:t>PaymentStatus</w:t>
+      </w:r>
+      <w:proofErr w:type="spellEnd"/>
+      <w:r>
+        <w:t xml:space="preserve"> --type Keyword</w:t>
+      </w:r>
+    </w:p>
+    <w:p>
+      <w:pPr>
+        <w:spacing w:line="240" w:lineRule="auto"/>
+      </w:pPr>
     </w:p>
     <w:p>
       <w:pPr>
@@ -966,6 +4093,7 @@
         <w:spacing w:line="240" w:lineRule="auto"/>
       </w:pPr>
       <w:r>
+        <w:lastRenderedPageBreak/>
         <w:t xml:space="preserve">  --name </w:t>
       </w:r>
       <w:proofErr w:type="spellStart"/>
@@ -1047,7 +4175,6 @@
         <w:spacing w:line="240" w:lineRule="auto"/>
       </w:pPr>
       <w:r>
-        <w:lastRenderedPageBreak/>
         <w:tab/>
         <w:t>temporal operator search-attribute create \</w:t>
       </w:r>
@@ -1224,6 +4351,7 @@
         <w:spacing w:line="240" w:lineRule="auto"/>
       </w:pPr>
       <w:r>
+        <w:lastRenderedPageBreak/>
         <w:t xml:space="preserve">temporal operator search-attribute create --namespace ebips-rt1 --name </w:t>
       </w:r>
       <w:proofErr w:type="spellStart"/>
@@ -1295,421 +4423,421 @@
         <w:spacing w:line="240" w:lineRule="auto"/>
       </w:pPr>
       <w:r>
+        <w:t xml:space="preserve">"&lt;?xml version=\"1.0\" encoding=\"UTF-8\"?&gt;\r\n&lt;Document </w:t>
+      </w:r>
+      <w:proofErr w:type="spellStart"/>
+      <w:r>
+        <w:t>xmlns</w:t>
+      </w:r>
+      <w:proofErr w:type="spellEnd"/>
+      <w:r>
+        <w:t>=\"urn:iso:std:iso:20022:tech:xsd:pacs.008.001.08\"&gt;\r\n    &lt;</w:t>
+      </w:r>
+      <w:proofErr w:type="spellStart"/>
+      <w:r>
+        <w:t>FIToFICstmrCdtTrf</w:t>
+      </w:r>
+      <w:proofErr w:type="spellEnd"/>
+      <w:r>
+        <w:t>&gt;\r\n        &lt;</w:t>
+      </w:r>
+      <w:proofErr w:type="spellStart"/>
+      <w:r>
+        <w:t>GrpHdr</w:t>
+      </w:r>
+      <w:proofErr w:type="spellEnd"/>
+      <w:r>
+        <w:t>&gt;\r\n            &lt;</w:t>
+      </w:r>
+      <w:proofErr w:type="spellStart"/>
+      <w:r>
+        <w:t>MsgId</w:t>
+      </w:r>
+      <w:proofErr w:type="spellEnd"/>
+      <w:r>
+        <w:t>&gt;MSG20260507559&lt;/</w:t>
+      </w:r>
+      <w:proofErr w:type="spellStart"/>
+      <w:r>
+        <w:t>MsgId</w:t>
+      </w:r>
+      <w:proofErr w:type="spellEnd"/>
+      <w:r>
+        <w:t>&gt;\r\n            &lt;</w:t>
+      </w:r>
+      <w:proofErr w:type="spellStart"/>
+      <w:r>
+        <w:t>CreDtTm</w:t>
+      </w:r>
+      <w:proofErr w:type="spellEnd"/>
+      <w:r>
+        <w:t>&gt;2026-05-07T12:00:00&lt;/</w:t>
+      </w:r>
+      <w:proofErr w:type="spellStart"/>
+      <w:r>
+        <w:t>CreDtTm</w:t>
+      </w:r>
+      <w:proofErr w:type="spellEnd"/>
+      <w:r>
+        <w:t>&gt;\r\n            &lt;</w:t>
+      </w:r>
+      <w:proofErr w:type="spellStart"/>
+      <w:r>
+        <w:t>NbOfTxs</w:t>
+      </w:r>
+      <w:proofErr w:type="spellEnd"/>
+      <w:r>
+        <w:t>&gt;1&lt;/</w:t>
+      </w:r>
+      <w:proofErr w:type="spellStart"/>
+      <w:r>
+        <w:t>NbOfTxs</w:t>
+      </w:r>
+      <w:proofErr w:type="spellEnd"/>
+      <w:r>
+        <w:t>&gt;\r\n            &lt;</w:t>
+      </w:r>
+      <w:proofErr w:type="spellStart"/>
+      <w:r>
+        <w:t>SttlmInf</w:t>
+      </w:r>
+      <w:proofErr w:type="spellEnd"/>
+      <w:r>
+        <w:t>&gt;\r\n                &lt;</w:t>
+      </w:r>
+      <w:proofErr w:type="spellStart"/>
+      <w:r>
+        <w:t>SttlmMtd</w:t>
+      </w:r>
+      <w:proofErr w:type="spellEnd"/>
+      <w:r>
+        <w:t>&gt;CLRG&lt;/</w:t>
+      </w:r>
+      <w:proofErr w:type="spellStart"/>
+      <w:r>
+        <w:t>SttlmMtd</w:t>
+      </w:r>
+      <w:proofErr w:type="spellEnd"/>
+      <w:r>
+        <w:t>&gt;\r\n            &lt;/</w:t>
+      </w:r>
+      <w:proofErr w:type="spellStart"/>
+      <w:r>
+        <w:t>SttlmInf</w:t>
+      </w:r>
+      <w:proofErr w:type="spellEnd"/>
+      <w:r>
+        <w:t>&gt;\r\n        &lt;/</w:t>
+      </w:r>
+      <w:proofErr w:type="spellStart"/>
+      <w:r>
+        <w:t>GrpHdr</w:t>
+      </w:r>
+      <w:proofErr w:type="spellEnd"/>
+      <w:r>
+        <w:t>&gt;\r\n\r\n        &lt;</w:t>
+      </w:r>
+      <w:proofErr w:type="spellStart"/>
+      <w:r>
+        <w:t>CdtTrfTxInf</w:t>
+      </w:r>
+      <w:proofErr w:type="spellEnd"/>
+      <w:r>
+        <w:t>&gt;\r\n            &lt;</w:t>
+      </w:r>
+      <w:proofErr w:type="spellStart"/>
+      <w:r>
+        <w:t>PmtId</w:t>
+      </w:r>
+      <w:proofErr w:type="spellEnd"/>
+      <w:r>
+        <w:t>&gt;\r\n                &lt;</w:t>
+      </w:r>
+      <w:proofErr w:type="spellStart"/>
+      <w:r>
+        <w:t>InstrId</w:t>
+      </w:r>
+      <w:proofErr w:type="spellEnd"/>
+      <w:r>
+        <w:t>&gt;INST12559&lt;/</w:t>
+      </w:r>
+      <w:proofErr w:type="spellStart"/>
+      <w:r>
+        <w:t>InstrId</w:t>
+      </w:r>
+      <w:proofErr w:type="spellEnd"/>
+      <w:r>
+        <w:t>&gt;\r\n                &lt;</w:t>
+      </w:r>
+      <w:proofErr w:type="spellStart"/>
+      <w:r>
+        <w:t>EndToEndId</w:t>
+      </w:r>
+      <w:proofErr w:type="spellEnd"/>
+      <w:r>
+        <w:t>&gt;E2E12559&lt;/</w:t>
+      </w:r>
+      <w:proofErr w:type="spellStart"/>
+      <w:r>
+        <w:t>EndToEndId</w:t>
+      </w:r>
+      <w:proofErr w:type="spellEnd"/>
+      <w:r>
+        <w:t>&gt;\r\n            &lt;/</w:t>
+      </w:r>
+      <w:proofErr w:type="spellStart"/>
+      <w:r>
+        <w:t>PmtId</w:t>
+      </w:r>
+      <w:proofErr w:type="spellEnd"/>
+      <w:r>
+        <w:t>&gt;\r\n\r\n            &lt;</w:t>
+      </w:r>
+      <w:proofErr w:type="spellStart"/>
+      <w:r>
+        <w:t>IntrBkSttlmAmt</w:t>
+      </w:r>
+      <w:proofErr w:type="spellEnd"/>
+      <w:r>
+        <w:t xml:space="preserve"> Ccy=\"INR\"&gt;1000.00&lt;/</w:t>
+      </w:r>
+      <w:proofErr w:type="spellStart"/>
+      <w:r>
+        <w:t>IntrBkSttlmAmt</w:t>
+      </w:r>
+      <w:proofErr w:type="spellEnd"/>
+      <w:r>
+        <w:t xml:space="preserve">&gt;\r\n\r\n            &lt;!-- </w:t>
+      </w:r>
+      <w:r>
+        <w:rPr>
+          <w:rFonts w:ascii="Segoe UI Emoji" w:hAnsi="Segoe UI Emoji" w:cs="Segoe UI Emoji"/>
+        </w:rPr>
+        <w:t>✅</w:t>
+      </w:r>
+      <w:r>
+        <w:t xml:space="preserve"> Debtor Bank (BIC added here) --&gt;\r\n            &lt;</w:t>
+      </w:r>
+      <w:proofErr w:type="spellStart"/>
+      <w:r>
+        <w:t>DbtrAgt</w:t>
+      </w:r>
+      <w:proofErr w:type="spellEnd"/>
+      <w:r>
+        <w:t>&gt;\r\n                &lt;</w:t>
+      </w:r>
+      <w:proofErr w:type="spellStart"/>
+      <w:r>
+        <w:t>FinInstnId</w:t>
+      </w:r>
+      <w:proofErr w:type="spellEnd"/>
+      <w:r>
+        <w:t>&gt;\r\n                    &lt;BICFI&gt;EBAPSDB1XXX&lt;/BICFI&gt;\r\n                &lt;/</w:t>
+      </w:r>
+      <w:proofErr w:type="spellStart"/>
+      <w:r>
+        <w:t>FinInstnId</w:t>
+      </w:r>
+      <w:proofErr w:type="spellEnd"/>
+      <w:r>
+        <w:t>&gt;\r\n            &lt;/</w:t>
+      </w:r>
+      <w:proofErr w:type="spellStart"/>
+      <w:r>
+        <w:t>DbtrAgt</w:t>
+      </w:r>
+      <w:proofErr w:type="spellEnd"/>
+      <w:r>
+        <w:t>&gt;\r\n\r\n            &lt;</w:t>
+      </w:r>
+      <w:proofErr w:type="spellStart"/>
+      <w:r>
+        <w:t>Dbtr</w:t>
+      </w:r>
+      <w:proofErr w:type="spellEnd"/>
+      <w:r>
+        <w:t>&gt;\r\n                &lt;Nm&gt;Rajesh Kumar&lt;/Nm&gt;\r\n            &lt;/</w:t>
+      </w:r>
+      <w:proofErr w:type="spellStart"/>
+      <w:r>
+        <w:t>Dbtr</w:t>
+      </w:r>
+      <w:proofErr w:type="spellEnd"/>
+      <w:r>
+        <w:t>&gt;\r\n\r\n            &lt;</w:t>
+      </w:r>
+      <w:proofErr w:type="spellStart"/>
+      <w:r>
+        <w:t>DbtrAcct</w:t>
+      </w:r>
+      <w:proofErr w:type="spellEnd"/>
+      <w:r>
+        <w:t>&gt;\r\n                &lt;Id&gt;\r\n                    &lt;IBAN&gt;IN1234567890&lt;/IBAN&gt;\r\n                &lt;/Id&gt;\r\n            &lt;/</w:t>
+      </w:r>
+      <w:proofErr w:type="spellStart"/>
+      <w:r>
+        <w:t>DbtrAcct</w:t>
+      </w:r>
+      <w:proofErr w:type="spellEnd"/>
+      <w:r>
+        <w:t>&gt;\r\n            &lt;</w:t>
+      </w:r>
+      <w:proofErr w:type="spellStart"/>
+      <w:r>
+        <w:t>CdtrAgt</w:t>
+      </w:r>
+      <w:proofErr w:type="spellEnd"/>
+      <w:r>
+        <w:t>&gt;\r\n                &lt;</w:t>
+      </w:r>
+      <w:proofErr w:type="spellStart"/>
+      <w:r>
+        <w:t>FinInstnId</w:t>
+      </w:r>
+      <w:proofErr w:type="spellEnd"/>
+      <w:r>
+        <w:t>&gt;\r\n                    &lt;BICFI&gt;EBAPSDB1XXX&lt;/BICFI&gt;\r\n                &lt;/</w:t>
+      </w:r>
+      <w:proofErr w:type="spellStart"/>
+      <w:r>
+        <w:t>FinInstnId</w:t>
+      </w:r>
+      <w:proofErr w:type="spellEnd"/>
+      <w:r>
+        <w:t>&gt;\r\n            &lt;/</w:t>
+      </w:r>
+      <w:proofErr w:type="spellStart"/>
+      <w:r>
+        <w:t>CdtrAgt</w:t>
+      </w:r>
+      <w:proofErr w:type="spellEnd"/>
+      <w:r>
+        <w:t>&gt;\r\n\r\n            &lt;</w:t>
+      </w:r>
+      <w:proofErr w:type="spellStart"/>
+      <w:r>
+        <w:t>Cdtr</w:t>
+      </w:r>
+      <w:proofErr w:type="spellEnd"/>
+      <w:r>
+        <w:t>&gt;\r\n                &lt;Nm&gt;ABC Company&lt;/Nm&gt;\r\n            &lt;/</w:t>
+      </w:r>
+      <w:proofErr w:type="spellStart"/>
+      <w:r>
+        <w:t>Cdtr</w:t>
+      </w:r>
+      <w:proofErr w:type="spellEnd"/>
+      <w:r>
+        <w:t>&gt;\r\n\r\n            &lt;</w:t>
+      </w:r>
+      <w:proofErr w:type="spellStart"/>
+      <w:r>
+        <w:t>CdtrAcct</w:t>
+      </w:r>
+      <w:proofErr w:type="spellEnd"/>
+      <w:r>
+        <w:t>&gt;\r\n                &lt;Id&gt;\r\n                    &lt;IBAN&gt;IN0987654321&lt;/IBAN&gt;\r\n                &lt;/Id&gt;\r\n            &lt;/</w:t>
+      </w:r>
+      <w:proofErr w:type="spellStart"/>
+      <w:r>
+        <w:t>CdtrAcct</w:t>
+      </w:r>
+      <w:proofErr w:type="spellEnd"/>
+      <w:r>
+        <w:t>&gt;\r\n\r\n        &lt;/</w:t>
+      </w:r>
+      <w:proofErr w:type="spellStart"/>
+      <w:r>
+        <w:t>CdtTrfTxInf</w:t>
+      </w:r>
+      <w:proofErr w:type="spellEnd"/>
+      <w:r>
+        <w:t>&gt;\r\n    &lt;/</w:t>
+      </w:r>
+      <w:proofErr w:type="spellStart"/>
+      <w:r>
+        <w:t>FIToFICstmrCdtTrf</w:t>
+      </w:r>
+      <w:proofErr w:type="spellEnd"/>
+      <w:r>
+        <w:t>&gt;\r\n&lt;/Document&gt;"</w:t>
+      </w:r>
+    </w:p>
+    <w:p>
+      <w:pPr>
+        <w:spacing w:line="240" w:lineRule="auto"/>
+      </w:pPr>
+      <w:r>
+        <w:t>======================================================================</w:t>
+      </w:r>
+    </w:p>
+    <w:p>
+      <w:pPr>
+        <w:spacing w:line="240" w:lineRule="auto"/>
+      </w:pPr>
+    </w:p>
+    <w:p>
+      <w:pPr>
+        <w:spacing w:line="240" w:lineRule="auto"/>
+        <w:ind w:left="720"/>
+      </w:pPr>
+      <w:proofErr w:type="gramStart"/>
+      <w:r>
+        <w:t>this is</w:t>
+      </w:r>
+      <w:proofErr w:type="gramEnd"/>
+      <w:r>
+        <w:t xml:space="preserve"> our requirement files</w:t>
+      </w:r>
+    </w:p>
+    <w:p>
+      <w:pPr>
+        <w:spacing w:line="240" w:lineRule="auto"/>
+        <w:ind w:left="720"/>
+      </w:pPr>
+    </w:p>
+    <w:p>
+      <w:pPr>
+        <w:spacing w:line="240" w:lineRule="auto"/>
+        <w:ind w:left="720"/>
+      </w:pPr>
+      <w:r>
+        <w:t xml:space="preserve">and Technology stack to be </w:t>
+      </w:r>
+      <w:proofErr w:type="gramStart"/>
+      <w:r>
+        <w:t>used :</w:t>
+      </w:r>
+      <w:proofErr w:type="gramEnd"/>
+    </w:p>
+    <w:p>
+      <w:pPr>
+        <w:spacing w:line="240" w:lineRule="auto"/>
+        <w:ind w:left="720"/>
+      </w:pPr>
+    </w:p>
+    <w:p>
+      <w:pPr>
+        <w:spacing w:line="240" w:lineRule="auto"/>
+        <w:ind w:left="720"/>
+      </w:pPr>
+      <w:r>
+        <w:t>Workflow Orchestration -&gt; Temporal</w:t>
+      </w:r>
+    </w:p>
+    <w:p>
+      <w:pPr>
+        <w:spacing w:line="240" w:lineRule="auto"/>
+        <w:ind w:left="720"/>
+      </w:pPr>
+    </w:p>
+    <w:p>
+      <w:pPr>
+        <w:spacing w:line="240" w:lineRule="auto"/>
+        <w:ind w:left="720"/>
+      </w:pPr>
+      <w:r>
         <w:lastRenderedPageBreak/>
-        <w:t xml:space="preserve">"&lt;?xml version=\"1.0\" encoding=\"UTF-8\"?&gt;\r\n&lt;Document </w:t>
-      </w:r>
-      <w:proofErr w:type="spellStart"/>
-      <w:r>
-        <w:t>xmlns</w:t>
-      </w:r>
-      <w:proofErr w:type="spellEnd"/>
-      <w:r>
-        <w:t>=\"urn:iso:std:iso:20022:tech:xsd:pacs.008.001.08\"&gt;\r\n    &lt;</w:t>
-      </w:r>
-      <w:proofErr w:type="spellStart"/>
-      <w:r>
-        <w:t>FIToFICstmrCdtTrf</w:t>
-      </w:r>
-      <w:proofErr w:type="spellEnd"/>
-      <w:r>
-        <w:t>&gt;\r\n        &lt;</w:t>
-      </w:r>
-      <w:proofErr w:type="spellStart"/>
-      <w:r>
-        <w:t>GrpHdr</w:t>
-      </w:r>
-      <w:proofErr w:type="spellEnd"/>
-      <w:r>
-        <w:t>&gt;\r\n            &lt;</w:t>
-      </w:r>
-      <w:proofErr w:type="spellStart"/>
-      <w:r>
-        <w:t>MsgId</w:t>
-      </w:r>
-      <w:proofErr w:type="spellEnd"/>
-      <w:r>
-        <w:t>&gt;MSG20260507559&lt;/</w:t>
-      </w:r>
-      <w:proofErr w:type="spellStart"/>
-      <w:r>
-        <w:t>MsgId</w:t>
-      </w:r>
-      <w:proofErr w:type="spellEnd"/>
-      <w:r>
-        <w:t>&gt;\r\n            &lt;</w:t>
-      </w:r>
-      <w:proofErr w:type="spellStart"/>
-      <w:r>
-        <w:t>CreDtTm</w:t>
-      </w:r>
-      <w:proofErr w:type="spellEnd"/>
-      <w:r>
-        <w:t>&gt;2026-05-07T12:00:00&lt;/</w:t>
-      </w:r>
-      <w:proofErr w:type="spellStart"/>
-      <w:r>
-        <w:t>CreDtTm</w:t>
-      </w:r>
-      <w:proofErr w:type="spellEnd"/>
-      <w:r>
-        <w:t>&gt;\r\n            &lt;</w:t>
-      </w:r>
-      <w:proofErr w:type="spellStart"/>
-      <w:r>
-        <w:t>NbOfTxs</w:t>
-      </w:r>
-      <w:proofErr w:type="spellEnd"/>
-      <w:r>
-        <w:t>&gt;1&lt;/</w:t>
-      </w:r>
-      <w:proofErr w:type="spellStart"/>
-      <w:r>
-        <w:t>NbOfTxs</w:t>
-      </w:r>
-      <w:proofErr w:type="spellEnd"/>
-      <w:r>
-        <w:t>&gt;\r\n            &lt;</w:t>
-      </w:r>
-      <w:proofErr w:type="spellStart"/>
-      <w:r>
-        <w:t>SttlmInf</w:t>
-      </w:r>
-      <w:proofErr w:type="spellEnd"/>
-      <w:r>
-        <w:t>&gt;\r\n                &lt;</w:t>
-      </w:r>
-      <w:proofErr w:type="spellStart"/>
-      <w:r>
-        <w:t>SttlmMtd</w:t>
-      </w:r>
-      <w:proofErr w:type="spellEnd"/>
-      <w:r>
-        <w:t>&gt;CLRG&lt;/</w:t>
-      </w:r>
-      <w:proofErr w:type="spellStart"/>
-      <w:r>
-        <w:t>SttlmMtd</w:t>
-      </w:r>
-      <w:proofErr w:type="spellEnd"/>
-      <w:r>
-        <w:t>&gt;\r\n            &lt;/</w:t>
-      </w:r>
-      <w:proofErr w:type="spellStart"/>
-      <w:r>
-        <w:t>SttlmInf</w:t>
-      </w:r>
-      <w:proofErr w:type="spellEnd"/>
-      <w:r>
-        <w:t>&gt;\r\n        &lt;/</w:t>
-      </w:r>
-      <w:proofErr w:type="spellStart"/>
-      <w:r>
-        <w:t>GrpHdr</w:t>
-      </w:r>
-      <w:proofErr w:type="spellEnd"/>
-      <w:r>
-        <w:t>&gt;\r\n\r\n        &lt;</w:t>
-      </w:r>
-      <w:proofErr w:type="spellStart"/>
-      <w:r>
-        <w:t>CdtTrfTxInf</w:t>
-      </w:r>
-      <w:proofErr w:type="spellEnd"/>
-      <w:r>
-        <w:t>&gt;\r\n            &lt;</w:t>
-      </w:r>
-      <w:proofErr w:type="spellStart"/>
-      <w:r>
-        <w:t>PmtId</w:t>
-      </w:r>
-      <w:proofErr w:type="spellEnd"/>
-      <w:r>
-        <w:t>&gt;\r\n                &lt;</w:t>
-      </w:r>
-      <w:proofErr w:type="spellStart"/>
-      <w:r>
-        <w:t>InstrId</w:t>
-      </w:r>
-      <w:proofErr w:type="spellEnd"/>
-      <w:r>
-        <w:t>&gt;INST12559&lt;/</w:t>
-      </w:r>
-      <w:proofErr w:type="spellStart"/>
-      <w:r>
-        <w:t>InstrId</w:t>
-      </w:r>
-      <w:proofErr w:type="spellEnd"/>
-      <w:r>
-        <w:t>&gt;\r\n                &lt;</w:t>
-      </w:r>
-      <w:proofErr w:type="spellStart"/>
-      <w:r>
-        <w:t>EndToEndId</w:t>
-      </w:r>
-      <w:proofErr w:type="spellEnd"/>
-      <w:r>
-        <w:t>&gt;E2E12559&lt;/</w:t>
-      </w:r>
-      <w:proofErr w:type="spellStart"/>
-      <w:r>
-        <w:t>EndToEndId</w:t>
-      </w:r>
-      <w:proofErr w:type="spellEnd"/>
-      <w:r>
-        <w:t>&gt;\r\n            &lt;/</w:t>
-      </w:r>
-      <w:proofErr w:type="spellStart"/>
-      <w:r>
-        <w:t>PmtId</w:t>
-      </w:r>
-      <w:proofErr w:type="spellEnd"/>
-      <w:r>
-        <w:t>&gt;\r\n\r\n            &lt;</w:t>
-      </w:r>
-      <w:proofErr w:type="spellStart"/>
-      <w:r>
-        <w:t>IntrBkSttlmAmt</w:t>
-      </w:r>
-      <w:proofErr w:type="spellEnd"/>
-      <w:r>
-        <w:t xml:space="preserve"> Ccy=\"INR\"&gt;1000.00&lt;/</w:t>
-      </w:r>
-      <w:proofErr w:type="spellStart"/>
-      <w:r>
-        <w:t>IntrBkSttlmAmt</w:t>
-      </w:r>
-      <w:proofErr w:type="spellEnd"/>
-      <w:r>
-        <w:t xml:space="preserve">&gt;\r\n\r\n            &lt;!-- </w:t>
-      </w:r>
-      <w:r>
-        <w:rPr>
-          <w:rFonts w:ascii="Segoe UI Emoji" w:hAnsi="Segoe UI Emoji" w:cs="Segoe UI Emoji"/>
-        </w:rPr>
-        <w:t>✅</w:t>
-      </w:r>
-      <w:r>
-        <w:t xml:space="preserve"> Debtor Bank (BIC added here) --&gt;\r\n            &lt;</w:t>
-      </w:r>
-      <w:proofErr w:type="spellStart"/>
-      <w:r>
-        <w:t>DbtrAgt</w:t>
-      </w:r>
-      <w:proofErr w:type="spellEnd"/>
-      <w:r>
-        <w:t>&gt;\r\n                &lt;</w:t>
-      </w:r>
-      <w:proofErr w:type="spellStart"/>
-      <w:r>
-        <w:t>FinInstnId</w:t>
-      </w:r>
-      <w:proofErr w:type="spellEnd"/>
-      <w:r>
-        <w:t>&gt;\r\n                    &lt;BICFI&gt;EBAPSDB1XXX&lt;/BICFI&gt;\r\n                &lt;/</w:t>
-      </w:r>
-      <w:proofErr w:type="spellStart"/>
-      <w:r>
-        <w:t>FinInstnId</w:t>
-      </w:r>
-      <w:proofErr w:type="spellEnd"/>
-      <w:r>
-        <w:t>&gt;\r\n            &lt;/</w:t>
-      </w:r>
-      <w:proofErr w:type="spellStart"/>
-      <w:r>
-        <w:t>DbtrAgt</w:t>
-      </w:r>
-      <w:proofErr w:type="spellEnd"/>
-      <w:r>
-        <w:t>&gt;\r\n\r\n            &lt;</w:t>
-      </w:r>
-      <w:proofErr w:type="spellStart"/>
-      <w:r>
-        <w:t>Dbtr</w:t>
-      </w:r>
-      <w:proofErr w:type="spellEnd"/>
-      <w:r>
-        <w:t>&gt;\r\n                &lt;Nm&gt;Rajesh Kumar&lt;/Nm&gt;\r\n            &lt;/</w:t>
-      </w:r>
-      <w:proofErr w:type="spellStart"/>
-      <w:r>
-        <w:t>Dbtr</w:t>
-      </w:r>
-      <w:proofErr w:type="spellEnd"/>
-      <w:r>
-        <w:t>&gt;\r\n\r\n            &lt;</w:t>
-      </w:r>
-      <w:proofErr w:type="spellStart"/>
-      <w:r>
-        <w:t>DbtrAcct</w:t>
-      </w:r>
-      <w:proofErr w:type="spellEnd"/>
-      <w:r>
-        <w:t>&gt;\r\n                &lt;Id&gt;\r\n                    &lt;IBAN&gt;IN1234567890&lt;/IBAN&gt;\r\n                &lt;/Id&gt;\r\n            &lt;/</w:t>
-      </w:r>
-      <w:proofErr w:type="spellStart"/>
-      <w:r>
-        <w:t>DbtrAcct</w:t>
-      </w:r>
-      <w:proofErr w:type="spellEnd"/>
-      <w:r>
-        <w:t>&gt;\r\n            &lt;</w:t>
-      </w:r>
-      <w:proofErr w:type="spellStart"/>
-      <w:r>
-        <w:t>CdtrAgt</w:t>
-      </w:r>
-      <w:proofErr w:type="spellEnd"/>
-      <w:r>
-        <w:t>&gt;\r\n                &lt;</w:t>
-      </w:r>
-      <w:proofErr w:type="spellStart"/>
-      <w:r>
-        <w:t>FinInstnId</w:t>
-      </w:r>
-      <w:proofErr w:type="spellEnd"/>
-      <w:r>
-        <w:t>&gt;\r\n                    &lt;BICFI&gt;EBAPSDB1XXX&lt;/BICFI&gt;\r\n                &lt;/</w:t>
-      </w:r>
-      <w:proofErr w:type="spellStart"/>
-      <w:r>
-        <w:t>FinInstnId</w:t>
-      </w:r>
-      <w:proofErr w:type="spellEnd"/>
-      <w:r>
-        <w:t>&gt;\r\n            &lt;/</w:t>
-      </w:r>
-      <w:proofErr w:type="spellStart"/>
-      <w:r>
-        <w:t>CdtrAgt</w:t>
-      </w:r>
-      <w:proofErr w:type="spellEnd"/>
-      <w:r>
-        <w:t>&gt;\r\n\r\n            &lt;</w:t>
-      </w:r>
-      <w:proofErr w:type="spellStart"/>
-      <w:r>
-        <w:t>Cdtr</w:t>
-      </w:r>
-      <w:proofErr w:type="spellEnd"/>
-      <w:r>
-        <w:t>&gt;\r\n                &lt;Nm&gt;ABC Company&lt;/Nm&gt;\r\n            &lt;/</w:t>
-      </w:r>
-      <w:proofErr w:type="spellStart"/>
-      <w:r>
-        <w:t>Cdtr</w:t>
-      </w:r>
-      <w:proofErr w:type="spellEnd"/>
-      <w:r>
-        <w:t>&gt;\r\n\r\n            &lt;</w:t>
-      </w:r>
-      <w:proofErr w:type="spellStart"/>
-      <w:r>
-        <w:t>CdtrAcct</w:t>
-      </w:r>
-      <w:proofErr w:type="spellEnd"/>
-      <w:r>
-        <w:t>&gt;\r\n                &lt;Id&gt;\r\n                    &lt;IBAN&gt;IN0987654321&lt;/IBAN&gt;\r\n                &lt;/Id&gt;\r\n            &lt;/</w:t>
-      </w:r>
-      <w:proofErr w:type="spellStart"/>
-      <w:r>
-        <w:t>CdtrAcct</w:t>
-      </w:r>
-      <w:proofErr w:type="spellEnd"/>
-      <w:r>
-        <w:t>&gt;\r\n\r\n        &lt;/</w:t>
-      </w:r>
-      <w:proofErr w:type="spellStart"/>
-      <w:r>
-        <w:t>CdtTrfTxInf</w:t>
-      </w:r>
-      <w:proofErr w:type="spellEnd"/>
-      <w:r>
-        <w:t>&gt;\r\n    &lt;/</w:t>
-      </w:r>
-      <w:proofErr w:type="spellStart"/>
-      <w:r>
-        <w:t>FIToFICstmrCdtTrf</w:t>
-      </w:r>
-      <w:proofErr w:type="spellEnd"/>
-      <w:r>
-        <w:t>&gt;\r\n&lt;/Document&gt;"</w:t>
-      </w:r>
-    </w:p>
-    <w:p>
-      <w:pPr>
-        <w:spacing w:line="240" w:lineRule="auto"/>
-      </w:pPr>
-      <w:r>
-        <w:t>======================================================================</w:t>
-      </w:r>
-    </w:p>
-    <w:p>
-      <w:pPr>
-        <w:spacing w:line="240" w:lineRule="auto"/>
-      </w:pPr>
-    </w:p>
-    <w:p>
-      <w:pPr>
-        <w:spacing w:line="240" w:lineRule="auto"/>
-        <w:ind w:left="720"/>
-      </w:pPr>
-      <w:proofErr w:type="gramStart"/>
-      <w:r>
-        <w:t>this is</w:t>
-      </w:r>
-      <w:proofErr w:type="gramEnd"/>
-      <w:r>
-        <w:t xml:space="preserve"> our requirement files</w:t>
-      </w:r>
-    </w:p>
-    <w:p>
-      <w:pPr>
-        <w:spacing w:line="240" w:lineRule="auto"/>
-        <w:ind w:left="720"/>
-      </w:pPr>
-    </w:p>
-    <w:p>
-      <w:pPr>
-        <w:spacing w:line="240" w:lineRule="auto"/>
-        <w:ind w:left="720"/>
-      </w:pPr>
-      <w:r>
-        <w:t xml:space="preserve">and Technology stack to be </w:t>
-      </w:r>
-      <w:proofErr w:type="gramStart"/>
-      <w:r>
-        <w:t>used :</w:t>
-      </w:r>
-      <w:proofErr w:type="gramEnd"/>
-    </w:p>
-    <w:p>
-      <w:pPr>
-        <w:spacing w:line="240" w:lineRule="auto"/>
-        <w:ind w:left="720"/>
-      </w:pPr>
-    </w:p>
-    <w:p>
-      <w:pPr>
-        <w:spacing w:line="240" w:lineRule="auto"/>
-        <w:ind w:left="720"/>
-      </w:pPr>
-      <w:r>
-        <w:t>Workflow Orchestration -&gt; Temporal</w:t>
-      </w:r>
-    </w:p>
-    <w:p>
-      <w:pPr>
-        <w:spacing w:line="240" w:lineRule="auto"/>
-        <w:ind w:left="720"/>
-      </w:pPr>
-    </w:p>
-    <w:p>
-      <w:pPr>
-        <w:spacing w:line="240" w:lineRule="auto"/>
-        <w:ind w:left="720"/>
-      </w:pPr>
-      <w:r>
         <w:t>STP Dispatcher -&gt; Temporal</w:t>
       </w:r>
     </w:p>
@@ -2196,6 +5324,155 @@
 <file path=word/numbering.xml><?xml version="1.0" encoding="utf-8"?>
 <w:numbering xmlns:wpc="http://schemas.microsoft.com/office/word/2010/wordprocessingCanvas" xmlns:cx="http://schemas.microsoft.com/office/drawing/2014/chartex" xmlns:cx1="http://schemas.microsoft.com/office/drawing/2015/9/8/chartex" xmlns:cx2="http://schemas.microsoft.com/office/drawing/2015/10/21/chartex" xmlns:cx3="http://schemas.microsoft.com/office/drawing/2016/5/9/chartex" xmlns:cx4="http://schemas.microsoft.com/office/drawing/2016/5/10/chartex" xmlns:cx5="http://schemas.microsoft.com/office/drawing/2016/5/11/chartex" xmlns:cx6="http://schemas.microsoft.com/office/drawing/2016/5/12/chartex" xmlns:cx7="http://schemas.microsoft.com/office/drawing/2016/5/13/chartex" xmlns:cx8="http://schemas.microsoft.com/office/drawing/2016/5/14/chartex" xmlns:mc="http://schemas.openxmlformats.org/markup-compatibility/2006" xmlns:aink="http://schemas.microsoft.com/office/drawing/2016/ink" xmlns:am3d="http://schemas.microsoft.com/office/drawing/2017/model3d" xmlns:o="urn:schemas-microsoft-com:office:office" xmlns:oel="http://schemas.microsoft.com/office/2019/extlst" xmlns:r="http://schemas.openxmlformats.org/officeDocument/2006/relationships" xmlns:m="http://schemas.openxmlformats.org/officeDocument/2006/math" xmlns:v="urn:schemas-microsoft-com:vml" xmlns:wp14="http://schemas.microsoft.com/office/word/2010/wordprocessingDrawing" xmlns:wp="http://schemas.openxmlformats.org/drawingml/2006/wordprocessingDrawing" xmlns:w10="urn:schemas-microsoft-com:office:word" xmlns:w="http://schemas.openxmlformats.org/wordprocessingml/2006/main" xmlns:w14="http://schemas.microsoft.com/office/word/2010/wordml" xmlns:w15="http://schemas.microsoft.com/office/word/2012/wordml" xmlns:w16cex="http://schemas.microsoft.com/office/word/2018/wordml/cex" xmlns:w16cid="http://schemas.microsoft.com/office/word/2016/wordml/cid" xmlns:w16="http://schemas.microsoft.com/office/word/2018/wordml" xmlns:w16du="http://schemas.microsoft.com/office/word/2023/wordml/word16du" xmlns:w16sdtdh="http://schemas.microsoft.com/office/word/2020/wordml/sdtdatahash" xmlns:w16sdtfl="http://schemas.microsoft.com/office/word/2024/wordml/sdtformatlock" xmlns:w16se="http://schemas.microsoft.com/office/word/2015/wordml/symex" xmlns:wpg="http://schemas.microsoft.com/office/word/2010/wordprocessingGroup" xmlns:wpi="http://schemas.microsoft.com/office/word/2010/wordprocessingInk" xmlns:wne="http://schemas.microsoft.com/office/word/2006/wordml" xmlns:wps="http://schemas.microsoft.com/office/word/2010/wordprocessingShape" mc:Ignorable="w14 w15 w16se w16cid w16 w16cex w16sdtdh w16sdtfl w16du wp14">
   <w:abstractNum w:abstractNumId="0" w15:restartNumberingAfterBreak="0">
+    <w:nsid w:val="03CC48D5"/>
+    <w:multiLevelType w:val="multilevel"/>
+    <w:tmpl w:val="B7525DA8"/>
+    <w:lvl w:ilvl="0">
+      <w:start w:val="1"/>
+      <w:numFmt w:val="bullet"/>
+      <w:lvlText w:val=""/>
+      <w:lvlJc w:val="left"/>
+      <w:pPr>
+        <w:tabs>
+          <w:tab w:val="num" w:pos="720"/>
+        </w:tabs>
+        <w:ind w:left="720" w:hanging="360"/>
+      </w:pPr>
+      <w:rPr>
+        <w:rFonts w:ascii="Symbol" w:hAnsi="Symbol" w:hint="default"/>
+        <w:sz w:val="20"/>
+      </w:rPr>
+    </w:lvl>
+    <w:lvl w:ilvl="1" w:tentative="1">
+      <w:start w:val="1"/>
+      <w:numFmt w:val="bullet"/>
+      <w:lvlText w:val="o"/>
+      <w:lvlJc w:val="left"/>
+      <w:pPr>
+        <w:tabs>
+          <w:tab w:val="num" w:pos="1440"/>
+        </w:tabs>
+        <w:ind w:left="1440" w:hanging="360"/>
+      </w:pPr>
+      <w:rPr>
+        <w:rFonts w:ascii="Courier New" w:hAnsi="Courier New" w:hint="default"/>
+        <w:sz w:val="20"/>
+      </w:rPr>
+    </w:lvl>
+    <w:lvl w:ilvl="2" w:tentative="1">
+      <w:start w:val="1"/>
+      <w:numFmt w:val="bullet"/>
+      <w:lvlText w:val=""/>
+      <w:lvlJc w:val="left"/>
+      <w:pPr>
+        <w:tabs>
+          <w:tab w:val="num" w:pos="2160"/>
+        </w:tabs>
+        <w:ind w:left="2160" w:hanging="360"/>
+      </w:pPr>
+      <w:rPr>
+        <w:rFonts w:ascii="Wingdings" w:hAnsi="Wingdings" w:hint="default"/>
+        <w:sz w:val="20"/>
+      </w:rPr>
+    </w:lvl>
+    <w:lvl w:ilvl="3" w:tentative="1">
+      <w:start w:val="1"/>
+      <w:numFmt w:val="bullet"/>
+      <w:lvlText w:val=""/>
+      <w:lvlJc w:val="left"/>
+      <w:pPr>
+        <w:tabs>
+          <w:tab w:val="num" w:pos="2880"/>
+        </w:tabs>
+        <w:ind w:left="2880" w:hanging="360"/>
+      </w:pPr>
+      <w:rPr>
+        <w:rFonts w:ascii="Wingdings" w:hAnsi="Wingdings" w:hint="default"/>
+        <w:sz w:val="20"/>
+      </w:rPr>
+    </w:lvl>
+    <w:lvl w:ilvl="4" w:tentative="1">
+      <w:start w:val="1"/>
+      <w:numFmt w:val="bullet"/>
+      <w:lvlText w:val=""/>
+      <w:lvlJc w:val="left"/>
+      <w:pPr>
+        <w:tabs>
+          <w:tab w:val="num" w:pos="3600"/>
+        </w:tabs>
+        <w:ind w:left="3600" w:hanging="360"/>
+      </w:pPr>
+      <w:rPr>
+        <w:rFonts w:ascii="Wingdings" w:hAnsi="Wingdings" w:hint="default"/>
+        <w:sz w:val="20"/>
+      </w:rPr>
+    </w:lvl>
+    <w:lvl w:ilvl="5" w:tentative="1">
+      <w:start w:val="1"/>
+      <w:numFmt w:val="bullet"/>
+      <w:lvlText w:val=""/>
+      <w:lvlJc w:val="left"/>
+      <w:pPr>
+        <w:tabs>
+          <w:tab w:val="num" w:pos="4320"/>
+        </w:tabs>
+        <w:ind w:left="4320" w:hanging="360"/>
+      </w:pPr>
+      <w:rPr>
+        <w:rFonts w:ascii="Wingdings" w:hAnsi="Wingdings" w:hint="default"/>
+        <w:sz w:val="20"/>
+      </w:rPr>
+    </w:lvl>
+    <w:lvl w:ilvl="6" w:tentative="1">
+      <w:start w:val="1"/>
+      <w:numFmt w:val="bullet"/>
+      <w:lvlText w:val=""/>
+      <w:lvlJc w:val="left"/>
+      <w:pPr>
+        <w:tabs>
+          <w:tab w:val="num" w:pos="5040"/>
+        </w:tabs>
+        <w:ind w:left="5040" w:hanging="360"/>
+      </w:pPr>
+      <w:rPr>
+        <w:rFonts w:ascii="Wingdings" w:hAnsi="Wingdings" w:hint="default"/>
+        <w:sz w:val="20"/>
+      </w:rPr>
+    </w:lvl>
+    <w:lvl w:ilvl="7" w:tentative="1">
+      <w:start w:val="1"/>
+      <w:numFmt w:val="bullet"/>
+      <w:lvlText w:val=""/>
+      <w:lvlJc w:val="left"/>
+      <w:pPr>
+        <w:tabs>
+          <w:tab w:val="num" w:pos="5760"/>
+        </w:tabs>
+        <w:ind w:left="5760" w:hanging="360"/>
+      </w:pPr>
+      <w:rPr>
+        <w:rFonts w:ascii="Wingdings" w:hAnsi="Wingdings" w:hint="default"/>
+        <w:sz w:val="20"/>
+      </w:rPr>
+    </w:lvl>
+    <w:lvl w:ilvl="8" w:tentative="1">
+      <w:start w:val="1"/>
+      <w:numFmt w:val="bullet"/>
+      <w:lvlText w:val=""/>
+      <w:lvlJc w:val="left"/>
+      <w:pPr>
+        <w:tabs>
+          <w:tab w:val="num" w:pos="6480"/>
+        </w:tabs>
+        <w:ind w:left="6480" w:hanging="360"/>
+      </w:pPr>
+      <w:rPr>
+        <w:rFonts w:ascii="Wingdings" w:hAnsi="Wingdings" w:hint="default"/>
+        <w:sz w:val="20"/>
+      </w:rPr>
+    </w:lvl>
+  </w:abstractNum>
+  <w:abstractNum w:abstractNumId="1" w15:restartNumberingAfterBreak="0">
     <w:nsid w:val="05F662C5"/>
     <w:multiLevelType w:val="multilevel"/>
     <w:tmpl w:val="D068D6CC"/>
@@ -2344,7 +5621,7 @@
       </w:rPr>
     </w:lvl>
   </w:abstractNum>
-  <w:abstractNum w:abstractNumId="1" w15:restartNumberingAfterBreak="0">
+  <w:abstractNum w:abstractNumId="2" w15:restartNumberingAfterBreak="0">
     <w:nsid w:val="09843DD1"/>
     <w:multiLevelType w:val="multilevel"/>
     <w:tmpl w:val="807C71C4"/>
@@ -2493,7 +5770,7 @@
       </w:rPr>
     </w:lvl>
   </w:abstractNum>
-  <w:abstractNum w:abstractNumId="2" w15:restartNumberingAfterBreak="0">
+  <w:abstractNum w:abstractNumId="3" w15:restartNumberingAfterBreak="0">
     <w:nsid w:val="0ACA2969"/>
     <w:multiLevelType w:val="multilevel"/>
     <w:tmpl w:val="CE8412E6"/>
@@ -2642,7 +5919,7 @@
       </w:rPr>
     </w:lvl>
   </w:abstractNum>
-  <w:abstractNum w:abstractNumId="3" w15:restartNumberingAfterBreak="0">
+  <w:abstractNum w:abstractNumId="4" w15:restartNumberingAfterBreak="0">
     <w:nsid w:val="0BE03D54"/>
     <w:multiLevelType w:val="multilevel"/>
     <w:tmpl w:val="F5AC4E18"/>
@@ -2791,7 +6068,7 @@
       </w:rPr>
     </w:lvl>
   </w:abstractNum>
-  <w:abstractNum w:abstractNumId="4" w15:restartNumberingAfterBreak="0">
+  <w:abstractNum w:abstractNumId="5" w15:restartNumberingAfterBreak="0">
     <w:nsid w:val="0C4B45C3"/>
     <w:multiLevelType w:val="multilevel"/>
     <w:tmpl w:val="0F405388"/>
@@ -2940,7 +6217,7 @@
       </w:rPr>
     </w:lvl>
   </w:abstractNum>
-  <w:abstractNum w:abstractNumId="5" w15:restartNumberingAfterBreak="0">
+  <w:abstractNum w:abstractNumId="6" w15:restartNumberingAfterBreak="0">
     <w:nsid w:val="0F8D4797"/>
     <w:multiLevelType w:val="multilevel"/>
     <w:tmpl w:val="70F04B88"/>
@@ -3089,7 +6366,7 @@
       </w:rPr>
     </w:lvl>
   </w:abstractNum>
-  <w:abstractNum w:abstractNumId="6" w15:restartNumberingAfterBreak="0">
+  <w:abstractNum w:abstractNumId="7" w15:restartNumberingAfterBreak="0">
     <w:nsid w:val="0FD76435"/>
     <w:multiLevelType w:val="multilevel"/>
     <w:tmpl w:val="26AC1FBC"/>
@@ -3238,7 +6515,7 @@
       </w:rPr>
     </w:lvl>
   </w:abstractNum>
-  <w:abstractNum w:abstractNumId="7" w15:restartNumberingAfterBreak="0">
+  <w:abstractNum w:abstractNumId="8" w15:restartNumberingAfterBreak="0">
     <w:nsid w:val="10D56E94"/>
     <w:multiLevelType w:val="multilevel"/>
     <w:tmpl w:val="C8921188"/>
@@ -3387,7 +6664,156 @@
       </w:rPr>
     </w:lvl>
   </w:abstractNum>
-  <w:abstractNum w:abstractNumId="8" w15:restartNumberingAfterBreak="0">
+  <w:abstractNum w:abstractNumId="9" w15:restartNumberingAfterBreak="0">
+    <w:nsid w:val="138F0104"/>
+    <w:multiLevelType w:val="multilevel"/>
+    <w:tmpl w:val="2F9C0184"/>
+    <w:lvl w:ilvl="0">
+      <w:start w:val="1"/>
+      <w:numFmt w:val="bullet"/>
+      <w:lvlText w:val=""/>
+      <w:lvlJc w:val="left"/>
+      <w:pPr>
+        <w:tabs>
+          <w:tab w:val="num" w:pos="720"/>
+        </w:tabs>
+        <w:ind w:left="720" w:hanging="360"/>
+      </w:pPr>
+      <w:rPr>
+        <w:rFonts w:ascii="Symbol" w:hAnsi="Symbol" w:hint="default"/>
+        <w:sz w:val="20"/>
+      </w:rPr>
+    </w:lvl>
+    <w:lvl w:ilvl="1" w:tentative="1">
+      <w:start w:val="1"/>
+      <w:numFmt w:val="bullet"/>
+      <w:lvlText w:val="o"/>
+      <w:lvlJc w:val="left"/>
+      <w:pPr>
+        <w:tabs>
+          <w:tab w:val="num" w:pos="1440"/>
+        </w:tabs>
+        <w:ind w:left="1440" w:hanging="360"/>
+      </w:pPr>
+      <w:rPr>
+        <w:rFonts w:ascii="Courier New" w:hAnsi="Courier New" w:hint="default"/>
+        <w:sz w:val="20"/>
+      </w:rPr>
+    </w:lvl>
+    <w:lvl w:ilvl="2" w:tentative="1">
+      <w:start w:val="1"/>
+      <w:numFmt w:val="bullet"/>
+      <w:lvlText w:val=""/>
+      <w:lvlJc w:val="left"/>
+      <w:pPr>
+        <w:tabs>
+          <w:tab w:val="num" w:pos="2160"/>
+        </w:tabs>
+        <w:ind w:left="2160" w:hanging="360"/>
+      </w:pPr>
+      <w:rPr>
+        <w:rFonts w:ascii="Wingdings" w:hAnsi="Wingdings" w:hint="default"/>
+        <w:sz w:val="20"/>
+      </w:rPr>
+    </w:lvl>
+    <w:lvl w:ilvl="3" w:tentative="1">
+      <w:start w:val="1"/>
+      <w:numFmt w:val="bullet"/>
+      <w:lvlText w:val=""/>
+      <w:lvlJc w:val="left"/>
+      <w:pPr>
+        <w:tabs>
+          <w:tab w:val="num" w:pos="2880"/>
+        </w:tabs>
+        <w:ind w:left="2880" w:hanging="360"/>
+      </w:pPr>
+      <w:rPr>
+        <w:rFonts w:ascii="Wingdings" w:hAnsi="Wingdings" w:hint="default"/>
+        <w:sz w:val="20"/>
+      </w:rPr>
+    </w:lvl>
+    <w:lvl w:ilvl="4" w:tentative="1">
+      <w:start w:val="1"/>
+      <w:numFmt w:val="bullet"/>
+      <w:lvlText w:val=""/>
+      <w:lvlJc w:val="left"/>
+      <w:pPr>
+        <w:tabs>
+          <w:tab w:val="num" w:pos="3600"/>
+        </w:tabs>
+        <w:ind w:left="3600" w:hanging="360"/>
+      </w:pPr>
+      <w:rPr>
+        <w:rFonts w:ascii="Wingdings" w:hAnsi="Wingdings" w:hint="default"/>
+        <w:sz w:val="20"/>
+      </w:rPr>
+    </w:lvl>
+    <w:lvl w:ilvl="5" w:tentative="1">
+      <w:start w:val="1"/>
+      <w:numFmt w:val="bullet"/>
+      <w:lvlText w:val=""/>
+      <w:lvlJc w:val="left"/>
+      <w:pPr>
+        <w:tabs>
+          <w:tab w:val="num" w:pos="4320"/>
+        </w:tabs>
+        <w:ind w:left="4320" w:hanging="360"/>
+      </w:pPr>
+      <w:rPr>
+        <w:rFonts w:ascii="Wingdings" w:hAnsi="Wingdings" w:hint="default"/>
+        <w:sz w:val="20"/>
+      </w:rPr>
+    </w:lvl>
+    <w:lvl w:ilvl="6" w:tentative="1">
+      <w:start w:val="1"/>
+      <w:numFmt w:val="bullet"/>
+      <w:lvlText w:val=""/>
+      <w:lvlJc w:val="left"/>
+      <w:pPr>
+        <w:tabs>
+          <w:tab w:val="num" w:pos="5040"/>
+        </w:tabs>
+        <w:ind w:left="5040" w:hanging="360"/>
+      </w:pPr>
+      <w:rPr>
+        <w:rFonts w:ascii="Wingdings" w:hAnsi="Wingdings" w:hint="default"/>
+        <w:sz w:val="20"/>
+      </w:rPr>
+    </w:lvl>
+    <w:lvl w:ilvl="7" w:tentative="1">
+      <w:start w:val="1"/>
+      <w:numFmt w:val="bullet"/>
+      <w:lvlText w:val=""/>
+      <w:lvlJc w:val="left"/>
+      <w:pPr>
+        <w:tabs>
+          <w:tab w:val="num" w:pos="5760"/>
+        </w:tabs>
+        <w:ind w:left="5760" w:hanging="360"/>
+      </w:pPr>
+      <w:rPr>
+        <w:rFonts w:ascii="Wingdings" w:hAnsi="Wingdings" w:hint="default"/>
+        <w:sz w:val="20"/>
+      </w:rPr>
+    </w:lvl>
+    <w:lvl w:ilvl="8" w:tentative="1">
+      <w:start w:val="1"/>
+      <w:numFmt w:val="bullet"/>
+      <w:lvlText w:val=""/>
+      <w:lvlJc w:val="left"/>
+      <w:pPr>
+        <w:tabs>
+          <w:tab w:val="num" w:pos="6480"/>
+        </w:tabs>
+        <w:ind w:left="6480" w:hanging="360"/>
+      </w:pPr>
+      <w:rPr>
+        <w:rFonts w:ascii="Wingdings" w:hAnsi="Wingdings" w:hint="default"/>
+        <w:sz w:val="20"/>
+      </w:rPr>
+    </w:lvl>
+  </w:abstractNum>
+  <w:abstractNum w:abstractNumId="10" w15:restartNumberingAfterBreak="0">
     <w:nsid w:val="16254DA3"/>
     <w:multiLevelType w:val="multilevel"/>
     <w:tmpl w:val="521EBB82"/>
@@ -3536,7 +6962,7 @@
       </w:rPr>
     </w:lvl>
   </w:abstractNum>
-  <w:abstractNum w:abstractNumId="9" w15:restartNumberingAfterBreak="0">
+  <w:abstractNum w:abstractNumId="11" w15:restartNumberingAfterBreak="0">
     <w:nsid w:val="171B09B9"/>
     <w:multiLevelType w:val="hybridMultilevel"/>
     <w:tmpl w:val="3F4210D4"/>
@@ -3625,7 +7051,7 @@
       </w:pPr>
     </w:lvl>
   </w:abstractNum>
-  <w:abstractNum w:abstractNumId="10" w15:restartNumberingAfterBreak="0">
+  <w:abstractNum w:abstractNumId="12" w15:restartNumberingAfterBreak="0">
     <w:nsid w:val="17427041"/>
     <w:multiLevelType w:val="multilevel"/>
     <w:tmpl w:val="91F85E2E"/>
@@ -3774,7 +7200,7 @@
       </w:rPr>
     </w:lvl>
   </w:abstractNum>
-  <w:abstractNum w:abstractNumId="11" w15:restartNumberingAfterBreak="0">
+  <w:abstractNum w:abstractNumId="13" w15:restartNumberingAfterBreak="0">
     <w:nsid w:val="17461324"/>
     <w:multiLevelType w:val="multilevel"/>
     <w:tmpl w:val="076284B4"/>
@@ -3923,7 +7349,7 @@
       </w:rPr>
     </w:lvl>
   </w:abstractNum>
-  <w:abstractNum w:abstractNumId="12" w15:restartNumberingAfterBreak="0">
+  <w:abstractNum w:abstractNumId="14" w15:restartNumberingAfterBreak="0">
     <w:nsid w:val="186B6B1E"/>
     <w:multiLevelType w:val="multilevel"/>
     <w:tmpl w:val="72AA7766"/>
@@ -4072,7 +7498,7 @@
       </w:rPr>
     </w:lvl>
   </w:abstractNum>
-  <w:abstractNum w:abstractNumId="13" w15:restartNumberingAfterBreak="0">
+  <w:abstractNum w:abstractNumId="15" w15:restartNumberingAfterBreak="0">
     <w:nsid w:val="1A335C83"/>
     <w:multiLevelType w:val="multilevel"/>
     <w:tmpl w:val="93768BFC"/>
@@ -4221,7 +7647,7 @@
       </w:rPr>
     </w:lvl>
   </w:abstractNum>
-  <w:abstractNum w:abstractNumId="14" w15:restartNumberingAfterBreak="0">
+  <w:abstractNum w:abstractNumId="16" w15:restartNumberingAfterBreak="0">
     <w:nsid w:val="1DA86036"/>
     <w:multiLevelType w:val="multilevel"/>
     <w:tmpl w:val="7E3406F6"/>
@@ -4370,7 +7796,7 @@
       </w:rPr>
     </w:lvl>
   </w:abstractNum>
-  <w:abstractNum w:abstractNumId="15" w15:restartNumberingAfterBreak="0">
+  <w:abstractNum w:abstractNumId="17" w15:restartNumberingAfterBreak="0">
     <w:nsid w:val="1DBD1D5A"/>
     <w:multiLevelType w:val="multilevel"/>
     <w:tmpl w:val="9500BBDE"/>
@@ -4519,7 +7945,7 @@
       </w:rPr>
     </w:lvl>
   </w:abstractNum>
-  <w:abstractNum w:abstractNumId="16" w15:restartNumberingAfterBreak="0">
+  <w:abstractNum w:abstractNumId="18" w15:restartNumberingAfterBreak="0">
     <w:nsid w:val="22596C54"/>
     <w:multiLevelType w:val="multilevel"/>
     <w:tmpl w:val="6522363A"/>
@@ -4668,7 +8094,7 @@
       </w:rPr>
     </w:lvl>
   </w:abstractNum>
-  <w:abstractNum w:abstractNumId="17" w15:restartNumberingAfterBreak="0">
+  <w:abstractNum w:abstractNumId="19" w15:restartNumberingAfterBreak="0">
     <w:nsid w:val="23C85D67"/>
     <w:multiLevelType w:val="multilevel"/>
     <w:tmpl w:val="190C38A0"/>
@@ -4817,7 +8243,7 @@
       </w:rPr>
     </w:lvl>
   </w:abstractNum>
-  <w:abstractNum w:abstractNumId="18" w15:restartNumberingAfterBreak="0">
+  <w:abstractNum w:abstractNumId="20" w15:restartNumberingAfterBreak="0">
     <w:nsid w:val="24DD7D15"/>
     <w:multiLevelType w:val="multilevel"/>
     <w:tmpl w:val="CDC6D918"/>
@@ -4966,7 +8392,7 @@
       </w:rPr>
     </w:lvl>
   </w:abstractNum>
-  <w:abstractNum w:abstractNumId="19" w15:restartNumberingAfterBreak="0">
+  <w:abstractNum w:abstractNumId="21" w15:restartNumberingAfterBreak="0">
     <w:nsid w:val="24FC0E18"/>
     <w:multiLevelType w:val="multilevel"/>
     <w:tmpl w:val="D61C8CA0"/>
@@ -5115,7 +8541,7 @@
       </w:rPr>
     </w:lvl>
   </w:abstractNum>
-  <w:abstractNum w:abstractNumId="20" w15:restartNumberingAfterBreak="0">
+  <w:abstractNum w:abstractNumId="22" w15:restartNumberingAfterBreak="0">
     <w:nsid w:val="25026EB3"/>
     <w:multiLevelType w:val="multilevel"/>
     <w:tmpl w:val="2AAECD58"/>
@@ -5264,7 +8690,7 @@
       </w:rPr>
     </w:lvl>
   </w:abstractNum>
-  <w:abstractNum w:abstractNumId="21" w15:restartNumberingAfterBreak="0">
+  <w:abstractNum w:abstractNumId="23" w15:restartNumberingAfterBreak="0">
     <w:nsid w:val="26141794"/>
     <w:multiLevelType w:val="multilevel"/>
     <w:tmpl w:val="5E600E4A"/>
@@ -5413,7 +8839,7 @@
       </w:rPr>
     </w:lvl>
   </w:abstractNum>
-  <w:abstractNum w:abstractNumId="22" w15:restartNumberingAfterBreak="0">
+  <w:abstractNum w:abstractNumId="24" w15:restartNumberingAfterBreak="0">
     <w:nsid w:val="274C3981"/>
     <w:multiLevelType w:val="multilevel"/>
     <w:tmpl w:val="81E847B6"/>
@@ -5562,7 +8988,7 @@
       </w:rPr>
     </w:lvl>
   </w:abstractNum>
-  <w:abstractNum w:abstractNumId="23" w15:restartNumberingAfterBreak="0">
+  <w:abstractNum w:abstractNumId="25" w15:restartNumberingAfterBreak="0">
     <w:nsid w:val="28724897"/>
     <w:multiLevelType w:val="multilevel"/>
     <w:tmpl w:val="2B083F68"/>
@@ -5711,7 +9137,7 @@
       </w:rPr>
     </w:lvl>
   </w:abstractNum>
-  <w:abstractNum w:abstractNumId="24" w15:restartNumberingAfterBreak="0">
+  <w:abstractNum w:abstractNumId="26" w15:restartNumberingAfterBreak="0">
     <w:nsid w:val="290B3370"/>
     <w:multiLevelType w:val="multilevel"/>
     <w:tmpl w:val="3CE0E5EE"/>
@@ -5860,7 +9286,7 @@
       </w:rPr>
     </w:lvl>
   </w:abstractNum>
-  <w:abstractNum w:abstractNumId="25" w15:restartNumberingAfterBreak="0">
+  <w:abstractNum w:abstractNumId="27" w15:restartNumberingAfterBreak="0">
     <w:nsid w:val="2956704B"/>
     <w:multiLevelType w:val="multilevel"/>
     <w:tmpl w:val="590A3F26"/>
@@ -6009,7 +9435,7 @@
       </w:rPr>
     </w:lvl>
   </w:abstractNum>
-  <w:abstractNum w:abstractNumId="26" w15:restartNumberingAfterBreak="0">
+  <w:abstractNum w:abstractNumId="28" w15:restartNumberingAfterBreak="0">
     <w:nsid w:val="2A732923"/>
     <w:multiLevelType w:val="multilevel"/>
     <w:tmpl w:val="D78E0690"/>
@@ -6158,7 +9584,7 @@
       </w:rPr>
     </w:lvl>
   </w:abstractNum>
-  <w:abstractNum w:abstractNumId="27" w15:restartNumberingAfterBreak="0">
+  <w:abstractNum w:abstractNumId="29" w15:restartNumberingAfterBreak="0">
     <w:nsid w:val="2AAB0FF3"/>
     <w:multiLevelType w:val="multilevel"/>
     <w:tmpl w:val="22986AE0"/>
@@ -6307,7 +9733,7 @@
       </w:rPr>
     </w:lvl>
   </w:abstractNum>
-  <w:abstractNum w:abstractNumId="28" w15:restartNumberingAfterBreak="0">
+  <w:abstractNum w:abstractNumId="30" w15:restartNumberingAfterBreak="0">
     <w:nsid w:val="2C0C03AE"/>
     <w:multiLevelType w:val="multilevel"/>
     <w:tmpl w:val="CD48E5B6"/>
@@ -6456,7 +9882,7 @@
       </w:rPr>
     </w:lvl>
   </w:abstractNum>
-  <w:abstractNum w:abstractNumId="29" w15:restartNumberingAfterBreak="0">
+  <w:abstractNum w:abstractNumId="31" w15:restartNumberingAfterBreak="0">
     <w:nsid w:val="2C323E5E"/>
     <w:multiLevelType w:val="multilevel"/>
     <w:tmpl w:val="9C1C8556"/>
@@ -6605,7 +10031,7 @@
       </w:rPr>
     </w:lvl>
   </w:abstractNum>
-  <w:abstractNum w:abstractNumId="30" w15:restartNumberingAfterBreak="0">
+  <w:abstractNum w:abstractNumId="32" w15:restartNumberingAfterBreak="0">
     <w:nsid w:val="2EC167A1"/>
     <w:multiLevelType w:val="multilevel"/>
     <w:tmpl w:val="BA6C2F92"/>
@@ -6718,7 +10144,7 @@
       </w:pPr>
     </w:lvl>
   </w:abstractNum>
-  <w:abstractNum w:abstractNumId="31" w15:restartNumberingAfterBreak="0">
+  <w:abstractNum w:abstractNumId="33" w15:restartNumberingAfterBreak="0">
     <w:nsid w:val="31E54CA4"/>
     <w:multiLevelType w:val="multilevel"/>
     <w:tmpl w:val="F250AB38"/>
@@ -6867,7 +10293,7 @@
       </w:rPr>
     </w:lvl>
   </w:abstractNum>
-  <w:abstractNum w:abstractNumId="32" w15:restartNumberingAfterBreak="0">
+  <w:abstractNum w:abstractNumId="34" w15:restartNumberingAfterBreak="0">
     <w:nsid w:val="332C65FF"/>
     <w:multiLevelType w:val="multilevel"/>
     <w:tmpl w:val="4C34F69A"/>
@@ -7016,7 +10442,7 @@
       </w:rPr>
     </w:lvl>
   </w:abstractNum>
-  <w:abstractNum w:abstractNumId="33" w15:restartNumberingAfterBreak="0">
+  <w:abstractNum w:abstractNumId="35" w15:restartNumberingAfterBreak="0">
     <w:nsid w:val="3349476E"/>
     <w:multiLevelType w:val="multilevel"/>
     <w:tmpl w:val="3B82472C"/>
@@ -7165,7 +10591,7 @@
       </w:rPr>
     </w:lvl>
   </w:abstractNum>
-  <w:abstractNum w:abstractNumId="34" w15:restartNumberingAfterBreak="0">
+  <w:abstractNum w:abstractNumId="36" w15:restartNumberingAfterBreak="0">
     <w:nsid w:val="379060E2"/>
     <w:multiLevelType w:val="multilevel"/>
     <w:tmpl w:val="0226CFF0"/>
@@ -7314,7 +10740,7 @@
       </w:rPr>
     </w:lvl>
   </w:abstractNum>
-  <w:abstractNum w:abstractNumId="35" w15:restartNumberingAfterBreak="0">
+  <w:abstractNum w:abstractNumId="37" w15:restartNumberingAfterBreak="0">
     <w:nsid w:val="3A7D1EE7"/>
     <w:multiLevelType w:val="multilevel"/>
     <w:tmpl w:val="9ADEDC06"/>
@@ -7463,7 +10889,7 @@
       </w:rPr>
     </w:lvl>
   </w:abstractNum>
-  <w:abstractNum w:abstractNumId="36" w15:restartNumberingAfterBreak="0">
+  <w:abstractNum w:abstractNumId="38" w15:restartNumberingAfterBreak="0">
     <w:nsid w:val="3EEE644E"/>
     <w:multiLevelType w:val="multilevel"/>
     <w:tmpl w:val="8BCCA62C"/>
@@ -7612,7 +11038,7 @@
       </w:rPr>
     </w:lvl>
   </w:abstractNum>
-  <w:abstractNum w:abstractNumId="37" w15:restartNumberingAfterBreak="0">
+  <w:abstractNum w:abstractNumId="39" w15:restartNumberingAfterBreak="0">
     <w:nsid w:val="3FE74853"/>
     <w:multiLevelType w:val="multilevel"/>
     <w:tmpl w:val="A6082A70"/>
@@ -7761,7 +11187,156 @@
       </w:rPr>
     </w:lvl>
   </w:abstractNum>
-  <w:abstractNum w:abstractNumId="38" w15:restartNumberingAfterBreak="0">
+  <w:abstractNum w:abstractNumId="40" w15:restartNumberingAfterBreak="0">
+    <w:nsid w:val="400417B4"/>
+    <w:multiLevelType w:val="multilevel"/>
+    <w:tmpl w:val="08447440"/>
+    <w:lvl w:ilvl="0">
+      <w:start w:val="1"/>
+      <w:numFmt w:val="bullet"/>
+      <w:lvlText w:val=""/>
+      <w:lvlJc w:val="left"/>
+      <w:pPr>
+        <w:tabs>
+          <w:tab w:val="num" w:pos="720"/>
+        </w:tabs>
+        <w:ind w:left="720" w:hanging="360"/>
+      </w:pPr>
+      <w:rPr>
+        <w:rFonts w:ascii="Symbol" w:hAnsi="Symbol" w:hint="default"/>
+        <w:sz w:val="20"/>
+      </w:rPr>
+    </w:lvl>
+    <w:lvl w:ilvl="1" w:tentative="1">
+      <w:start w:val="1"/>
+      <w:numFmt w:val="bullet"/>
+      <w:lvlText w:val="o"/>
+      <w:lvlJc w:val="left"/>
+      <w:pPr>
+        <w:tabs>
+          <w:tab w:val="num" w:pos="1440"/>
+        </w:tabs>
+        <w:ind w:left="1440" w:hanging="360"/>
+      </w:pPr>
+      <w:rPr>
+        <w:rFonts w:ascii="Courier New" w:hAnsi="Courier New" w:hint="default"/>
+        <w:sz w:val="20"/>
+      </w:rPr>
+    </w:lvl>
+    <w:lvl w:ilvl="2" w:tentative="1">
+      <w:start w:val="1"/>
+      <w:numFmt w:val="bullet"/>
+      <w:lvlText w:val=""/>
+      <w:lvlJc w:val="left"/>
+      <w:pPr>
+        <w:tabs>
+          <w:tab w:val="num" w:pos="2160"/>
+        </w:tabs>
+        <w:ind w:left="2160" w:hanging="360"/>
+      </w:pPr>
+      <w:rPr>
+        <w:rFonts w:ascii="Wingdings" w:hAnsi="Wingdings" w:hint="default"/>
+        <w:sz w:val="20"/>
+      </w:rPr>
+    </w:lvl>
+    <w:lvl w:ilvl="3" w:tentative="1">
+      <w:start w:val="1"/>
+      <w:numFmt w:val="bullet"/>
+      <w:lvlText w:val=""/>
+      <w:lvlJc w:val="left"/>
+      <w:pPr>
+        <w:tabs>
+          <w:tab w:val="num" w:pos="2880"/>
+        </w:tabs>
+        <w:ind w:left="2880" w:hanging="360"/>
+      </w:pPr>
+      <w:rPr>
+        <w:rFonts w:ascii="Wingdings" w:hAnsi="Wingdings" w:hint="default"/>
+        <w:sz w:val="20"/>
+      </w:rPr>
+    </w:lvl>
+    <w:lvl w:ilvl="4" w:tentative="1">
+      <w:start w:val="1"/>
+      <w:numFmt w:val="bullet"/>
+      <w:lvlText w:val=""/>
+      <w:lvlJc w:val="left"/>
+      <w:pPr>
+        <w:tabs>
+          <w:tab w:val="num" w:pos="3600"/>
+        </w:tabs>
+        <w:ind w:left="3600" w:hanging="360"/>
+      </w:pPr>
+      <w:rPr>
+        <w:rFonts w:ascii="Wingdings" w:hAnsi="Wingdings" w:hint="default"/>
+        <w:sz w:val="20"/>
+      </w:rPr>
+    </w:lvl>
+    <w:lvl w:ilvl="5" w:tentative="1">
+      <w:start w:val="1"/>
+      <w:numFmt w:val="bullet"/>
+      <w:lvlText w:val=""/>
+      <w:lvlJc w:val="left"/>
+      <w:pPr>
+        <w:tabs>
+          <w:tab w:val="num" w:pos="4320"/>
+        </w:tabs>
+        <w:ind w:left="4320" w:hanging="360"/>
+      </w:pPr>
+      <w:rPr>
+        <w:rFonts w:ascii="Wingdings" w:hAnsi="Wingdings" w:hint="default"/>
+        <w:sz w:val="20"/>
+      </w:rPr>
+    </w:lvl>
+    <w:lvl w:ilvl="6" w:tentative="1">
+      <w:start w:val="1"/>
+      <w:numFmt w:val="bullet"/>
+      <w:lvlText w:val=""/>
+      <w:lvlJc w:val="left"/>
+      <w:pPr>
+        <w:tabs>
+          <w:tab w:val="num" w:pos="5040"/>
+        </w:tabs>
+        <w:ind w:left="5040" w:hanging="360"/>
+      </w:pPr>
+      <w:rPr>
+        <w:rFonts w:ascii="Wingdings" w:hAnsi="Wingdings" w:hint="default"/>
+        <w:sz w:val="20"/>
+      </w:rPr>
+    </w:lvl>
+    <w:lvl w:ilvl="7" w:tentative="1">
+      <w:start w:val="1"/>
+      <w:numFmt w:val="bullet"/>
+      <w:lvlText w:val=""/>
+      <w:lvlJc w:val="left"/>
+      <w:pPr>
+        <w:tabs>
+          <w:tab w:val="num" w:pos="5760"/>
+        </w:tabs>
+        <w:ind w:left="5760" w:hanging="360"/>
+      </w:pPr>
+      <w:rPr>
+        <w:rFonts w:ascii="Wingdings" w:hAnsi="Wingdings" w:hint="default"/>
+        <w:sz w:val="20"/>
+      </w:rPr>
+    </w:lvl>
+    <w:lvl w:ilvl="8" w:tentative="1">
+      <w:start w:val="1"/>
+      <w:numFmt w:val="bullet"/>
+      <w:lvlText w:val=""/>
+      <w:lvlJc w:val="left"/>
+      <w:pPr>
+        <w:tabs>
+          <w:tab w:val="num" w:pos="6480"/>
+        </w:tabs>
+        <w:ind w:left="6480" w:hanging="360"/>
+      </w:pPr>
+      <w:rPr>
+        <w:rFonts w:ascii="Wingdings" w:hAnsi="Wingdings" w:hint="default"/>
+        <w:sz w:val="20"/>
+      </w:rPr>
+    </w:lvl>
+  </w:abstractNum>
+  <w:abstractNum w:abstractNumId="41" w15:restartNumberingAfterBreak="0">
     <w:nsid w:val="45C44671"/>
     <w:multiLevelType w:val="multilevel"/>
     <w:tmpl w:val="53DECEFE"/>
@@ -7910,7 +11485,7 @@
       </w:rPr>
     </w:lvl>
   </w:abstractNum>
-  <w:abstractNum w:abstractNumId="39" w15:restartNumberingAfterBreak="0">
+  <w:abstractNum w:abstractNumId="42" w15:restartNumberingAfterBreak="0">
     <w:nsid w:val="47E84803"/>
     <w:multiLevelType w:val="multilevel"/>
     <w:tmpl w:val="C80E7884"/>
@@ -8059,7 +11634,7 @@
       </w:rPr>
     </w:lvl>
   </w:abstractNum>
-  <w:abstractNum w:abstractNumId="40" w15:restartNumberingAfterBreak="0">
+  <w:abstractNum w:abstractNumId="43" w15:restartNumberingAfterBreak="0">
     <w:nsid w:val="4AD47DCB"/>
     <w:multiLevelType w:val="multilevel"/>
     <w:tmpl w:val="5808A8BE"/>
@@ -8208,7 +11783,7 @@
       </w:rPr>
     </w:lvl>
   </w:abstractNum>
-  <w:abstractNum w:abstractNumId="41" w15:restartNumberingAfterBreak="0">
+  <w:abstractNum w:abstractNumId="44" w15:restartNumberingAfterBreak="0">
     <w:nsid w:val="4C965EA7"/>
     <w:multiLevelType w:val="multilevel"/>
     <w:tmpl w:val="DB6C3648"/>
@@ -8357,7 +11932,7 @@
       </w:rPr>
     </w:lvl>
   </w:abstractNum>
-  <w:abstractNum w:abstractNumId="42" w15:restartNumberingAfterBreak="0">
+  <w:abstractNum w:abstractNumId="45" w15:restartNumberingAfterBreak="0">
     <w:nsid w:val="4F3F5A69"/>
     <w:multiLevelType w:val="multilevel"/>
     <w:tmpl w:val="72A4954C"/>
@@ -8506,7 +12081,7 @@
       </w:rPr>
     </w:lvl>
   </w:abstractNum>
-  <w:abstractNum w:abstractNumId="43" w15:restartNumberingAfterBreak="0">
+  <w:abstractNum w:abstractNumId="46" w15:restartNumberingAfterBreak="0">
     <w:nsid w:val="50F21738"/>
     <w:multiLevelType w:val="multilevel"/>
     <w:tmpl w:val="0F4AE222"/>
@@ -8655,7 +12230,7 @@
       </w:rPr>
     </w:lvl>
   </w:abstractNum>
-  <w:abstractNum w:abstractNumId="44" w15:restartNumberingAfterBreak="0">
+  <w:abstractNum w:abstractNumId="47" w15:restartNumberingAfterBreak="0">
     <w:nsid w:val="51C833CA"/>
     <w:multiLevelType w:val="multilevel"/>
     <w:tmpl w:val="1C623A3C"/>
@@ -8804,7 +12379,7 @@
       </w:rPr>
     </w:lvl>
   </w:abstractNum>
-  <w:abstractNum w:abstractNumId="45" w15:restartNumberingAfterBreak="0">
+  <w:abstractNum w:abstractNumId="48" w15:restartNumberingAfterBreak="0">
     <w:nsid w:val="534D7805"/>
     <w:multiLevelType w:val="multilevel"/>
     <w:tmpl w:val="67B02B8E"/>
@@ -8953,7 +12528,7 @@
       </w:rPr>
     </w:lvl>
   </w:abstractNum>
-  <w:abstractNum w:abstractNumId="46" w15:restartNumberingAfterBreak="0">
+  <w:abstractNum w:abstractNumId="49" w15:restartNumberingAfterBreak="0">
     <w:nsid w:val="538E407A"/>
     <w:multiLevelType w:val="multilevel"/>
     <w:tmpl w:val="7D06C03C"/>
@@ -9102,7 +12677,7 @@
       </w:rPr>
     </w:lvl>
   </w:abstractNum>
-  <w:abstractNum w:abstractNumId="47" w15:restartNumberingAfterBreak="0">
+  <w:abstractNum w:abstractNumId="50" w15:restartNumberingAfterBreak="0">
     <w:nsid w:val="54A51630"/>
     <w:multiLevelType w:val="multilevel"/>
     <w:tmpl w:val="A2A8A5A6"/>
@@ -9251,7 +12826,7 @@
       </w:rPr>
     </w:lvl>
   </w:abstractNum>
-  <w:abstractNum w:abstractNumId="48" w15:restartNumberingAfterBreak="0">
+  <w:abstractNum w:abstractNumId="51" w15:restartNumberingAfterBreak="0">
     <w:nsid w:val="573C5844"/>
     <w:multiLevelType w:val="multilevel"/>
     <w:tmpl w:val="C38A1F94"/>
@@ -9400,7 +12975,7 @@
       </w:rPr>
     </w:lvl>
   </w:abstractNum>
-  <w:abstractNum w:abstractNumId="49" w15:restartNumberingAfterBreak="0">
+  <w:abstractNum w:abstractNumId="52" w15:restartNumberingAfterBreak="0">
     <w:nsid w:val="5C0C06D3"/>
     <w:multiLevelType w:val="multilevel"/>
     <w:tmpl w:val="14A8D76E"/>
@@ -9549,7 +13124,7 @@
       </w:rPr>
     </w:lvl>
   </w:abstractNum>
-  <w:abstractNum w:abstractNumId="50" w15:restartNumberingAfterBreak="0">
+  <w:abstractNum w:abstractNumId="53" w15:restartNumberingAfterBreak="0">
     <w:nsid w:val="62E366EA"/>
     <w:multiLevelType w:val="multilevel"/>
     <w:tmpl w:val="D1E0134E"/>
@@ -9698,7 +13273,7 @@
       </w:rPr>
     </w:lvl>
   </w:abstractNum>
-  <w:abstractNum w:abstractNumId="51" w15:restartNumberingAfterBreak="0">
+  <w:abstractNum w:abstractNumId="54" w15:restartNumberingAfterBreak="0">
     <w:nsid w:val="63B90CA4"/>
     <w:multiLevelType w:val="multilevel"/>
     <w:tmpl w:val="2CBEEE3C"/>
@@ -9847,7 +13422,7 @@
       </w:rPr>
     </w:lvl>
   </w:abstractNum>
-  <w:abstractNum w:abstractNumId="52" w15:restartNumberingAfterBreak="0">
+  <w:abstractNum w:abstractNumId="55" w15:restartNumberingAfterBreak="0">
     <w:nsid w:val="648506CE"/>
     <w:multiLevelType w:val="multilevel"/>
     <w:tmpl w:val="8002495C"/>
@@ -9996,7 +13571,7 @@
       </w:rPr>
     </w:lvl>
   </w:abstractNum>
-  <w:abstractNum w:abstractNumId="53" w15:restartNumberingAfterBreak="0">
+  <w:abstractNum w:abstractNumId="56" w15:restartNumberingAfterBreak="0">
     <w:nsid w:val="65F47BE2"/>
     <w:multiLevelType w:val="multilevel"/>
     <w:tmpl w:val="A76E932A"/>
@@ -10145,7 +13720,7 @@
       </w:rPr>
     </w:lvl>
   </w:abstractNum>
-  <w:abstractNum w:abstractNumId="54" w15:restartNumberingAfterBreak="0">
+  <w:abstractNum w:abstractNumId="57" w15:restartNumberingAfterBreak="0">
     <w:nsid w:val="664C2DB9"/>
     <w:multiLevelType w:val="multilevel"/>
     <w:tmpl w:val="89E0EA4C"/>
@@ -10294,7 +13869,7 @@
       </w:rPr>
     </w:lvl>
   </w:abstractNum>
-  <w:abstractNum w:abstractNumId="55" w15:restartNumberingAfterBreak="0">
+  <w:abstractNum w:abstractNumId="58" w15:restartNumberingAfterBreak="0">
     <w:nsid w:val="69A640EA"/>
     <w:multiLevelType w:val="multilevel"/>
     <w:tmpl w:val="0A14DC94"/>
@@ -10443,7 +14018,7 @@
       </w:rPr>
     </w:lvl>
   </w:abstractNum>
-  <w:abstractNum w:abstractNumId="56" w15:restartNumberingAfterBreak="0">
+  <w:abstractNum w:abstractNumId="59" w15:restartNumberingAfterBreak="0">
     <w:nsid w:val="6F0150EA"/>
     <w:multiLevelType w:val="multilevel"/>
     <w:tmpl w:val="C5BA2564"/>
@@ -10592,7 +14167,7 @@
       </w:rPr>
     </w:lvl>
   </w:abstractNum>
-  <w:abstractNum w:abstractNumId="57" w15:restartNumberingAfterBreak="0">
+  <w:abstractNum w:abstractNumId="60" w15:restartNumberingAfterBreak="0">
     <w:nsid w:val="6F35147C"/>
     <w:multiLevelType w:val="multilevel"/>
     <w:tmpl w:val="2E5CD8CA"/>
@@ -10741,7 +14316,7 @@
       </w:rPr>
     </w:lvl>
   </w:abstractNum>
-  <w:abstractNum w:abstractNumId="58" w15:restartNumberingAfterBreak="0">
+  <w:abstractNum w:abstractNumId="61" w15:restartNumberingAfterBreak="0">
     <w:nsid w:val="6F8513E5"/>
     <w:multiLevelType w:val="multilevel"/>
     <w:tmpl w:val="D106735A"/>
@@ -10890,7 +14465,7 @@
       </w:rPr>
     </w:lvl>
   </w:abstractNum>
-  <w:abstractNum w:abstractNumId="59" w15:restartNumberingAfterBreak="0">
+  <w:abstractNum w:abstractNumId="62" w15:restartNumberingAfterBreak="0">
     <w:nsid w:val="70414FA4"/>
     <w:multiLevelType w:val="multilevel"/>
     <w:tmpl w:val="3B28ECF2"/>
@@ -11039,7 +14614,7 @@
       </w:rPr>
     </w:lvl>
   </w:abstractNum>
-  <w:abstractNum w:abstractNumId="60" w15:restartNumberingAfterBreak="0">
+  <w:abstractNum w:abstractNumId="63" w15:restartNumberingAfterBreak="0">
     <w:nsid w:val="708C0B54"/>
     <w:multiLevelType w:val="multilevel"/>
     <w:tmpl w:val="9A088E6E"/>
@@ -11188,7 +14763,7 @@
       </w:rPr>
     </w:lvl>
   </w:abstractNum>
-  <w:abstractNum w:abstractNumId="61" w15:restartNumberingAfterBreak="0">
+  <w:abstractNum w:abstractNumId="64" w15:restartNumberingAfterBreak="0">
     <w:nsid w:val="70B46C7A"/>
     <w:multiLevelType w:val="multilevel"/>
     <w:tmpl w:val="8CECC666"/>
@@ -11337,7 +14912,7 @@
       </w:rPr>
     </w:lvl>
   </w:abstractNum>
-  <w:abstractNum w:abstractNumId="62" w15:restartNumberingAfterBreak="0">
+  <w:abstractNum w:abstractNumId="65" w15:restartNumberingAfterBreak="0">
     <w:nsid w:val="724E7993"/>
     <w:multiLevelType w:val="multilevel"/>
     <w:tmpl w:val="85E06002"/>
@@ -11486,7 +15061,7 @@
       </w:rPr>
     </w:lvl>
   </w:abstractNum>
-  <w:abstractNum w:abstractNumId="63" w15:restartNumberingAfterBreak="0">
+  <w:abstractNum w:abstractNumId="66" w15:restartNumberingAfterBreak="0">
     <w:nsid w:val="7278258A"/>
     <w:multiLevelType w:val="multilevel"/>
     <w:tmpl w:val="C3D8B282"/>
@@ -11635,7 +15210,7 @@
       </w:rPr>
     </w:lvl>
   </w:abstractNum>
-  <w:abstractNum w:abstractNumId="64" w15:restartNumberingAfterBreak="0">
+  <w:abstractNum w:abstractNumId="67" w15:restartNumberingAfterBreak="0">
     <w:nsid w:val="73FF4572"/>
     <w:multiLevelType w:val="multilevel"/>
     <w:tmpl w:val="E37C8DD8"/>
@@ -11784,7 +15359,7 @@
       </w:rPr>
     </w:lvl>
   </w:abstractNum>
-  <w:abstractNum w:abstractNumId="65" w15:restartNumberingAfterBreak="0">
+  <w:abstractNum w:abstractNumId="68" w15:restartNumberingAfterBreak="0">
     <w:nsid w:val="7461090D"/>
     <w:multiLevelType w:val="multilevel"/>
     <w:tmpl w:val="E55E057A"/>
@@ -11897,7 +15472,7 @@
       </w:pPr>
     </w:lvl>
   </w:abstractNum>
-  <w:abstractNum w:abstractNumId="66" w15:restartNumberingAfterBreak="0">
+  <w:abstractNum w:abstractNumId="69" w15:restartNumberingAfterBreak="0">
     <w:nsid w:val="758410E0"/>
     <w:multiLevelType w:val="multilevel"/>
     <w:tmpl w:val="0D002AB4"/>
@@ -12046,7 +15621,7 @@
       </w:rPr>
     </w:lvl>
   </w:abstractNum>
-  <w:abstractNum w:abstractNumId="67" w15:restartNumberingAfterBreak="0">
+  <w:abstractNum w:abstractNumId="70" w15:restartNumberingAfterBreak="0">
     <w:nsid w:val="76990D66"/>
     <w:multiLevelType w:val="multilevel"/>
     <w:tmpl w:val="7FA20B4A"/>
@@ -12159,7 +15734,7 @@
       </w:pPr>
     </w:lvl>
   </w:abstractNum>
-  <w:abstractNum w:abstractNumId="68" w15:restartNumberingAfterBreak="0">
+  <w:abstractNum w:abstractNumId="71" w15:restartNumberingAfterBreak="0">
     <w:nsid w:val="784001C9"/>
     <w:multiLevelType w:val="multilevel"/>
     <w:tmpl w:val="5C905F2C"/>
@@ -12308,7 +15883,7 @@
       </w:rPr>
     </w:lvl>
   </w:abstractNum>
-  <w:abstractNum w:abstractNumId="69" w15:restartNumberingAfterBreak="0">
+  <w:abstractNum w:abstractNumId="72" w15:restartNumberingAfterBreak="0">
     <w:nsid w:val="790D40AB"/>
     <w:multiLevelType w:val="multilevel"/>
     <w:tmpl w:val="23A49982"/>
@@ -12457,7 +16032,7 @@
       </w:rPr>
     </w:lvl>
   </w:abstractNum>
-  <w:abstractNum w:abstractNumId="70" w15:restartNumberingAfterBreak="0">
+  <w:abstractNum w:abstractNumId="73" w15:restartNumberingAfterBreak="0">
     <w:nsid w:val="7ACC48C0"/>
     <w:multiLevelType w:val="multilevel"/>
     <w:tmpl w:val="45206D1E"/>
@@ -12607,216 +16182,225 @@
     </w:lvl>
   </w:abstractNum>
   <w:num w:numId="1" w16cid:durableId="814369691">
+    <w:abstractNumId w:val="50"/>
+  </w:num>
+  <w:num w:numId="2" w16cid:durableId="1987927378">
+    <w:abstractNumId w:val="15"/>
+  </w:num>
+  <w:num w:numId="3" w16cid:durableId="960383503">
+    <w:abstractNumId w:val="60"/>
+  </w:num>
+  <w:num w:numId="4" w16cid:durableId="113670653">
+    <w:abstractNumId w:val="67"/>
+  </w:num>
+  <w:num w:numId="5" w16cid:durableId="28147449">
+    <w:abstractNumId w:val="25"/>
+  </w:num>
+  <w:num w:numId="6" w16cid:durableId="1515604830">
+    <w:abstractNumId w:val="59"/>
+  </w:num>
+  <w:num w:numId="7" w16cid:durableId="1957640051">
+    <w:abstractNumId w:val="20"/>
+  </w:num>
+  <w:num w:numId="8" w16cid:durableId="1709917044">
+    <w:abstractNumId w:val="66"/>
+  </w:num>
+  <w:num w:numId="9" w16cid:durableId="516308531">
+    <w:abstractNumId w:val="3"/>
+  </w:num>
+  <w:num w:numId="10" w16cid:durableId="2043895574">
+    <w:abstractNumId w:val="30"/>
+  </w:num>
+  <w:num w:numId="11" w16cid:durableId="697856011">
+    <w:abstractNumId w:val="4"/>
+  </w:num>
+  <w:num w:numId="12" w16cid:durableId="818577095">
+    <w:abstractNumId w:val="12"/>
+  </w:num>
+  <w:num w:numId="13" w16cid:durableId="216476162">
+    <w:abstractNumId w:val="57"/>
+  </w:num>
+  <w:num w:numId="14" w16cid:durableId="403072459">
+    <w:abstractNumId w:val="45"/>
+  </w:num>
+  <w:num w:numId="15" w16cid:durableId="1227259732">
+    <w:abstractNumId w:val="73"/>
+  </w:num>
+  <w:num w:numId="16" w16cid:durableId="557713410">
+    <w:abstractNumId w:val="32"/>
+  </w:num>
+  <w:num w:numId="17" w16cid:durableId="1629431006">
+    <w:abstractNumId w:val="31"/>
+  </w:num>
+  <w:num w:numId="18" w16cid:durableId="893656845">
+    <w:abstractNumId w:val="21"/>
+  </w:num>
+  <w:num w:numId="19" w16cid:durableId="1061977797">
+    <w:abstractNumId w:val="72"/>
+  </w:num>
+  <w:num w:numId="20" w16cid:durableId="936672408">
+    <w:abstractNumId w:val="16"/>
+  </w:num>
+  <w:num w:numId="21" w16cid:durableId="1531532022">
+    <w:abstractNumId w:val="19"/>
+  </w:num>
+  <w:num w:numId="22" w16cid:durableId="16584822">
+    <w:abstractNumId w:val="53"/>
+  </w:num>
+  <w:num w:numId="23" w16cid:durableId="2002466474">
+    <w:abstractNumId w:val="27"/>
+  </w:num>
+  <w:num w:numId="24" w16cid:durableId="1537231613">
+    <w:abstractNumId w:val="71"/>
+  </w:num>
+  <w:num w:numId="25" w16cid:durableId="1908371397">
+    <w:abstractNumId w:val="2"/>
+  </w:num>
+  <w:num w:numId="26" w16cid:durableId="1293710264">
+    <w:abstractNumId w:val="18"/>
+  </w:num>
+  <w:num w:numId="27" w16cid:durableId="1006371705">
+    <w:abstractNumId w:val="26"/>
+  </w:num>
+  <w:num w:numId="28" w16cid:durableId="1943370395">
+    <w:abstractNumId w:val="61"/>
+  </w:num>
+  <w:num w:numId="29" w16cid:durableId="1590431809">
+    <w:abstractNumId w:val="63"/>
+  </w:num>
+  <w:num w:numId="30" w16cid:durableId="2094205343">
+    <w:abstractNumId w:val="33"/>
+  </w:num>
+  <w:num w:numId="31" w16cid:durableId="426996705">
+    <w:abstractNumId w:val="49"/>
+  </w:num>
+  <w:num w:numId="32" w16cid:durableId="1632515385">
+    <w:abstractNumId w:val="44"/>
+  </w:num>
+  <w:num w:numId="33" w16cid:durableId="899487220">
+    <w:abstractNumId w:val="13"/>
+  </w:num>
+  <w:num w:numId="34" w16cid:durableId="1470635370">
+    <w:abstractNumId w:val="36"/>
+  </w:num>
+  <w:num w:numId="35" w16cid:durableId="317661181">
+    <w:abstractNumId w:val="14"/>
+  </w:num>
+  <w:num w:numId="36" w16cid:durableId="771780756">
+    <w:abstractNumId w:val="48"/>
+  </w:num>
+  <w:num w:numId="37" w16cid:durableId="1274091305">
+    <w:abstractNumId w:val="39"/>
+  </w:num>
+  <w:num w:numId="38" w16cid:durableId="2102751191">
+    <w:abstractNumId w:val="42"/>
+  </w:num>
+  <w:num w:numId="39" w16cid:durableId="1397508368">
+    <w:abstractNumId w:val="58"/>
+  </w:num>
+  <w:num w:numId="40" w16cid:durableId="1412435092">
+    <w:abstractNumId w:val="24"/>
+  </w:num>
+  <w:num w:numId="41" w16cid:durableId="351566808">
+    <w:abstractNumId w:val="22"/>
+  </w:num>
+  <w:num w:numId="42" w16cid:durableId="1643272863">
+    <w:abstractNumId w:val="64"/>
+  </w:num>
+  <w:num w:numId="43" w16cid:durableId="1999845067">
+    <w:abstractNumId w:val="51"/>
+  </w:num>
+  <w:num w:numId="44" w16cid:durableId="1128282894">
+    <w:abstractNumId w:val="37"/>
+  </w:num>
+  <w:num w:numId="45" w16cid:durableId="2028017859">
+    <w:abstractNumId w:val="46"/>
+  </w:num>
+  <w:num w:numId="46" w16cid:durableId="1492065378">
+    <w:abstractNumId w:val="29"/>
+  </w:num>
+  <w:num w:numId="47" w16cid:durableId="186797877">
+    <w:abstractNumId w:val="10"/>
+  </w:num>
+  <w:num w:numId="48" w16cid:durableId="1283418031">
+    <w:abstractNumId w:val="70"/>
+  </w:num>
+  <w:num w:numId="49" w16cid:durableId="1550605618">
+    <w:abstractNumId w:val="69"/>
+  </w:num>
+  <w:num w:numId="50" w16cid:durableId="17587533">
+    <w:abstractNumId w:val="5"/>
+  </w:num>
+  <w:num w:numId="51" w16cid:durableId="71975455">
+    <w:abstractNumId w:val="8"/>
+  </w:num>
+  <w:num w:numId="52" w16cid:durableId="1240604207">
+    <w:abstractNumId w:val="68"/>
+  </w:num>
+  <w:num w:numId="53" w16cid:durableId="1577010466">
+    <w:abstractNumId w:val="7"/>
+  </w:num>
+  <w:num w:numId="54" w16cid:durableId="668095067">
+    <w:abstractNumId w:val="56"/>
+  </w:num>
+  <w:num w:numId="55" w16cid:durableId="727147308">
+    <w:abstractNumId w:val="38"/>
+  </w:num>
+  <w:num w:numId="56" w16cid:durableId="148639132">
+    <w:abstractNumId w:val="43"/>
+  </w:num>
+  <w:num w:numId="57" w16cid:durableId="908492643">
     <w:abstractNumId w:val="47"/>
   </w:num>
-  <w:num w:numId="2" w16cid:durableId="1987927378">
-    <w:abstractNumId w:val="13"/>
+  <w:num w:numId="58" w16cid:durableId="1008866499">
+    <w:abstractNumId w:val="41"/>
   </w:num>
-  <w:num w:numId="3" w16cid:durableId="960383503">
-    <w:abstractNumId w:val="57"/>
-  </w:num>
-  <w:num w:numId="4" w16cid:durableId="113670653">
-    <w:abstractNumId w:val="64"/>
-  </w:num>
-  <w:num w:numId="5" w16cid:durableId="28147449">
+  <w:num w:numId="59" w16cid:durableId="1365254048">
     <w:abstractNumId w:val="23"/>
   </w:num>
-  <w:num w:numId="6" w16cid:durableId="1515604830">
-    <w:abstractNumId w:val="56"/>
+  <w:num w:numId="60" w16cid:durableId="1491407561">
+    <w:abstractNumId w:val="62"/>
   </w:num>
-  <w:num w:numId="7" w16cid:durableId="1957640051">
-    <w:abstractNumId w:val="18"/>
+  <w:num w:numId="61" w16cid:durableId="491600341">
+    <w:abstractNumId w:val="54"/>
   </w:num>
-  <w:num w:numId="8" w16cid:durableId="1709917044">
-    <w:abstractNumId w:val="63"/>
+  <w:num w:numId="62" w16cid:durableId="1823496758">
+    <w:abstractNumId w:val="55"/>
   </w:num>
-  <w:num w:numId="9" w16cid:durableId="516308531">
-    <w:abstractNumId w:val="2"/>
+  <w:num w:numId="63" w16cid:durableId="426930478">
+    <w:abstractNumId w:val="6"/>
   </w:num>
-  <w:num w:numId="10" w16cid:durableId="2043895574">
+  <w:num w:numId="64" w16cid:durableId="451749012">
+    <w:abstractNumId w:val="34"/>
+  </w:num>
+  <w:num w:numId="65" w16cid:durableId="1677614524">
+    <w:abstractNumId w:val="1"/>
+  </w:num>
+  <w:num w:numId="66" w16cid:durableId="1761442403">
+    <w:abstractNumId w:val="35"/>
+  </w:num>
+  <w:num w:numId="67" w16cid:durableId="1455902848">
+    <w:abstractNumId w:val="65"/>
+  </w:num>
+  <w:num w:numId="68" w16cid:durableId="1808663600">
+    <w:abstractNumId w:val="17"/>
+  </w:num>
+  <w:num w:numId="69" w16cid:durableId="572663904">
+    <w:abstractNumId w:val="52"/>
+  </w:num>
+  <w:num w:numId="70" w16cid:durableId="256258346">
     <w:abstractNumId w:val="28"/>
   </w:num>
-  <w:num w:numId="11" w16cid:durableId="697856011">
-    <w:abstractNumId w:val="3"/>
-  </w:num>
-  <w:num w:numId="12" w16cid:durableId="818577095">
-    <w:abstractNumId w:val="10"/>
-  </w:num>
-  <w:num w:numId="13" w16cid:durableId="216476162">
-    <w:abstractNumId w:val="54"/>
-  </w:num>
-  <w:num w:numId="14" w16cid:durableId="403072459">
-    <w:abstractNumId w:val="42"/>
-  </w:num>
-  <w:num w:numId="15" w16cid:durableId="1227259732">
-    <w:abstractNumId w:val="70"/>
-  </w:num>
-  <w:num w:numId="16" w16cid:durableId="557713410">
-    <w:abstractNumId w:val="30"/>
-  </w:num>
-  <w:num w:numId="17" w16cid:durableId="1629431006">
-    <w:abstractNumId w:val="29"/>
-  </w:num>
-  <w:num w:numId="18" w16cid:durableId="893656845">
-    <w:abstractNumId w:val="19"/>
-  </w:num>
-  <w:num w:numId="19" w16cid:durableId="1061977797">
-    <w:abstractNumId w:val="69"/>
-  </w:num>
-  <w:num w:numId="20" w16cid:durableId="936672408">
-    <w:abstractNumId w:val="14"/>
-  </w:num>
-  <w:num w:numId="21" w16cid:durableId="1531532022">
-    <w:abstractNumId w:val="17"/>
-  </w:num>
-  <w:num w:numId="22" w16cid:durableId="16584822">
-    <w:abstractNumId w:val="50"/>
-  </w:num>
-  <w:num w:numId="23" w16cid:durableId="2002466474">
-    <w:abstractNumId w:val="25"/>
-  </w:num>
-  <w:num w:numId="24" w16cid:durableId="1537231613">
-    <w:abstractNumId w:val="68"/>
-  </w:num>
-  <w:num w:numId="25" w16cid:durableId="1908371397">
-    <w:abstractNumId w:val="1"/>
-  </w:num>
-  <w:num w:numId="26" w16cid:durableId="1293710264">
-    <w:abstractNumId w:val="16"/>
-  </w:num>
-  <w:num w:numId="27" w16cid:durableId="1006371705">
-    <w:abstractNumId w:val="24"/>
-  </w:num>
-  <w:num w:numId="28" w16cid:durableId="1943370395">
-    <w:abstractNumId w:val="58"/>
-  </w:num>
-  <w:num w:numId="29" w16cid:durableId="1590431809">
-    <w:abstractNumId w:val="60"/>
-  </w:num>
-  <w:num w:numId="30" w16cid:durableId="2094205343">
-    <w:abstractNumId w:val="31"/>
-  </w:num>
-  <w:num w:numId="31" w16cid:durableId="426996705">
-    <w:abstractNumId w:val="46"/>
-  </w:num>
-  <w:num w:numId="32" w16cid:durableId="1632515385">
-    <w:abstractNumId w:val="41"/>
-  </w:num>
-  <w:num w:numId="33" w16cid:durableId="899487220">
+  <w:num w:numId="71" w16cid:durableId="785733051">
     <w:abstractNumId w:val="11"/>
   </w:num>
-  <w:num w:numId="34" w16cid:durableId="1470635370">
-    <w:abstractNumId w:val="34"/>
-  </w:num>
-  <w:num w:numId="35" w16cid:durableId="317661181">
-    <w:abstractNumId w:val="12"/>
-  </w:num>
-  <w:num w:numId="36" w16cid:durableId="771780756">
-    <w:abstractNumId w:val="45"/>
-  </w:num>
-  <w:num w:numId="37" w16cid:durableId="1274091305">
-    <w:abstractNumId w:val="37"/>
-  </w:num>
-  <w:num w:numId="38" w16cid:durableId="2102751191">
-    <w:abstractNumId w:val="39"/>
-  </w:num>
-  <w:num w:numId="39" w16cid:durableId="1397508368">
-    <w:abstractNumId w:val="55"/>
-  </w:num>
-  <w:num w:numId="40" w16cid:durableId="1412435092">
-    <w:abstractNumId w:val="22"/>
-  </w:num>
-  <w:num w:numId="41" w16cid:durableId="351566808">
-    <w:abstractNumId w:val="20"/>
-  </w:num>
-  <w:num w:numId="42" w16cid:durableId="1643272863">
-    <w:abstractNumId w:val="61"/>
-  </w:num>
-  <w:num w:numId="43" w16cid:durableId="1999845067">
-    <w:abstractNumId w:val="48"/>
-  </w:num>
-  <w:num w:numId="44" w16cid:durableId="1128282894">
-    <w:abstractNumId w:val="35"/>
-  </w:num>
-  <w:num w:numId="45" w16cid:durableId="2028017859">
-    <w:abstractNumId w:val="43"/>
-  </w:num>
-  <w:num w:numId="46" w16cid:durableId="1492065378">
-    <w:abstractNumId w:val="27"/>
-  </w:num>
-  <w:num w:numId="47" w16cid:durableId="186797877">
-    <w:abstractNumId w:val="8"/>
-  </w:num>
-  <w:num w:numId="48" w16cid:durableId="1283418031">
-    <w:abstractNumId w:val="67"/>
-  </w:num>
-  <w:num w:numId="49" w16cid:durableId="1550605618">
-    <w:abstractNumId w:val="66"/>
-  </w:num>
-  <w:num w:numId="50" w16cid:durableId="17587533">
-    <w:abstractNumId w:val="4"/>
-  </w:num>
-  <w:num w:numId="51" w16cid:durableId="71975455">
-    <w:abstractNumId w:val="7"/>
-  </w:num>
-  <w:num w:numId="52" w16cid:durableId="1240604207">
-    <w:abstractNumId w:val="65"/>
-  </w:num>
-  <w:num w:numId="53" w16cid:durableId="1577010466">
-    <w:abstractNumId w:val="6"/>
-  </w:num>
-  <w:num w:numId="54" w16cid:durableId="668095067">
-    <w:abstractNumId w:val="53"/>
-  </w:num>
-  <w:num w:numId="55" w16cid:durableId="727147308">
-    <w:abstractNumId w:val="36"/>
-  </w:num>
-  <w:num w:numId="56" w16cid:durableId="148639132">
+  <w:num w:numId="72" w16cid:durableId="229967328">
     <w:abstractNumId w:val="40"/>
   </w:num>
-  <w:num w:numId="57" w16cid:durableId="908492643">
-    <w:abstractNumId w:val="44"/>
-  </w:num>
-  <w:num w:numId="58" w16cid:durableId="1008866499">
-    <w:abstractNumId w:val="38"/>
-  </w:num>
-  <w:num w:numId="59" w16cid:durableId="1365254048">
-    <w:abstractNumId w:val="21"/>
-  </w:num>
-  <w:num w:numId="60" w16cid:durableId="1491407561">
-    <w:abstractNumId w:val="59"/>
-  </w:num>
-  <w:num w:numId="61" w16cid:durableId="491600341">
-    <w:abstractNumId w:val="51"/>
-  </w:num>
-  <w:num w:numId="62" w16cid:durableId="1823496758">
-    <w:abstractNumId w:val="52"/>
-  </w:num>
-  <w:num w:numId="63" w16cid:durableId="426930478">
-    <w:abstractNumId w:val="5"/>
-  </w:num>
-  <w:num w:numId="64" w16cid:durableId="451749012">
-    <w:abstractNumId w:val="32"/>
-  </w:num>
-  <w:num w:numId="65" w16cid:durableId="1677614524">
+  <w:num w:numId="73" w16cid:durableId="831143973">
     <w:abstractNumId w:val="0"/>
   </w:num>
-  <w:num w:numId="66" w16cid:durableId="1761442403">
-    <w:abstractNumId w:val="33"/>
-  </w:num>
-  <w:num w:numId="67" w16cid:durableId="1455902848">
-    <w:abstractNumId w:val="62"/>
-  </w:num>
-  <w:num w:numId="68" w16cid:durableId="1808663600">
-    <w:abstractNumId w:val="15"/>
-  </w:num>
-  <w:num w:numId="69" w16cid:durableId="572663904">
-    <w:abstractNumId w:val="49"/>
-  </w:num>
-  <w:num w:numId="70" w16cid:durableId="256258346">
-    <w:abstractNumId w:val="26"/>
-  </w:num>
-  <w:num w:numId="71" w16cid:durableId="785733051">
+  <w:num w:numId="74" w16cid:durableId="1075011795">
     <w:abstractNumId w:val="9"/>
   </w:num>
 </w:numbering>
@@ -13424,7 +17008,6 @@
   <w:style w:type="character" w:default="1" w:styleId="DefaultParagraphFont">
     <w:name w:val="Default Paragraph Font"/>
     <w:uiPriority w:val="1"/>
-    <w:semiHidden/>
     <w:unhideWhenUsed/>
   </w:style>
   <w:style w:type="table" w:default="1" w:styleId="TableNormal">
@@ -14015,7 +17598,9 @@
     <w:rsid w:val="008F19D1"/>
     <w:rsid w:val="009C53AA"/>
     <w:rsid w:val="00C6146D"/>
+    <w:rsid w:val="00D12995"/>
     <w:rsid w:val="00D94638"/>
+    <w:rsid w:val="00F5663E"/>
   </w:rsids>
   <m:mathPr>
     <m:mathFont m:val="Cambria Math"/>

--- a/src/main/java/POC/TemporalPostgresKafka.docx
+++ b/src/main/java/POC/TemporalPostgresKafka.docx
@@ -2570,6 +2570,10 @@
     </w:p>
     <w:p>
       <w:pPr>
+        <w:pBdr>
+          <w:top w:val="dotted" w:sz="24" w:space="1" w:color="auto"/>
+          <w:bottom w:val="dotted" w:sz="24" w:space="1" w:color="auto"/>
+        </w:pBdr>
         <w:spacing w:line="240" w:lineRule="auto"/>
         <w:rPr>
           <w:b/>
@@ -2578,17 +2582,15 @@
           <w:szCs w:val="36"/>
         </w:rPr>
       </w:pPr>
-    </w:p>
-    <w:p>
-      <w:pPr>
-        <w:spacing w:line="240" w:lineRule="auto"/>
+      <w:r>
         <w:rPr>
           <w:b/>
           <w:bCs/>
           <w:sz w:val="36"/>
           <w:szCs w:val="36"/>
         </w:rPr>
-      </w:pPr>
+        <w:t xml:space="preserve">                          </w:t>
+      </w:r>
       <w:r>
         <w:rPr>
           <w:b/>
@@ -2596,9 +2598,8 @@
           <w:sz w:val="36"/>
           <w:szCs w:val="36"/>
         </w:rPr>
-        <w:t xml:space="preserve">Issues and solution in </w:t>
-      </w:r>
-      <w:proofErr w:type="spellStart"/>
+        <w:t xml:space="preserve">                       </w:t>
+      </w:r>
       <w:r>
         <w:rPr>
           <w:b/>
@@ -2606,6 +2607,47 @@
           <w:sz w:val="36"/>
           <w:szCs w:val="36"/>
         </w:rPr>
+        <w:t xml:space="preserve"> KAFKA</w:t>
+      </w:r>
+    </w:p>
+    <w:p>
+      <w:pPr>
+        <w:spacing w:line="240" w:lineRule="auto"/>
+        <w:rPr>
+          <w:b/>
+          <w:bCs/>
+          <w:sz w:val="36"/>
+          <w:szCs w:val="36"/>
+        </w:rPr>
+      </w:pPr>
+    </w:p>
+    <w:p>
+      <w:pPr>
+        <w:spacing w:line="240" w:lineRule="auto"/>
+        <w:rPr>
+          <w:b/>
+          <w:bCs/>
+          <w:sz w:val="36"/>
+          <w:szCs w:val="36"/>
+        </w:rPr>
+      </w:pPr>
+      <w:r>
+        <w:rPr>
+          <w:b/>
+          <w:bCs/>
+          <w:sz w:val="36"/>
+          <w:szCs w:val="36"/>
+        </w:rPr>
+        <w:t xml:space="preserve">Issues and solution in </w:t>
+      </w:r>
+      <w:proofErr w:type="spellStart"/>
+      <w:r>
+        <w:rPr>
+          <w:b/>
+          <w:bCs/>
+          <w:sz w:val="36"/>
+          <w:szCs w:val="36"/>
+        </w:rPr>
         <w:t>kafka</w:t>
       </w:r>
       <w:proofErr w:type="spellEnd"/>
@@ -2796,7 +2838,6 @@
         <w:spacing w:line="240" w:lineRule="auto"/>
       </w:pPr>
       <w:r>
-        <w:lastRenderedPageBreak/>
         <w:t>Step-by-Step Solution</w:t>
       </w:r>
     </w:p>
@@ -3041,6 +3082,7 @@
         <w:spacing w:line="240" w:lineRule="auto"/>
       </w:pPr>
       <w:r>
+        <w:lastRenderedPageBreak/>
         <w:t>temporal operator namespace create --namespace ebips-rt1</w:t>
       </w:r>
     </w:p>
@@ -3065,227 +3107,423 @@
         <w:spacing w:line="240" w:lineRule="auto"/>
       </w:pPr>
       <w:r>
+        <w:t xml:space="preserve">temporal operator search-attribute create --namespace ebips-rt1 --name </w:t>
+      </w:r>
+      <w:proofErr w:type="spellStart"/>
+      <w:r>
+        <w:t>FailureReason</w:t>
+      </w:r>
+      <w:proofErr w:type="spellEnd"/>
+      <w:r>
+        <w:t xml:space="preserve"> --type Text</w:t>
+      </w:r>
+    </w:p>
+    <w:p>
+      <w:pPr>
+        <w:spacing w:line="240" w:lineRule="auto"/>
+      </w:pPr>
+      <w:r>
+        <w:t xml:space="preserve">temporal operator search-attribute create --namespace ebips-rt1 --name </w:t>
+      </w:r>
+      <w:proofErr w:type="spellStart"/>
+      <w:r>
+        <w:t>IsFailure</w:t>
+      </w:r>
+      <w:proofErr w:type="spellEnd"/>
+      <w:r>
+        <w:t xml:space="preserve"> --type Bool</w:t>
+      </w:r>
+    </w:p>
+    <w:p>
+      <w:pPr>
+        <w:spacing w:line="240" w:lineRule="auto"/>
+      </w:pPr>
+      <w:r>
+        <w:t xml:space="preserve">temporal operator search-attribute create --namespace ebips-rt1 --name </w:t>
+      </w:r>
+      <w:proofErr w:type="spellStart"/>
+      <w:r>
+        <w:t>FailureTimestamp</w:t>
+      </w:r>
+      <w:proofErr w:type="spellEnd"/>
+      <w:r>
+        <w:t xml:space="preserve"> --type Datetime</w:t>
+      </w:r>
+    </w:p>
+    <w:p>
+      <w:pPr>
+        <w:spacing w:line="240" w:lineRule="auto"/>
+      </w:pPr>
+      <w:r>
+        <w:t xml:space="preserve">temporal operator search-attribute create --namespace ebips-rt1 --name </w:t>
+      </w:r>
+      <w:proofErr w:type="spellStart"/>
+      <w:r>
+        <w:t>FailureMessageKey</w:t>
+      </w:r>
+      <w:proofErr w:type="spellEnd"/>
+      <w:r>
+        <w:t xml:space="preserve"> --type Keyword</w:t>
+      </w:r>
+    </w:p>
+    <w:p>
+      <w:pPr>
+        <w:spacing w:line="240" w:lineRule="auto"/>
+      </w:pPr>
+    </w:p>
+    <w:p>
+      <w:pPr>
+        <w:spacing w:line="240" w:lineRule="auto"/>
+      </w:pPr>
+    </w:p>
+    <w:p>
+      <w:pPr>
+        <w:spacing w:line="240" w:lineRule="auto"/>
+      </w:pPr>
+    </w:p>
+    <w:p>
+      <w:pPr>
+        <w:spacing w:line="240" w:lineRule="auto"/>
+      </w:pPr>
+    </w:p>
+    <w:p>
+      <w:pPr>
+        <w:spacing w:line="240" w:lineRule="auto"/>
+      </w:pPr>
+      <w:r>
+        <w:t>***********************************************************************************</w:t>
+      </w:r>
+    </w:p>
+    <w:p>
+      <w:pPr>
+        <w:spacing w:line="240" w:lineRule="auto"/>
+      </w:pPr>
+      <w:r>
+        <w:t>.\bin\windows\kafka-server-start.bat config\kraft\</w:t>
+      </w:r>
+      <w:proofErr w:type="spellStart"/>
+      <w:r>
+        <w:t>server.properties</w:t>
+      </w:r>
+      <w:proofErr w:type="spellEnd"/>
+    </w:p>
+    <w:p>
+      <w:pPr>
+        <w:spacing w:line="240" w:lineRule="auto"/>
+      </w:pPr>
+    </w:p>
+    <w:p>
+      <w:pPr>
+        <w:spacing w:line="240" w:lineRule="auto"/>
+      </w:pPr>
+      <w:r>
+        <w:t>temporal server start-dev</w:t>
+      </w:r>
+    </w:p>
+    <w:p>
+      <w:pPr>
+        <w:spacing w:line="240" w:lineRule="auto"/>
+      </w:pPr>
+      <w:r>
+        <w:t>temporal workflow list --namespace demo</w:t>
+      </w:r>
+    </w:p>
+    <w:p>
+      <w:pPr>
+        <w:spacing w:line="240" w:lineRule="auto"/>
+      </w:pPr>
+      <w:r>
+        <w:t>temporal operator namespace create --namespace ebips-rt1</w:t>
+      </w:r>
+    </w:p>
+    <w:p>
+      <w:pPr>
+        <w:spacing w:line="240" w:lineRule="auto"/>
+      </w:pPr>
+      <w:r>
+        <w:t xml:space="preserve">temporal operator search-attribute create --namespace ebips-rt1 --name </w:t>
+      </w:r>
+      <w:proofErr w:type="spellStart"/>
+      <w:r>
+        <w:t>PaymentStatus</w:t>
+      </w:r>
+      <w:proofErr w:type="spellEnd"/>
+      <w:r>
+        <w:t xml:space="preserve"> --type Keyword</w:t>
+      </w:r>
+    </w:p>
+    <w:p>
+      <w:pPr>
+        <w:spacing w:line="240" w:lineRule="auto"/>
+      </w:pPr>
+      <w:r>
+        <w:t xml:space="preserve">temporal operator search-attribute create --namespace ebips-rt1 --name </w:t>
+      </w:r>
+      <w:proofErr w:type="spellStart"/>
+      <w:r>
+        <w:t>FailureReason</w:t>
+      </w:r>
+      <w:proofErr w:type="spellEnd"/>
+      <w:r>
+        <w:t xml:space="preserve"> --type Text</w:t>
+      </w:r>
+    </w:p>
+    <w:p>
+      <w:pPr>
+        <w:spacing w:line="240" w:lineRule="auto"/>
+      </w:pPr>
+      <w:r>
+        <w:t xml:space="preserve">temporal operator search-attribute create --namespace ebips-rt1 --name </w:t>
+      </w:r>
+      <w:proofErr w:type="spellStart"/>
+      <w:r>
+        <w:t>IsFailure</w:t>
+      </w:r>
+      <w:proofErr w:type="spellEnd"/>
+      <w:r>
+        <w:t xml:space="preserve"> --type Bool</w:t>
+      </w:r>
+    </w:p>
+    <w:p>
+      <w:pPr>
+        <w:spacing w:line="240" w:lineRule="auto"/>
+      </w:pPr>
+      <w:r>
+        <w:t xml:space="preserve">temporal operator search-attribute create --namespace ebips-rt1 --name </w:t>
+      </w:r>
+      <w:proofErr w:type="spellStart"/>
+      <w:r>
+        <w:t>FailureTimestamp</w:t>
+      </w:r>
+      <w:proofErr w:type="spellEnd"/>
+      <w:r>
+        <w:t xml:space="preserve"> --type Datetime</w:t>
+      </w:r>
+    </w:p>
+    <w:p>
+      <w:pPr>
+        <w:spacing w:line="240" w:lineRule="auto"/>
+      </w:pPr>
+      <w:r>
+        <w:t xml:space="preserve">temporal operator search-attribute create --namespace ebips-rt1 --name </w:t>
+      </w:r>
+      <w:proofErr w:type="spellStart"/>
+      <w:r>
+        <w:t>FailureMessageKey</w:t>
+      </w:r>
+      <w:proofErr w:type="spellEnd"/>
+      <w:r>
+        <w:t xml:space="preserve"> --type Keyword</w:t>
+      </w:r>
+    </w:p>
+    <w:p>
+      <w:pPr>
+        <w:spacing w:line="240" w:lineRule="auto"/>
+      </w:pPr>
+    </w:p>
+    <w:p>
+      <w:pPr>
+        <w:spacing w:line="240" w:lineRule="auto"/>
+      </w:pPr>
+      <w:r>
         <w:lastRenderedPageBreak/>
-        <w:t xml:space="preserve">temporal operator search-attribute create --namespace ebips-rt1 --name </w:t>
+        <w:t>================================================================</w:t>
+      </w:r>
+    </w:p>
+    <w:p>
+      <w:pPr>
+        <w:spacing w:line="240" w:lineRule="auto"/>
+      </w:pPr>
+      <w:proofErr w:type="gramStart"/>
+      <w:r>
+        <w:t>this is</w:t>
+      </w:r>
+      <w:proofErr w:type="gramEnd"/>
+      <w:r>
+        <w:t xml:space="preserve"> our requirement files</w:t>
+      </w:r>
+    </w:p>
+    <w:p>
+      <w:pPr>
+        <w:spacing w:line="240" w:lineRule="auto"/>
+      </w:pPr>
+      <w:r>
+        <w:t xml:space="preserve"> </w:t>
+      </w:r>
+    </w:p>
+    <w:p>
+      <w:pPr>
+        <w:spacing w:line="240" w:lineRule="auto"/>
+      </w:pPr>
+      <w:r>
+        <w:t xml:space="preserve">and Technology stack to be </w:t>
+      </w:r>
+      <w:proofErr w:type="gramStart"/>
+      <w:r>
+        <w:t>used :</w:t>
+      </w:r>
+      <w:proofErr w:type="gramEnd"/>
+    </w:p>
+    <w:p>
+      <w:pPr>
+        <w:spacing w:line="240" w:lineRule="auto"/>
+      </w:pPr>
+      <w:r>
+        <w:t xml:space="preserve"> </w:t>
+      </w:r>
+    </w:p>
+    <w:p>
+      <w:pPr>
+        <w:spacing w:line="240" w:lineRule="auto"/>
+      </w:pPr>
+      <w:r>
+        <w:t>Workflow Orchestration -&gt; Temporal</w:t>
+      </w:r>
+    </w:p>
+    <w:p>
+      <w:pPr>
+        <w:spacing w:line="240" w:lineRule="auto"/>
+      </w:pPr>
+    </w:p>
+    <w:p>
+      <w:pPr>
+        <w:spacing w:line="240" w:lineRule="auto"/>
+      </w:pPr>
+      <w:r>
+        <w:t>STP Dispatcher -&gt; Temporal</w:t>
+      </w:r>
+    </w:p>
+    <w:p>
+      <w:pPr>
+        <w:spacing w:line="240" w:lineRule="auto"/>
+      </w:pPr>
+    </w:p>
+    <w:p>
+      <w:pPr>
+        <w:spacing w:line="240" w:lineRule="auto"/>
+      </w:pPr>
+      <w:r>
+        <w:t>Q5 Framework -&gt; Spring Data JPA</w:t>
+      </w:r>
+    </w:p>
+    <w:p>
+      <w:pPr>
+        <w:spacing w:line="240" w:lineRule="auto"/>
+      </w:pPr>
+    </w:p>
+    <w:p>
+      <w:pPr>
+        <w:spacing w:line="240" w:lineRule="auto"/>
+      </w:pPr>
+      <w:r>
+        <w:t xml:space="preserve">C24 Transformation -&gt; </w:t>
       </w:r>
       <w:proofErr w:type="spellStart"/>
       <w:r>
-        <w:t>FailureReason</w:t>
+        <w:t>Prowide</w:t>
       </w:r>
       <w:proofErr w:type="spellEnd"/>
       <w:r>
-        <w:t xml:space="preserve"> --type Text</w:t>
-      </w:r>
-    </w:p>
-    <w:p>
-      <w:pPr>
-        <w:spacing w:line="240" w:lineRule="auto"/>
-      </w:pPr>
-      <w:r>
-        <w:t xml:space="preserve">temporal operator search-attribute create --namespace ebips-rt1 --name </w:t>
+        <w:t xml:space="preserve"> ISO 20022 9.x</w:t>
+      </w:r>
+    </w:p>
+    <w:p>
+      <w:pPr>
+        <w:spacing w:line="240" w:lineRule="auto"/>
+      </w:pPr>
+    </w:p>
+    <w:p>
+      <w:pPr>
+        <w:spacing w:line="240" w:lineRule="auto"/>
+      </w:pPr>
+      <w:r>
+        <w:t xml:space="preserve">Object Mapping -&gt; </w:t>
       </w:r>
       <w:proofErr w:type="spellStart"/>
       <w:r>
-        <w:t>IsFailure</w:t>
+        <w:t>MapStruct</w:t>
       </w:r>
       <w:proofErr w:type="spellEnd"/>
-      <w:r>
-        <w:t xml:space="preserve"> --type Bool</w:t>
-      </w:r>
-    </w:p>
-    <w:p>
-      <w:pPr>
-        <w:spacing w:line="240" w:lineRule="auto"/>
-      </w:pPr>
-      <w:r>
-        <w:t xml:space="preserve">temporal operator search-attribute create --namespace ebips-rt1 --name </w:t>
+    </w:p>
+    <w:p>
+      <w:pPr>
+        <w:spacing w:line="240" w:lineRule="auto"/>
+      </w:pPr>
+    </w:p>
+    <w:p>
+      <w:pPr>
+        <w:spacing w:line="240" w:lineRule="auto"/>
+      </w:pPr>
+      <w:r>
+        <w:t>Drool Engine -&gt; Drools 9.44 Apache KIE</w:t>
+      </w:r>
+    </w:p>
+    <w:p>
+      <w:pPr>
+        <w:spacing w:line="240" w:lineRule="auto"/>
+      </w:pPr>
+    </w:p>
+    <w:p>
+      <w:pPr>
+        <w:spacing w:line="240" w:lineRule="auto"/>
+      </w:pPr>
+      <w:r>
+        <w:t>Application Framework -&gt; Spring Boot</w:t>
+      </w:r>
+    </w:p>
+    <w:p>
+      <w:pPr>
+        <w:spacing w:line="240" w:lineRule="auto"/>
+      </w:pPr>
+    </w:p>
+    <w:p>
+      <w:pPr>
+        <w:spacing w:line="240" w:lineRule="auto"/>
+      </w:pPr>
+      <w:r>
+        <w:t>Database -&gt; Postgres 17</w:t>
+      </w:r>
+    </w:p>
+    <w:p>
+      <w:pPr>
+        <w:spacing w:line="240" w:lineRule="auto"/>
+      </w:pPr>
+    </w:p>
+    <w:p>
+      <w:pPr>
+        <w:spacing w:line="240" w:lineRule="auto"/>
+      </w:pPr>
+      <w:r>
+        <w:t xml:space="preserve">Messaging -&gt; HTTP REST, JMS (Kafka + </w:t>
       </w:r>
       <w:proofErr w:type="spellStart"/>
       <w:r>
-        <w:t>FailureTimestamp</w:t>
+        <w:t>gRPC</w:t>
       </w:r>
       <w:proofErr w:type="spellEnd"/>
       <w:r>
-        <w:t xml:space="preserve"> --type Datetime</w:t>
-      </w:r>
-    </w:p>
-    <w:p>
-      <w:pPr>
-        <w:spacing w:line="240" w:lineRule="auto"/>
-      </w:pPr>
-      <w:r>
-        <w:t xml:space="preserve">temporal operator search-attribute create --namespace ebips-rt1 --name </w:t>
-      </w:r>
-      <w:proofErr w:type="spellStart"/>
-      <w:r>
-        <w:t>FailureMessageKey</w:t>
-      </w:r>
-      <w:proofErr w:type="spellEnd"/>
-      <w:r>
-        <w:t xml:space="preserve"> --type Keyword</w:t>
-      </w:r>
-    </w:p>
-    <w:p>
-      <w:pPr>
-        <w:spacing w:line="240" w:lineRule="auto"/>
-      </w:pPr>
-    </w:p>
-    <w:p>
-      <w:pPr>
-        <w:spacing w:line="240" w:lineRule="auto"/>
-      </w:pPr>
-    </w:p>
-    <w:p>
-      <w:pPr>
-        <w:spacing w:line="240" w:lineRule="auto"/>
-      </w:pPr>
-    </w:p>
-    <w:p>
-      <w:pPr>
-        <w:spacing w:line="240" w:lineRule="auto"/>
-      </w:pPr>
-    </w:p>
-    <w:p>
-      <w:pPr>
-        <w:spacing w:line="240" w:lineRule="auto"/>
-      </w:pPr>
-      <w:r>
-        <w:t>***********************************************************************************</w:t>
-      </w:r>
-    </w:p>
-    <w:p>
-      <w:pPr>
-        <w:spacing w:line="240" w:lineRule="auto"/>
-      </w:pPr>
-      <w:r>
-        <w:t>.\bin\windows\kafka-server-start.bat config\kraft\</w:t>
-      </w:r>
-      <w:proofErr w:type="spellStart"/>
-      <w:r>
-        <w:t>server.properties</w:t>
-      </w:r>
-      <w:proofErr w:type="spellEnd"/>
-    </w:p>
-    <w:p>
-      <w:pPr>
-        <w:spacing w:line="240" w:lineRule="auto"/>
-      </w:pPr>
-    </w:p>
-    <w:p>
-      <w:pPr>
-        <w:spacing w:line="240" w:lineRule="auto"/>
-      </w:pPr>
-      <w:r>
-        <w:t>temporal server start-dev</w:t>
-      </w:r>
-    </w:p>
-    <w:p>
-      <w:pPr>
-        <w:spacing w:line="240" w:lineRule="auto"/>
-      </w:pPr>
-      <w:r>
-        <w:t>temporal workflow list --namespace demo</w:t>
-      </w:r>
-    </w:p>
-    <w:p>
-      <w:pPr>
-        <w:spacing w:line="240" w:lineRule="auto"/>
-      </w:pPr>
-      <w:r>
-        <w:t>temporal operator namespace create --namespace ebips-rt1</w:t>
-      </w:r>
-    </w:p>
-    <w:p>
-      <w:pPr>
-        <w:spacing w:line="240" w:lineRule="auto"/>
-      </w:pPr>
-      <w:r>
-        <w:t xml:space="preserve">temporal operator search-attribute create --namespace ebips-rt1 --name </w:t>
-      </w:r>
-      <w:proofErr w:type="spellStart"/>
-      <w:r>
-        <w:t>PaymentStatus</w:t>
-      </w:r>
-      <w:proofErr w:type="spellEnd"/>
-      <w:r>
-        <w:t xml:space="preserve"> --type Keyword</w:t>
-      </w:r>
-    </w:p>
-    <w:p>
-      <w:pPr>
-        <w:spacing w:line="240" w:lineRule="auto"/>
-      </w:pPr>
-      <w:r>
-        <w:t xml:space="preserve">temporal operator search-attribute create --namespace ebips-rt1 --name </w:t>
-      </w:r>
-      <w:proofErr w:type="spellStart"/>
-      <w:r>
-        <w:t>FailureReason</w:t>
-      </w:r>
-      <w:proofErr w:type="spellEnd"/>
-      <w:r>
-        <w:t xml:space="preserve"> --type Text</w:t>
-      </w:r>
-    </w:p>
-    <w:p>
-      <w:pPr>
-        <w:spacing w:line="240" w:lineRule="auto"/>
-      </w:pPr>
-      <w:r>
-        <w:t xml:space="preserve">temporal operator search-attribute create --namespace ebips-rt1 --name </w:t>
-      </w:r>
-      <w:proofErr w:type="spellStart"/>
-      <w:r>
-        <w:t>IsFailure</w:t>
-      </w:r>
-      <w:proofErr w:type="spellEnd"/>
-      <w:r>
-        <w:t xml:space="preserve"> --type Bool</w:t>
-      </w:r>
-    </w:p>
-    <w:p>
-      <w:pPr>
-        <w:spacing w:line="240" w:lineRule="auto"/>
-      </w:pPr>
-      <w:r>
-        <w:t xml:space="preserve">temporal operator search-attribute create --namespace ebips-rt1 --name </w:t>
-      </w:r>
-      <w:proofErr w:type="spellStart"/>
-      <w:r>
-        <w:t>FailureTimestamp</w:t>
-      </w:r>
-      <w:proofErr w:type="spellEnd"/>
-      <w:r>
-        <w:t xml:space="preserve"> --type Datetime</w:t>
-      </w:r>
-    </w:p>
-    <w:p>
-      <w:pPr>
-        <w:spacing w:line="240" w:lineRule="auto"/>
-      </w:pPr>
-      <w:r>
-        <w:t xml:space="preserve">temporal operator search-attribute create --namespace ebips-rt1 --name </w:t>
-      </w:r>
-      <w:proofErr w:type="spellStart"/>
-      <w:r>
-        <w:t>FailureMessageKey</w:t>
-      </w:r>
-      <w:proofErr w:type="spellEnd"/>
-      <w:r>
-        <w:t xml:space="preserve"> --type Keyword</w:t>
-      </w:r>
-    </w:p>
-    <w:p>
-      <w:pPr>
-        <w:spacing w:line="240" w:lineRule="auto"/>
-      </w:pPr>
-    </w:p>
-    <w:p>
-      <w:pPr>
-        <w:spacing w:line="240" w:lineRule="auto"/>
-      </w:pPr>
-      <w:r>
-        <w:t>================================================================</w:t>
+        <w:t>)</w:t>
+      </w:r>
+    </w:p>
+    <w:p>
+      <w:pPr>
+        <w:spacing w:line="240" w:lineRule="auto"/>
+      </w:pPr>
+    </w:p>
+    <w:p>
+      <w:pPr>
+        <w:spacing w:line="240" w:lineRule="auto"/>
+      </w:pPr>
+      <w:r>
+        <w:t>Gateway Framework -&gt; Spring Integration</w:t>
+      </w:r>
+    </w:p>
+    <w:p>
+      <w:pPr>
+        <w:spacing w:line="240" w:lineRule="auto"/>
+      </w:pPr>
+      <w:r>
+        <w:t xml:space="preserve"> </w:t>
       </w:r>
     </w:p>
     <w:p>
@@ -3294,11 +3532,11 @@
       </w:pPr>
       <w:proofErr w:type="gramStart"/>
       <w:r>
-        <w:t>this is</w:t>
+        <w:t>with</w:t>
       </w:r>
       <w:proofErr w:type="gramEnd"/>
       <w:r>
-        <w:t xml:space="preserve"> our requirement files</w:t>
+        <w:t xml:space="preserve"> this try to follow all the steps and implement the project </w:t>
       </w:r>
     </w:p>
     <w:p>
@@ -3313,233 +3551,37 @@
       <w:pPr>
         <w:spacing w:line="240" w:lineRule="auto"/>
       </w:pPr>
+      <w:proofErr w:type="gramStart"/>
+      <w:r>
+        <w:t>so</w:t>
+      </w:r>
+      <w:proofErr w:type="gramEnd"/>
+      <w:r>
+        <w:t xml:space="preserve"> </w:t>
+      </w:r>
+      <w:proofErr w:type="gramStart"/>
+      <w:r>
+        <w:t>basically</w:t>
+      </w:r>
+      <w:proofErr w:type="gramEnd"/>
+      <w:r>
+        <w:t xml:space="preserve"> what we are doing is implementing rt1 with </w:t>
+      </w:r>
+      <w:proofErr w:type="gramStart"/>
+      <w:r>
+        <w:t>open source</w:t>
+      </w:r>
+      <w:proofErr w:type="gramEnd"/>
+      <w:r>
+        <w:t xml:space="preserve"> code in CG...</w:t>
+      </w:r>
+    </w:p>
+    <w:p>
+      <w:pPr>
+        <w:spacing w:line="240" w:lineRule="auto"/>
+      </w:pPr>
       <w:r>
         <w:lastRenderedPageBreak/>
-        <w:t xml:space="preserve">and Technology stack to be </w:t>
-      </w:r>
-      <w:proofErr w:type="gramStart"/>
-      <w:r>
-        <w:t>used :</w:t>
-      </w:r>
-      <w:proofErr w:type="gramEnd"/>
-    </w:p>
-    <w:p>
-      <w:pPr>
-        <w:spacing w:line="240" w:lineRule="auto"/>
-      </w:pPr>
-      <w:r>
-        <w:t xml:space="preserve"> </w:t>
-      </w:r>
-    </w:p>
-    <w:p>
-      <w:pPr>
-        <w:spacing w:line="240" w:lineRule="auto"/>
-      </w:pPr>
-      <w:r>
-        <w:t>Workflow Orchestration -&gt; Temporal</w:t>
-      </w:r>
-    </w:p>
-    <w:p>
-      <w:pPr>
-        <w:spacing w:line="240" w:lineRule="auto"/>
-      </w:pPr>
-    </w:p>
-    <w:p>
-      <w:pPr>
-        <w:spacing w:line="240" w:lineRule="auto"/>
-      </w:pPr>
-      <w:r>
-        <w:t>STP Dispatcher -&gt; Temporal</w:t>
-      </w:r>
-    </w:p>
-    <w:p>
-      <w:pPr>
-        <w:spacing w:line="240" w:lineRule="auto"/>
-      </w:pPr>
-    </w:p>
-    <w:p>
-      <w:pPr>
-        <w:spacing w:line="240" w:lineRule="auto"/>
-      </w:pPr>
-      <w:r>
-        <w:t>Q5 Framework -&gt; Spring Data JPA</w:t>
-      </w:r>
-    </w:p>
-    <w:p>
-      <w:pPr>
-        <w:spacing w:line="240" w:lineRule="auto"/>
-      </w:pPr>
-    </w:p>
-    <w:p>
-      <w:pPr>
-        <w:spacing w:line="240" w:lineRule="auto"/>
-      </w:pPr>
-      <w:r>
-        <w:t xml:space="preserve">C24 Transformation -&gt; </w:t>
-      </w:r>
-      <w:proofErr w:type="spellStart"/>
-      <w:r>
-        <w:t>Prowide</w:t>
-      </w:r>
-      <w:proofErr w:type="spellEnd"/>
-      <w:r>
-        <w:t xml:space="preserve"> ISO 20022 9.x</w:t>
-      </w:r>
-    </w:p>
-    <w:p>
-      <w:pPr>
-        <w:spacing w:line="240" w:lineRule="auto"/>
-      </w:pPr>
-    </w:p>
-    <w:p>
-      <w:pPr>
-        <w:spacing w:line="240" w:lineRule="auto"/>
-      </w:pPr>
-      <w:r>
-        <w:t xml:space="preserve">Object Mapping -&gt; </w:t>
-      </w:r>
-      <w:proofErr w:type="spellStart"/>
-      <w:r>
-        <w:t>MapStruct</w:t>
-      </w:r>
-      <w:proofErr w:type="spellEnd"/>
-    </w:p>
-    <w:p>
-      <w:pPr>
-        <w:spacing w:line="240" w:lineRule="auto"/>
-      </w:pPr>
-    </w:p>
-    <w:p>
-      <w:pPr>
-        <w:spacing w:line="240" w:lineRule="auto"/>
-      </w:pPr>
-      <w:r>
-        <w:t>Drool Engine -&gt; Drools 9.44 Apache KIE</w:t>
-      </w:r>
-    </w:p>
-    <w:p>
-      <w:pPr>
-        <w:spacing w:line="240" w:lineRule="auto"/>
-      </w:pPr>
-    </w:p>
-    <w:p>
-      <w:pPr>
-        <w:spacing w:line="240" w:lineRule="auto"/>
-      </w:pPr>
-      <w:r>
-        <w:t>Application Framework -&gt; Spring Boot</w:t>
-      </w:r>
-    </w:p>
-    <w:p>
-      <w:pPr>
-        <w:spacing w:line="240" w:lineRule="auto"/>
-      </w:pPr>
-    </w:p>
-    <w:p>
-      <w:pPr>
-        <w:spacing w:line="240" w:lineRule="auto"/>
-      </w:pPr>
-      <w:r>
-        <w:t>Database -&gt; Postgres 17</w:t>
-      </w:r>
-    </w:p>
-    <w:p>
-      <w:pPr>
-        <w:spacing w:line="240" w:lineRule="auto"/>
-      </w:pPr>
-    </w:p>
-    <w:p>
-      <w:pPr>
-        <w:spacing w:line="240" w:lineRule="auto"/>
-      </w:pPr>
-      <w:r>
-        <w:t xml:space="preserve">Messaging -&gt; HTTP REST, JMS (Kafka + </w:t>
-      </w:r>
-      <w:proofErr w:type="spellStart"/>
-      <w:r>
-        <w:t>gRPC</w:t>
-      </w:r>
-      <w:proofErr w:type="spellEnd"/>
-      <w:r>
-        <w:t>)</w:t>
-      </w:r>
-    </w:p>
-    <w:p>
-      <w:pPr>
-        <w:spacing w:line="240" w:lineRule="auto"/>
-      </w:pPr>
-    </w:p>
-    <w:p>
-      <w:pPr>
-        <w:spacing w:line="240" w:lineRule="auto"/>
-      </w:pPr>
-      <w:r>
-        <w:t>Gateway Framework -&gt; Spring Integration</w:t>
-      </w:r>
-    </w:p>
-    <w:p>
-      <w:pPr>
-        <w:spacing w:line="240" w:lineRule="auto"/>
-      </w:pPr>
-      <w:r>
-        <w:t xml:space="preserve"> </w:t>
-      </w:r>
-    </w:p>
-    <w:p>
-      <w:pPr>
-        <w:spacing w:line="240" w:lineRule="auto"/>
-      </w:pPr>
-      <w:proofErr w:type="gramStart"/>
-      <w:r>
-        <w:t>with</w:t>
-      </w:r>
-      <w:proofErr w:type="gramEnd"/>
-      <w:r>
-        <w:t xml:space="preserve"> this try to follow all the steps and implement the project </w:t>
-      </w:r>
-    </w:p>
-    <w:p>
-      <w:pPr>
-        <w:spacing w:line="240" w:lineRule="auto"/>
-      </w:pPr>
-      <w:r>
-        <w:t xml:space="preserve"> </w:t>
-      </w:r>
-    </w:p>
-    <w:p>
-      <w:pPr>
-        <w:spacing w:line="240" w:lineRule="auto"/>
-      </w:pPr>
-      <w:proofErr w:type="gramStart"/>
-      <w:r>
-        <w:t>so</w:t>
-      </w:r>
-      <w:proofErr w:type="gramEnd"/>
-      <w:r>
-        <w:t xml:space="preserve"> </w:t>
-      </w:r>
-      <w:proofErr w:type="gramStart"/>
-      <w:r>
-        <w:t>basically</w:t>
-      </w:r>
-      <w:proofErr w:type="gramEnd"/>
-      <w:r>
-        <w:t xml:space="preserve"> what we are doing is implementing rt1 with </w:t>
-      </w:r>
-      <w:proofErr w:type="gramStart"/>
-      <w:r>
-        <w:t>open source</w:t>
-      </w:r>
-      <w:proofErr w:type="gramEnd"/>
-      <w:r>
-        <w:t xml:space="preserve"> code in CG...</w:t>
-      </w:r>
-    </w:p>
-    <w:p>
-      <w:pPr>
-        <w:spacing w:line="240" w:lineRule="auto"/>
-      </w:pPr>
-      <w:r>
         <w:t xml:space="preserve"> </w:t>
       </w:r>
     </w:p>
@@ -3574,7 +3616,6 @@
       <w:proofErr w:type="spellStart"/>
       <w:proofErr w:type="gramStart"/>
       <w:r>
-        <w:lastRenderedPageBreak/>
         <w:t>donot</w:t>
       </w:r>
       <w:proofErr w:type="spellEnd"/>
@@ -3828,6 +3869,7 @@
         <w:spacing w:line="240" w:lineRule="auto"/>
       </w:pPr>
       <w:r>
+        <w:lastRenderedPageBreak/>
         <w:t># Start workflow</w:t>
       </w:r>
     </w:p>
@@ -3860,144 +3902,224 @@
         <w:spacing w:line="240" w:lineRule="auto"/>
       </w:pPr>
       <w:r>
+        <w:t xml:space="preserve">  --task-queue demo-queue \</w:t>
+      </w:r>
+    </w:p>
+    <w:p>
+      <w:pPr>
+        <w:spacing w:line="240" w:lineRule="auto"/>
+      </w:pPr>
+      <w:r>
+        <w:t xml:space="preserve">  --type </w:t>
+      </w:r>
+      <w:proofErr w:type="spellStart"/>
+      <w:r>
+        <w:t>DemoWorkflow</w:t>
+      </w:r>
+      <w:proofErr w:type="spellEnd"/>
+      <w:r>
+        <w:t xml:space="preserve"> \</w:t>
+      </w:r>
+    </w:p>
+    <w:p>
+      <w:pPr>
+        <w:spacing w:line="240" w:lineRule="auto"/>
+      </w:pPr>
+      <w:r>
+        <w:t xml:space="preserve">  --workflow-id demo1</w:t>
+      </w:r>
+    </w:p>
+    <w:p>
+      <w:pPr>
+        <w:spacing w:line="240" w:lineRule="auto"/>
+      </w:pPr>
+    </w:p>
+    <w:p>
+      <w:pPr>
+        <w:spacing w:line="240" w:lineRule="auto"/>
+      </w:pPr>
+      <w:r>
+        <w:t># List workflows</w:t>
+      </w:r>
+    </w:p>
+    <w:p>
+      <w:pPr>
+        <w:spacing w:line="240" w:lineRule="auto"/>
+      </w:pPr>
+      <w:r>
+        <w:t>temporal workflow list --namespace demo</w:t>
+      </w:r>
+    </w:p>
+    <w:p>
+      <w:pPr>
+        <w:spacing w:line="240" w:lineRule="auto"/>
+      </w:pPr>
+    </w:p>
+    <w:p>
+      <w:pPr>
+        <w:spacing w:line="240" w:lineRule="auto"/>
+      </w:pPr>
+    </w:p>
+    <w:p>
+      <w:pPr>
+        <w:spacing w:line="240" w:lineRule="auto"/>
+      </w:pPr>
+      <w:r>
+        <w:t xml:space="preserve">temporal operator search-attribute create --namespace ebips-rt1 --name </w:t>
+      </w:r>
+      <w:proofErr w:type="spellStart"/>
+      <w:r>
+        <w:t>PaymentStatus</w:t>
+      </w:r>
+      <w:proofErr w:type="spellEnd"/>
+      <w:r>
+        <w:t xml:space="preserve"> --type Keyword</w:t>
+      </w:r>
+    </w:p>
+    <w:p>
+      <w:pPr>
+        <w:spacing w:line="240" w:lineRule="auto"/>
+      </w:pPr>
+    </w:p>
+    <w:p>
+      <w:pPr>
+        <w:spacing w:line="240" w:lineRule="auto"/>
+      </w:pPr>
+    </w:p>
+    <w:p>
+      <w:pPr>
+        <w:spacing w:line="240" w:lineRule="auto"/>
+      </w:pPr>
+      <w:r>
+        <w:t>C:\temporal&gt;temporal workflow list --namespace ebips-rt1</w:t>
+      </w:r>
+    </w:p>
+    <w:p>
+      <w:pPr>
+        <w:spacing w:line="240" w:lineRule="auto"/>
+      </w:pPr>
+    </w:p>
+    <w:p>
+      <w:pPr>
+        <w:spacing w:line="240" w:lineRule="auto"/>
+      </w:pPr>
+      <w:r>
+        <w:t>temporal operator search-attribute list --namespace ebips-rt</w:t>
+      </w:r>
+      <w:proofErr w:type="gramStart"/>
+      <w:r>
+        <w:t>1  --</w:t>
+      </w:r>
+      <w:proofErr w:type="gramEnd"/>
+      <w:r>
+        <w:t>verify the attribute created</w:t>
+      </w:r>
+    </w:p>
+    <w:p>
+      <w:pPr>
+        <w:spacing w:line="240" w:lineRule="auto"/>
+      </w:pPr>
+    </w:p>
+    <w:p>
+      <w:pPr>
+        <w:spacing w:line="240" w:lineRule="auto"/>
+      </w:pPr>
+      <w:r>
+        <w:t>issues</w:t>
+      </w:r>
+    </w:p>
+    <w:p>
+      <w:pPr>
+        <w:spacing w:line="240" w:lineRule="auto"/>
+      </w:pPr>
+    </w:p>
+    <w:p>
+      <w:pPr>
+        <w:spacing w:line="240" w:lineRule="auto"/>
+      </w:pPr>
+      <w:r>
+        <w:t>temporal operator search-attribute create \</w:t>
+      </w:r>
+    </w:p>
+    <w:p>
+      <w:pPr>
+        <w:spacing w:line="240" w:lineRule="auto"/>
+      </w:pPr>
+      <w:r>
+        <w:t xml:space="preserve">  --namespace ebips-rt1 \</w:t>
+      </w:r>
+    </w:p>
+    <w:p>
+      <w:pPr>
+        <w:spacing w:line="240" w:lineRule="auto"/>
+      </w:pPr>
+      <w:r>
+        <w:t xml:space="preserve">  --name </w:t>
+      </w:r>
+      <w:proofErr w:type="spellStart"/>
+      <w:r>
+        <w:t>FailureReason</w:t>
+      </w:r>
+      <w:proofErr w:type="spellEnd"/>
+      <w:r>
+        <w:t xml:space="preserve"> \</w:t>
+      </w:r>
+    </w:p>
+    <w:p>
+      <w:pPr>
+        <w:spacing w:line="240" w:lineRule="auto"/>
+      </w:pPr>
+      <w:r>
+        <w:t xml:space="preserve">  --type Text</w:t>
+      </w:r>
+    </w:p>
+    <w:p>
+      <w:pPr>
+        <w:spacing w:line="240" w:lineRule="auto"/>
+      </w:pPr>
+      <w:r>
+        <w:t xml:space="preserve">  </w:t>
+      </w:r>
+    </w:p>
+    <w:p>
+      <w:pPr>
+        <w:spacing w:line="240" w:lineRule="auto"/>
+      </w:pPr>
+      <w:r>
+        <w:t xml:space="preserve">  temporal operator search-attribute create --namespace ebips-rt1 --name </w:t>
+      </w:r>
+      <w:proofErr w:type="spellStart"/>
+      <w:r>
+        <w:t>FailureReason</w:t>
+      </w:r>
+      <w:proofErr w:type="spellEnd"/>
+      <w:r>
+        <w:t xml:space="preserve"> --type Text</w:t>
+      </w:r>
+    </w:p>
+    <w:p>
+      <w:pPr>
+        <w:spacing w:line="240" w:lineRule="auto"/>
+      </w:pPr>
+      <w:r>
+        <w:t xml:space="preserve">  </w:t>
+      </w:r>
+    </w:p>
+    <w:p>
+      <w:pPr>
+        <w:spacing w:line="240" w:lineRule="auto"/>
+      </w:pPr>
+      <w:r>
         <w:lastRenderedPageBreak/>
-        <w:t xml:space="preserve">  --task-queue demo-queue \</w:t>
-      </w:r>
-    </w:p>
-    <w:p>
-      <w:pPr>
-        <w:spacing w:line="240" w:lineRule="auto"/>
-      </w:pPr>
-      <w:r>
-        <w:t xml:space="preserve">  --type </w:t>
-      </w:r>
-      <w:proofErr w:type="spellStart"/>
-      <w:r>
-        <w:t>DemoWorkflow</w:t>
-      </w:r>
-      <w:proofErr w:type="spellEnd"/>
-      <w:r>
-        <w:t xml:space="preserve"> \</w:t>
-      </w:r>
-    </w:p>
-    <w:p>
-      <w:pPr>
-        <w:spacing w:line="240" w:lineRule="auto"/>
-      </w:pPr>
-      <w:r>
-        <w:t xml:space="preserve">  --workflow-id demo1</w:t>
-      </w:r>
-    </w:p>
-    <w:p>
-      <w:pPr>
-        <w:spacing w:line="240" w:lineRule="auto"/>
-      </w:pPr>
-    </w:p>
-    <w:p>
-      <w:pPr>
-        <w:spacing w:line="240" w:lineRule="auto"/>
-      </w:pPr>
-      <w:r>
-        <w:t># List workflows</w:t>
-      </w:r>
-    </w:p>
-    <w:p>
-      <w:pPr>
-        <w:spacing w:line="240" w:lineRule="auto"/>
-      </w:pPr>
-      <w:r>
-        <w:t>temporal workflow list --namespace demo</w:t>
-      </w:r>
-    </w:p>
-    <w:p>
-      <w:pPr>
-        <w:spacing w:line="240" w:lineRule="auto"/>
-      </w:pPr>
-    </w:p>
-    <w:p>
-      <w:pPr>
-        <w:spacing w:line="240" w:lineRule="auto"/>
-      </w:pPr>
-    </w:p>
-    <w:p>
-      <w:pPr>
-        <w:spacing w:line="240" w:lineRule="auto"/>
-      </w:pPr>
-      <w:r>
-        <w:t xml:space="preserve">temporal operator search-attribute create --namespace ebips-rt1 --name </w:t>
-      </w:r>
-      <w:proofErr w:type="spellStart"/>
-      <w:r>
-        <w:t>PaymentStatus</w:t>
-      </w:r>
-      <w:proofErr w:type="spellEnd"/>
-      <w:r>
-        <w:t xml:space="preserve"> --type Keyword</w:t>
-      </w:r>
-    </w:p>
-    <w:p>
-      <w:pPr>
-        <w:spacing w:line="240" w:lineRule="auto"/>
-      </w:pPr>
-    </w:p>
-    <w:p>
-      <w:pPr>
-        <w:spacing w:line="240" w:lineRule="auto"/>
-      </w:pPr>
-    </w:p>
-    <w:p>
-      <w:pPr>
-        <w:spacing w:line="240" w:lineRule="auto"/>
-      </w:pPr>
-      <w:r>
-        <w:t>C:\temporal&gt;temporal workflow list --namespace ebips-rt1</w:t>
-      </w:r>
-    </w:p>
-    <w:p>
-      <w:pPr>
-        <w:spacing w:line="240" w:lineRule="auto"/>
-      </w:pPr>
-    </w:p>
-    <w:p>
-      <w:pPr>
-        <w:spacing w:line="240" w:lineRule="auto"/>
-      </w:pPr>
-      <w:r>
-        <w:t>temporal operator search-attribute list --namespace ebips-rt</w:t>
-      </w:r>
-      <w:proofErr w:type="gramStart"/>
-      <w:r>
-        <w:t>1  --</w:t>
-      </w:r>
-      <w:proofErr w:type="gramEnd"/>
-      <w:r>
-        <w:t>verify the attribute created</w:t>
-      </w:r>
-    </w:p>
-    <w:p>
-      <w:pPr>
-        <w:spacing w:line="240" w:lineRule="auto"/>
-      </w:pPr>
-    </w:p>
-    <w:p>
-      <w:pPr>
-        <w:spacing w:line="240" w:lineRule="auto"/>
-      </w:pPr>
-      <w:r>
-        <w:t>issues</w:t>
-      </w:r>
-    </w:p>
-    <w:p>
-      <w:pPr>
-        <w:spacing w:line="240" w:lineRule="auto"/>
-      </w:pPr>
-    </w:p>
-    <w:p>
-      <w:pPr>
-        <w:spacing w:line="240" w:lineRule="auto"/>
-      </w:pPr>
-      <w:r>
-        <w:t>temporal operator search-attribute create \</w:t>
+        <w:t xml:space="preserve">  </w:t>
+      </w:r>
+    </w:p>
+    <w:p>
+      <w:pPr>
+        <w:spacing w:line="240" w:lineRule="auto"/>
+      </w:pPr>
+      <w:r>
+        <w:t xml:space="preserve">  temporal operator search-attribute create \</w:t>
       </w:r>
     </w:p>
     <w:p>
@@ -4013,87 +4135,6 @@
         <w:spacing w:line="240" w:lineRule="auto"/>
       </w:pPr>
       <w:r>
-        <w:t xml:space="preserve">  --name </w:t>
-      </w:r>
-      <w:proofErr w:type="spellStart"/>
-      <w:r>
-        <w:t>FailureReason</w:t>
-      </w:r>
-      <w:proofErr w:type="spellEnd"/>
-      <w:r>
-        <w:t xml:space="preserve"> \</w:t>
-      </w:r>
-    </w:p>
-    <w:p>
-      <w:pPr>
-        <w:spacing w:line="240" w:lineRule="auto"/>
-      </w:pPr>
-      <w:r>
-        <w:t xml:space="preserve">  --type Text</w:t>
-      </w:r>
-    </w:p>
-    <w:p>
-      <w:pPr>
-        <w:spacing w:line="240" w:lineRule="auto"/>
-      </w:pPr>
-      <w:r>
-        <w:t xml:space="preserve">  </w:t>
-      </w:r>
-    </w:p>
-    <w:p>
-      <w:pPr>
-        <w:spacing w:line="240" w:lineRule="auto"/>
-      </w:pPr>
-      <w:r>
-        <w:t xml:space="preserve">  temporal operator search-attribute create --namespace ebips-rt1 --name </w:t>
-      </w:r>
-      <w:proofErr w:type="spellStart"/>
-      <w:r>
-        <w:t>FailureReason</w:t>
-      </w:r>
-      <w:proofErr w:type="spellEnd"/>
-      <w:r>
-        <w:t xml:space="preserve"> --type Text</w:t>
-      </w:r>
-    </w:p>
-    <w:p>
-      <w:pPr>
-        <w:spacing w:line="240" w:lineRule="auto"/>
-      </w:pPr>
-      <w:r>
-        <w:t xml:space="preserve">  </w:t>
-      </w:r>
-    </w:p>
-    <w:p>
-      <w:pPr>
-        <w:spacing w:line="240" w:lineRule="auto"/>
-      </w:pPr>
-      <w:r>
-        <w:t xml:space="preserve">  </w:t>
-      </w:r>
-    </w:p>
-    <w:p>
-      <w:pPr>
-        <w:spacing w:line="240" w:lineRule="auto"/>
-      </w:pPr>
-      <w:r>
-        <w:t xml:space="preserve">  temporal operator search-attribute create \</w:t>
-      </w:r>
-    </w:p>
-    <w:p>
-      <w:pPr>
-        <w:spacing w:line="240" w:lineRule="auto"/>
-      </w:pPr>
-      <w:r>
-        <w:t xml:space="preserve">  --namespace ebips-rt1 \</w:t>
-      </w:r>
-    </w:p>
-    <w:p>
-      <w:pPr>
-        <w:spacing w:line="240" w:lineRule="auto"/>
-      </w:pPr>
-      <w:r>
-        <w:lastRenderedPageBreak/>
         <w:t xml:space="preserve">  --name </w:t>
       </w:r>
       <w:proofErr w:type="spellStart"/>
@@ -4333,6 +4374,7 @@
         <w:spacing w:line="240" w:lineRule="auto"/>
       </w:pPr>
       <w:r>
+        <w:lastRenderedPageBreak/>
         <w:t xml:space="preserve">temporal operator search-attribute remove --namespace ebips-rt1 --name </w:t>
       </w:r>
       <w:proofErr w:type="spellStart"/>
@@ -4351,493 +4393,492 @@
         <w:spacing w:line="240" w:lineRule="auto"/>
       </w:pPr>
       <w:r>
+        <w:t xml:space="preserve">temporal operator search-attribute create --namespace ebips-rt1 --name </w:t>
+      </w:r>
+      <w:proofErr w:type="spellStart"/>
+      <w:r>
+        <w:t>FailureMessageKey</w:t>
+      </w:r>
+      <w:proofErr w:type="spellEnd"/>
+      <w:r>
+        <w:t xml:space="preserve"> --type Keyword</w:t>
+      </w:r>
+    </w:p>
+    <w:p>
+      <w:pPr>
+        <w:spacing w:line="240" w:lineRule="auto"/>
+      </w:pPr>
+      <w:r>
+        <w:t xml:space="preserve">  </w:t>
+      </w:r>
+    </w:p>
+    <w:p>
+      <w:pPr>
+        <w:spacing w:line="240" w:lineRule="auto"/>
+      </w:pPr>
+    </w:p>
+    <w:p>
+      <w:pPr>
+        <w:spacing w:line="240" w:lineRule="auto"/>
+      </w:pPr>
+      <w:r>
+        <w:t>``</w:t>
+      </w:r>
+    </w:p>
+    <w:p>
+      <w:pPr>
+        <w:spacing w:line="240" w:lineRule="auto"/>
+      </w:pPr>
+      <w:r>
+        <w:t>----------------------------------</w:t>
+      </w:r>
+    </w:p>
+    <w:p>
+      <w:pPr>
+        <w:spacing w:line="240" w:lineRule="auto"/>
+      </w:pPr>
+      <w:r>
+        <w:t>Task Queue: ebips-rt1-payment</w:t>
+      </w:r>
+    </w:p>
+    <w:p>
+      <w:pPr>
+        <w:spacing w:line="240" w:lineRule="auto"/>
+      </w:pPr>
+      <w:r>
+        <w:t xml:space="preserve">Workflow Type: </w:t>
+      </w:r>
+      <w:proofErr w:type="spellStart"/>
+      <w:r>
+        <w:t>InboundCTWorkflow</w:t>
+      </w:r>
+      <w:proofErr w:type="spellEnd"/>
+    </w:p>
+    <w:p>
+      <w:pPr>
+        <w:spacing w:line="240" w:lineRule="auto"/>
+      </w:pPr>
+    </w:p>
+    <w:p>
+      <w:pPr>
+        <w:spacing w:line="240" w:lineRule="auto"/>
+      </w:pPr>
+      <w:r>
+        <w:t xml:space="preserve">"&lt;?xml version=\"1.0\" encoding=\"UTF-8\"?&gt;\r\n&lt;Document </w:t>
+      </w:r>
+      <w:proofErr w:type="spellStart"/>
+      <w:r>
+        <w:t>xmlns</w:t>
+      </w:r>
+      <w:proofErr w:type="spellEnd"/>
+      <w:r>
+        <w:t>=\"urn:iso:std:iso:20022:tech:xsd:pacs.008.001.08\"&gt;\r\n    &lt;</w:t>
+      </w:r>
+      <w:proofErr w:type="spellStart"/>
+      <w:r>
+        <w:t>FIToFICstmrCdtTrf</w:t>
+      </w:r>
+      <w:proofErr w:type="spellEnd"/>
+      <w:r>
+        <w:t>&gt;\r\n        &lt;</w:t>
+      </w:r>
+      <w:proofErr w:type="spellStart"/>
+      <w:r>
+        <w:t>GrpHdr</w:t>
+      </w:r>
+      <w:proofErr w:type="spellEnd"/>
+      <w:r>
+        <w:t>&gt;\r\n            &lt;</w:t>
+      </w:r>
+      <w:proofErr w:type="spellStart"/>
+      <w:r>
+        <w:t>MsgId</w:t>
+      </w:r>
+      <w:proofErr w:type="spellEnd"/>
+      <w:r>
+        <w:t>&gt;MSG20260507559&lt;/</w:t>
+      </w:r>
+      <w:proofErr w:type="spellStart"/>
+      <w:r>
+        <w:t>MsgId</w:t>
+      </w:r>
+      <w:proofErr w:type="spellEnd"/>
+      <w:r>
+        <w:t>&gt;\r\n            &lt;</w:t>
+      </w:r>
+      <w:proofErr w:type="spellStart"/>
+      <w:r>
+        <w:t>CreDtTm</w:t>
+      </w:r>
+      <w:proofErr w:type="spellEnd"/>
+      <w:r>
+        <w:t>&gt;2026-05-07T12:00:00&lt;/</w:t>
+      </w:r>
+      <w:proofErr w:type="spellStart"/>
+      <w:r>
+        <w:t>CreDtTm</w:t>
+      </w:r>
+      <w:proofErr w:type="spellEnd"/>
+      <w:r>
+        <w:t>&gt;\r\n            &lt;</w:t>
+      </w:r>
+      <w:proofErr w:type="spellStart"/>
+      <w:r>
+        <w:t>NbOfTxs</w:t>
+      </w:r>
+      <w:proofErr w:type="spellEnd"/>
+      <w:r>
+        <w:t>&gt;1&lt;/</w:t>
+      </w:r>
+      <w:proofErr w:type="spellStart"/>
+      <w:r>
+        <w:t>NbOfTxs</w:t>
+      </w:r>
+      <w:proofErr w:type="spellEnd"/>
+      <w:r>
+        <w:t>&gt;\r\n            &lt;</w:t>
+      </w:r>
+      <w:proofErr w:type="spellStart"/>
+      <w:r>
+        <w:t>SttlmInf</w:t>
+      </w:r>
+      <w:proofErr w:type="spellEnd"/>
+      <w:r>
+        <w:t>&gt;\r\n                &lt;</w:t>
+      </w:r>
+      <w:proofErr w:type="spellStart"/>
+      <w:r>
+        <w:t>SttlmMtd</w:t>
+      </w:r>
+      <w:proofErr w:type="spellEnd"/>
+      <w:r>
+        <w:t>&gt;CLRG&lt;/</w:t>
+      </w:r>
+      <w:proofErr w:type="spellStart"/>
+      <w:r>
+        <w:t>SttlmMtd</w:t>
+      </w:r>
+      <w:proofErr w:type="spellEnd"/>
+      <w:r>
+        <w:t>&gt;\r\n            &lt;/</w:t>
+      </w:r>
+      <w:proofErr w:type="spellStart"/>
+      <w:r>
+        <w:t>SttlmInf</w:t>
+      </w:r>
+      <w:proofErr w:type="spellEnd"/>
+      <w:r>
+        <w:t>&gt;\r\n        &lt;/</w:t>
+      </w:r>
+      <w:proofErr w:type="spellStart"/>
+      <w:r>
+        <w:t>GrpHdr</w:t>
+      </w:r>
+      <w:proofErr w:type="spellEnd"/>
+      <w:r>
+        <w:t>&gt;\r\n\r\n        &lt;</w:t>
+      </w:r>
+      <w:proofErr w:type="spellStart"/>
+      <w:r>
+        <w:t>CdtTrfTxInf</w:t>
+      </w:r>
+      <w:proofErr w:type="spellEnd"/>
+      <w:r>
+        <w:t>&gt;\r\n            &lt;</w:t>
+      </w:r>
+      <w:proofErr w:type="spellStart"/>
+      <w:r>
+        <w:t>PmtId</w:t>
+      </w:r>
+      <w:proofErr w:type="spellEnd"/>
+      <w:r>
+        <w:t>&gt;\r\n                &lt;</w:t>
+      </w:r>
+      <w:proofErr w:type="spellStart"/>
+      <w:r>
+        <w:t>InstrId</w:t>
+      </w:r>
+      <w:proofErr w:type="spellEnd"/>
+      <w:r>
+        <w:t>&gt;INST12559&lt;/</w:t>
+      </w:r>
+      <w:proofErr w:type="spellStart"/>
+      <w:r>
+        <w:t>InstrId</w:t>
+      </w:r>
+      <w:proofErr w:type="spellEnd"/>
+      <w:r>
+        <w:t>&gt;\r\n                &lt;</w:t>
+      </w:r>
+      <w:proofErr w:type="spellStart"/>
+      <w:r>
+        <w:t>EndToEndId</w:t>
+      </w:r>
+      <w:proofErr w:type="spellEnd"/>
+      <w:r>
+        <w:t>&gt;E2E12559&lt;/</w:t>
+      </w:r>
+      <w:proofErr w:type="spellStart"/>
+      <w:r>
+        <w:t>EndToEndId</w:t>
+      </w:r>
+      <w:proofErr w:type="spellEnd"/>
+      <w:r>
+        <w:t>&gt;\r\n            &lt;/</w:t>
+      </w:r>
+      <w:proofErr w:type="spellStart"/>
+      <w:r>
+        <w:t>PmtId</w:t>
+      </w:r>
+      <w:proofErr w:type="spellEnd"/>
+      <w:r>
+        <w:t>&gt;\r\n\r\n            &lt;</w:t>
+      </w:r>
+      <w:proofErr w:type="spellStart"/>
+      <w:r>
+        <w:t>IntrBkSttlmAmt</w:t>
+      </w:r>
+      <w:proofErr w:type="spellEnd"/>
+      <w:r>
+        <w:t xml:space="preserve"> Ccy=\"INR\"&gt;1000.00&lt;/</w:t>
+      </w:r>
+      <w:proofErr w:type="spellStart"/>
+      <w:r>
+        <w:t>IntrBkSttlmAmt</w:t>
+      </w:r>
+      <w:proofErr w:type="spellEnd"/>
+      <w:r>
+        <w:t xml:space="preserve">&gt;\r\n\r\n            &lt;!-- </w:t>
+      </w:r>
+      <w:r>
+        <w:rPr>
+          <w:rFonts w:ascii="Segoe UI Emoji" w:hAnsi="Segoe UI Emoji" w:cs="Segoe UI Emoji"/>
+        </w:rPr>
+        <w:t>✅</w:t>
+      </w:r>
+      <w:r>
+        <w:t xml:space="preserve"> Debtor Bank (BIC added here) --&gt;\r\n            &lt;</w:t>
+      </w:r>
+      <w:proofErr w:type="spellStart"/>
+      <w:r>
+        <w:t>DbtrAgt</w:t>
+      </w:r>
+      <w:proofErr w:type="spellEnd"/>
+      <w:r>
+        <w:t>&gt;\r\n                &lt;</w:t>
+      </w:r>
+      <w:proofErr w:type="spellStart"/>
+      <w:r>
+        <w:t>FinInstnId</w:t>
+      </w:r>
+      <w:proofErr w:type="spellEnd"/>
+      <w:r>
+        <w:t>&gt;\r\n                    &lt;BICFI&gt;EBAPSDB1XXX&lt;/BICFI&gt;\r\n                &lt;/</w:t>
+      </w:r>
+      <w:proofErr w:type="spellStart"/>
+      <w:r>
+        <w:t>FinInstnId</w:t>
+      </w:r>
+      <w:proofErr w:type="spellEnd"/>
+      <w:r>
+        <w:t>&gt;\r\n            &lt;/</w:t>
+      </w:r>
+      <w:proofErr w:type="spellStart"/>
+      <w:r>
+        <w:t>DbtrAgt</w:t>
+      </w:r>
+      <w:proofErr w:type="spellEnd"/>
+      <w:r>
+        <w:t>&gt;\r\n\r\n            &lt;</w:t>
+      </w:r>
+      <w:proofErr w:type="spellStart"/>
+      <w:r>
+        <w:t>Dbtr</w:t>
+      </w:r>
+      <w:proofErr w:type="spellEnd"/>
+      <w:r>
+        <w:t>&gt;\r\n                &lt;Nm&gt;Rajesh Kumar&lt;/Nm&gt;\r\n            &lt;/</w:t>
+      </w:r>
+      <w:proofErr w:type="spellStart"/>
+      <w:r>
+        <w:t>Dbtr</w:t>
+      </w:r>
+      <w:proofErr w:type="spellEnd"/>
+      <w:r>
+        <w:t>&gt;\r\n\r\n            &lt;</w:t>
+      </w:r>
+      <w:proofErr w:type="spellStart"/>
+      <w:r>
+        <w:t>DbtrAcct</w:t>
+      </w:r>
+      <w:proofErr w:type="spellEnd"/>
+      <w:r>
+        <w:t>&gt;\r\n                &lt;Id&gt;\r\n                    &lt;IBAN&gt;IN1234567890&lt;/IBAN&gt;\r\n                &lt;/Id&gt;\r\n            &lt;/</w:t>
+      </w:r>
+      <w:proofErr w:type="spellStart"/>
+      <w:r>
+        <w:t>DbtrAcct</w:t>
+      </w:r>
+      <w:proofErr w:type="spellEnd"/>
+      <w:r>
+        <w:t>&gt;\r\n            &lt;</w:t>
+      </w:r>
+      <w:proofErr w:type="spellStart"/>
+      <w:r>
+        <w:t>CdtrAgt</w:t>
+      </w:r>
+      <w:proofErr w:type="spellEnd"/>
+      <w:r>
+        <w:t>&gt;\r\n                &lt;</w:t>
+      </w:r>
+      <w:proofErr w:type="spellStart"/>
+      <w:r>
+        <w:t>FinInstnId</w:t>
+      </w:r>
+      <w:proofErr w:type="spellEnd"/>
+      <w:r>
+        <w:t>&gt;\r\n                    &lt;BICFI&gt;EBAPSDB1XXX&lt;/BICFI&gt;\r\n                &lt;/</w:t>
+      </w:r>
+      <w:proofErr w:type="spellStart"/>
+      <w:r>
+        <w:t>FinInstnId</w:t>
+      </w:r>
+      <w:proofErr w:type="spellEnd"/>
+      <w:r>
+        <w:t>&gt;\r\n            &lt;/</w:t>
+      </w:r>
+      <w:proofErr w:type="spellStart"/>
+      <w:r>
+        <w:t>CdtrAgt</w:t>
+      </w:r>
+      <w:proofErr w:type="spellEnd"/>
+      <w:r>
+        <w:t>&gt;\r\n\r\n            &lt;</w:t>
+      </w:r>
+      <w:proofErr w:type="spellStart"/>
+      <w:r>
+        <w:t>Cdtr</w:t>
+      </w:r>
+      <w:proofErr w:type="spellEnd"/>
+      <w:r>
+        <w:t>&gt;\r\n                &lt;Nm&gt;ABC Company&lt;/Nm&gt;\r\n            &lt;/</w:t>
+      </w:r>
+      <w:proofErr w:type="spellStart"/>
+      <w:r>
+        <w:t>Cdtr</w:t>
+      </w:r>
+      <w:proofErr w:type="spellEnd"/>
+      <w:r>
+        <w:t>&gt;\r\n\r\n            &lt;</w:t>
+      </w:r>
+      <w:proofErr w:type="spellStart"/>
+      <w:r>
+        <w:t>CdtrAcct</w:t>
+      </w:r>
+      <w:proofErr w:type="spellEnd"/>
+      <w:r>
+        <w:t>&gt;\r\n                &lt;Id&gt;\r\n                    &lt;IBAN&gt;IN0987654321&lt;/IBAN&gt;\r\n                &lt;/Id&gt;\r\n            &lt;/</w:t>
+      </w:r>
+      <w:proofErr w:type="spellStart"/>
+      <w:r>
+        <w:t>CdtrAcct</w:t>
+      </w:r>
+      <w:proofErr w:type="spellEnd"/>
+      <w:r>
+        <w:t>&gt;\r\n\r\n        &lt;/</w:t>
+      </w:r>
+      <w:proofErr w:type="spellStart"/>
+      <w:r>
+        <w:t>CdtTrfTxInf</w:t>
+      </w:r>
+      <w:proofErr w:type="spellEnd"/>
+      <w:r>
+        <w:t>&gt;\r\n    &lt;/</w:t>
+      </w:r>
+      <w:proofErr w:type="spellStart"/>
+      <w:r>
+        <w:t>FIToFICstmrCdtTrf</w:t>
+      </w:r>
+      <w:proofErr w:type="spellEnd"/>
+      <w:r>
+        <w:t>&gt;\r\n&lt;/Document&gt;"</w:t>
+      </w:r>
+    </w:p>
+    <w:p>
+      <w:pPr>
+        <w:spacing w:line="240" w:lineRule="auto"/>
+      </w:pPr>
+      <w:r>
+        <w:t>======================================================================</w:t>
+      </w:r>
+    </w:p>
+    <w:p>
+      <w:pPr>
+        <w:spacing w:line="240" w:lineRule="auto"/>
+      </w:pPr>
+    </w:p>
+    <w:p>
+      <w:pPr>
+        <w:spacing w:line="240" w:lineRule="auto"/>
+        <w:ind w:left="720"/>
+      </w:pPr>
+      <w:proofErr w:type="gramStart"/>
+      <w:r>
+        <w:t>this is</w:t>
+      </w:r>
+      <w:proofErr w:type="gramEnd"/>
+      <w:r>
+        <w:t xml:space="preserve"> our requirement files</w:t>
+      </w:r>
+    </w:p>
+    <w:p>
+      <w:pPr>
+        <w:spacing w:line="240" w:lineRule="auto"/>
+        <w:ind w:left="720"/>
+      </w:pPr>
+    </w:p>
+    <w:p>
+      <w:pPr>
+        <w:spacing w:line="240" w:lineRule="auto"/>
+        <w:ind w:left="720"/>
+      </w:pPr>
+      <w:r>
+        <w:t xml:space="preserve">and Technology stack to be </w:t>
+      </w:r>
+      <w:proofErr w:type="gramStart"/>
+      <w:r>
+        <w:t>used :</w:t>
+      </w:r>
+      <w:proofErr w:type="gramEnd"/>
+    </w:p>
+    <w:p>
+      <w:pPr>
+        <w:spacing w:line="240" w:lineRule="auto"/>
+        <w:ind w:left="720"/>
+      </w:pPr>
+    </w:p>
+    <w:p>
+      <w:pPr>
+        <w:spacing w:line="240" w:lineRule="auto"/>
+        <w:ind w:left="720"/>
+      </w:pPr>
+      <w:r>
         <w:lastRenderedPageBreak/>
-        <w:t xml:space="preserve">temporal operator search-attribute create --namespace ebips-rt1 --name </w:t>
-      </w:r>
-      <w:proofErr w:type="spellStart"/>
-      <w:r>
-        <w:t>FailureMessageKey</w:t>
-      </w:r>
-      <w:proofErr w:type="spellEnd"/>
-      <w:r>
-        <w:t xml:space="preserve"> --type Keyword</w:t>
-      </w:r>
-    </w:p>
-    <w:p>
-      <w:pPr>
-        <w:spacing w:line="240" w:lineRule="auto"/>
-      </w:pPr>
-      <w:r>
-        <w:t xml:space="preserve">  </w:t>
-      </w:r>
-    </w:p>
-    <w:p>
-      <w:pPr>
-        <w:spacing w:line="240" w:lineRule="auto"/>
-      </w:pPr>
-    </w:p>
-    <w:p>
-      <w:pPr>
-        <w:spacing w:line="240" w:lineRule="auto"/>
-      </w:pPr>
-      <w:r>
-        <w:t>``</w:t>
-      </w:r>
-    </w:p>
-    <w:p>
-      <w:pPr>
-        <w:spacing w:line="240" w:lineRule="auto"/>
-      </w:pPr>
-      <w:r>
-        <w:t>----------------------------------</w:t>
-      </w:r>
-    </w:p>
-    <w:p>
-      <w:pPr>
-        <w:spacing w:line="240" w:lineRule="auto"/>
-      </w:pPr>
-      <w:r>
-        <w:t>Task Queue: ebips-rt1-payment</w:t>
-      </w:r>
-    </w:p>
-    <w:p>
-      <w:pPr>
-        <w:spacing w:line="240" w:lineRule="auto"/>
-      </w:pPr>
-      <w:r>
-        <w:t xml:space="preserve">Workflow Type: </w:t>
-      </w:r>
-      <w:proofErr w:type="spellStart"/>
-      <w:r>
-        <w:t>InboundCTWorkflow</w:t>
-      </w:r>
-      <w:proofErr w:type="spellEnd"/>
-    </w:p>
-    <w:p>
-      <w:pPr>
-        <w:spacing w:line="240" w:lineRule="auto"/>
-      </w:pPr>
-    </w:p>
-    <w:p>
-      <w:pPr>
-        <w:spacing w:line="240" w:lineRule="auto"/>
-      </w:pPr>
-      <w:r>
-        <w:t xml:space="preserve">"&lt;?xml version=\"1.0\" encoding=\"UTF-8\"?&gt;\r\n&lt;Document </w:t>
-      </w:r>
-      <w:proofErr w:type="spellStart"/>
-      <w:r>
-        <w:t>xmlns</w:t>
-      </w:r>
-      <w:proofErr w:type="spellEnd"/>
-      <w:r>
-        <w:t>=\"urn:iso:std:iso:20022:tech:xsd:pacs.008.001.08\"&gt;\r\n    &lt;</w:t>
-      </w:r>
-      <w:proofErr w:type="spellStart"/>
-      <w:r>
-        <w:t>FIToFICstmrCdtTrf</w:t>
-      </w:r>
-      <w:proofErr w:type="spellEnd"/>
-      <w:r>
-        <w:t>&gt;\r\n        &lt;</w:t>
-      </w:r>
-      <w:proofErr w:type="spellStart"/>
-      <w:r>
-        <w:t>GrpHdr</w:t>
-      </w:r>
-      <w:proofErr w:type="spellEnd"/>
-      <w:r>
-        <w:t>&gt;\r\n            &lt;</w:t>
-      </w:r>
-      <w:proofErr w:type="spellStart"/>
-      <w:r>
-        <w:t>MsgId</w:t>
-      </w:r>
-      <w:proofErr w:type="spellEnd"/>
-      <w:r>
-        <w:t>&gt;MSG20260507559&lt;/</w:t>
-      </w:r>
-      <w:proofErr w:type="spellStart"/>
-      <w:r>
-        <w:t>MsgId</w:t>
-      </w:r>
-      <w:proofErr w:type="spellEnd"/>
-      <w:r>
-        <w:t>&gt;\r\n            &lt;</w:t>
-      </w:r>
-      <w:proofErr w:type="spellStart"/>
-      <w:r>
-        <w:t>CreDtTm</w:t>
-      </w:r>
-      <w:proofErr w:type="spellEnd"/>
-      <w:r>
-        <w:t>&gt;2026-05-07T12:00:00&lt;/</w:t>
-      </w:r>
-      <w:proofErr w:type="spellStart"/>
-      <w:r>
-        <w:t>CreDtTm</w:t>
-      </w:r>
-      <w:proofErr w:type="spellEnd"/>
-      <w:r>
-        <w:t>&gt;\r\n            &lt;</w:t>
-      </w:r>
-      <w:proofErr w:type="spellStart"/>
-      <w:r>
-        <w:t>NbOfTxs</w:t>
-      </w:r>
-      <w:proofErr w:type="spellEnd"/>
-      <w:r>
-        <w:t>&gt;1&lt;/</w:t>
-      </w:r>
-      <w:proofErr w:type="spellStart"/>
-      <w:r>
-        <w:t>NbOfTxs</w:t>
-      </w:r>
-      <w:proofErr w:type="spellEnd"/>
-      <w:r>
-        <w:t>&gt;\r\n            &lt;</w:t>
-      </w:r>
-      <w:proofErr w:type="spellStart"/>
-      <w:r>
-        <w:t>SttlmInf</w:t>
-      </w:r>
-      <w:proofErr w:type="spellEnd"/>
-      <w:r>
-        <w:t>&gt;\r\n                &lt;</w:t>
-      </w:r>
-      <w:proofErr w:type="spellStart"/>
-      <w:r>
-        <w:t>SttlmMtd</w:t>
-      </w:r>
-      <w:proofErr w:type="spellEnd"/>
-      <w:r>
-        <w:t>&gt;CLRG&lt;/</w:t>
-      </w:r>
-      <w:proofErr w:type="spellStart"/>
-      <w:r>
-        <w:t>SttlmMtd</w:t>
-      </w:r>
-      <w:proofErr w:type="spellEnd"/>
-      <w:r>
-        <w:t>&gt;\r\n            &lt;/</w:t>
-      </w:r>
-      <w:proofErr w:type="spellStart"/>
-      <w:r>
-        <w:t>SttlmInf</w:t>
-      </w:r>
-      <w:proofErr w:type="spellEnd"/>
-      <w:r>
-        <w:t>&gt;\r\n        &lt;/</w:t>
-      </w:r>
-      <w:proofErr w:type="spellStart"/>
-      <w:r>
-        <w:t>GrpHdr</w:t>
-      </w:r>
-      <w:proofErr w:type="spellEnd"/>
-      <w:r>
-        <w:t>&gt;\r\n\r\n        &lt;</w:t>
-      </w:r>
-      <w:proofErr w:type="spellStart"/>
-      <w:r>
-        <w:t>CdtTrfTxInf</w:t>
-      </w:r>
-      <w:proofErr w:type="spellEnd"/>
-      <w:r>
-        <w:t>&gt;\r\n            &lt;</w:t>
-      </w:r>
-      <w:proofErr w:type="spellStart"/>
-      <w:r>
-        <w:t>PmtId</w:t>
-      </w:r>
-      <w:proofErr w:type="spellEnd"/>
-      <w:r>
-        <w:t>&gt;\r\n                &lt;</w:t>
-      </w:r>
-      <w:proofErr w:type="spellStart"/>
-      <w:r>
-        <w:t>InstrId</w:t>
-      </w:r>
-      <w:proofErr w:type="spellEnd"/>
-      <w:r>
-        <w:t>&gt;INST12559&lt;/</w:t>
-      </w:r>
-      <w:proofErr w:type="spellStart"/>
-      <w:r>
-        <w:t>InstrId</w:t>
-      </w:r>
-      <w:proofErr w:type="spellEnd"/>
-      <w:r>
-        <w:t>&gt;\r\n                &lt;</w:t>
-      </w:r>
-      <w:proofErr w:type="spellStart"/>
-      <w:r>
-        <w:t>EndToEndId</w:t>
-      </w:r>
-      <w:proofErr w:type="spellEnd"/>
-      <w:r>
-        <w:t>&gt;E2E12559&lt;/</w:t>
-      </w:r>
-      <w:proofErr w:type="spellStart"/>
-      <w:r>
-        <w:t>EndToEndId</w:t>
-      </w:r>
-      <w:proofErr w:type="spellEnd"/>
-      <w:r>
-        <w:t>&gt;\r\n            &lt;/</w:t>
-      </w:r>
-      <w:proofErr w:type="spellStart"/>
-      <w:r>
-        <w:t>PmtId</w:t>
-      </w:r>
-      <w:proofErr w:type="spellEnd"/>
-      <w:r>
-        <w:t>&gt;\r\n\r\n            &lt;</w:t>
-      </w:r>
-      <w:proofErr w:type="spellStart"/>
-      <w:r>
-        <w:t>IntrBkSttlmAmt</w:t>
-      </w:r>
-      <w:proofErr w:type="spellEnd"/>
-      <w:r>
-        <w:t xml:space="preserve"> Ccy=\"INR\"&gt;1000.00&lt;/</w:t>
-      </w:r>
-      <w:proofErr w:type="spellStart"/>
-      <w:r>
-        <w:t>IntrBkSttlmAmt</w:t>
-      </w:r>
-      <w:proofErr w:type="spellEnd"/>
-      <w:r>
-        <w:t xml:space="preserve">&gt;\r\n\r\n            &lt;!-- </w:t>
-      </w:r>
-      <w:r>
-        <w:rPr>
-          <w:rFonts w:ascii="Segoe UI Emoji" w:hAnsi="Segoe UI Emoji" w:cs="Segoe UI Emoji"/>
-        </w:rPr>
-        <w:t>✅</w:t>
-      </w:r>
-      <w:r>
-        <w:t xml:space="preserve"> Debtor Bank (BIC added here) --&gt;\r\n            &lt;</w:t>
-      </w:r>
-      <w:proofErr w:type="spellStart"/>
-      <w:r>
-        <w:t>DbtrAgt</w:t>
-      </w:r>
-      <w:proofErr w:type="spellEnd"/>
-      <w:r>
-        <w:t>&gt;\r\n                &lt;</w:t>
-      </w:r>
-      <w:proofErr w:type="spellStart"/>
-      <w:r>
-        <w:t>FinInstnId</w:t>
-      </w:r>
-      <w:proofErr w:type="spellEnd"/>
-      <w:r>
-        <w:t>&gt;\r\n                    &lt;BICFI&gt;EBAPSDB1XXX&lt;/BICFI&gt;\r\n                &lt;/</w:t>
-      </w:r>
-      <w:proofErr w:type="spellStart"/>
-      <w:r>
-        <w:t>FinInstnId</w:t>
-      </w:r>
-      <w:proofErr w:type="spellEnd"/>
-      <w:r>
-        <w:t>&gt;\r\n            &lt;/</w:t>
-      </w:r>
-      <w:proofErr w:type="spellStart"/>
-      <w:r>
-        <w:t>DbtrAgt</w:t>
-      </w:r>
-      <w:proofErr w:type="spellEnd"/>
-      <w:r>
-        <w:t>&gt;\r\n\r\n            &lt;</w:t>
-      </w:r>
-      <w:proofErr w:type="spellStart"/>
-      <w:r>
-        <w:t>Dbtr</w:t>
-      </w:r>
-      <w:proofErr w:type="spellEnd"/>
-      <w:r>
-        <w:t>&gt;\r\n                &lt;Nm&gt;Rajesh Kumar&lt;/Nm&gt;\r\n            &lt;/</w:t>
-      </w:r>
-      <w:proofErr w:type="spellStart"/>
-      <w:r>
-        <w:t>Dbtr</w:t>
-      </w:r>
-      <w:proofErr w:type="spellEnd"/>
-      <w:r>
-        <w:t>&gt;\r\n\r\n            &lt;</w:t>
-      </w:r>
-      <w:proofErr w:type="spellStart"/>
-      <w:r>
-        <w:t>DbtrAcct</w:t>
-      </w:r>
-      <w:proofErr w:type="spellEnd"/>
-      <w:r>
-        <w:t>&gt;\r\n                &lt;Id&gt;\r\n                    &lt;IBAN&gt;IN1234567890&lt;/IBAN&gt;\r\n                &lt;/Id&gt;\r\n            &lt;/</w:t>
-      </w:r>
-      <w:proofErr w:type="spellStart"/>
-      <w:r>
-        <w:t>DbtrAcct</w:t>
-      </w:r>
-      <w:proofErr w:type="spellEnd"/>
-      <w:r>
-        <w:t>&gt;\r\n            &lt;</w:t>
-      </w:r>
-      <w:proofErr w:type="spellStart"/>
-      <w:r>
-        <w:t>CdtrAgt</w:t>
-      </w:r>
-      <w:proofErr w:type="spellEnd"/>
-      <w:r>
-        <w:t>&gt;\r\n                &lt;</w:t>
-      </w:r>
-      <w:proofErr w:type="spellStart"/>
-      <w:r>
-        <w:t>FinInstnId</w:t>
-      </w:r>
-      <w:proofErr w:type="spellEnd"/>
-      <w:r>
-        <w:t>&gt;\r\n                    &lt;BICFI&gt;EBAPSDB1XXX&lt;/BICFI&gt;\r\n                &lt;/</w:t>
-      </w:r>
-      <w:proofErr w:type="spellStart"/>
-      <w:r>
-        <w:t>FinInstnId</w:t>
-      </w:r>
-      <w:proofErr w:type="spellEnd"/>
-      <w:r>
-        <w:t>&gt;\r\n            &lt;/</w:t>
-      </w:r>
-      <w:proofErr w:type="spellStart"/>
-      <w:r>
-        <w:t>CdtrAgt</w:t>
-      </w:r>
-      <w:proofErr w:type="spellEnd"/>
-      <w:r>
-        <w:t>&gt;\r\n\r\n            &lt;</w:t>
-      </w:r>
-      <w:proofErr w:type="spellStart"/>
-      <w:r>
-        <w:t>Cdtr</w:t>
-      </w:r>
-      <w:proofErr w:type="spellEnd"/>
-      <w:r>
-        <w:t>&gt;\r\n                &lt;Nm&gt;ABC Company&lt;/Nm&gt;\r\n            &lt;/</w:t>
-      </w:r>
-      <w:proofErr w:type="spellStart"/>
-      <w:r>
-        <w:t>Cdtr</w:t>
-      </w:r>
-      <w:proofErr w:type="spellEnd"/>
-      <w:r>
-        <w:t>&gt;\r\n\r\n            &lt;</w:t>
-      </w:r>
-      <w:proofErr w:type="spellStart"/>
-      <w:r>
-        <w:t>CdtrAcct</w:t>
-      </w:r>
-      <w:proofErr w:type="spellEnd"/>
-      <w:r>
-        <w:t>&gt;\r\n                &lt;Id&gt;\r\n                    &lt;IBAN&gt;IN0987654321&lt;/IBAN&gt;\r\n                &lt;/Id&gt;\r\n            &lt;/</w:t>
-      </w:r>
-      <w:proofErr w:type="spellStart"/>
-      <w:r>
-        <w:t>CdtrAcct</w:t>
-      </w:r>
-      <w:proofErr w:type="spellEnd"/>
-      <w:r>
-        <w:t>&gt;\r\n\r\n        &lt;/</w:t>
-      </w:r>
-      <w:proofErr w:type="spellStart"/>
-      <w:r>
-        <w:t>CdtTrfTxInf</w:t>
-      </w:r>
-      <w:proofErr w:type="spellEnd"/>
-      <w:r>
-        <w:t>&gt;\r\n    &lt;/</w:t>
-      </w:r>
-      <w:proofErr w:type="spellStart"/>
-      <w:r>
-        <w:t>FIToFICstmrCdtTrf</w:t>
-      </w:r>
-      <w:proofErr w:type="spellEnd"/>
-      <w:r>
-        <w:t>&gt;\r\n&lt;/Document&gt;"</w:t>
-      </w:r>
-    </w:p>
-    <w:p>
-      <w:pPr>
-        <w:spacing w:line="240" w:lineRule="auto"/>
-      </w:pPr>
-      <w:r>
-        <w:t>======================================================================</w:t>
-      </w:r>
-    </w:p>
-    <w:p>
-      <w:pPr>
-        <w:spacing w:line="240" w:lineRule="auto"/>
-      </w:pPr>
+        <w:t>Workflow Orchestration -&gt; Temporal</w:t>
+      </w:r>
     </w:p>
     <w:p>
       <w:pPr>
         <w:spacing w:line="240" w:lineRule="auto"/>
         <w:ind w:left="720"/>
       </w:pPr>
-      <w:proofErr w:type="gramStart"/>
-      <w:r>
-        <w:t>this is</w:t>
-      </w:r>
-      <w:proofErr w:type="gramEnd"/>
-      <w:r>
-        <w:t xml:space="preserve"> our requirement files</w:t>
-      </w:r>
     </w:p>
     <w:p>
       <w:pPr>
         <w:spacing w:line="240" w:lineRule="auto"/>
         <w:ind w:left="720"/>
       </w:pPr>
-    </w:p>
-    <w:p>
-      <w:pPr>
-        <w:spacing w:line="240" w:lineRule="auto"/>
-        <w:ind w:left="720"/>
-      </w:pPr>
-      <w:r>
-        <w:t xml:space="preserve">and Technology stack to be </w:t>
-      </w:r>
-      <w:proofErr w:type="gramStart"/>
-      <w:r>
-        <w:t>used :</w:t>
-      </w:r>
-      <w:proofErr w:type="gramEnd"/>
-    </w:p>
-    <w:p>
-      <w:pPr>
-        <w:spacing w:line="240" w:lineRule="auto"/>
-        <w:ind w:left="720"/>
-      </w:pPr>
-    </w:p>
-    <w:p>
-      <w:pPr>
-        <w:spacing w:line="240" w:lineRule="auto"/>
-        <w:ind w:left="720"/>
-      </w:pPr>
-      <w:r>
-        <w:t>Workflow Orchestration -&gt; Temporal</w:t>
-      </w:r>
-    </w:p>
-    <w:p>
-      <w:pPr>
-        <w:spacing w:line="240" w:lineRule="auto"/>
-        <w:ind w:left="720"/>
-      </w:pPr>
-    </w:p>
-    <w:p>
-      <w:pPr>
-        <w:spacing w:line="240" w:lineRule="auto"/>
-        <w:ind w:left="720"/>
-      </w:pPr>
-      <w:r>
-        <w:lastRenderedPageBreak/>
+      <w:r>
         <w:t>STP Dispatcher -&gt; Temporal</w:t>
       </w:r>
     </w:p>
@@ -17584,6 +17625,7 @@
   <w:rsids>
     <w:rsidRoot w:val="00092B71"/>
     <w:rsid w:val="000566A0"/>
+    <w:rsid w:val="00080A27"/>
     <w:rsid w:val="00092B71"/>
     <w:rsid w:val="000D112C"/>
     <w:rsid w:val="00107631"/>
@@ -17600,7 +17642,6 @@
     <w:rsid w:val="00C6146D"/>
     <w:rsid w:val="00D12995"/>
     <w:rsid w:val="00D94638"/>
-    <w:rsid w:val="00F5663E"/>
   </w:rsids>
   <m:mathPr>
     <m:mathFont m:val="Cambria Math"/>

--- a/src/main/java/POC/TemporalPostgresKafka.docx
+++ b/src/main/java/POC/TemporalPostgresKafka.docx
@@ -229,7 +229,7 @@
           <w:szCs w:val="18"/>
         </w:rPr>
         <w:pict w14:anchorId="451ADDD7">
-          <v:rect id="_x0000_i1205" style="width:0;height:1.5pt" o:hralign="center" o:hrstd="t" o:hr="t" fillcolor="#a0a0a0" stroked="f"/>
+          <v:rect id="_x0000_i1025" style="width:0;height:1.5pt" o:hralign="center" o:hrstd="t" o:hr="t" fillcolor="#a0a0a0" stroked="f"/>
         </w:pict>
       </w:r>
     </w:p>
@@ -333,7 +333,6 @@
           <w:szCs w:val="18"/>
         </w:rPr>
       </w:pPr>
-      <w:proofErr w:type="gramStart"/>
       <w:r>
         <w:rPr>
           <w:sz w:val="18"/>
@@ -341,7 +340,6 @@
         </w:rPr>
         <w:t>@WorkflowInterface</w:t>
       </w:r>
-      <w:proofErr w:type="gramEnd"/>
     </w:p>
     <w:p>
       <w:pPr>
@@ -383,7 +381,6 @@
           <w:szCs w:val="18"/>
         </w:rPr>
       </w:pPr>
-      <w:proofErr w:type="gramStart"/>
       <w:r>
         <w:rPr>
           <w:sz w:val="18"/>
@@ -391,7 +388,6 @@
         </w:rPr>
         <w:t>@WorkflowMethod</w:t>
       </w:r>
-      <w:proofErr w:type="gramEnd"/>
     </w:p>
     <w:p>
       <w:pPr>
@@ -409,7 +405,6 @@
         <w:t xml:space="preserve">void </w:t>
       </w:r>
       <w:proofErr w:type="spellStart"/>
-      <w:proofErr w:type="gramStart"/>
       <w:r>
         <w:rPr>
           <w:sz w:val="18"/>
@@ -425,7 +420,6 @@
         </w:rPr>
         <w:t>();</w:t>
       </w:r>
-      <w:proofErr w:type="gramEnd"/>
     </w:p>
     <w:p>
       <w:pPr>
@@ -547,7 +541,6 @@
           <w:szCs w:val="18"/>
         </w:rPr>
       </w:pPr>
-      <w:proofErr w:type="gramStart"/>
       <w:r>
         <w:rPr>
           <w:sz w:val="18"/>
@@ -555,7 +548,6 @@
         </w:rPr>
         <w:t>@Override</w:t>
       </w:r>
-      <w:proofErr w:type="gramEnd"/>
     </w:p>
     <w:p>
       <w:pPr>
@@ -573,7 +565,6 @@
         <w:t xml:space="preserve">public void </w:t>
       </w:r>
       <w:proofErr w:type="spellStart"/>
-      <w:proofErr w:type="gramStart"/>
       <w:r>
         <w:rPr>
           <w:sz w:val="18"/>
@@ -587,15 +578,7 @@
           <w:sz w:val="18"/>
           <w:szCs w:val="18"/>
         </w:rPr>
-        <w:t>(</w:t>
-      </w:r>
-      <w:proofErr w:type="gramEnd"/>
-      <w:r>
-        <w:rPr>
-          <w:sz w:val="18"/>
-          <w:szCs w:val="18"/>
-        </w:rPr>
-        <w:t>) {</w:t>
+        <w:t>() {</w:t>
       </w:r>
     </w:p>
     <w:p>
@@ -741,7 +724,7 @@
           <w:szCs w:val="18"/>
         </w:rPr>
         <w:pict w14:anchorId="32BD5746">
-          <v:rect id="_x0000_i1206" style="width:0;height:1.5pt" o:hralign="center" o:hrstd="t" o:hr="t" fillcolor="#a0a0a0" stroked="f"/>
+          <v:rect id="_x0000_i1026" style="width:0;height:1.5pt" o:hralign="center" o:hrstd="t" o:hr="t" fillcolor="#a0a0a0" stroked="f"/>
         </w:pict>
       </w:r>
     </w:p>
@@ -840,7 +823,6 @@
         <w:t xml:space="preserve"> = </w:t>
       </w:r>
       <w:proofErr w:type="spellStart"/>
-      <w:proofErr w:type="gramStart"/>
       <w:r>
         <w:rPr>
           <w:sz w:val="18"/>
@@ -849,66 +831,38 @@
         <w:t>factory.newWorker</w:t>
       </w:r>
       <w:proofErr w:type="spellEnd"/>
-      <w:proofErr w:type="gramEnd"/>
-      <w:r>
-        <w:rPr>
-          <w:sz w:val="18"/>
-          <w:szCs w:val="18"/>
-        </w:rPr>
-        <w:t>("your-task-queue"</w:t>
-      </w:r>
-      <w:proofErr w:type="gramStart"/>
-      <w:r>
-        <w:rPr>
-          <w:sz w:val="18"/>
-          <w:szCs w:val="18"/>
-        </w:rPr>
-        <w:t>);</w:t>
-      </w:r>
-      <w:proofErr w:type="gramEnd"/>
-    </w:p>
-    <w:p>
-      <w:pPr>
-        <w:spacing w:line="240" w:lineRule="auto"/>
-        <w:rPr>
-          <w:sz w:val="18"/>
-          <w:szCs w:val="18"/>
-        </w:rPr>
-      </w:pPr>
-    </w:p>
-    <w:p>
-      <w:pPr>
-        <w:spacing w:line="240" w:lineRule="auto"/>
-        <w:rPr>
-          <w:sz w:val="18"/>
-          <w:szCs w:val="18"/>
-        </w:rPr>
-      </w:pPr>
-      <w:proofErr w:type="gramStart"/>
-      <w:r>
-        <w:rPr>
-          <w:sz w:val="18"/>
-          <w:szCs w:val="18"/>
-        </w:rPr>
-        <w:t>worker.registerWorkflowImplementationTypes</w:t>
-      </w:r>
-      <w:proofErr w:type="gramEnd"/>
-      <w:r>
-        <w:rPr>
-          <w:sz w:val="18"/>
-          <w:szCs w:val="18"/>
-        </w:rPr>
-        <w:t>(InboundCTWorkflowImpl.class</w:t>
-      </w:r>
-      <w:proofErr w:type="gramStart"/>
-      <w:r>
-        <w:rPr>
-          <w:sz w:val="18"/>
-          <w:szCs w:val="18"/>
-        </w:rPr>
-        <w:t>);</w:t>
-      </w:r>
-      <w:proofErr w:type="gramEnd"/>
+      <w:r>
+        <w:rPr>
+          <w:sz w:val="18"/>
+          <w:szCs w:val="18"/>
+        </w:rPr>
+        <w:t>("your-task-queue");</w:t>
+      </w:r>
+    </w:p>
+    <w:p>
+      <w:pPr>
+        <w:spacing w:line="240" w:lineRule="auto"/>
+        <w:rPr>
+          <w:sz w:val="18"/>
+          <w:szCs w:val="18"/>
+        </w:rPr>
+      </w:pPr>
+    </w:p>
+    <w:p>
+      <w:pPr>
+        <w:spacing w:line="240" w:lineRule="auto"/>
+        <w:rPr>
+          <w:sz w:val="18"/>
+          <w:szCs w:val="18"/>
+        </w:rPr>
+      </w:pPr>
+      <w:r>
+        <w:rPr>
+          <w:sz w:val="18"/>
+          <w:szCs w:val="18"/>
+        </w:rPr>
+        <w:t>worker.registerWorkflowImplementationTypes(InboundCTWorkflowImpl.class);</w:t>
+      </w:r>
     </w:p>
     <w:p>
       <w:pPr>
@@ -982,7 +936,7 @@
           <w:szCs w:val="18"/>
         </w:rPr>
         <w:pict w14:anchorId="24C9EDED">
-          <v:rect id="_x0000_i1207" style="width:0;height:1.5pt" o:hralign="center" o:hrstd="t" o:hr="t" fillcolor="#a0a0a0" stroked="f"/>
+          <v:rect id="_x0000_i1027" style="width:0;height:1.5pt" o:hralign="center" o:hrstd="t" o:hr="t" fillcolor="#a0a0a0" stroked="f"/>
         </w:pict>
       </w:r>
     </w:p>
@@ -1055,7 +1009,7 @@
           <w:szCs w:val="18"/>
         </w:rPr>
         <w:pict w14:anchorId="71B95A3D">
-          <v:rect id="_x0000_i1208" style="width:0;height:1.5pt" o:hralign="center" o:hrstd="t" o:hr="t" fillcolor="#a0a0a0" stroked="f"/>
+          <v:rect id="_x0000_i1028" style="width:0;height:1.5pt" o:hralign="center" o:hrstd="t" o:hr="t" fillcolor="#a0a0a0" stroked="f"/>
         </w:pict>
       </w:r>
     </w:p>
@@ -1251,37 +1205,12 @@
           <w:szCs w:val="18"/>
         </w:rPr>
       </w:pPr>
-      <w:proofErr w:type="gramStart"/>
-      <w:r>
-        <w:rPr>
-          <w:sz w:val="18"/>
-          <w:szCs w:val="18"/>
-        </w:rPr>
-        <w:t>Then</w:t>
-      </w:r>
-      <w:proofErr w:type="gramEnd"/>
-      <w:r>
-        <w:rPr>
-          <w:sz w:val="18"/>
-          <w:szCs w:val="18"/>
-        </w:rPr>
-        <w:t xml:space="preserve"> restart </w:t>
-      </w:r>
-      <w:proofErr w:type="gramStart"/>
-      <w:r>
-        <w:rPr>
-          <w:sz w:val="18"/>
-          <w:szCs w:val="18"/>
-        </w:rPr>
-        <w:t>worker</w:t>
-      </w:r>
-      <w:proofErr w:type="gramEnd"/>
-      <w:r>
-        <w:rPr>
-          <w:sz w:val="18"/>
-          <w:szCs w:val="18"/>
-        </w:rPr>
-        <w:t>.</w:t>
+      <w:r>
+        <w:rPr>
+          <w:sz w:val="18"/>
+          <w:szCs w:val="18"/>
+        </w:rPr>
+        <w:t>Then restart worker.</w:t>
       </w:r>
     </w:p>
     <w:p>
@@ -1347,7 +1276,7 @@
           <w:szCs w:val="18"/>
         </w:rPr>
         <w:pict w14:anchorId="6EC7B863">
-          <v:rect id="_x0000_i1209" style="width:0;height:1.5pt" o:hralign="center" o:hrstd="t" o:hr="t" fillcolor="#a0a0a0" stroked="f"/>
+          <v:rect id="_x0000_i1029" style="width:0;height:1.5pt" o:hralign="center" o:hrstd="t" o:hr="t" fillcolor="#a0a0a0" stroked="f"/>
         </w:pict>
       </w:r>
     </w:p>
@@ -1421,7 +1350,6 @@
           <w:szCs w:val="18"/>
         </w:rPr>
       </w:pPr>
-      <w:proofErr w:type="gramStart"/>
       <w:r>
         <w:rPr>
           <w:sz w:val="18"/>
@@ -1429,7 +1357,6 @@
         </w:rPr>
         <w:t>@WorkflowInterface</w:t>
       </w:r>
-      <w:proofErr w:type="gramEnd"/>
     </w:p>
     <w:p>
       <w:pPr>
@@ -1485,23 +1412,7 @@
           <w:sz w:val="18"/>
           <w:szCs w:val="18"/>
         </w:rPr>
-        <w:t>@</w:t>
-      </w:r>
-      <w:proofErr w:type="gramStart"/>
-      <w:r>
-        <w:rPr>
-          <w:sz w:val="18"/>
-          <w:szCs w:val="18"/>
-        </w:rPr>
-        <w:t>WorkflowMethod(</w:t>
-      </w:r>
-      <w:proofErr w:type="gramEnd"/>
-      <w:r>
-        <w:rPr>
-          <w:sz w:val="18"/>
-          <w:szCs w:val="18"/>
-        </w:rPr>
-        <w:t>name = "</w:t>
+        <w:t>@WorkflowMethod(name = "</w:t>
       </w:r>
       <w:proofErr w:type="spellStart"/>
       <w:r>
@@ -1536,7 +1447,6 @@
         <w:t xml:space="preserve">void </w:t>
       </w:r>
       <w:proofErr w:type="spellStart"/>
-      <w:proofErr w:type="gramStart"/>
       <w:r>
         <w:rPr>
           <w:sz w:val="18"/>
@@ -1552,7 +1462,6 @@
         </w:rPr>
         <w:t>();</w:t>
       </w:r>
-      <w:proofErr w:type="gramEnd"/>
     </w:p>
     <w:p>
       <w:pPr>
@@ -1650,7 +1559,7 @@
           <w:szCs w:val="18"/>
         </w:rPr>
         <w:pict w14:anchorId="7EF9B342">
-          <v:rect id="_x0000_i1210" style="width:0;height:1.5pt" o:hralign="center" o:hrstd="t" o:hr="t" fillcolor="#a0a0a0" stroked="f"/>
+          <v:rect id="_x0000_i1030" style="width:0;height:1.5pt" o:hralign="center" o:hrstd="t" o:hr="t" fillcolor="#a0a0a0" stroked="f"/>
         </w:pict>
       </w:r>
     </w:p>
@@ -1744,7 +1653,7 @@
           <w:szCs w:val="18"/>
         </w:rPr>
         <w:pict w14:anchorId="4C5EF093">
-          <v:rect id="_x0000_i1211" style="width:0;height:1.5pt" o:hralign="center" o:hrstd="t" o:hr="t" fillcolor="#a0a0a0" stroked="f"/>
+          <v:rect id="_x0000_i1031" style="width:0;height:1.5pt" o:hralign="center" o:hrstd="t" o:hr="t" fillcolor="#a0a0a0" stroked="f"/>
         </w:pict>
       </w:r>
     </w:p>
@@ -1840,17 +1749,8 @@
           <w:sz w:val="18"/>
           <w:szCs w:val="18"/>
         </w:rPr>
-        <w:t xml:space="preserve">New executions will use new </w:t>
-      </w:r>
-      <w:proofErr w:type="gramStart"/>
-      <w:r>
-        <w:rPr>
-          <w:sz w:val="18"/>
-          <w:szCs w:val="18"/>
-        </w:rPr>
-        <w:t>name</w:t>
-      </w:r>
-      <w:proofErr w:type="gramEnd"/>
+        <w:t>New executions will use new name</w:t>
+      </w:r>
     </w:p>
     <w:p>
       <w:pPr>
@@ -1866,7 +1766,7 @@
           <w:szCs w:val="18"/>
         </w:rPr>
         <w:pict w14:anchorId="71400C25">
-          <v:rect id="_x0000_i1212" style="width:0;height:1.5pt" o:hralign="center" o:hrstd="t" o:hr="t" fillcolor="#a0a0a0" stroked="f"/>
+          <v:rect id="_x0000_i1032" style="width:0;height:1.5pt" o:hralign="center" o:hrstd="t" o:hr="t" fillcolor="#a0a0a0" stroked="f"/>
         </w:pict>
       </w:r>
     </w:p>
@@ -1986,7 +1886,7 @@
           <w:szCs w:val="18"/>
         </w:rPr>
         <w:pict w14:anchorId="411ED1FD">
-          <v:rect id="_x0000_i1213" style="width:0;height:1.5pt" o:hralign="center" o:hrstd="t" o:hr="t" fillcolor="#a0a0a0" stroked="f"/>
+          <v:rect id="_x0000_i1033" style="width:0;height:1.5pt" o:hralign="center" o:hrstd="t" o:hr="t" fillcolor="#a0a0a0" stroked="f"/>
         </w:pict>
       </w:r>
     </w:p>
@@ -2033,23 +1933,7 @@
           <w:sz w:val="18"/>
           <w:szCs w:val="18"/>
         </w:rPr>
-        <w:t xml:space="preserve">Search </w:t>
-      </w:r>
-      <w:proofErr w:type="gramStart"/>
-      <w:r>
-        <w:rPr>
-          <w:sz w:val="18"/>
-          <w:szCs w:val="18"/>
-        </w:rPr>
-        <w:t>in project</w:t>
-      </w:r>
-      <w:proofErr w:type="gramEnd"/>
-      <w:r>
-        <w:rPr>
-          <w:sz w:val="18"/>
-          <w:szCs w:val="18"/>
-        </w:rPr>
-        <w:t>:</w:t>
+        <w:t>Search in project:</w:t>
       </w:r>
     </w:p>
     <w:p>
@@ -2098,7 +1982,6 @@
           <w:szCs w:val="18"/>
         </w:rPr>
       </w:pPr>
-      <w:proofErr w:type="gramStart"/>
       <w:r>
         <w:rPr>
           <w:sz w:val="18"/>
@@ -2106,7 +1989,6 @@
         </w:rPr>
         <w:t>@WorkflowInterface</w:t>
       </w:r>
-      <w:proofErr w:type="gramEnd"/>
     </w:p>
     <w:p>
       <w:pPr>
@@ -2144,7 +2026,7 @@
           <w:szCs w:val="18"/>
         </w:rPr>
         <w:pict w14:anchorId="566ABC23">
-          <v:rect id="_x0000_i1214" style="width:0;height:1.5pt" o:hralign="center" o:hrstd="t" o:hr="t" fillcolor="#a0a0a0" stroked="f"/>
+          <v:rect id="_x0000_i1034" style="width:0;height:1.5pt" o:hralign="center" o:hrstd="t" o:hr="t" fillcolor="#a0a0a0" stroked="f"/>
         </w:pict>
       </w:r>
     </w:p>
@@ -2761,12 +2643,10 @@
         <w:spacing w:line="240" w:lineRule="auto"/>
       </w:pPr>
       <w:proofErr w:type="spellStart"/>
-      <w:proofErr w:type="gramStart"/>
       <w:r>
         <w:t>meta.properties</w:t>
       </w:r>
       <w:proofErr w:type="spellEnd"/>
-      <w:proofErr w:type="gramEnd"/>
     </w:p>
     <w:p>
       <w:pPr>
@@ -2978,12 +2858,10 @@
         <w:t xml:space="preserve"> Correct Way to Set </w:t>
       </w:r>
       <w:proofErr w:type="spellStart"/>
-      <w:proofErr w:type="gramStart"/>
       <w:r>
         <w:t>log.dirs</w:t>
       </w:r>
       <w:proofErr w:type="spellEnd"/>
-      <w:proofErr w:type="gramEnd"/>
     </w:p>
     <w:p>
       <w:pPr>
@@ -3334,13 +3212,8 @@
       <w:pPr>
         <w:spacing w:line="240" w:lineRule="auto"/>
       </w:pPr>
-      <w:proofErr w:type="gramStart"/>
-      <w:r>
-        <w:t>this is</w:t>
-      </w:r>
-      <w:proofErr w:type="gramEnd"/>
-      <w:r>
-        <w:t xml:space="preserve"> our requirement files</w:t>
+      <w:r>
+        <w:t>this is our requirement files</w:t>
       </w:r>
     </w:p>
     <w:p>
@@ -3356,13 +3229,8 @@
         <w:spacing w:line="240" w:lineRule="auto"/>
       </w:pPr>
       <w:r>
-        <w:t xml:space="preserve">and Technology stack to be </w:t>
-      </w:r>
-      <w:proofErr w:type="gramStart"/>
-      <w:r>
-        <w:t>used :</w:t>
-      </w:r>
-      <w:proofErr w:type="gramEnd"/>
+        <w:t>and Technology stack to be used :</w:t>
+      </w:r>
     </w:p>
     <w:p>
       <w:pPr>
@@ -3530,13 +3398,8 @@
       <w:pPr>
         <w:spacing w:line="240" w:lineRule="auto"/>
       </w:pPr>
-      <w:proofErr w:type="gramStart"/>
-      <w:r>
-        <w:t>with</w:t>
-      </w:r>
-      <w:proofErr w:type="gramEnd"/>
-      <w:r>
-        <w:t xml:space="preserve"> this try to follow all the steps and implement the project </w:t>
+      <w:r>
+        <w:t xml:space="preserve">with this try to follow all the steps and implement the project </w:t>
       </w:r>
     </w:p>
     <w:p>
@@ -3551,29 +3414,8 @@
       <w:pPr>
         <w:spacing w:line="240" w:lineRule="auto"/>
       </w:pPr>
-      <w:proofErr w:type="gramStart"/>
-      <w:r>
-        <w:t>so</w:t>
-      </w:r>
-      <w:proofErr w:type="gramEnd"/>
-      <w:r>
-        <w:t xml:space="preserve"> </w:t>
-      </w:r>
-      <w:proofErr w:type="gramStart"/>
-      <w:r>
-        <w:t>basically</w:t>
-      </w:r>
-      <w:proofErr w:type="gramEnd"/>
-      <w:r>
-        <w:t xml:space="preserve"> what we are doing is implementing rt1 with </w:t>
-      </w:r>
-      <w:proofErr w:type="gramStart"/>
-      <w:r>
-        <w:t>open source</w:t>
-      </w:r>
-      <w:proofErr w:type="gramEnd"/>
-      <w:r>
-        <w:t xml:space="preserve"> code in CG...</w:t>
+      <w:r>
+        <w:t>so basically what we are doing is implementing rt1 with open source code in CG...</w:t>
       </w:r>
     </w:p>
     <w:p>
@@ -3614,12 +3456,10 @@
         <w:spacing w:line="240" w:lineRule="auto"/>
       </w:pPr>
       <w:proofErr w:type="spellStart"/>
-      <w:proofErr w:type="gramStart"/>
       <w:r>
         <w:t>donot</w:t>
       </w:r>
       <w:proofErr w:type="spellEnd"/>
-      <w:proofErr w:type="gramEnd"/>
       <w:r>
         <w:t xml:space="preserve"> use any other model</w:t>
       </w:r>
@@ -3640,25 +3480,12 @@
         <w:t xml:space="preserve">opus4.7 is 15x so it will only have 20 request </w:t>
       </w:r>
       <w:proofErr w:type="spellStart"/>
-      <w:proofErr w:type="gramStart"/>
       <w:r>
         <w:t>permonth</w:t>
       </w:r>
       <w:proofErr w:type="spellEnd"/>
       <w:r>
-        <w:t>..</w:t>
-      </w:r>
-      <w:proofErr w:type="gramEnd"/>
-      <w:r>
-        <w:t xml:space="preserve"> </w:t>
-      </w:r>
-      <w:proofErr w:type="gramStart"/>
-      <w:r>
-        <w:t>so</w:t>
-      </w:r>
-      <w:proofErr w:type="gramEnd"/>
-      <w:r>
-        <w:t xml:space="preserve"> be cautious</w:t>
+        <w:t>.. so be cautious</w:t>
       </w:r>
     </w:p>
     <w:p>
@@ -3837,27 +3664,9 @@
       <w:pPr>
         <w:spacing w:line="240" w:lineRule="auto"/>
       </w:pPr>
-      <w:proofErr w:type="gramStart"/>
-      <w:r>
-        <w:t>temporal operator namespace</w:t>
-      </w:r>
-      <w:proofErr w:type="gramEnd"/>
-      <w:r>
-        <w:t xml:space="preserve"> </w:t>
-      </w:r>
-      <w:proofErr w:type="gramStart"/>
-      <w:r>
-        <w:t>create</w:t>
-      </w:r>
-      <w:proofErr w:type="gramEnd"/>
-      <w:r>
-        <w:t xml:space="preserve"> --</w:t>
-      </w:r>
-      <w:proofErr w:type="gramStart"/>
-      <w:r>
-        <w:t>namespace demo</w:t>
-      </w:r>
-      <w:proofErr w:type="gramEnd"/>
+      <w:r>
+        <w:t>temporal operator namespace create --namespace demo</w:t>
+      </w:r>
     </w:p>
     <w:p>
       <w:pPr>
@@ -3878,15 +3687,7 @@
         <w:spacing w:line="240" w:lineRule="auto"/>
       </w:pPr>
       <w:r>
-        <w:t xml:space="preserve">temporal </w:t>
-      </w:r>
-      <w:proofErr w:type="gramStart"/>
-      <w:r>
-        <w:t>workflow</w:t>
-      </w:r>
-      <w:proofErr w:type="gramEnd"/>
-      <w:r>
-        <w:t xml:space="preserve"> start \</w:t>
+        <w:t>temporal workflow start \</w:t>
       </w:r>
     </w:p>
     <w:p>
@@ -4004,15 +3805,7 @@
         <w:spacing w:line="240" w:lineRule="auto"/>
       </w:pPr>
       <w:r>
-        <w:t>temporal operator search-attribute list --namespace ebips-rt</w:t>
-      </w:r>
-      <w:proofErr w:type="gramStart"/>
-      <w:r>
-        <w:t>1  --</w:t>
-      </w:r>
-      <w:proofErr w:type="gramEnd"/>
-      <w:r>
-        <w:t>verify the attribute created</w:t>
+        <w:t>temporal operator search-attribute list --namespace ebips-rt1  --verify the attribute created</w:t>
       </w:r>
     </w:p>
     <w:p>
@@ -4822,13 +4615,8 @@
         <w:spacing w:line="240" w:lineRule="auto"/>
         <w:ind w:left="720"/>
       </w:pPr>
-      <w:proofErr w:type="gramStart"/>
-      <w:r>
-        <w:t>this is</w:t>
-      </w:r>
-      <w:proofErr w:type="gramEnd"/>
-      <w:r>
-        <w:t xml:space="preserve"> our requirement files</w:t>
+      <w:r>
+        <w:t>this is our requirement files</w:t>
       </w:r>
     </w:p>
     <w:p>
@@ -4843,13 +4631,8 @@
         <w:ind w:left="720"/>
       </w:pPr>
       <w:r>
-        <w:t xml:space="preserve">and Technology stack to be </w:t>
-      </w:r>
-      <w:proofErr w:type="gramStart"/>
-      <w:r>
-        <w:t>used :</w:t>
-      </w:r>
-      <w:proofErr w:type="gramEnd"/>
+        <w:t>and Technology stack to be used :</w:t>
+      </w:r>
     </w:p>
     <w:p>
       <w:pPr>
@@ -5034,13 +4817,8 @@
         <w:spacing w:line="240" w:lineRule="auto"/>
         <w:ind w:left="720"/>
       </w:pPr>
-      <w:proofErr w:type="gramStart"/>
-      <w:r>
-        <w:t>with</w:t>
-      </w:r>
-      <w:proofErr w:type="gramEnd"/>
-      <w:r>
-        <w:t xml:space="preserve"> this try to follow all the steps and implement the project</w:t>
+      <w:r>
+        <w:t>with this try to follow all the steps and implement the project</w:t>
       </w:r>
     </w:p>
     <w:p>
@@ -5048,29 +4826,8 @@
         <w:spacing w:line="240" w:lineRule="auto"/>
         <w:ind w:left="720"/>
       </w:pPr>
-      <w:proofErr w:type="gramStart"/>
-      <w:r>
-        <w:t>so</w:t>
-      </w:r>
-      <w:proofErr w:type="gramEnd"/>
-      <w:r>
-        <w:t xml:space="preserve"> </w:t>
-      </w:r>
-      <w:proofErr w:type="gramStart"/>
-      <w:r>
-        <w:t>basically</w:t>
-      </w:r>
-      <w:proofErr w:type="gramEnd"/>
-      <w:r>
-        <w:t xml:space="preserve"> what we are doing is implementing rt1 with </w:t>
-      </w:r>
-      <w:proofErr w:type="gramStart"/>
-      <w:r>
-        <w:t>open source</w:t>
-      </w:r>
-      <w:proofErr w:type="gramEnd"/>
-      <w:r>
-        <w:t xml:space="preserve"> code in CG...</w:t>
+      <w:r>
+        <w:t>so basically what we are doing is implementing rt1 with open source code in CG...</w:t>
       </w:r>
     </w:p>
     <w:p>
@@ -5108,12 +4865,10 @@
         <w:ind w:left="720"/>
       </w:pPr>
       <w:proofErr w:type="spellStart"/>
-      <w:proofErr w:type="gramStart"/>
       <w:r>
         <w:t>donot</w:t>
       </w:r>
       <w:proofErr w:type="spellEnd"/>
-      <w:proofErr w:type="gramEnd"/>
       <w:r>
         <w:t xml:space="preserve"> use any other model</w:t>
       </w:r>
@@ -5133,27 +4888,1371 @@
         <w:t xml:space="preserve">opus4.7 is 15x so it will only have 20 request </w:t>
       </w:r>
       <w:proofErr w:type="spellStart"/>
-      <w:proofErr w:type="gramStart"/>
       <w:r>
         <w:t>permonth</w:t>
       </w:r>
       <w:proofErr w:type="spellEnd"/>
       <w:r>
-        <w:t>..</w:t>
-      </w:r>
-      <w:proofErr w:type="gramEnd"/>
-      <w:r>
-        <w:t xml:space="preserve"> </w:t>
-      </w:r>
-      <w:proofErr w:type="gramStart"/>
-      <w:r>
-        <w:t>so</w:t>
-      </w:r>
-      <w:proofErr w:type="gramEnd"/>
-      <w:r>
-        <w:t xml:space="preserve"> be cautious</w:t>
-      </w:r>
-    </w:p>
+        <w:t>.. so be cautious</w:t>
+      </w:r>
+    </w:p>
+    <w:tbl>
+      <w:tblPr>
+        <w:tblStyle w:val="TableGrid"/>
+        <w:tblW w:w="0" w:type="auto"/>
+        <w:tblLook w:val="04A0" w:firstRow="1" w:lastRow="0" w:firstColumn="1" w:lastColumn="0" w:noHBand="0" w:noVBand="1"/>
+      </w:tblPr>
+      <w:tblGrid>
+        <w:gridCol w:w="9350"/>
+      </w:tblGrid>
+      <w:tr>
+        <w:tc>
+          <w:tcPr>
+            <w:tcW w:w="9350" w:type="dxa"/>
+          </w:tcPr>
+          <w:p/>
+          <w:p>
+            <w:r>
+              <w:t>this is our requirement files</w:t>
+            </w:r>
+          </w:p>
+          <w:p>
+            <w:r>
+              <w:t xml:space="preserve"> </w:t>
+            </w:r>
+          </w:p>
+          <w:p>
+            <w:r>
+              <w:t>and Technology stack to be used :</w:t>
+            </w:r>
+          </w:p>
+          <w:p>
+            <w:r>
+              <w:t xml:space="preserve"> </w:t>
+            </w:r>
+          </w:p>
+          <w:p>
+            <w:r>
+              <w:t>Workflow Orchestration -&gt; Temporal</w:t>
+            </w:r>
+          </w:p>
+          <w:p/>
+          <w:p>
+            <w:r>
+              <w:t>STP Dispatcher -&gt; Temporal</w:t>
+            </w:r>
+          </w:p>
+          <w:p/>
+          <w:p>
+            <w:r>
+              <w:t>Q5 Framework -&gt; Spring Data JPA</w:t>
+            </w:r>
+          </w:p>
+          <w:p/>
+          <w:p>
+            <w:r>
+              <w:t xml:space="preserve">C24 Transformation -&gt; </w:t>
+            </w:r>
+            <w:proofErr w:type="spellStart"/>
+            <w:r>
+              <w:t>Prowide</w:t>
+            </w:r>
+            <w:proofErr w:type="spellEnd"/>
+            <w:r>
+              <w:t xml:space="preserve"> ISO 20022 9.x</w:t>
+            </w:r>
+          </w:p>
+          <w:p/>
+          <w:p>
+            <w:r>
+              <w:t xml:space="preserve">Object Mapping -&gt; </w:t>
+            </w:r>
+            <w:proofErr w:type="spellStart"/>
+            <w:r>
+              <w:t>MapStruct</w:t>
+            </w:r>
+            <w:proofErr w:type="spellEnd"/>
+          </w:p>
+          <w:p/>
+          <w:p>
+            <w:r>
+              <w:t>Drool Engine -&gt; Drools 9.44 Apache KIE</w:t>
+            </w:r>
+          </w:p>
+          <w:p/>
+          <w:p>
+            <w:r>
+              <w:t>Application Framework -&gt; Spring Boot</w:t>
+            </w:r>
+          </w:p>
+          <w:p/>
+          <w:p>
+            <w:r>
+              <w:t>Database -&gt; Postgres 17</w:t>
+            </w:r>
+          </w:p>
+          <w:p/>
+          <w:p>
+            <w:r>
+              <w:t xml:space="preserve">Messaging -&gt; HTTP REST, JMS (Kafka + </w:t>
+            </w:r>
+            <w:proofErr w:type="spellStart"/>
+            <w:r>
+              <w:t>gRPC</w:t>
+            </w:r>
+            <w:proofErr w:type="spellEnd"/>
+            <w:r>
+              <w:t>)</w:t>
+            </w:r>
+          </w:p>
+          <w:p/>
+          <w:p>
+            <w:r>
+              <w:t>Gateway Framework -&gt; Spring Integration</w:t>
+            </w:r>
+          </w:p>
+          <w:p>
+            <w:r>
+              <w:t xml:space="preserve"> </w:t>
+            </w:r>
+          </w:p>
+          <w:p>
+            <w:r>
+              <w:t xml:space="preserve">with this try to follow all the steps and implement the project </w:t>
+            </w:r>
+          </w:p>
+          <w:p>
+            <w:r>
+              <w:t xml:space="preserve"> </w:t>
+            </w:r>
+          </w:p>
+          <w:p>
+            <w:r>
+              <w:t>so basically what we are doing is implementing rt1 with open source code in CG...</w:t>
+            </w:r>
+          </w:p>
+          <w:p>
+            <w:r>
+              <w:t xml:space="preserve"> </w:t>
+            </w:r>
+          </w:p>
+          <w:p>
+            <w:r>
+              <w:t xml:space="preserve">and only use </w:t>
+            </w:r>
+            <w:proofErr w:type="spellStart"/>
+            <w:r>
+              <w:t>claude</w:t>
+            </w:r>
+            <w:proofErr w:type="spellEnd"/>
+            <w:r>
+              <w:t>-sonnet which is 1x</w:t>
+            </w:r>
+          </w:p>
+          <w:p>
+            <w:r>
+              <w:t xml:space="preserve"> </w:t>
+            </w:r>
+          </w:p>
+          <w:p>
+            <w:proofErr w:type="spellStart"/>
+            <w:r>
+              <w:t>donot</w:t>
+            </w:r>
+            <w:proofErr w:type="spellEnd"/>
+            <w:r>
+              <w:t xml:space="preserve"> use any other model</w:t>
+            </w:r>
+          </w:p>
+          <w:p>
+            <w:r>
+              <w:t xml:space="preserve"> </w:t>
+            </w:r>
+          </w:p>
+          <w:p>
+            <w:r>
+              <w:t xml:space="preserve">opus4.7 is 15x so it will only have 20 request </w:t>
+            </w:r>
+            <w:proofErr w:type="spellStart"/>
+            <w:r>
+              <w:t>permonth</w:t>
+            </w:r>
+            <w:proofErr w:type="spellEnd"/>
+            <w:r>
+              <w:t>.. so be cautious</w:t>
+            </w:r>
+          </w:p>
+          <w:p>
+            <w:r>
+              <w:t>===================================================================================</w:t>
+            </w:r>
+          </w:p>
+          <w:p>
+            <w:r>
+              <w:t>Step 1: Stop Kafka completely</w:t>
+            </w:r>
+          </w:p>
+          <w:p>
+            <w:proofErr w:type="spellStart"/>
+            <w:r>
+              <w:t>taskkill</w:t>
+            </w:r>
+            <w:proofErr w:type="spellEnd"/>
+            <w:r>
+              <w:t xml:space="preserve"> /F /IM java.exe</w:t>
+            </w:r>
+          </w:p>
+          <w:p>
+            <w:r>
+              <w:t>Step 2: Delete the data directory</w:t>
+            </w:r>
+          </w:p>
+          <w:p>
+            <w:proofErr w:type="spellStart"/>
+            <w:r>
+              <w:t>rmdir</w:t>
+            </w:r>
+            <w:proofErr w:type="spellEnd"/>
+            <w:r>
+              <w:t xml:space="preserve"> /S /Q C:\tmp\kraft-combined-logs </w:t>
+            </w:r>
+          </w:p>
+          <w:p/>
+          <w:p>
+            <w:r>
+              <w:t>issues:</w:t>
+            </w:r>
+          </w:p>
+          <w:p/>
+          <w:p>
+            <w:r>
+              <w:rPr>
+                <w:rFonts w:ascii="Segoe UI Emoji" w:hAnsi="Segoe UI Emoji" w:cs="Segoe UI Emoji"/>
+              </w:rPr>
+              <w:t>✅</w:t>
+            </w:r>
+            <w:r>
+              <w:t xml:space="preserve"> Root Cause</w:t>
+            </w:r>
+          </w:p>
+          <w:p>
+            <w:r>
+              <w:lastRenderedPageBreak/>
+              <w:t>Kafka (</w:t>
+            </w:r>
+            <w:proofErr w:type="spellStart"/>
+            <w:r>
+              <w:t>KRaft</w:t>
+            </w:r>
+            <w:proofErr w:type="spellEnd"/>
+            <w:r>
+              <w:t xml:space="preserve"> mode) requires a formatted storage directory before startup.</w:t>
+            </w:r>
+          </w:p>
+          <w:p>
+            <w:r>
+              <w:rPr>
+                <w:rFonts w:ascii="Segoe UI Emoji" w:hAnsi="Segoe UI Emoji" w:cs="Segoe UI Emoji"/>
+              </w:rPr>
+              <w:t>👉</w:t>
+            </w:r>
+            <w:r>
+              <w:t xml:space="preserve"> When you deleted kraft-combined-logs, you also deleted:</w:t>
+            </w:r>
+          </w:p>
+          <w:p>
+            <w:proofErr w:type="spellStart"/>
+            <w:r>
+              <w:t>meta.properties</w:t>
+            </w:r>
+            <w:proofErr w:type="spellEnd"/>
+          </w:p>
+          <w:p/>
+          <w:p>
+            <w:r>
+              <w:t>This file contains:</w:t>
+            </w:r>
+          </w:p>
+          <w:p/>
+          <w:p>
+            <w:r>
+              <w:t>Cluster ID</w:t>
+            </w:r>
+          </w:p>
+          <w:p>
+            <w:r>
+              <w:t>Node ID</w:t>
+            </w:r>
+          </w:p>
+          <w:p>
+            <w:r>
+              <w:t>Metadata info</w:t>
+            </w:r>
+          </w:p>
+          <w:p/>
+          <w:p>
+            <w:r>
+              <w:t>Without it, Kafka cannot start.</w:t>
+            </w:r>
+          </w:p>
+          <w:p/>
+          <w:p/>
+          <w:p>
+            <w:r>
+              <w:t>Step-by-Step Solution</w:t>
+            </w:r>
+          </w:p>
+          <w:p>
+            <w:proofErr w:type="spellStart"/>
+            <w:r>
+              <w:t>taskkill</w:t>
+            </w:r>
+            <w:proofErr w:type="spellEnd"/>
+            <w:r>
+              <w:t xml:space="preserve"> /F /IM java.exe</w:t>
+            </w:r>
+          </w:p>
+          <w:p>
+            <w:proofErr w:type="spellStart"/>
+            <w:r>
+              <w:t>rmdir</w:t>
+            </w:r>
+            <w:proofErr w:type="spellEnd"/>
+            <w:r>
+              <w:t xml:space="preserve"> /S /Q C:\tmp\kraft-combined-logs</w:t>
+            </w:r>
+          </w:p>
+          <w:p/>
+          <w:p>
+            <w:pPr>
+              <w:rPr>
+                <w:lang w:val="nl-NL"/>
+              </w:rPr>
+            </w:pPr>
+            <w:r>
+              <w:rPr>
+                <w:lang w:val="nl-NL"/>
+              </w:rPr>
+              <w:t>.\bin\windows\kafka-storage.bat random-uuid</w:t>
+            </w:r>
+          </w:p>
+          <w:p>
+            <w:pPr>
+              <w:rPr>
+                <w:lang w:val="nl-NL"/>
+              </w:rPr>
+            </w:pPr>
+            <w:r>
+              <w:rPr>
+                <w:lang w:val="nl-NL"/>
+              </w:rPr>
+              <w:t>.\bin\windows\kafka-storage.bat format -t &lt;ID&gt; -c config\kraft\server.properties</w:t>
+            </w:r>
+          </w:p>
+          <w:p>
+            <w:pPr>
+              <w:rPr>
+                <w:lang w:val="nl-NL"/>
+              </w:rPr>
+            </w:pPr>
+            <w:r>
+              <w:rPr>
+                <w:lang w:val="nl-NL"/>
+              </w:rPr>
+              <w:t>.\bin\windows\kafka-server-start.bat config\kraft\server.properties</w:t>
+            </w:r>
+          </w:p>
+          <w:p>
+            <w:pPr>
+              <w:rPr>
+                <w:lang w:val="nl-NL"/>
+              </w:rPr>
+            </w:pPr>
+          </w:p>
+          <w:p>
+            <w:r>
+              <w:t>again issues:</w:t>
+            </w:r>
+          </w:p>
+          <w:p/>
+          <w:p>
+            <w:r>
+              <w:t>Change log directory (avoid temp folder issues)</w:t>
+            </w:r>
+          </w:p>
+          <w:p>
+            <w:r>
+              <w:t>Edit config\kraft\</w:t>
+            </w:r>
+            <w:proofErr w:type="spellStart"/>
+            <w:r>
+              <w:t>server.properties</w:t>
+            </w:r>
+            <w:proofErr w:type="spellEnd"/>
+            <w:r>
+              <w:t>:</w:t>
+            </w:r>
+          </w:p>
+          <w:p/>
+          <w:p>
+            <w:r>
+              <w:rPr>
+                <w:rFonts w:ascii="Segoe UI Emoji" w:hAnsi="Segoe UI Emoji" w:cs="Segoe UI Emoji"/>
+              </w:rPr>
+              <w:t>✅</w:t>
+            </w:r>
+            <w:r>
+              <w:t xml:space="preserve"> Correct Way to Set </w:t>
+            </w:r>
+            <w:proofErr w:type="spellStart"/>
+            <w:r>
+              <w:t>log.dirs</w:t>
+            </w:r>
+            <w:proofErr w:type="spellEnd"/>
+          </w:p>
+          <w:p>
+            <w:r>
+              <w:rPr>
+                <w:rFonts w:ascii="Segoe UI Emoji" w:hAnsi="Segoe UI Emoji" w:cs="Segoe UI Emoji"/>
+              </w:rPr>
+              <w:t>🔹</w:t>
+            </w:r>
+            <w:r>
+              <w:t xml:space="preserve"> Step 1: Open the config file</w:t>
+            </w:r>
+          </w:p>
+          <w:p>
+            <w:r>
+              <w:t>Go to:</w:t>
+            </w:r>
+          </w:p>
+          <w:p>
+            <w:r>
+              <w:t>C:\kafka\K\kafka_2.13-3.7.0\config\kraft\server.properties</w:t>
+            </w:r>
+          </w:p>
+          <w:p/>
+          <w:p>
+            <w:r>
+              <w:t>Open it in Notepad or any editor.</w:t>
+            </w:r>
+          </w:p>
+          <w:p/>
+          <w:p/>
+          <w:p/>
+          <w:p>
+            <w:r>
+              <w:t>.\bin\windows\kafka-server-start.bat config\kraft\</w:t>
+            </w:r>
+            <w:proofErr w:type="spellStart"/>
+            <w:r>
+              <w:t>server.properties</w:t>
+            </w:r>
+            <w:proofErr w:type="spellEnd"/>
+          </w:p>
+          <w:p/>
+          <w:p>
+            <w:r>
+              <w:t>temporal server start-dev</w:t>
+            </w:r>
+          </w:p>
+          <w:p>
+            <w:r>
+              <w:t>temporal workflow list --namespace demo</w:t>
+            </w:r>
+          </w:p>
+          <w:p>
+            <w:r>
+              <w:t>temporal operator namespace create --namespace ebips-rt1</w:t>
+            </w:r>
+          </w:p>
+          <w:p>
+            <w:r>
+              <w:t xml:space="preserve">temporal operator search-attribute create --namespace ebips-rt1 --name </w:t>
+            </w:r>
+            <w:proofErr w:type="spellStart"/>
+            <w:r>
+              <w:t>PaymentStatus</w:t>
+            </w:r>
+            <w:proofErr w:type="spellEnd"/>
+            <w:r>
+              <w:t xml:space="preserve"> --type Keyword</w:t>
+            </w:r>
+          </w:p>
+          <w:p>
+            <w:r>
+              <w:lastRenderedPageBreak/>
+              <w:t xml:space="preserve">temporal operator search-attribute create --namespace ebips-rt1 --name </w:t>
+            </w:r>
+            <w:proofErr w:type="spellStart"/>
+            <w:r>
+              <w:t>FailureReason</w:t>
+            </w:r>
+            <w:proofErr w:type="spellEnd"/>
+            <w:r>
+              <w:t xml:space="preserve"> --type Text</w:t>
+            </w:r>
+          </w:p>
+          <w:p>
+            <w:r>
+              <w:t xml:space="preserve">temporal operator search-attribute create --namespace ebips-rt1 --name </w:t>
+            </w:r>
+            <w:proofErr w:type="spellStart"/>
+            <w:r>
+              <w:t>IsFailure</w:t>
+            </w:r>
+            <w:proofErr w:type="spellEnd"/>
+            <w:r>
+              <w:t xml:space="preserve"> --type Bool</w:t>
+            </w:r>
+          </w:p>
+          <w:p>
+            <w:r>
+              <w:t xml:space="preserve">temporal operator search-attribute create --namespace ebips-rt1 --name </w:t>
+            </w:r>
+            <w:proofErr w:type="spellStart"/>
+            <w:r>
+              <w:t>FailureTimestamp</w:t>
+            </w:r>
+            <w:proofErr w:type="spellEnd"/>
+            <w:r>
+              <w:t xml:space="preserve"> --type Datetime</w:t>
+            </w:r>
+          </w:p>
+          <w:p>
+            <w:r>
+              <w:t xml:space="preserve">temporal operator search-attribute create --namespace ebips-rt1 --name </w:t>
+            </w:r>
+            <w:proofErr w:type="spellStart"/>
+            <w:r>
+              <w:t>FailureMessageKey</w:t>
+            </w:r>
+            <w:proofErr w:type="spellEnd"/>
+            <w:r>
+              <w:t xml:space="preserve"> --type Keyword</w:t>
+            </w:r>
+          </w:p>
+          <w:p/>
+          <w:p>
+            <w:r>
+              <w:t xml:space="preserve">temporal operator search-attribute create --namespace ebips-rt1 --name </w:t>
+            </w:r>
+            <w:proofErr w:type="spellStart"/>
+            <w:r>
+              <w:t>RejectionCode</w:t>
+            </w:r>
+            <w:proofErr w:type="spellEnd"/>
+            <w:r>
+              <w:t xml:space="preserve"> --type Keyword</w:t>
+            </w:r>
+          </w:p>
+          <w:p>
+            <w:r>
+              <w:t xml:space="preserve">temporal operator search-attribute create --namespace ebips-rt1 --name </w:t>
+            </w:r>
+            <w:proofErr w:type="spellStart"/>
+            <w:r>
+              <w:t>PipelineStage</w:t>
+            </w:r>
+            <w:proofErr w:type="spellEnd"/>
+            <w:r>
+              <w:t xml:space="preserve"> --type Keyword</w:t>
+            </w:r>
+          </w:p>
+          <w:p/>
+          <w:p/>
+          <w:p>
+            <w:proofErr w:type="spellStart"/>
+            <w:r>
+              <w:t>tctl</w:t>
+            </w:r>
+            <w:proofErr w:type="spellEnd"/>
+            <w:r>
+              <w:t xml:space="preserve"> admin cluster add-search-attributes --name </w:t>
+            </w:r>
+            <w:proofErr w:type="spellStart"/>
+            <w:r>
+              <w:t>RejectionCode</w:t>
+            </w:r>
+            <w:proofErr w:type="spellEnd"/>
+            <w:r>
+              <w:t xml:space="preserve"> --type Keyword</w:t>
+            </w:r>
+          </w:p>
+          <w:p>
+            <w:r>
+              <w:t xml:space="preserve">temporal operator search-attribute create --namespace ebips-rt1 --name </w:t>
+            </w:r>
+            <w:proofErr w:type="spellStart"/>
+            <w:r>
+              <w:t>RejectionCode</w:t>
+            </w:r>
+            <w:proofErr w:type="spellEnd"/>
+            <w:r>
+              <w:t xml:space="preserve"> --type Keyword</w:t>
+            </w:r>
+          </w:p>
+          <w:p/>
+          <w:p/>
+          <w:p>
+            <w:r>
+              <w:t xml:space="preserve">temporal operator search-attribute create --namespace ebips-rt1 --name </w:t>
+            </w:r>
+            <w:proofErr w:type="spellStart"/>
+            <w:r>
+              <w:t>PipelineStage</w:t>
+            </w:r>
+            <w:proofErr w:type="spellEnd"/>
+            <w:r>
+              <w:t xml:space="preserve"> --type Keyword</w:t>
+            </w:r>
+          </w:p>
+          <w:p/>
+          <w:p>
+            <w:r>
+              <w:t>================================================================</w:t>
+            </w:r>
+          </w:p>
+          <w:p>
+            <w:r>
+              <w:t># Start server</w:t>
+            </w:r>
+          </w:p>
+          <w:p>
+            <w:r>
+              <w:t>temporal server start-dev</w:t>
+            </w:r>
+          </w:p>
+          <w:p/>
+          <w:p>
+            <w:r>
+              <w:t># Create namespace</w:t>
+            </w:r>
+          </w:p>
+          <w:p>
+            <w:r>
+              <w:t>temporal operator namespace create --namespace demo</w:t>
+            </w:r>
+          </w:p>
+          <w:p/>
+          <w:p>
+            <w:r>
+              <w:t># Start workflow</w:t>
+            </w:r>
+          </w:p>
+          <w:p>
+            <w:r>
+              <w:t>temporal workflow start \</w:t>
+            </w:r>
+          </w:p>
+          <w:p>
+            <w:r>
+              <w:t xml:space="preserve">  --namespace demo \</w:t>
+            </w:r>
+          </w:p>
+          <w:p>
+            <w:r>
+              <w:t xml:space="preserve">  --task-queue demo-queue \</w:t>
+            </w:r>
+          </w:p>
+          <w:p>
+            <w:r>
+              <w:t xml:space="preserve">  --type </w:t>
+            </w:r>
+            <w:proofErr w:type="spellStart"/>
+            <w:r>
+              <w:t>DemoWorkflow</w:t>
+            </w:r>
+            <w:proofErr w:type="spellEnd"/>
+            <w:r>
+              <w:t xml:space="preserve"> \</w:t>
+            </w:r>
+          </w:p>
+          <w:p>
+            <w:r>
+              <w:t xml:space="preserve">  --workflow-id demo1</w:t>
+            </w:r>
+          </w:p>
+          <w:p/>
+          <w:p>
+            <w:r>
+              <w:t># List workflows</w:t>
+            </w:r>
+          </w:p>
+          <w:p>
+            <w:r>
+              <w:t>temporal workflow list --namespace demo</w:t>
+            </w:r>
+          </w:p>
+          <w:p/>
+          <w:p/>
+          <w:p>
+            <w:r>
+              <w:t xml:space="preserve">temporal operator search-attribute create --namespace ebips-rt1 --name </w:t>
+            </w:r>
+            <w:proofErr w:type="spellStart"/>
+            <w:r>
+              <w:t>PaymentStatus</w:t>
+            </w:r>
+            <w:proofErr w:type="spellEnd"/>
+            <w:r>
+              <w:t xml:space="preserve"> --type Keyword</w:t>
+            </w:r>
+          </w:p>
+          <w:p/>
+          <w:p/>
+          <w:p>
+            <w:r>
+              <w:t>C:\temporal&gt;temporal workflow list --namespace ebips-rt1</w:t>
+            </w:r>
+          </w:p>
+          <w:p/>
+          <w:p>
+            <w:r>
+              <w:t>temporal operator search-attribute list --namespace ebips-rt1  --verify the attribute created</w:t>
+            </w:r>
+          </w:p>
+          <w:p/>
+          <w:p>
+            <w:r>
+              <w:t>issues</w:t>
+            </w:r>
+          </w:p>
+          <w:p/>
+          <w:p>
+            <w:r>
+              <w:t>temporal operator search-attribute create \</w:t>
+            </w:r>
+          </w:p>
+          <w:p>
+            <w:r>
+              <w:t xml:space="preserve">  --namespace ebips-rt1 \</w:t>
+            </w:r>
+          </w:p>
+          <w:p>
+            <w:r>
+              <w:t xml:space="preserve">  --name </w:t>
+            </w:r>
+            <w:proofErr w:type="spellStart"/>
+            <w:r>
+              <w:t>FailureReason</w:t>
+            </w:r>
+            <w:proofErr w:type="spellEnd"/>
+            <w:r>
+              <w:t xml:space="preserve"> \</w:t>
+            </w:r>
+          </w:p>
+          <w:p>
+            <w:r>
+              <w:t xml:space="preserve">  --type Text</w:t>
+            </w:r>
+          </w:p>
+          <w:p>
+            <w:r>
+              <w:t xml:space="preserve">  </w:t>
+            </w:r>
+          </w:p>
+          <w:p>
+            <w:r>
+              <w:t xml:space="preserve">  temporal operator search-attribute create --namespace ebips-rt1 --name </w:t>
+            </w:r>
+            <w:proofErr w:type="spellStart"/>
+            <w:r>
+              <w:t>FailureReason</w:t>
+            </w:r>
+            <w:proofErr w:type="spellEnd"/>
+            <w:r>
+              <w:t xml:space="preserve"> --type Text</w:t>
+            </w:r>
+          </w:p>
+          <w:p>
+            <w:r>
+              <w:t xml:space="preserve">  </w:t>
+            </w:r>
+          </w:p>
+          <w:p>
+            <w:r>
+              <w:t xml:space="preserve">  </w:t>
+            </w:r>
+          </w:p>
+          <w:p>
+            <w:r>
+              <w:t xml:space="preserve">  temporal operator search-attribute create \</w:t>
+            </w:r>
+          </w:p>
+          <w:p>
+            <w:r>
+              <w:t xml:space="preserve">  --namespace ebips-rt1 \</w:t>
+            </w:r>
+          </w:p>
+          <w:p>
+            <w:r>
+              <w:t xml:space="preserve">  --name </w:t>
+            </w:r>
+            <w:proofErr w:type="spellStart"/>
+            <w:r>
+              <w:t>IsFailure</w:t>
+            </w:r>
+            <w:proofErr w:type="spellEnd"/>
+            <w:r>
+              <w:t xml:space="preserve"> \</w:t>
+            </w:r>
+          </w:p>
+          <w:p>
+            <w:r>
+              <w:t xml:space="preserve">  --type Bool</w:t>
+            </w:r>
+          </w:p>
+          <w:p>
+            <w:r>
+              <w:t xml:space="preserve">  </w:t>
+            </w:r>
+          </w:p>
+          <w:p>
+            <w:r>
+              <w:t xml:space="preserve">  </w:t>
+            </w:r>
+          </w:p>
+          <w:p>
+            <w:r>
+              <w:t xml:space="preserve">    temporal operator search-attribute create --namespace ebips-rt1 --name </w:t>
+            </w:r>
+            <w:proofErr w:type="spellStart"/>
+            <w:r>
+              <w:t>IsFailure</w:t>
+            </w:r>
+            <w:proofErr w:type="spellEnd"/>
+            <w:r>
+              <w:t xml:space="preserve"> --type Bool</w:t>
+            </w:r>
+          </w:p>
+          <w:p>
+            <w:r>
+              <w:tab/>
+            </w:r>
+          </w:p>
+          <w:p>
+            <w:r>
+              <w:tab/>
+              <w:t>---------------</w:t>
+            </w:r>
+          </w:p>
+          <w:p>
+            <w:r>
+              <w:tab/>
+            </w:r>
+          </w:p>
+          <w:p>
+            <w:r>
+              <w:tab/>
+              <w:t>temporal operator search-attribute create \</w:t>
+            </w:r>
+          </w:p>
+          <w:p>
+            <w:r>
+              <w:t xml:space="preserve">  --namespace ebips-rt1 \</w:t>
+            </w:r>
+          </w:p>
+          <w:p>
+            <w:r>
+              <w:t xml:space="preserve">  --name </w:t>
+            </w:r>
+            <w:proofErr w:type="spellStart"/>
+            <w:r>
+              <w:t>FailureMessageKey</w:t>
+            </w:r>
+            <w:proofErr w:type="spellEnd"/>
+            <w:r>
+              <w:t xml:space="preserve"> \</w:t>
+            </w:r>
+          </w:p>
+          <w:p>
+            <w:r>
+              <w:t xml:space="preserve">  --type Keyword</w:t>
+            </w:r>
+          </w:p>
+          <w:p>
+            <w:r>
+              <w:t xml:space="preserve">  </w:t>
+            </w:r>
+          </w:p>
+          <w:p>
+            <w:r>
+              <w:t xml:space="preserve">      temporal operator search-attribute create --namespace ebips-rt1 --name </w:t>
+            </w:r>
+            <w:proofErr w:type="spellStart"/>
+            <w:r>
+              <w:t>FailureMessageKey</w:t>
+            </w:r>
+            <w:proofErr w:type="spellEnd"/>
+            <w:r>
+              <w:t xml:space="preserve"> --type Bool</w:t>
+            </w:r>
+          </w:p>
+          <w:p>
+            <w:r>
+              <w:tab/>
+              <w:t xml:space="preserve">  </w:t>
+            </w:r>
+          </w:p>
+          <w:p>
+            <w:r>
+              <w:tab/>
+              <w:t xml:space="preserve">  </w:t>
+            </w:r>
+          </w:p>
+          <w:p>
+            <w:r>
+              <w:tab/>
+              <w:t xml:space="preserve">  temporal operator search-attribute create \</w:t>
+            </w:r>
+          </w:p>
+          <w:p>
+            <w:r>
+              <w:t xml:space="preserve">  --namespace ebips-rt1 \</w:t>
+            </w:r>
+          </w:p>
+          <w:p>
+            <w:r>
+              <w:t xml:space="preserve">  --name </w:t>
+            </w:r>
+            <w:proofErr w:type="spellStart"/>
+            <w:r>
+              <w:t>FailureTimestamp</w:t>
+            </w:r>
+            <w:proofErr w:type="spellEnd"/>
+            <w:r>
+              <w:t xml:space="preserve"> \</w:t>
+            </w:r>
+          </w:p>
+          <w:p>
+            <w:r>
+              <w:t xml:space="preserve">  --type Datetime</w:t>
+            </w:r>
+          </w:p>
+          <w:p/>
+          <w:p/>
+          <w:p>
+            <w:r>
+              <w:lastRenderedPageBreak/>
+              <w:t xml:space="preserve">      temporal operator search-attribute create --namespace ebips-rt1 --name </w:t>
+            </w:r>
+            <w:proofErr w:type="spellStart"/>
+            <w:r>
+              <w:t>FailureTimestamp</w:t>
+            </w:r>
+            <w:proofErr w:type="spellEnd"/>
+            <w:r>
+              <w:t xml:space="preserve"> --type Datetime</w:t>
+            </w:r>
+          </w:p>
+          <w:p>
+            <w:r>
+              <w:t>===============================</w:t>
+            </w:r>
+          </w:p>
+          <w:p>
+            <w:r>
+              <w:t xml:space="preserve">temporal operator search-attribute remove --namespace ebips-rt1 --name </w:t>
+            </w:r>
+            <w:proofErr w:type="spellStart"/>
+            <w:r>
+              <w:t>FailureMessageKey</w:t>
+            </w:r>
+            <w:proofErr w:type="spellEnd"/>
+          </w:p>
+          <w:p/>
+          <w:p>
+            <w:r>
+              <w:t xml:space="preserve">temporal operator search-attribute create --namespace ebips-rt1 --name </w:t>
+            </w:r>
+            <w:proofErr w:type="spellStart"/>
+            <w:r>
+              <w:t>FailureMessageKey</w:t>
+            </w:r>
+            <w:proofErr w:type="spellEnd"/>
+            <w:r>
+              <w:t xml:space="preserve"> --type Keyword</w:t>
+            </w:r>
+          </w:p>
+          <w:p>
+            <w:r>
+              <w:t xml:space="preserve">  </w:t>
+            </w:r>
+          </w:p>
+          <w:p/>
+          <w:p>
+            <w:r>
+              <w:t>``</w:t>
+            </w:r>
+          </w:p>
+          <w:p>
+            <w:r>
+              <w:t>----------------------------------</w:t>
+            </w:r>
+          </w:p>
+          <w:p>
+            <w:r>
+              <w:t>Task Queue: ebips-rt1-payment</w:t>
+            </w:r>
+          </w:p>
+          <w:p>
+            <w:r>
+              <w:t xml:space="preserve">Workflow Type: </w:t>
+            </w:r>
+            <w:proofErr w:type="spellStart"/>
+            <w:r>
+              <w:t>InboundCTWorkflow</w:t>
+            </w:r>
+            <w:proofErr w:type="spellEnd"/>
+          </w:p>
+          <w:p/>
+          <w:p>
+            <w:r>
+              <w:t xml:space="preserve">"&lt;?xml version=\"1.0\" encoding=\"UTF-8\"?&gt;\r\n&lt;Document </w:t>
+            </w:r>
+            <w:proofErr w:type="spellStart"/>
+            <w:r>
+              <w:t>xmlns</w:t>
+            </w:r>
+            <w:proofErr w:type="spellEnd"/>
+            <w:r>
+              <w:t>=\"urn:iso:std:iso:20022:tech:xsd:pacs.008.001.08\"&gt;\r\n    &lt;</w:t>
+            </w:r>
+            <w:proofErr w:type="spellStart"/>
+            <w:r>
+              <w:t>FIToFICstmrCdtTrf</w:t>
+            </w:r>
+            <w:proofErr w:type="spellEnd"/>
+            <w:r>
+              <w:t>&gt;\r\n        &lt;</w:t>
+            </w:r>
+            <w:proofErr w:type="spellStart"/>
+            <w:r>
+              <w:t>GrpHdr</w:t>
+            </w:r>
+            <w:proofErr w:type="spellEnd"/>
+            <w:r>
+              <w:t>&gt;\r\n            &lt;</w:t>
+            </w:r>
+            <w:proofErr w:type="spellStart"/>
+            <w:r>
+              <w:t>MsgId</w:t>
+            </w:r>
+            <w:proofErr w:type="spellEnd"/>
+            <w:r>
+              <w:t>&gt;MSG20260507559&lt;/</w:t>
+            </w:r>
+            <w:proofErr w:type="spellStart"/>
+            <w:r>
+              <w:t>MsgId</w:t>
+            </w:r>
+            <w:proofErr w:type="spellEnd"/>
+            <w:r>
+              <w:t>&gt;\r\n            &lt;</w:t>
+            </w:r>
+            <w:proofErr w:type="spellStart"/>
+            <w:r>
+              <w:t>CreDtTm</w:t>
+            </w:r>
+            <w:proofErr w:type="spellEnd"/>
+            <w:r>
+              <w:t>&gt;2026-05-07T12:00:00&lt;/</w:t>
+            </w:r>
+            <w:proofErr w:type="spellStart"/>
+            <w:r>
+              <w:t>CreDtTm</w:t>
+            </w:r>
+            <w:proofErr w:type="spellEnd"/>
+            <w:r>
+              <w:t>&gt;\r\n            &lt;</w:t>
+            </w:r>
+            <w:proofErr w:type="spellStart"/>
+            <w:r>
+              <w:t>NbOfTxs</w:t>
+            </w:r>
+            <w:proofErr w:type="spellEnd"/>
+            <w:r>
+              <w:t>&gt;1&lt;/</w:t>
+            </w:r>
+            <w:proofErr w:type="spellStart"/>
+            <w:r>
+              <w:t>NbOfTxs</w:t>
+            </w:r>
+            <w:proofErr w:type="spellEnd"/>
+            <w:r>
+              <w:t>&gt;\r\n            &lt;</w:t>
+            </w:r>
+            <w:proofErr w:type="spellStart"/>
+            <w:r>
+              <w:t>SttlmInf</w:t>
+            </w:r>
+            <w:proofErr w:type="spellEnd"/>
+            <w:r>
+              <w:t>&gt;\r\n                &lt;</w:t>
+            </w:r>
+            <w:proofErr w:type="spellStart"/>
+            <w:r>
+              <w:t>SttlmMtd</w:t>
+            </w:r>
+            <w:proofErr w:type="spellEnd"/>
+            <w:r>
+              <w:t>&gt;CLRG&lt;/</w:t>
+            </w:r>
+            <w:proofErr w:type="spellStart"/>
+            <w:r>
+              <w:t>SttlmMtd</w:t>
+            </w:r>
+            <w:proofErr w:type="spellEnd"/>
+            <w:r>
+              <w:t>&gt;\r\n            &lt;/</w:t>
+            </w:r>
+            <w:proofErr w:type="spellStart"/>
+            <w:r>
+              <w:t>SttlmInf</w:t>
+            </w:r>
+            <w:proofErr w:type="spellEnd"/>
+            <w:r>
+              <w:t>&gt;\r\n        &lt;/</w:t>
+            </w:r>
+            <w:proofErr w:type="spellStart"/>
+            <w:r>
+              <w:t>GrpHdr</w:t>
+            </w:r>
+            <w:proofErr w:type="spellEnd"/>
+            <w:r>
+              <w:t>&gt;\r\n\r\n        &lt;</w:t>
+            </w:r>
+            <w:proofErr w:type="spellStart"/>
+            <w:r>
+              <w:t>CdtTrfTxInf</w:t>
+            </w:r>
+            <w:proofErr w:type="spellEnd"/>
+            <w:r>
+              <w:t>&gt;\r\n            &lt;</w:t>
+            </w:r>
+            <w:proofErr w:type="spellStart"/>
+            <w:r>
+              <w:t>PmtId</w:t>
+            </w:r>
+            <w:proofErr w:type="spellEnd"/>
+            <w:r>
+              <w:t>&gt;\r\n                &lt;</w:t>
+            </w:r>
+            <w:proofErr w:type="spellStart"/>
+            <w:r>
+              <w:t>InstrId</w:t>
+            </w:r>
+            <w:proofErr w:type="spellEnd"/>
+            <w:r>
+              <w:t>&gt;INST12559&lt;/</w:t>
+            </w:r>
+            <w:proofErr w:type="spellStart"/>
+            <w:r>
+              <w:t>InstrId</w:t>
+            </w:r>
+            <w:proofErr w:type="spellEnd"/>
+            <w:r>
+              <w:t>&gt;\r\n                &lt;</w:t>
+            </w:r>
+            <w:proofErr w:type="spellStart"/>
+            <w:r>
+              <w:t>EndToEndId</w:t>
+            </w:r>
+            <w:proofErr w:type="spellEnd"/>
+            <w:r>
+              <w:t>&gt;E2E12559&lt;/</w:t>
+            </w:r>
+            <w:proofErr w:type="spellStart"/>
+            <w:r>
+              <w:t>EndToEndId</w:t>
+            </w:r>
+            <w:proofErr w:type="spellEnd"/>
+            <w:r>
+              <w:t>&gt;\r\n            &lt;/</w:t>
+            </w:r>
+            <w:proofErr w:type="spellStart"/>
+            <w:r>
+              <w:t>PmtId</w:t>
+            </w:r>
+            <w:proofErr w:type="spellEnd"/>
+            <w:r>
+              <w:t>&gt;\r\n\r\n            &lt;</w:t>
+            </w:r>
+            <w:proofErr w:type="spellStart"/>
+            <w:r>
+              <w:t>IntrBkSttlmAmt</w:t>
+            </w:r>
+            <w:proofErr w:type="spellEnd"/>
+            <w:r>
+              <w:t xml:space="preserve"> Ccy=\"INR\"&gt;1000.00&lt;/</w:t>
+            </w:r>
+            <w:proofErr w:type="spellStart"/>
+            <w:r>
+              <w:t>IntrBkSttlmAmt</w:t>
+            </w:r>
+            <w:proofErr w:type="spellEnd"/>
+            <w:r>
+              <w:t xml:space="preserve">&gt;\r\n\r\n            &lt;!-- </w:t>
+            </w:r>
+            <w:r>
+              <w:rPr>
+                <w:rFonts w:ascii="Segoe UI Emoji" w:hAnsi="Segoe UI Emoji" w:cs="Segoe UI Emoji"/>
+              </w:rPr>
+              <w:t>✅</w:t>
+            </w:r>
+            <w:r>
+              <w:t xml:space="preserve"> Debtor Bank (BIC added here) --&gt;\r\n            &lt;</w:t>
+            </w:r>
+            <w:proofErr w:type="spellStart"/>
+            <w:r>
+              <w:t>DbtrAgt</w:t>
+            </w:r>
+            <w:proofErr w:type="spellEnd"/>
+            <w:r>
+              <w:t>&gt;\r\n                &lt;</w:t>
+            </w:r>
+            <w:proofErr w:type="spellStart"/>
+            <w:r>
+              <w:t>FinInstnId</w:t>
+            </w:r>
+            <w:proofErr w:type="spellEnd"/>
+            <w:r>
+              <w:t>&gt;\r\n                    &lt;BICFI&gt;EBAPSDB1XXX&lt;/BICFI&gt;\r\n                &lt;/</w:t>
+            </w:r>
+            <w:proofErr w:type="spellStart"/>
+            <w:r>
+              <w:t>FinInstnId</w:t>
+            </w:r>
+            <w:proofErr w:type="spellEnd"/>
+            <w:r>
+              <w:t>&gt;\r\n            &lt;/</w:t>
+            </w:r>
+            <w:proofErr w:type="spellStart"/>
+            <w:r>
+              <w:t>DbtrAgt</w:t>
+            </w:r>
+            <w:proofErr w:type="spellEnd"/>
+            <w:r>
+              <w:t>&gt;\r\n\r\n            &lt;</w:t>
+            </w:r>
+            <w:proofErr w:type="spellStart"/>
+            <w:r>
+              <w:t>Dbtr</w:t>
+            </w:r>
+            <w:proofErr w:type="spellEnd"/>
+            <w:r>
+              <w:t>&gt;\r\n                &lt;Nm&gt;Rajesh Kumar&lt;/Nm&gt;\r\n            &lt;/</w:t>
+            </w:r>
+            <w:proofErr w:type="spellStart"/>
+            <w:r>
+              <w:t>Dbtr</w:t>
+            </w:r>
+            <w:proofErr w:type="spellEnd"/>
+            <w:r>
+              <w:t>&gt;\r\n\r\n            &lt;</w:t>
+            </w:r>
+            <w:proofErr w:type="spellStart"/>
+            <w:r>
+              <w:t>DbtrAcct</w:t>
+            </w:r>
+            <w:proofErr w:type="spellEnd"/>
+            <w:r>
+              <w:t>&gt;\r\n                &lt;Id&gt;\r\n                    &lt;IBAN&gt;IN1234567890&lt;/IBAN&gt;\r\n                &lt;/Id&gt;\r\n            &lt;/</w:t>
+            </w:r>
+            <w:proofErr w:type="spellStart"/>
+            <w:r>
+              <w:t>DbtrAcct</w:t>
+            </w:r>
+            <w:proofErr w:type="spellEnd"/>
+            <w:r>
+              <w:t>&gt;\r\n            &lt;</w:t>
+            </w:r>
+            <w:proofErr w:type="spellStart"/>
+            <w:r>
+              <w:t>CdtrAgt</w:t>
+            </w:r>
+            <w:proofErr w:type="spellEnd"/>
+            <w:r>
+              <w:t>&gt;\r\n                &lt;</w:t>
+            </w:r>
+            <w:proofErr w:type="spellStart"/>
+            <w:r>
+              <w:t>FinInstnId</w:t>
+            </w:r>
+            <w:proofErr w:type="spellEnd"/>
+            <w:r>
+              <w:t>&gt;\r\n                    &lt;BICFI&gt;EBAPSDB1XXX&lt;/BICFI&gt;\r\n                &lt;/</w:t>
+            </w:r>
+            <w:proofErr w:type="spellStart"/>
+            <w:r>
+              <w:t>FinInstnId</w:t>
+            </w:r>
+            <w:proofErr w:type="spellEnd"/>
+            <w:r>
+              <w:t>&gt;\r\n            &lt;/</w:t>
+            </w:r>
+            <w:proofErr w:type="spellStart"/>
+            <w:r>
+              <w:t>CdtrAgt</w:t>
+            </w:r>
+            <w:proofErr w:type="spellEnd"/>
+            <w:r>
+              <w:t>&gt;\r\n\r\n            &lt;</w:t>
+            </w:r>
+            <w:proofErr w:type="spellStart"/>
+            <w:r>
+              <w:t>Cdtr</w:t>
+            </w:r>
+            <w:proofErr w:type="spellEnd"/>
+            <w:r>
+              <w:t>&gt;\r\n                &lt;Nm&gt;ABC Company&lt;/Nm&gt;\r\n            &lt;/</w:t>
+            </w:r>
+            <w:proofErr w:type="spellStart"/>
+            <w:r>
+              <w:t>Cdtr</w:t>
+            </w:r>
+            <w:proofErr w:type="spellEnd"/>
+            <w:r>
+              <w:t>&gt;\r\n\r\n            &lt;</w:t>
+            </w:r>
+            <w:proofErr w:type="spellStart"/>
+            <w:r>
+              <w:t>CdtrAcct</w:t>
+            </w:r>
+            <w:proofErr w:type="spellEnd"/>
+            <w:r>
+              <w:t>&gt;\r\n                &lt;Id&gt;\r\n                    &lt;IBAN&gt;IN0987654321&lt;/IBAN&gt;\r\n                &lt;/Id&gt;\r\n            &lt;/</w:t>
+            </w:r>
+            <w:proofErr w:type="spellStart"/>
+            <w:r>
+              <w:t>CdtrAcct</w:t>
+            </w:r>
+            <w:proofErr w:type="spellEnd"/>
+            <w:r>
+              <w:t>&gt;\r\n\r\n        &lt;/</w:t>
+            </w:r>
+            <w:proofErr w:type="spellStart"/>
+            <w:r>
+              <w:t>CdtTrfTxInf</w:t>
+            </w:r>
+            <w:proofErr w:type="spellEnd"/>
+            <w:r>
+              <w:t>&gt;\r\n    &lt;/</w:t>
+            </w:r>
+            <w:proofErr w:type="spellStart"/>
+            <w:r>
+              <w:t>FIToFICstmrCdtTrf</w:t>
+            </w:r>
+            <w:proofErr w:type="spellEnd"/>
+            <w:r>
+              <w:t>&gt;\r\n&lt;/Document&gt;"</w:t>
+            </w:r>
+          </w:p>
+          <w:p/>
+        </w:tc>
+      </w:tr>
+    </w:tbl>
     <w:p>
       <w:pPr>
         <w:spacing w:line="240" w:lineRule="auto"/>
@@ -17049,6 +18148,7 @@
   <w:style w:type="character" w:default="1" w:styleId="DefaultParagraphFont">
     <w:name w:val="Default Paragraph Font"/>
     <w:uiPriority w:val="1"/>
+    <w:semiHidden/>
     <w:unhideWhenUsed/>
   </w:style>
   <w:style w:type="table" w:default="1" w:styleId="TableNormal">
@@ -17515,6 +18615,25 @@
       <w:u w:val="single"/>
     </w:rPr>
   </w:style>
+  <w:style w:type="table" w:styleId="TableGrid">
+    <w:name w:val="Table Grid"/>
+    <w:basedOn w:val="TableNormal"/>
+    <w:uiPriority w:val="39"/>
+    <w:rsid w:val="00442E72"/>
+    <w:pPr>
+      <w:spacing w:after="0" w:line="240" w:lineRule="auto"/>
+    </w:pPr>
+    <w:tblPr>
+      <w:tblBorders>
+        <w:top w:val="single" w:sz="4" w:space="0" w:color="auto"/>
+        <w:left w:val="single" w:sz="4" w:space="0" w:color="auto"/>
+        <w:bottom w:val="single" w:sz="4" w:space="0" w:color="auto"/>
+        <w:right w:val="single" w:sz="4" w:space="0" w:color="auto"/>
+        <w:insideH w:val="single" w:sz="4" w:space="0" w:color="auto"/>
+        <w:insideV w:val="single" w:sz="4" w:space="0" w:color="auto"/>
+      </w:tblBorders>
+    </w:tblPr>
+  </w:style>
 </w:styles>
 </file>
 
@@ -17625,6 +18744,7 @@
   <w:rsids>
     <w:rsidRoot w:val="00092B71"/>
     <w:rsid w:val="000566A0"/>
+    <w:rsid w:val="00077FCA"/>
     <w:rsid w:val="00080A27"/>
     <w:rsid w:val="00092B71"/>
     <w:rsid w:val="000D112C"/>
@@ -17634,6 +18754,7 @@
     <w:rsid w:val="003311E6"/>
     <w:rsid w:val="003729BC"/>
     <w:rsid w:val="00424D0E"/>
+    <w:rsid w:val="00496534"/>
     <w:rsid w:val="006371B1"/>
     <w:rsid w:val="00736F4F"/>
     <w:rsid w:val="008474B6"/>

--- a/src/main/java/POC/TemporalPostgresKafka.docx
+++ b/src/main/java/POC/TemporalPostgresKafka.docx
@@ -43,24 +43,260 @@
           <w:sz w:val="40"/>
           <w:szCs w:val="40"/>
         </w:rPr>
-        <w:t>Temp</w:t>
-      </w:r>
-      <w:r>
+        <w:t>Architecture Tutorial</w:t>
+      </w:r>
+    </w:p>
+    <w:p>
+      <w:pPr>
+        <w:spacing w:line="240" w:lineRule="auto"/>
         <w:rPr>
           <w:b/>
           <w:bCs/>
           <w:sz w:val="40"/>
           <w:szCs w:val="40"/>
         </w:rPr>
-        <w:t>o</w:t>
-      </w:r>
-      <w:r>
-        <w:rPr>
+      </w:pPr>
+      <w:r>
+        <w:rPr>
+          <w:rFonts w:ascii="Segoe UI Emoji" w:hAnsi="Segoe UI Emoji" w:cs="Segoe UI Emoji"/>
           <w:b/>
           <w:bCs/>
           <w:sz w:val="40"/>
           <w:szCs w:val="40"/>
         </w:rPr>
+        <w:t>✅</w:t>
+      </w:r>
+      <w:r>
+        <w:rPr>
+          <w:b/>
+          <w:bCs/>
+          <w:sz w:val="40"/>
+          <w:szCs w:val="40"/>
+        </w:rPr>
+        <w:t xml:space="preserve"> Temporal core components:</w:t>
+      </w:r>
+    </w:p>
+    <w:p>
+      <w:pPr>
+        <w:numPr>
+          <w:ilvl w:val="0"/>
+          <w:numId w:val="75"/>
+        </w:numPr>
+        <w:spacing w:line="240" w:lineRule="auto"/>
+        <w:rPr>
+          <w:b/>
+          <w:bCs/>
+          <w:sz w:val="40"/>
+          <w:szCs w:val="40"/>
+        </w:rPr>
+      </w:pPr>
+      <w:r>
+        <w:rPr>
+          <w:b/>
+          <w:bCs/>
+          <w:sz w:val="40"/>
+          <w:szCs w:val="40"/>
+        </w:rPr>
+        <w:t>Workflow</w:t>
+      </w:r>
+    </w:p>
+    <w:p>
+      <w:pPr>
+        <w:numPr>
+          <w:ilvl w:val="0"/>
+          <w:numId w:val="75"/>
+        </w:numPr>
+        <w:spacing w:line="240" w:lineRule="auto"/>
+        <w:rPr>
+          <w:b/>
+          <w:bCs/>
+          <w:sz w:val="40"/>
+          <w:szCs w:val="40"/>
+        </w:rPr>
+      </w:pPr>
+      <w:r>
+        <w:rPr>
+          <w:b/>
+          <w:bCs/>
+          <w:sz w:val="40"/>
+          <w:szCs w:val="40"/>
+        </w:rPr>
+        <w:t>Activity</w:t>
+      </w:r>
+    </w:p>
+    <w:p>
+      <w:pPr>
+        <w:numPr>
+          <w:ilvl w:val="0"/>
+          <w:numId w:val="75"/>
+        </w:numPr>
+        <w:spacing w:line="240" w:lineRule="auto"/>
+        <w:rPr>
+          <w:b/>
+          <w:bCs/>
+          <w:sz w:val="40"/>
+          <w:szCs w:val="40"/>
+        </w:rPr>
+      </w:pPr>
+      <w:r>
+        <w:rPr>
+          <w:b/>
+          <w:bCs/>
+          <w:sz w:val="40"/>
+          <w:szCs w:val="40"/>
+        </w:rPr>
+        <w:t>Worker</w:t>
+      </w:r>
+    </w:p>
+    <w:p>
+      <w:pPr>
+        <w:numPr>
+          <w:ilvl w:val="0"/>
+          <w:numId w:val="75"/>
+        </w:numPr>
+        <w:spacing w:line="240" w:lineRule="auto"/>
+        <w:rPr>
+          <w:b/>
+          <w:bCs/>
+          <w:sz w:val="40"/>
+          <w:szCs w:val="40"/>
+        </w:rPr>
+      </w:pPr>
+      <w:r>
+        <w:rPr>
+          <w:b/>
+          <w:bCs/>
+          <w:sz w:val="40"/>
+          <w:szCs w:val="40"/>
+        </w:rPr>
+        <w:t>Task Queue</w:t>
+      </w:r>
+    </w:p>
+    <w:p>
+      <w:pPr>
+        <w:numPr>
+          <w:ilvl w:val="0"/>
+          <w:numId w:val="75"/>
+        </w:numPr>
+        <w:spacing w:line="240" w:lineRule="auto"/>
+        <w:rPr>
+          <w:b/>
+          <w:bCs/>
+          <w:sz w:val="40"/>
+          <w:szCs w:val="40"/>
+        </w:rPr>
+      </w:pPr>
+      <w:r>
+        <w:rPr>
+          <w:b/>
+          <w:bCs/>
+          <w:sz w:val="40"/>
+          <w:szCs w:val="40"/>
+        </w:rPr>
+        <w:t xml:space="preserve">Event History </w:t>
+      </w:r>
+      <w:hyperlink r:id="rId7" w:history="1">
+        <w:r>
+          <w:rPr>
+            <w:rStyle w:val="Hyperlink"/>
+            <w:b/>
+            <w:bCs/>
+            <w:sz w:val="40"/>
+            <w:szCs w:val="40"/>
+          </w:rPr>
+          <w:t>[deepwiki.com]</w:t>
+        </w:r>
+      </w:hyperlink>
+    </w:p>
+    <w:p>
+      <w:pPr>
+        <w:pStyle w:val="HTMLPreformatted"/>
+        <w:numPr>
+          <w:ilvl w:val="0"/>
+          <w:numId w:val="75"/>
+        </w:numPr>
+        <w:spacing w:line="300" w:lineRule="atLeast"/>
+        <w:rPr>
+          <w:rStyle w:val="HTMLCode"/>
+          <w:rFonts w:eastAsiaTheme="majorEastAsia"/>
+        </w:rPr>
+      </w:pPr>
+      <w:r>
+        <w:rPr>
+          <w:rStyle w:val="HTMLCode"/>
+          <w:rFonts w:eastAsiaTheme="majorEastAsia"/>
+        </w:rPr>
+        <w:t>Workflow → Activity → Worker → Client</w:t>
+      </w:r>
+    </w:p>
+    <w:p>
+      <w:pPr>
+        <w:spacing w:line="240" w:lineRule="auto"/>
+        <w:rPr>
+          <w:b/>
+          <w:bCs/>
+          <w:sz w:val="40"/>
+          <w:szCs w:val="40"/>
+        </w:rPr>
+      </w:pPr>
+    </w:p>
+    <w:p>
+      <w:pPr>
+        <w:spacing w:line="240" w:lineRule="auto"/>
+        <w:rPr>
+          <w:b/>
+          <w:bCs/>
+          <w:sz w:val="40"/>
+          <w:szCs w:val="40"/>
+        </w:rPr>
+      </w:pPr>
+    </w:p>
+    <w:p>
+      <w:pPr>
+        <w:spacing w:line="240" w:lineRule="auto"/>
+        <w:rPr>
+          <w:b/>
+          <w:bCs/>
+          <w:sz w:val="40"/>
+          <w:szCs w:val="40"/>
+        </w:rPr>
+      </w:pPr>
+    </w:p>
+    <w:p>
+      <w:pPr>
+        <w:spacing w:line="240" w:lineRule="auto"/>
+        <w:rPr>
+          <w:b/>
+          <w:bCs/>
+          <w:sz w:val="40"/>
+          <w:szCs w:val="40"/>
+        </w:rPr>
+      </w:pPr>
+      <w:r>
+        <w:rPr>
+          <w:b/>
+          <w:bCs/>
+          <w:sz w:val="40"/>
+          <w:szCs w:val="40"/>
+        </w:rPr>
+        <w:t>Temp</w:t>
+      </w:r>
+      <w:r>
+        <w:rPr>
+          <w:b/>
+          <w:bCs/>
+          <w:sz w:val="40"/>
+          <w:szCs w:val="40"/>
+        </w:rPr>
+        <w:t>o</w:t>
+      </w:r>
+      <w:r>
+        <w:rPr>
+          <w:b/>
+          <w:bCs/>
+          <w:sz w:val="40"/>
+          <w:szCs w:val="40"/>
+        </w:rPr>
         <w:t>ral knowledge</w:t>
       </w:r>
     </w:p>
@@ -354,23 +590,8 @@
           <w:sz w:val="18"/>
           <w:szCs w:val="18"/>
         </w:rPr>
-        <w:t xml:space="preserve">public interface </w:t>
-      </w:r>
-      <w:proofErr w:type="spellStart"/>
-      <w:r>
-        <w:rPr>
-          <w:sz w:val="18"/>
-          <w:szCs w:val="18"/>
-        </w:rPr>
-        <w:t>InboundCTWorkflow</w:t>
-      </w:r>
-      <w:proofErr w:type="spellEnd"/>
-      <w:r>
-        <w:rPr>
-          <w:sz w:val="18"/>
-          <w:szCs w:val="18"/>
-        </w:rPr>
-        <w:t xml:space="preserve"> {</w:t>
+        <w:lastRenderedPageBreak/>
+        <w:t>public interface InboundCTWorkflow {</w:t>
       </w:r>
     </w:p>
     <w:p>
@@ -402,23 +623,7 @@
           <w:sz w:val="18"/>
           <w:szCs w:val="18"/>
         </w:rPr>
-        <w:t xml:space="preserve">void </w:t>
-      </w:r>
-      <w:proofErr w:type="spellStart"/>
-      <w:r>
-        <w:rPr>
-          <w:sz w:val="18"/>
-          <w:szCs w:val="18"/>
-        </w:rPr>
-        <w:t>processInbound</w:t>
-      </w:r>
-      <w:proofErr w:type="spellEnd"/>
-      <w:r>
-        <w:rPr>
-          <w:sz w:val="18"/>
-          <w:szCs w:val="18"/>
-        </w:rPr>
-        <w:t>();</w:t>
+        <w:t>void processInbound();</w:t>
       </w:r>
     </w:p>
     <w:p>
@@ -498,39 +703,7 @@
           <w:sz w:val="18"/>
           <w:szCs w:val="18"/>
         </w:rPr>
-        <w:t xml:space="preserve">public class </w:t>
-      </w:r>
-      <w:proofErr w:type="spellStart"/>
-      <w:r>
-        <w:rPr>
-          <w:sz w:val="18"/>
-          <w:szCs w:val="18"/>
-        </w:rPr>
-        <w:t>InboundCTWorkflowImpl</w:t>
-      </w:r>
-      <w:proofErr w:type="spellEnd"/>
-      <w:r>
-        <w:rPr>
-          <w:sz w:val="18"/>
-          <w:szCs w:val="18"/>
-        </w:rPr>
-        <w:t xml:space="preserve"> implements </w:t>
-      </w:r>
-      <w:proofErr w:type="spellStart"/>
-      <w:r>
-        <w:rPr>
-          <w:sz w:val="18"/>
-          <w:szCs w:val="18"/>
-        </w:rPr>
-        <w:t>InboundCTWorkflow</w:t>
-      </w:r>
-      <w:proofErr w:type="spellEnd"/>
-      <w:r>
-        <w:rPr>
-          <w:sz w:val="18"/>
-          <w:szCs w:val="18"/>
-        </w:rPr>
-        <w:t xml:space="preserve"> {</w:t>
+        <w:t>public class InboundCTWorkflowImpl implements InboundCTWorkflow {</w:t>
       </w:r>
     </w:p>
     <w:p>
@@ -562,23 +735,7 @@
           <w:sz w:val="18"/>
           <w:szCs w:val="18"/>
         </w:rPr>
-        <w:t xml:space="preserve">public void </w:t>
-      </w:r>
-      <w:proofErr w:type="spellStart"/>
-      <w:r>
-        <w:rPr>
-          <w:sz w:val="18"/>
-          <w:szCs w:val="18"/>
-        </w:rPr>
-        <w:t>processInbound</w:t>
-      </w:r>
-      <w:proofErr w:type="spellEnd"/>
-      <w:r>
-        <w:rPr>
-          <w:sz w:val="18"/>
-          <w:szCs w:val="18"/>
-        </w:rPr>
-        <w:t>() {</w:t>
+        <w:t>public void processInbound() {</w:t>
       </w:r>
     </w:p>
     <w:p>
@@ -698,17 +855,8 @@
           <w:sz w:val="18"/>
           <w:szCs w:val="18"/>
         </w:rPr>
-        <w:t xml:space="preserve">Workflow Type = </w:t>
-      </w:r>
-      <w:proofErr w:type="spellStart"/>
-      <w:r>
-        <w:rPr>
-          <w:sz w:val="18"/>
-          <w:szCs w:val="18"/>
-        </w:rPr>
-        <w:t>InboundCTWorkflow</w:t>
-      </w:r>
-      <w:proofErr w:type="spellEnd"/>
+        <w:t>Workflow Type = InboundCTWorkflow</w:t>
+      </w:r>
     </w:p>
     <w:p>
       <w:pPr>
@@ -746,7 +894,6 @@
           <w:sz w:val="18"/>
           <w:szCs w:val="18"/>
         </w:rPr>
-        <w:lastRenderedPageBreak/>
         <w:t>✅</w:t>
       </w:r>
       <w:r>
@@ -804,39 +951,7 @@
           <w:sz w:val="18"/>
           <w:szCs w:val="18"/>
         </w:rPr>
-        <w:t xml:space="preserve">Worker </w:t>
-      </w:r>
-      <w:proofErr w:type="spellStart"/>
-      <w:r>
-        <w:rPr>
-          <w:sz w:val="18"/>
-          <w:szCs w:val="18"/>
-        </w:rPr>
-        <w:t>worker</w:t>
-      </w:r>
-      <w:proofErr w:type="spellEnd"/>
-      <w:r>
-        <w:rPr>
-          <w:sz w:val="18"/>
-          <w:szCs w:val="18"/>
-        </w:rPr>
-        <w:t xml:space="preserve"> = </w:t>
-      </w:r>
-      <w:proofErr w:type="spellStart"/>
-      <w:r>
-        <w:rPr>
-          <w:sz w:val="18"/>
-          <w:szCs w:val="18"/>
-        </w:rPr>
-        <w:t>factory.newWorker</w:t>
-      </w:r>
-      <w:proofErr w:type="spellEnd"/>
-      <w:r>
-        <w:rPr>
-          <w:sz w:val="18"/>
-          <w:szCs w:val="18"/>
-        </w:rPr>
-        <w:t>("your-task-queue");</w:t>
+        <w:t>Worker worker = factory.newWorker("your-task-queue");</w:t>
       </w:r>
     </w:p>
     <w:p>
@@ -912,7 +1027,6 @@
           <w:szCs w:val="18"/>
         </w:rPr>
       </w:pPr>
-      <w:proofErr w:type="spellStart"/>
       <w:r>
         <w:rPr>
           <w:sz w:val="18"/>
@@ -920,7 +1034,6 @@
         </w:rPr>
         <w:t>InboundCTWorkflow</w:t>
       </w:r>
-      <w:proofErr w:type="spellEnd"/>
     </w:p>
     <w:p>
       <w:pPr>
@@ -1088,17 +1201,9 @@
           <w:sz w:val="18"/>
           <w:szCs w:val="18"/>
         </w:rPr>
-        <w:t xml:space="preserve">public interface </w:t>
-      </w:r>
-      <w:proofErr w:type="spellStart"/>
-      <w:r>
-        <w:rPr>
-          <w:sz w:val="18"/>
-          <w:szCs w:val="18"/>
-        </w:rPr>
-        <w:t>InboundCTWorkflow</w:t>
-      </w:r>
-      <w:proofErr w:type="spellEnd"/>
+        <w:lastRenderedPageBreak/>
+        <w:t>public interface InboundCTWorkflow</w:t>
+      </w:r>
     </w:p>
     <w:p>
       <w:pPr>
@@ -1169,17 +1274,8 @@
           <w:sz w:val="18"/>
           <w:szCs w:val="18"/>
         </w:rPr>
-        <w:t xml:space="preserve">public interface </w:t>
-      </w:r>
-      <w:proofErr w:type="spellStart"/>
-      <w:r>
-        <w:rPr>
-          <w:sz w:val="18"/>
-          <w:szCs w:val="18"/>
-        </w:rPr>
-        <w:t>CustomerInboundWorkflow</w:t>
-      </w:r>
-      <w:proofErr w:type="spellEnd"/>
+        <w:t>public interface CustomerInboundWorkflow</w:t>
+      </w:r>
     </w:p>
     <w:p>
       <w:pPr>
@@ -1250,17 +1346,8 @@
           <w:sz w:val="18"/>
           <w:szCs w:val="18"/>
         </w:rPr>
-        <w:t xml:space="preserve">Workflow Type: </w:t>
-      </w:r>
-      <w:proofErr w:type="spellStart"/>
-      <w:r>
-        <w:rPr>
-          <w:sz w:val="18"/>
-          <w:szCs w:val="18"/>
-        </w:rPr>
-        <w:t>CustomerInboundWorkflow</w:t>
-      </w:r>
-      <w:proofErr w:type="spellEnd"/>
+        <w:t>Workflow Type: CustomerInboundWorkflow</w:t>
+      </w:r>
     </w:p>
     <w:p>
       <w:pPr>
@@ -1371,112 +1458,63 @@
           <w:sz w:val="18"/>
           <w:szCs w:val="18"/>
         </w:rPr>
-        <w:t xml:space="preserve">public interface </w:t>
-      </w:r>
-      <w:proofErr w:type="spellStart"/>
-      <w:r>
-        <w:rPr>
-          <w:sz w:val="18"/>
-          <w:szCs w:val="18"/>
-        </w:rPr>
-        <w:t>InboundCTWorkflow</w:t>
-      </w:r>
-      <w:proofErr w:type="spellEnd"/>
-      <w:r>
-        <w:rPr>
-          <w:sz w:val="18"/>
-          <w:szCs w:val="18"/>
-        </w:rPr>
-        <w:t xml:space="preserve"> {</w:t>
-      </w:r>
-    </w:p>
-    <w:p>
-      <w:pPr>
-        <w:spacing w:line="240" w:lineRule="auto"/>
-        <w:rPr>
-          <w:sz w:val="18"/>
-          <w:szCs w:val="18"/>
-        </w:rPr>
-      </w:pPr>
-    </w:p>
-    <w:p>
-      <w:pPr>
-        <w:spacing w:line="240" w:lineRule="auto"/>
-        <w:rPr>
-          <w:sz w:val="18"/>
-          <w:szCs w:val="18"/>
-        </w:rPr>
-      </w:pPr>
-      <w:r>
-        <w:rPr>
-          <w:sz w:val="18"/>
-          <w:szCs w:val="18"/>
-        </w:rPr>
-        <w:t>@WorkflowMethod(name = "</w:t>
-      </w:r>
-      <w:proofErr w:type="spellStart"/>
-      <w:r>
-        <w:rPr>
-          <w:sz w:val="18"/>
-          <w:szCs w:val="18"/>
-        </w:rPr>
-        <w:t>CustomInboundWorkflow</w:t>
-      </w:r>
-      <w:proofErr w:type="spellEnd"/>
-      <w:r>
-        <w:rPr>
-          <w:sz w:val="18"/>
-          <w:szCs w:val="18"/>
-        </w:rPr>
-        <w:t>")</w:t>
-      </w:r>
-    </w:p>
-    <w:p>
-      <w:pPr>
-        <w:spacing w:line="240" w:lineRule="auto"/>
-        <w:rPr>
-          <w:sz w:val="18"/>
-          <w:szCs w:val="18"/>
-        </w:rPr>
-      </w:pPr>
-      <w:r>
-        <w:rPr>
-          <w:sz w:val="18"/>
-          <w:szCs w:val="18"/>
-        </w:rPr>
-        <w:t xml:space="preserve">void </w:t>
-      </w:r>
-      <w:proofErr w:type="spellStart"/>
-      <w:r>
-        <w:rPr>
-          <w:sz w:val="18"/>
-          <w:szCs w:val="18"/>
-        </w:rPr>
-        <w:t>processInbound</w:t>
-      </w:r>
-      <w:proofErr w:type="spellEnd"/>
-      <w:r>
-        <w:rPr>
-          <w:sz w:val="18"/>
-          <w:szCs w:val="18"/>
-        </w:rPr>
-        <w:t>();</w:t>
-      </w:r>
-    </w:p>
-    <w:p>
-      <w:pPr>
-        <w:spacing w:line="240" w:lineRule="auto"/>
-        <w:rPr>
-          <w:sz w:val="18"/>
-          <w:szCs w:val="18"/>
-        </w:rPr>
-      </w:pPr>
-      <w:r>
-        <w:rPr>
-          <w:sz w:val="18"/>
-          <w:szCs w:val="18"/>
-        </w:rPr>
-        <w:lastRenderedPageBreak/>
+        <w:t>public interface InboundCTWorkflow {</w:t>
+      </w:r>
+    </w:p>
+    <w:p>
+      <w:pPr>
+        <w:spacing w:line="240" w:lineRule="auto"/>
+        <w:rPr>
+          <w:sz w:val="18"/>
+          <w:szCs w:val="18"/>
+        </w:rPr>
+      </w:pPr>
+    </w:p>
+    <w:p>
+      <w:pPr>
+        <w:spacing w:line="240" w:lineRule="auto"/>
+        <w:rPr>
+          <w:sz w:val="18"/>
+          <w:szCs w:val="18"/>
+        </w:rPr>
+      </w:pPr>
+      <w:r>
+        <w:rPr>
+          <w:sz w:val="18"/>
+          <w:szCs w:val="18"/>
+        </w:rPr>
+        <w:t>@WorkflowMethod(name = "CustomInboundWorkflow")</w:t>
+      </w:r>
+    </w:p>
+    <w:p>
+      <w:pPr>
+        <w:spacing w:line="240" w:lineRule="auto"/>
+        <w:rPr>
+          <w:sz w:val="18"/>
+          <w:szCs w:val="18"/>
+        </w:rPr>
+      </w:pPr>
+      <w:r>
+        <w:rPr>
+          <w:sz w:val="18"/>
+          <w:szCs w:val="18"/>
+        </w:rPr>
+        <w:t>void processInbound();</w:t>
+      </w:r>
+    </w:p>
+    <w:p>
+      <w:pPr>
+        <w:spacing w:line="240" w:lineRule="auto"/>
+        <w:rPr>
+          <w:sz w:val="18"/>
+          <w:szCs w:val="18"/>
+        </w:rPr>
+      </w:pPr>
+      <w:r>
+        <w:rPr>
+          <w:sz w:val="18"/>
+          <w:szCs w:val="18"/>
+        </w:rPr>
         <w:t>}</w:t>
       </w:r>
     </w:p>
@@ -1533,17 +1571,8 @@
           <w:sz w:val="18"/>
           <w:szCs w:val="18"/>
         </w:rPr>
-        <w:t xml:space="preserve">Workflow Type: </w:t>
-      </w:r>
-      <w:proofErr w:type="spellStart"/>
-      <w:r>
-        <w:rPr>
-          <w:sz w:val="18"/>
-          <w:szCs w:val="18"/>
-        </w:rPr>
-        <w:t>CustomInboundWorkflow</w:t>
-      </w:r>
-      <w:proofErr w:type="spellEnd"/>
+        <w:t>Workflow Type: CustomInboundWorkflow</w:t>
+      </w:r>
     </w:p>
     <w:p>
       <w:pPr>
@@ -1813,6 +1842,7 @@
           <w:sz w:val="18"/>
           <w:szCs w:val="18"/>
         </w:rPr>
+        <w:lastRenderedPageBreak/>
         <w:t xml:space="preserve">Temporal UI is </w:t>
       </w:r>
       <w:r>
@@ -1944,7 +1974,6 @@
           <w:szCs w:val="18"/>
         </w:rPr>
       </w:pPr>
-      <w:proofErr w:type="spellStart"/>
       <w:r>
         <w:rPr>
           <w:sz w:val="18"/>
@@ -1952,7 +1981,6 @@
         </w:rPr>
         <w:t>InboundCTWorkflow</w:t>
       </w:r>
-      <w:proofErr w:type="spellEnd"/>
     </w:p>
     <w:p>
       <w:pPr>
@@ -2002,7 +2030,6 @@
           <w:szCs w:val="18"/>
         </w:rPr>
       </w:pPr>
-      <w:proofErr w:type="spellStart"/>
       <w:r>
         <w:rPr>
           <w:sz w:val="18"/>
@@ -2010,7 +2037,6 @@
         </w:rPr>
         <w:t>registerWorkflowImplementationTypes</w:t>
       </w:r>
-      <w:proofErr w:type="spellEnd"/>
     </w:p>
     <w:p>
       <w:pPr>
@@ -2375,7 +2401,6 @@
                 <w:sz w:val="18"/>
                 <w:szCs w:val="18"/>
               </w:rPr>
-              <w:lastRenderedPageBreak/>
               <w:t>Change from code</w:t>
             </w:r>
           </w:p>
@@ -2520,19 +2545,8 @@
           <w:sz w:val="36"/>
           <w:szCs w:val="36"/>
         </w:rPr>
-        <w:t xml:space="preserve">Issues and solution in </w:t>
-      </w:r>
-      <w:proofErr w:type="spellStart"/>
-      <w:r>
-        <w:rPr>
-          <w:b/>
-          <w:bCs/>
-          <w:sz w:val="36"/>
-          <w:szCs w:val="36"/>
-        </w:rPr>
-        <w:t>kafka</w:t>
-      </w:r>
-      <w:proofErr w:type="spellEnd"/>
+        <w:t>Issues and solution in kafka</w:t>
+      </w:r>
     </w:p>
     <w:p>
       <w:pPr>
@@ -2546,13 +2560,8 @@
       <w:pPr>
         <w:spacing w:line="240" w:lineRule="auto"/>
       </w:pPr>
-      <w:proofErr w:type="spellStart"/>
-      <w:r>
-        <w:t>taskkill</w:t>
-      </w:r>
-      <w:proofErr w:type="spellEnd"/>
-      <w:r>
-        <w:t xml:space="preserve"> /F /IM java.exe</w:t>
+      <w:r>
+        <w:t>taskkill /F /IM java.exe</w:t>
       </w:r>
     </w:p>
     <w:p>
@@ -2567,25 +2576,21 @@
       <w:pPr>
         <w:spacing w:line="240" w:lineRule="auto"/>
       </w:pPr>
-      <w:proofErr w:type="spellStart"/>
-      <w:r>
-        <w:t>rmdir</w:t>
-      </w:r>
-      <w:proofErr w:type="spellEnd"/>
-      <w:r>
-        <w:t xml:space="preserve"> /S /Q C:\tmp\kraft-combined-logs </w:t>
-      </w:r>
-    </w:p>
-    <w:p>
-      <w:pPr>
-        <w:spacing w:line="240" w:lineRule="auto"/>
-      </w:pPr>
-    </w:p>
-    <w:p>
-      <w:pPr>
-        <w:spacing w:line="240" w:lineRule="auto"/>
-      </w:pPr>
-      <w:r>
+      <w:r>
+        <w:t xml:space="preserve">rmdir /S /Q C:\tmp\kraft-combined-logs </w:t>
+      </w:r>
+    </w:p>
+    <w:p>
+      <w:pPr>
+        <w:spacing w:line="240" w:lineRule="auto"/>
+      </w:pPr>
+    </w:p>
+    <w:p>
+      <w:pPr>
+        <w:spacing w:line="240" w:lineRule="auto"/>
+      </w:pPr>
+      <w:r>
+        <w:lastRenderedPageBreak/>
         <w:t>issues:</w:t>
       </w:r>
     </w:p>
@@ -2613,15 +2618,7 @@
         <w:spacing w:line="240" w:lineRule="auto"/>
       </w:pPr>
       <w:r>
-        <w:t>Kafka (</w:t>
-      </w:r>
-      <w:proofErr w:type="spellStart"/>
-      <w:r>
-        <w:t>KRaft</w:t>
-      </w:r>
-      <w:proofErr w:type="spellEnd"/>
-      <w:r>
-        <w:t xml:space="preserve"> mode) requires a formatted storage directory before startup.</w:t>
+        <w:t>Kafka (KRaft mode) requires a formatted storage directory before startup.</w:t>
       </w:r>
     </w:p>
     <w:p>
@@ -2642,11 +2639,9 @@
       <w:pPr>
         <w:spacing w:line="240" w:lineRule="auto"/>
       </w:pPr>
-      <w:proofErr w:type="spellStart"/>
       <w:r>
         <w:t>meta.properties</w:t>
       </w:r>
-      <w:proofErr w:type="spellEnd"/>
     </w:p>
     <w:p>
       <w:pPr>
@@ -2725,26 +2720,16 @@
       <w:pPr>
         <w:spacing w:line="240" w:lineRule="auto"/>
       </w:pPr>
-      <w:proofErr w:type="spellStart"/>
-      <w:r>
-        <w:t>taskkill</w:t>
-      </w:r>
-      <w:proofErr w:type="spellEnd"/>
-      <w:r>
-        <w:t xml:space="preserve"> /F /IM java.exe</w:t>
-      </w:r>
-    </w:p>
-    <w:p>
-      <w:pPr>
-        <w:spacing w:line="240" w:lineRule="auto"/>
-      </w:pPr>
-      <w:proofErr w:type="spellStart"/>
-      <w:r>
-        <w:t>rmdir</w:t>
-      </w:r>
-      <w:proofErr w:type="spellEnd"/>
-      <w:r>
-        <w:t xml:space="preserve"> /S /Q C:\tmp\kraft-combined-logs</w:t>
+      <w:r>
+        <w:t>taskkill /F /IM java.exe</w:t>
+      </w:r>
+    </w:p>
+    <w:p>
+      <w:pPr>
+        <w:spacing w:line="240" w:lineRule="auto"/>
+      </w:pPr>
+      <w:r>
+        <w:t>rmdir /S /Q C:\tmp\kraft-combined-logs</w:t>
       </w:r>
     </w:p>
     <w:p>
@@ -2828,15 +2813,7 @@
         <w:spacing w:line="240" w:lineRule="auto"/>
       </w:pPr>
       <w:r>
-        <w:t>Edit config\kraft\</w:t>
-      </w:r>
-      <w:proofErr w:type="spellStart"/>
-      <w:r>
-        <w:t>server.properties</w:t>
-      </w:r>
-      <w:proofErr w:type="spellEnd"/>
-      <w:r>
-        <w:t>:</w:t>
+        <w:t>Edit config\kraft\server.properties:</w:t>
       </w:r>
     </w:p>
     <w:p>
@@ -2855,13 +2832,8 @@
         <w:t>✅</w:t>
       </w:r>
       <w:r>
-        <w:t xml:space="preserve"> Correct Way to Set </w:t>
-      </w:r>
-      <w:proofErr w:type="spellStart"/>
-      <w:r>
-        <w:t>log.dirs</w:t>
-      </w:r>
-      <w:proofErr w:type="spellEnd"/>
+        <w:t xml:space="preserve"> Correct Way to Set log.dirs</w:t>
+      </w:r>
     </w:p>
     <w:p>
       <w:pPr>
@@ -2926,13 +2898,8 @@
         <w:spacing w:line="240" w:lineRule="auto"/>
       </w:pPr>
       <w:r>
-        <w:t>.\bin\windows\kafka-server-start.bat config\kraft\</w:t>
-      </w:r>
-      <w:proofErr w:type="spellStart"/>
-      <w:r>
-        <w:t>server.properties</w:t>
-      </w:r>
-      <w:proofErr w:type="spellEnd"/>
+        <w:t>.\bin\windows\kafka-server-start.bat config\kraft\server.properties</w:t>
+      </w:r>
     </w:p>
     <w:p>
       <w:pPr>
@@ -2960,251 +2927,437 @@
         <w:spacing w:line="240" w:lineRule="auto"/>
       </w:pPr>
       <w:r>
+        <w:t>temporal operator namespace create --namespace ebips-rt1</w:t>
+      </w:r>
+    </w:p>
+    <w:p>
+      <w:pPr>
+        <w:spacing w:line="240" w:lineRule="auto"/>
+      </w:pPr>
+      <w:r>
+        <w:t>temporal operator search-attribute create --namespace ebips-rt1 --name PaymentStatus --type Keyword</w:t>
+      </w:r>
+    </w:p>
+    <w:p>
+      <w:pPr>
+        <w:spacing w:line="240" w:lineRule="auto"/>
+      </w:pPr>
+      <w:r>
+        <w:t>temporal operator search-attribute create --namespace ebips-rt1 --name FailureReason --type Text</w:t>
+      </w:r>
+    </w:p>
+    <w:p>
+      <w:pPr>
+        <w:spacing w:line="240" w:lineRule="auto"/>
+      </w:pPr>
+      <w:r>
+        <w:t>temporal operator search-attribute create --namespace ebips-rt1 --name IsFailure --type Bool</w:t>
+      </w:r>
+    </w:p>
+    <w:p>
+      <w:pPr>
+        <w:spacing w:line="240" w:lineRule="auto"/>
+      </w:pPr>
+      <w:r>
+        <w:t>temporal operator search-attribute create --namespace ebips-rt1 --name FailureTimestamp --type Datetime</w:t>
+      </w:r>
+    </w:p>
+    <w:p>
+      <w:pPr>
+        <w:spacing w:line="240" w:lineRule="auto"/>
+      </w:pPr>
+      <w:r>
+        <w:t>temporal operator search-attribute create --namespace ebips-rt1 --name FailureMessageKey --type Keyword</w:t>
+      </w:r>
+    </w:p>
+    <w:p>
+      <w:pPr>
+        <w:spacing w:line="240" w:lineRule="auto"/>
+      </w:pPr>
+    </w:p>
+    <w:tbl>
+      <w:tblPr>
+        <w:tblStyle w:val="TableGrid"/>
+        <w:tblW w:w="0" w:type="auto"/>
+        <w:tblLook w:val="04A0" w:firstRow="1" w:lastRow="0" w:firstColumn="1" w:lastColumn="0" w:noHBand="0" w:noVBand="1"/>
+      </w:tblPr>
+      <w:tblGrid>
+        <w:gridCol w:w="9350"/>
+      </w:tblGrid>
+      <w:tr>
+        <w:tc>
+          <w:tcPr>
+            <w:tcW w:w="9350" w:type="dxa"/>
+          </w:tcPr>
+          <w:p>
+            <w:r>
+              <w:t>Step 1: Stop Kafka completely</w:t>
+            </w:r>
+          </w:p>
+          <w:p>
+            <w:r>
+              <w:t>taskkill /F /IM java.exe</w:t>
+            </w:r>
+          </w:p>
+          <w:p>
+            <w:r>
+              <w:t>Step 2: Delete the data directory</w:t>
+            </w:r>
+          </w:p>
+          <w:p>
+            <w:r>
+              <w:t xml:space="preserve">rmdir /S /Q C:\tmp\kraft-combined-logs </w:t>
+            </w:r>
+          </w:p>
+          <w:p/>
+          <w:p>
+            <w:r>
+              <w:t>issues:</w:t>
+            </w:r>
+          </w:p>
+          <w:p/>
+          <w:p>
+            <w:r>
+              <w:rPr>
+                <w:rFonts w:ascii="Segoe UI Emoji" w:hAnsi="Segoe UI Emoji" w:cs="Segoe UI Emoji"/>
+              </w:rPr>
+              <w:t>✅</w:t>
+            </w:r>
+            <w:r>
+              <w:t xml:space="preserve"> Root Cause</w:t>
+            </w:r>
+          </w:p>
+          <w:p>
+            <w:r>
+              <w:t>Kafka (KRaft mode) requires a formatted storage directory before startup.</w:t>
+            </w:r>
+          </w:p>
+          <w:p>
+            <w:r>
+              <w:rPr>
+                <w:rFonts w:ascii="Segoe UI Emoji" w:hAnsi="Segoe UI Emoji" w:cs="Segoe UI Emoji"/>
+              </w:rPr>
+              <w:t>👉</w:t>
+            </w:r>
+            <w:r>
+              <w:t xml:space="preserve"> When you deleted kraft-combined-logs, you also deleted:</w:t>
+            </w:r>
+          </w:p>
+          <w:p>
+            <w:r>
+              <w:t>meta.properties</w:t>
+            </w:r>
+          </w:p>
+          <w:p/>
+          <w:p>
+            <w:r>
+              <w:t>This file contains:</w:t>
+            </w:r>
+          </w:p>
+          <w:p/>
+          <w:p>
+            <w:r>
+              <w:t>Cluster ID</w:t>
+            </w:r>
+          </w:p>
+          <w:p>
+            <w:r>
+              <w:t>Node ID</w:t>
+            </w:r>
+          </w:p>
+          <w:p>
+            <w:r>
+              <w:t>Metadata info</w:t>
+            </w:r>
+          </w:p>
+          <w:p/>
+          <w:p>
+            <w:r>
+              <w:t>Without it, Kafka cannot start.</w:t>
+            </w:r>
+          </w:p>
+          <w:p/>
+          <w:p/>
+          <w:p>
+            <w:r>
+              <w:t>Step-by-Step Solution</w:t>
+            </w:r>
+          </w:p>
+          <w:p>
+            <w:r>
+              <w:t>taskkill /F /IM java.exe</w:t>
+            </w:r>
+          </w:p>
+          <w:p>
+            <w:r>
+              <w:t>rmdir /S /Q C:\tmp\kraft-combined-logs</w:t>
+            </w:r>
+          </w:p>
+          <w:p/>
+          <w:p>
+            <w:r>
+              <w:t>.\bin\windows\kafka-storage.bat random-uuid</w:t>
+            </w:r>
+          </w:p>
+          <w:p>
+            <w:r>
+              <w:t>.\bin\windows\kafka-storage.bat format -t &lt;ID&gt; -c config\kraft\server.properties</w:t>
+            </w:r>
+          </w:p>
+          <w:p>
+            <w:r>
+              <w:t>.\bin\windows\kafka-server-start.bat config\kraft\server.properties</w:t>
+            </w:r>
+          </w:p>
+          <w:p/>
+          <w:p>
+            <w:r>
+              <w:t>again issues:</w:t>
+            </w:r>
+          </w:p>
+          <w:p/>
+          <w:p>
+            <w:r>
+              <w:t>Change log directory (avoid temp folder issues)</w:t>
+            </w:r>
+          </w:p>
+          <w:p>
+            <w:r>
+              <w:t>Edit config\kraft\server.properties:</w:t>
+            </w:r>
+          </w:p>
+          <w:p/>
+          <w:p>
+            <w:r>
+              <w:rPr>
+                <w:rFonts w:ascii="Segoe UI Emoji" w:hAnsi="Segoe UI Emoji" w:cs="Segoe UI Emoji"/>
+              </w:rPr>
+              <w:t>✅</w:t>
+            </w:r>
+            <w:r>
+              <w:t xml:space="preserve"> Correct Way to Set log.dirs</w:t>
+            </w:r>
+          </w:p>
+          <w:p>
+            <w:r>
+              <w:rPr>
+                <w:rFonts w:ascii="Segoe UI Emoji" w:hAnsi="Segoe UI Emoji" w:cs="Segoe UI Emoji"/>
+              </w:rPr>
+              <w:t>🔹</w:t>
+            </w:r>
+            <w:r>
+              <w:t xml:space="preserve"> Step 1: Open the config file</w:t>
+            </w:r>
+          </w:p>
+          <w:p>
+            <w:r>
+              <w:t>Go to:</w:t>
+            </w:r>
+          </w:p>
+          <w:p>
+            <w:r>
+              <w:t>C:\kafka\K\kafka_2.13-3.7.0\config\kraft\server.properties</w:t>
+            </w:r>
+          </w:p>
+          <w:p/>
+          <w:p>
+            <w:r>
+              <w:t>Open it in Notepad or any editor.</w:t>
+            </w:r>
+          </w:p>
+          <w:p/>
+          <w:p/>
+          <w:p/>
+          <w:p>
+            <w:r>
+              <w:t>.\bin\windows\kafka-server-start.bat config\kraft\server.properties</w:t>
+            </w:r>
+          </w:p>
+          <w:p/>
+          <w:p>
+            <w:r>
+              <w:t>temporal server start-dev</w:t>
+            </w:r>
+          </w:p>
+          <w:p>
+            <w:r>
+              <w:t>temporal workflow list --namespace demo</w:t>
+            </w:r>
+          </w:p>
+          <w:p>
+            <w:r>
+              <w:t>temporal operator namespace create --namespace ebips-rt1</w:t>
+            </w:r>
+          </w:p>
+          <w:p>
+            <w:r>
+              <w:lastRenderedPageBreak/>
+              <w:t>temporal operator search-attribute create --namespace ebips-rt1 --name PaymentStatus --type Keyword</w:t>
+            </w:r>
+          </w:p>
+          <w:p>
+            <w:r>
+              <w:t>temporal operator search-attribute create --namespace ebips-rt1 --name FailureReason --type Text</w:t>
+            </w:r>
+          </w:p>
+          <w:p>
+            <w:r>
+              <w:t>temporal operator search-attribute create --namespace ebips-rt1 --name IsFailure --type Bool</w:t>
+            </w:r>
+          </w:p>
+          <w:p>
+            <w:r>
+              <w:t>temporal operator search-attribute create --namespace ebips-rt1 --name FailureTimestamp --type Datetime</w:t>
+            </w:r>
+          </w:p>
+          <w:p>
+            <w:r>
+              <w:t>temporal operator search-attribute create --namespace ebips-rt1 --name FailureMessageKey --type Keyword</w:t>
+            </w:r>
+          </w:p>
+          <w:p>
+            <w:r>
+              <w:t>temporal operator search-attribute create --namespace ebips-rt1 --name RejectionCode --type Keyword</w:t>
+            </w:r>
+          </w:p>
+          <w:p>
+            <w:r>
+              <w:t>temporal operator search-attribute create --namespace ebips-rt1 --name PipelineStage --type Keyword</w:t>
+            </w:r>
+          </w:p>
+          <w:p/>
+          <w:p/>
+          <w:p>
+            <w:r>
+              <w:t>tctl admin cluster add-search-attributes --name RejectionCode --type Keyword</w:t>
+            </w:r>
+          </w:p>
+          <w:p>
+            <w:r>
+              <w:t>temporal operator search-attribute create --namespace ebips-rt1 --name RejectionCode --type Keyword</w:t>
+            </w:r>
+          </w:p>
+          <w:p/>
+          <w:p/>
+          <w:p>
+            <w:r>
+              <w:t>temporal operator search-attribute create --namespace ebips-rt1 --name PipelineStage --type Keyword</w:t>
+            </w:r>
+          </w:p>
+        </w:tc>
+      </w:tr>
+    </w:tbl>
+    <w:p>
+      <w:pPr>
+        <w:spacing w:line="240" w:lineRule="auto"/>
+      </w:pPr>
+    </w:p>
+    <w:p>
+      <w:pPr>
+        <w:spacing w:line="240" w:lineRule="auto"/>
+      </w:pPr>
+    </w:p>
+    <w:p>
+      <w:pPr>
+        <w:spacing w:line="240" w:lineRule="auto"/>
+      </w:pPr>
+    </w:p>
+    <w:p>
+      <w:pPr>
+        <w:spacing w:line="240" w:lineRule="auto"/>
+      </w:pPr>
+      <w:r>
+        <w:t>***********************************************************************************</w:t>
+      </w:r>
+    </w:p>
+    <w:p>
+      <w:pPr>
+        <w:spacing w:line="240" w:lineRule="auto"/>
+      </w:pPr>
+      <w:r>
+        <w:t>.\bin\windows\kafka-server-start.bat config\kraft\server.properties</w:t>
+      </w:r>
+    </w:p>
+    <w:p>
+      <w:pPr>
+        <w:spacing w:line="240" w:lineRule="auto"/>
+      </w:pPr>
+    </w:p>
+    <w:p>
+      <w:pPr>
+        <w:spacing w:line="240" w:lineRule="auto"/>
+      </w:pPr>
+      <w:r>
+        <w:t>temporal server start-dev</w:t>
+      </w:r>
+    </w:p>
+    <w:p>
+      <w:pPr>
+        <w:spacing w:line="240" w:lineRule="auto"/>
+      </w:pPr>
+      <w:r>
+        <w:t>temporal workflow list --namespace demo</w:t>
+      </w:r>
+    </w:p>
+    <w:p>
+      <w:pPr>
+        <w:spacing w:line="240" w:lineRule="auto"/>
+      </w:pPr>
+      <w:r>
+        <w:t>temporal operator namespace create --namespace ebips-rt1</w:t>
+      </w:r>
+    </w:p>
+    <w:p>
+      <w:pPr>
+        <w:spacing w:line="240" w:lineRule="auto"/>
+      </w:pPr>
+      <w:r>
+        <w:t>temporal operator search-attribute create --namespace ebips-rt1 --name PaymentStatus --type Keyword</w:t>
+      </w:r>
+    </w:p>
+    <w:p>
+      <w:pPr>
+        <w:spacing w:line="240" w:lineRule="auto"/>
+      </w:pPr>
+      <w:r>
+        <w:t>temporal operator search-attribute create --namespace ebips-rt1 --name FailureReason --type Text</w:t>
+      </w:r>
+    </w:p>
+    <w:p>
+      <w:pPr>
+        <w:spacing w:line="240" w:lineRule="auto"/>
+      </w:pPr>
+      <w:r>
+        <w:t>temporal operator search-attribute create --namespace ebips-rt1 --name IsFailure --type Bool</w:t>
+      </w:r>
+    </w:p>
+    <w:p>
+      <w:pPr>
+        <w:spacing w:line="240" w:lineRule="auto"/>
+      </w:pPr>
+      <w:r>
         <w:lastRenderedPageBreak/>
-        <w:t>temporal operator namespace create --namespace ebips-rt1</w:t>
-      </w:r>
-    </w:p>
-    <w:p>
-      <w:pPr>
-        <w:spacing w:line="240" w:lineRule="auto"/>
-      </w:pPr>
-      <w:r>
-        <w:t xml:space="preserve">temporal operator search-attribute create --namespace ebips-rt1 --name </w:t>
-      </w:r>
-      <w:proofErr w:type="spellStart"/>
-      <w:r>
-        <w:t>PaymentStatus</w:t>
-      </w:r>
-      <w:proofErr w:type="spellEnd"/>
-      <w:r>
-        <w:t xml:space="preserve"> --type Keyword</w:t>
-      </w:r>
-    </w:p>
-    <w:p>
-      <w:pPr>
-        <w:spacing w:line="240" w:lineRule="auto"/>
-      </w:pPr>
-      <w:r>
-        <w:t xml:space="preserve">temporal operator search-attribute create --namespace ebips-rt1 --name </w:t>
-      </w:r>
-      <w:proofErr w:type="spellStart"/>
-      <w:r>
-        <w:t>FailureReason</w:t>
-      </w:r>
-      <w:proofErr w:type="spellEnd"/>
-      <w:r>
-        <w:t xml:space="preserve"> --type Text</w:t>
-      </w:r>
-    </w:p>
-    <w:p>
-      <w:pPr>
-        <w:spacing w:line="240" w:lineRule="auto"/>
-      </w:pPr>
-      <w:r>
-        <w:t xml:space="preserve">temporal operator search-attribute create --namespace ebips-rt1 --name </w:t>
-      </w:r>
-      <w:proofErr w:type="spellStart"/>
-      <w:r>
-        <w:t>IsFailure</w:t>
-      </w:r>
-      <w:proofErr w:type="spellEnd"/>
-      <w:r>
-        <w:t xml:space="preserve"> --type Bool</w:t>
-      </w:r>
-    </w:p>
-    <w:p>
-      <w:pPr>
-        <w:spacing w:line="240" w:lineRule="auto"/>
-      </w:pPr>
-      <w:r>
-        <w:t xml:space="preserve">temporal operator search-attribute create --namespace ebips-rt1 --name </w:t>
-      </w:r>
-      <w:proofErr w:type="spellStart"/>
-      <w:r>
-        <w:t>FailureTimestamp</w:t>
-      </w:r>
-      <w:proofErr w:type="spellEnd"/>
-      <w:r>
-        <w:t xml:space="preserve"> --type Datetime</w:t>
-      </w:r>
-    </w:p>
-    <w:p>
-      <w:pPr>
-        <w:spacing w:line="240" w:lineRule="auto"/>
-      </w:pPr>
-      <w:r>
-        <w:t xml:space="preserve">temporal operator search-attribute create --namespace ebips-rt1 --name </w:t>
-      </w:r>
-      <w:proofErr w:type="spellStart"/>
-      <w:r>
-        <w:t>FailureMessageKey</w:t>
-      </w:r>
-      <w:proofErr w:type="spellEnd"/>
-      <w:r>
-        <w:t xml:space="preserve"> --type Keyword</w:t>
-      </w:r>
-    </w:p>
-    <w:p>
-      <w:pPr>
-        <w:spacing w:line="240" w:lineRule="auto"/>
-      </w:pPr>
-    </w:p>
-    <w:p>
-      <w:pPr>
-        <w:spacing w:line="240" w:lineRule="auto"/>
-      </w:pPr>
-    </w:p>
-    <w:p>
-      <w:pPr>
-        <w:spacing w:line="240" w:lineRule="auto"/>
-      </w:pPr>
-    </w:p>
-    <w:p>
-      <w:pPr>
-        <w:spacing w:line="240" w:lineRule="auto"/>
-      </w:pPr>
-    </w:p>
-    <w:p>
-      <w:pPr>
-        <w:spacing w:line="240" w:lineRule="auto"/>
-      </w:pPr>
-      <w:r>
-        <w:t>***********************************************************************************</w:t>
-      </w:r>
-    </w:p>
-    <w:p>
-      <w:pPr>
-        <w:spacing w:line="240" w:lineRule="auto"/>
-      </w:pPr>
-      <w:r>
-        <w:t>.\bin\windows\kafka-server-start.bat config\kraft\</w:t>
-      </w:r>
-      <w:proofErr w:type="spellStart"/>
-      <w:r>
-        <w:t>server.properties</w:t>
-      </w:r>
-      <w:proofErr w:type="spellEnd"/>
-    </w:p>
-    <w:p>
-      <w:pPr>
-        <w:spacing w:line="240" w:lineRule="auto"/>
-      </w:pPr>
-    </w:p>
-    <w:p>
-      <w:pPr>
-        <w:spacing w:line="240" w:lineRule="auto"/>
-      </w:pPr>
-      <w:r>
-        <w:t>temporal server start-dev</w:t>
-      </w:r>
-    </w:p>
-    <w:p>
-      <w:pPr>
-        <w:spacing w:line="240" w:lineRule="auto"/>
-      </w:pPr>
-      <w:r>
-        <w:t>temporal workflow list --namespace demo</w:t>
-      </w:r>
-    </w:p>
-    <w:p>
-      <w:pPr>
-        <w:spacing w:line="240" w:lineRule="auto"/>
-      </w:pPr>
-      <w:r>
-        <w:t>temporal operator namespace create --namespace ebips-rt1</w:t>
-      </w:r>
-    </w:p>
-    <w:p>
-      <w:pPr>
-        <w:spacing w:line="240" w:lineRule="auto"/>
-      </w:pPr>
-      <w:r>
-        <w:t xml:space="preserve">temporal operator search-attribute create --namespace ebips-rt1 --name </w:t>
-      </w:r>
-      <w:proofErr w:type="spellStart"/>
-      <w:r>
-        <w:t>PaymentStatus</w:t>
-      </w:r>
-      <w:proofErr w:type="spellEnd"/>
-      <w:r>
-        <w:t xml:space="preserve"> --type Keyword</w:t>
-      </w:r>
-    </w:p>
-    <w:p>
-      <w:pPr>
-        <w:spacing w:line="240" w:lineRule="auto"/>
-      </w:pPr>
-      <w:r>
-        <w:t xml:space="preserve">temporal operator search-attribute create --namespace ebips-rt1 --name </w:t>
-      </w:r>
-      <w:proofErr w:type="spellStart"/>
-      <w:r>
-        <w:t>FailureReason</w:t>
-      </w:r>
-      <w:proofErr w:type="spellEnd"/>
-      <w:r>
-        <w:t xml:space="preserve"> --type Text</w:t>
-      </w:r>
-    </w:p>
-    <w:p>
-      <w:pPr>
-        <w:spacing w:line="240" w:lineRule="auto"/>
-      </w:pPr>
-      <w:r>
-        <w:t xml:space="preserve">temporal operator search-attribute create --namespace ebips-rt1 --name </w:t>
-      </w:r>
-      <w:proofErr w:type="spellStart"/>
-      <w:r>
-        <w:t>IsFailure</w:t>
-      </w:r>
-      <w:proofErr w:type="spellEnd"/>
-      <w:r>
-        <w:t xml:space="preserve"> --type Bool</w:t>
-      </w:r>
-    </w:p>
-    <w:p>
-      <w:pPr>
-        <w:spacing w:line="240" w:lineRule="auto"/>
-      </w:pPr>
-      <w:r>
-        <w:t xml:space="preserve">temporal operator search-attribute create --namespace ebips-rt1 --name </w:t>
-      </w:r>
-      <w:proofErr w:type="spellStart"/>
-      <w:r>
-        <w:t>FailureTimestamp</w:t>
-      </w:r>
-      <w:proofErr w:type="spellEnd"/>
-      <w:r>
-        <w:t xml:space="preserve"> --type Datetime</w:t>
-      </w:r>
-    </w:p>
-    <w:p>
-      <w:pPr>
-        <w:spacing w:line="240" w:lineRule="auto"/>
-      </w:pPr>
-      <w:r>
-        <w:t xml:space="preserve">temporal operator search-attribute create --namespace ebips-rt1 --name </w:t>
-      </w:r>
-      <w:proofErr w:type="spellStart"/>
-      <w:r>
-        <w:t>FailureMessageKey</w:t>
-      </w:r>
-      <w:proofErr w:type="spellEnd"/>
-      <w:r>
-        <w:t xml:space="preserve"> --type Keyword</w:t>
-      </w:r>
-    </w:p>
-    <w:p>
-      <w:pPr>
-        <w:spacing w:line="240" w:lineRule="auto"/>
-      </w:pPr>
-    </w:p>
-    <w:p>
-      <w:pPr>
-        <w:spacing w:line="240" w:lineRule="auto"/>
-      </w:pPr>
-      <w:r>
-        <w:lastRenderedPageBreak/>
+        <w:t>temporal operator search-attribute create --namespace ebips-rt1 --name FailureTimestamp --type Datetime</w:t>
+      </w:r>
+    </w:p>
+    <w:p>
+      <w:pPr>
+        <w:spacing w:line="240" w:lineRule="auto"/>
+      </w:pPr>
+      <w:r>
+        <w:t>temporal operator search-attribute create --namespace ebips-rt1 --name FailureMessageKey --type Keyword</w:t>
+      </w:r>
+    </w:p>
+    <w:p>
+      <w:pPr>
+        <w:spacing w:line="240" w:lineRule="auto"/>
+      </w:pPr>
+    </w:p>
+    <w:p>
+      <w:pPr>
+        <w:spacing w:line="240" w:lineRule="auto"/>
+      </w:pPr>
+      <w:r>
         <w:t>================================================================</w:t>
       </w:r>
     </w:p>
@@ -3284,34 +3437,21 @@
         <w:spacing w:line="240" w:lineRule="auto"/>
       </w:pPr>
       <w:r>
-        <w:t xml:space="preserve">C24 Transformation -&gt; </w:t>
-      </w:r>
-      <w:proofErr w:type="spellStart"/>
-      <w:r>
-        <w:t>Prowide</w:t>
-      </w:r>
-      <w:proofErr w:type="spellEnd"/>
-      <w:r>
-        <w:t xml:space="preserve"> ISO 20022 9.x</w:t>
-      </w:r>
-    </w:p>
-    <w:p>
-      <w:pPr>
-        <w:spacing w:line="240" w:lineRule="auto"/>
-      </w:pPr>
-    </w:p>
-    <w:p>
-      <w:pPr>
-        <w:spacing w:line="240" w:lineRule="auto"/>
-      </w:pPr>
-      <w:r>
-        <w:t xml:space="preserve">Object Mapping -&gt; </w:t>
-      </w:r>
-      <w:proofErr w:type="spellStart"/>
-      <w:r>
-        <w:t>MapStruct</w:t>
-      </w:r>
-      <w:proofErr w:type="spellEnd"/>
+        <w:t>C24 Transformation -&gt; Prowide ISO 20022 9.x</w:t>
+      </w:r>
+    </w:p>
+    <w:p>
+      <w:pPr>
+        <w:spacing w:line="240" w:lineRule="auto"/>
+      </w:pPr>
+    </w:p>
+    <w:p>
+      <w:pPr>
+        <w:spacing w:line="240" w:lineRule="auto"/>
+      </w:pPr>
+      <w:r>
+        <w:t>Object Mapping -&gt; MapStruct</w:t>
+      </w:r>
     </w:p>
     <w:p>
       <w:pPr>
@@ -3362,15 +3502,7 @@
         <w:spacing w:line="240" w:lineRule="auto"/>
       </w:pPr>
       <w:r>
-        <w:t xml:space="preserve">Messaging -&gt; HTTP REST, JMS (Kafka + </w:t>
-      </w:r>
-      <w:proofErr w:type="spellStart"/>
-      <w:r>
-        <w:t>gRPC</w:t>
-      </w:r>
-      <w:proofErr w:type="spellEnd"/>
-      <w:r>
-        <w:t>)</w:t>
+        <w:t>Messaging -&gt; HTTP REST, JMS (Kafka + gRPC)</w:t>
       </w:r>
     </w:p>
     <w:p>
@@ -3384,38 +3516,6 @@
       </w:pPr>
       <w:r>
         <w:t>Gateway Framework -&gt; Spring Integration</w:t>
-      </w:r>
-    </w:p>
-    <w:p>
-      <w:pPr>
-        <w:spacing w:line="240" w:lineRule="auto"/>
-      </w:pPr>
-      <w:r>
-        <w:t xml:space="preserve"> </w:t>
-      </w:r>
-    </w:p>
-    <w:p>
-      <w:pPr>
-        <w:spacing w:line="240" w:lineRule="auto"/>
-      </w:pPr>
-      <w:r>
-        <w:t xml:space="preserve">with this try to follow all the steps and implement the project </w:t>
-      </w:r>
-    </w:p>
-    <w:p>
-      <w:pPr>
-        <w:spacing w:line="240" w:lineRule="auto"/>
-      </w:pPr>
-      <w:r>
-        <w:t xml:space="preserve"> </w:t>
-      </w:r>
-    </w:p>
-    <w:p>
-      <w:pPr>
-        <w:spacing w:line="240" w:lineRule="auto"/>
-      </w:pPr>
-      <w:r>
-        <w:t>so basically what we are doing is implementing rt1 with open source code in CG...</w:t>
       </w:r>
     </w:p>
     <w:p>
@@ -3432,15 +3532,7 @@
         <w:spacing w:line="240" w:lineRule="auto"/>
       </w:pPr>
       <w:r>
-        <w:t xml:space="preserve">and only use </w:t>
-      </w:r>
-      <w:proofErr w:type="spellStart"/>
-      <w:r>
-        <w:t>claude</w:t>
-      </w:r>
-      <w:proofErr w:type="spellEnd"/>
-      <w:r>
-        <w:t>-sonnet which is 1x</w:t>
+        <w:t xml:space="preserve">with this try to follow all the steps and implement the project </w:t>
       </w:r>
     </w:p>
     <w:p>
@@ -3455,13 +3547,8 @@
       <w:pPr>
         <w:spacing w:line="240" w:lineRule="auto"/>
       </w:pPr>
-      <w:proofErr w:type="spellStart"/>
-      <w:r>
-        <w:t>donot</w:t>
-      </w:r>
-      <w:proofErr w:type="spellEnd"/>
-      <w:r>
-        <w:t xml:space="preserve"> use any other model</w:t>
+      <w:r>
+        <w:t>so basically what we are doing is implementing rt1 with open source code in CG...</w:t>
       </w:r>
     </w:p>
     <w:p>
@@ -3477,15 +3564,39 @@
         <w:spacing w:line="240" w:lineRule="auto"/>
       </w:pPr>
       <w:r>
-        <w:t xml:space="preserve">opus4.7 is 15x so it will only have 20 request </w:t>
-      </w:r>
-      <w:proofErr w:type="spellStart"/>
-      <w:r>
-        <w:t>permonth</w:t>
-      </w:r>
-      <w:proofErr w:type="spellEnd"/>
-      <w:r>
-        <w:t>.. so be cautious</w:t>
+        <w:t>and only use claude-sonnet which is 1x</w:t>
+      </w:r>
+    </w:p>
+    <w:p>
+      <w:pPr>
+        <w:spacing w:line="240" w:lineRule="auto"/>
+      </w:pPr>
+      <w:r>
+        <w:t xml:space="preserve"> </w:t>
+      </w:r>
+    </w:p>
+    <w:p>
+      <w:pPr>
+        <w:spacing w:line="240" w:lineRule="auto"/>
+      </w:pPr>
+      <w:r>
+        <w:t>donot use any other model</w:t>
+      </w:r>
+    </w:p>
+    <w:p>
+      <w:pPr>
+        <w:spacing w:line="240" w:lineRule="auto"/>
+      </w:pPr>
+      <w:r>
+        <w:t xml:space="preserve"> </w:t>
+      </w:r>
+    </w:p>
+    <w:p>
+      <w:pPr>
+        <w:spacing w:line="240" w:lineRule="auto"/>
+      </w:pPr>
+      <w:r>
+        <w:t>opus4.7 is 15x so it will only have 20 request permonth.. so be cautious</w:t>
       </w:r>
     </w:p>
     <w:p>
@@ -3501,13 +3612,8 @@
         <w:spacing w:line="240" w:lineRule="auto"/>
       </w:pPr>
       <w:r>
-        <w:t>.\bin\windows\kafka-server-start.bat config\kraft\</w:t>
-      </w:r>
-      <w:proofErr w:type="spellStart"/>
-      <w:r>
-        <w:t>server.properties</w:t>
-      </w:r>
-      <w:proofErr w:type="spellEnd"/>
+        <w:t>.\bin\windows\kafka-server-start.bat config\kraft\server.properties</w:t>
+      </w:r>
     </w:p>
     <w:p>
       <w:pPr>
@@ -3543,79 +3649,39 @@
         <w:spacing w:line="240" w:lineRule="auto"/>
       </w:pPr>
       <w:r>
-        <w:t xml:space="preserve">temporal operator search-attribute create --namespace ebips-rt1 --name </w:t>
-      </w:r>
-      <w:proofErr w:type="spellStart"/>
-      <w:r>
-        <w:t>PaymentStatus</w:t>
-      </w:r>
-      <w:proofErr w:type="spellEnd"/>
-      <w:r>
-        <w:t xml:space="preserve"> --type Keyword</w:t>
-      </w:r>
-    </w:p>
-    <w:p>
-      <w:pPr>
-        <w:spacing w:line="240" w:lineRule="auto"/>
-      </w:pPr>
-      <w:r>
-        <w:t xml:space="preserve">temporal operator search-attribute create --namespace ebips-rt1 --name </w:t>
-      </w:r>
-      <w:proofErr w:type="spellStart"/>
-      <w:r>
-        <w:t>FailureReason</w:t>
-      </w:r>
-      <w:proofErr w:type="spellEnd"/>
-      <w:r>
-        <w:t xml:space="preserve"> --type Text</w:t>
-      </w:r>
-    </w:p>
-    <w:p>
-      <w:pPr>
-        <w:spacing w:line="240" w:lineRule="auto"/>
-      </w:pPr>
-      <w:r>
-        <w:t xml:space="preserve">temporal operator search-attribute create --namespace ebips-rt1 --name </w:t>
-      </w:r>
-      <w:proofErr w:type="spellStart"/>
-      <w:r>
-        <w:t>IsFailure</w:t>
-      </w:r>
-      <w:proofErr w:type="spellEnd"/>
-      <w:r>
-        <w:t xml:space="preserve"> --type Bool</w:t>
-      </w:r>
-    </w:p>
-    <w:p>
-      <w:pPr>
-        <w:spacing w:line="240" w:lineRule="auto"/>
-      </w:pPr>
-      <w:r>
-        <w:t xml:space="preserve">temporal operator search-attribute create --namespace ebips-rt1 --name </w:t>
-      </w:r>
-      <w:proofErr w:type="spellStart"/>
-      <w:r>
-        <w:t>FailureTimestamp</w:t>
-      </w:r>
-      <w:proofErr w:type="spellEnd"/>
-      <w:r>
-        <w:t xml:space="preserve"> --type Datetime</w:t>
-      </w:r>
-    </w:p>
-    <w:p>
-      <w:pPr>
-        <w:spacing w:line="240" w:lineRule="auto"/>
-      </w:pPr>
-      <w:r>
-        <w:t xml:space="preserve">temporal operator search-attribute create --namespace ebips-rt1 --name </w:t>
-      </w:r>
-      <w:proofErr w:type="spellStart"/>
-      <w:r>
-        <w:t>FailureMessageKey</w:t>
-      </w:r>
-      <w:proofErr w:type="spellEnd"/>
-      <w:r>
-        <w:t xml:space="preserve"> --type Keyword</w:t>
+        <w:t>temporal operator search-attribute create --namespace ebips-rt1 --name PaymentStatus --type Keyword</w:t>
+      </w:r>
+    </w:p>
+    <w:p>
+      <w:pPr>
+        <w:spacing w:line="240" w:lineRule="auto"/>
+      </w:pPr>
+      <w:r>
+        <w:t>temporal operator search-attribute create --namespace ebips-rt1 --name FailureReason --type Text</w:t>
+      </w:r>
+    </w:p>
+    <w:p>
+      <w:pPr>
+        <w:spacing w:line="240" w:lineRule="auto"/>
+      </w:pPr>
+      <w:r>
+        <w:t>temporal operator search-attribute create --namespace ebips-rt1 --name IsFailure --type Bool</w:t>
+      </w:r>
+    </w:p>
+    <w:p>
+      <w:pPr>
+        <w:spacing w:line="240" w:lineRule="auto"/>
+      </w:pPr>
+      <w:r>
+        <w:t>temporal operator search-attribute create --namespace ebips-rt1 --name FailureTimestamp --type Datetime</w:t>
+      </w:r>
+    </w:p>
+    <w:p>
+      <w:pPr>
+        <w:spacing w:line="240" w:lineRule="auto"/>
+      </w:pPr>
+      <w:r>
+        <w:t>temporal operator search-attribute create --namespace ebips-rt1 --name FailureMessageKey --type Keyword</w:t>
       </w:r>
     </w:p>
     <w:p>
@@ -3678,7 +3744,6 @@
         <w:spacing w:line="240" w:lineRule="auto"/>
       </w:pPr>
       <w:r>
-        <w:lastRenderedPageBreak/>
         <w:t># Start workflow</w:t>
       </w:r>
     </w:p>
@@ -3711,15 +3776,7 @@
         <w:spacing w:line="240" w:lineRule="auto"/>
       </w:pPr>
       <w:r>
-        <w:t xml:space="preserve">  --type </w:t>
-      </w:r>
-      <w:proofErr w:type="spellStart"/>
-      <w:r>
-        <w:t>DemoWorkflow</w:t>
-      </w:r>
-      <w:proofErr w:type="spellEnd"/>
-      <w:r>
-        <w:t xml:space="preserve"> \</w:t>
+        <w:t xml:space="preserve">  --type DemoWorkflow \</w:t>
       </w:r>
     </w:p>
     <w:p>
@@ -3766,15 +3823,7 @@
         <w:spacing w:line="240" w:lineRule="auto"/>
       </w:pPr>
       <w:r>
-        <w:t xml:space="preserve">temporal operator search-attribute create --namespace ebips-rt1 --name </w:t>
-      </w:r>
-      <w:proofErr w:type="spellStart"/>
-      <w:r>
-        <w:t>PaymentStatus</w:t>
-      </w:r>
-      <w:proofErr w:type="spellEnd"/>
-      <w:r>
-        <w:t xml:space="preserve"> --type Keyword</w:t>
+        <w:t>temporal operator search-attribute create --namespace ebips-rt1 --name PaymentStatus --type Keyword</w:t>
       </w:r>
     </w:p>
     <w:p>
@@ -3847,15 +3896,7 @@
         <w:spacing w:line="240" w:lineRule="auto"/>
       </w:pPr>
       <w:r>
-        <w:t xml:space="preserve">  --name </w:t>
-      </w:r>
-      <w:proofErr w:type="spellStart"/>
-      <w:r>
-        <w:t>FailureReason</w:t>
-      </w:r>
-      <w:proofErr w:type="spellEnd"/>
-      <w:r>
-        <w:t xml:space="preserve"> \</w:t>
+        <w:t xml:space="preserve">  --name FailureReason \</w:t>
       </w:r>
     </w:p>
     <w:p>
@@ -3864,38 +3905,6 @@
       </w:pPr>
       <w:r>
         <w:t xml:space="preserve">  --type Text</w:t>
-      </w:r>
-    </w:p>
-    <w:p>
-      <w:pPr>
-        <w:spacing w:line="240" w:lineRule="auto"/>
-      </w:pPr>
-      <w:r>
-        <w:t xml:space="preserve">  </w:t>
-      </w:r>
-    </w:p>
-    <w:p>
-      <w:pPr>
-        <w:spacing w:line="240" w:lineRule="auto"/>
-      </w:pPr>
-      <w:r>
-        <w:t xml:space="preserve">  temporal operator search-attribute create --namespace ebips-rt1 --name </w:t>
-      </w:r>
-      <w:proofErr w:type="spellStart"/>
-      <w:r>
-        <w:t>FailureReason</w:t>
-      </w:r>
-      <w:proofErr w:type="spellEnd"/>
-      <w:r>
-        <w:t xml:space="preserve"> --type Text</w:t>
-      </w:r>
-    </w:p>
-    <w:p>
-      <w:pPr>
-        <w:spacing w:line="240" w:lineRule="auto"/>
-      </w:pPr>
-      <w:r>
-        <w:t xml:space="preserve">  </w:t>
       </w:r>
     </w:p>
     <w:p>
@@ -3912,6 +3921,30 @@
         <w:spacing w:line="240" w:lineRule="auto"/>
       </w:pPr>
       <w:r>
+        <w:t xml:space="preserve">  temporal operator search-attribute create --namespace ebips-rt1 --name FailureReason --type Text</w:t>
+      </w:r>
+    </w:p>
+    <w:p>
+      <w:pPr>
+        <w:spacing w:line="240" w:lineRule="auto"/>
+      </w:pPr>
+      <w:r>
+        <w:t xml:space="preserve">  </w:t>
+      </w:r>
+    </w:p>
+    <w:p>
+      <w:pPr>
+        <w:spacing w:line="240" w:lineRule="auto"/>
+      </w:pPr>
+      <w:r>
+        <w:t xml:space="preserve">  </w:t>
+      </w:r>
+    </w:p>
+    <w:p>
+      <w:pPr>
+        <w:spacing w:line="240" w:lineRule="auto"/>
+      </w:pPr>
+      <w:r>
         <w:t xml:space="preserve">  temporal operator search-attribute create \</w:t>
       </w:r>
     </w:p>
@@ -3928,15 +3961,7 @@
         <w:spacing w:line="240" w:lineRule="auto"/>
       </w:pPr>
       <w:r>
-        <w:t xml:space="preserve">  --name </w:t>
-      </w:r>
-      <w:proofErr w:type="spellStart"/>
-      <w:r>
-        <w:t>IsFailure</w:t>
-      </w:r>
-      <w:proofErr w:type="spellEnd"/>
-      <w:r>
-        <w:t xml:space="preserve"> \</w:t>
+        <w:t xml:space="preserve">  --name IsFailure \</w:t>
       </w:r>
     </w:p>
     <w:p>
@@ -3968,15 +3993,7 @@
         <w:spacing w:line="240" w:lineRule="auto"/>
       </w:pPr>
       <w:r>
-        <w:t xml:space="preserve">    temporal operator search-attribute create --namespace ebips-rt1 --name </w:t>
-      </w:r>
-      <w:proofErr w:type="spellStart"/>
-      <w:r>
-        <w:t>IsFailure</w:t>
-      </w:r>
-      <w:proofErr w:type="spellEnd"/>
-      <w:r>
-        <w:t xml:space="preserve"> --type Bool</w:t>
+        <w:t xml:space="preserve">    temporal operator search-attribute create --namespace ebips-rt1 --name IsFailure --type Bool</w:t>
       </w:r>
     </w:p>
     <w:p>
@@ -4026,15 +4043,7 @@
         <w:spacing w:line="240" w:lineRule="auto"/>
       </w:pPr>
       <w:r>
-        <w:t xml:space="preserve">  --name </w:t>
-      </w:r>
-      <w:proofErr w:type="spellStart"/>
-      <w:r>
-        <w:t>FailureMessageKey</w:t>
-      </w:r>
-      <w:proofErr w:type="spellEnd"/>
-      <w:r>
-        <w:t xml:space="preserve"> \</w:t>
+        <w:t xml:space="preserve">  --name FailureMessageKey \</w:t>
       </w:r>
     </w:p>
     <w:p>
@@ -4058,15 +4067,7 @@
         <w:spacing w:line="240" w:lineRule="auto"/>
       </w:pPr>
       <w:r>
-        <w:t xml:space="preserve">      temporal operator search-attribute create --namespace ebips-rt1 --name </w:t>
-      </w:r>
-      <w:proofErr w:type="spellStart"/>
-      <w:r>
-        <w:t>FailureMessageKey</w:t>
-      </w:r>
-      <w:proofErr w:type="spellEnd"/>
-      <w:r>
-        <w:t xml:space="preserve"> --type Bool</w:t>
+        <w:t xml:space="preserve">      temporal operator search-attribute create --namespace ebips-rt1 --name FailureMessageKey --type Bool</w:t>
       </w:r>
     </w:p>
     <w:p>
@@ -4109,15 +4110,7 @@
         <w:spacing w:line="240" w:lineRule="auto"/>
       </w:pPr>
       <w:r>
-        <w:t xml:space="preserve">  --name </w:t>
-      </w:r>
-      <w:proofErr w:type="spellStart"/>
-      <w:r>
-        <w:t>FailureTimestamp</w:t>
-      </w:r>
-      <w:proofErr w:type="spellEnd"/>
-      <w:r>
-        <w:t xml:space="preserve"> \</w:t>
+        <w:t xml:space="preserve">  --name FailureTimestamp \</w:t>
       </w:r>
     </w:p>
     <w:p>
@@ -4143,15 +4136,7 @@
         <w:spacing w:line="240" w:lineRule="auto"/>
       </w:pPr>
       <w:r>
-        <w:t xml:space="preserve">      temporal operator search-attribute create --namespace ebips-rt1 --name </w:t>
-      </w:r>
-      <w:proofErr w:type="spellStart"/>
-      <w:r>
-        <w:t>FailureTimestamp</w:t>
-      </w:r>
-      <w:proofErr w:type="spellEnd"/>
-      <w:r>
-        <w:t xml:space="preserve"> --type Datetime</w:t>
+        <w:t xml:space="preserve">      temporal operator search-attribute create --namespace ebips-rt1 --name FailureTimestamp --type Datetime</w:t>
       </w:r>
     </w:p>
     <w:p>
@@ -4167,650 +4152,291 @@
         <w:spacing w:line="240" w:lineRule="auto"/>
       </w:pPr>
       <w:r>
+        <w:t>temporal operator search-attribute remove --namespace ebips-rt1 --name FailureMessageKey</w:t>
+      </w:r>
+    </w:p>
+    <w:p>
+      <w:pPr>
+        <w:spacing w:line="240" w:lineRule="auto"/>
+      </w:pPr>
+    </w:p>
+    <w:p>
+      <w:pPr>
+        <w:spacing w:line="240" w:lineRule="auto"/>
+      </w:pPr>
+      <w:r>
+        <w:t>temporal operator search-attribute create --namespace ebips-rt1 --name FailureMessageKey --type Keyword</w:t>
+      </w:r>
+    </w:p>
+    <w:p>
+      <w:pPr>
+        <w:spacing w:line="240" w:lineRule="auto"/>
+      </w:pPr>
+      <w:r>
+        <w:t xml:space="preserve">  </w:t>
+      </w:r>
+    </w:p>
+    <w:p>
+      <w:pPr>
+        <w:spacing w:line="240" w:lineRule="auto"/>
+      </w:pPr>
+    </w:p>
+    <w:p>
+      <w:pPr>
+        <w:spacing w:line="240" w:lineRule="auto"/>
+      </w:pPr>
+      <w:r>
+        <w:t>``</w:t>
+      </w:r>
+    </w:p>
+    <w:p>
+      <w:pPr>
+        <w:spacing w:line="240" w:lineRule="auto"/>
+      </w:pPr>
+      <w:r>
+        <w:t>----------------------------------</w:t>
+      </w:r>
+    </w:p>
+    <w:p>
+      <w:pPr>
+        <w:spacing w:line="240" w:lineRule="auto"/>
+      </w:pPr>
+      <w:r>
+        <w:t>Task Queue: ebips-rt1-payment</w:t>
+      </w:r>
+    </w:p>
+    <w:p>
+      <w:pPr>
+        <w:spacing w:line="240" w:lineRule="auto"/>
+      </w:pPr>
+      <w:r>
+        <w:t>Workflow Type: InboundCTWorkflow</w:t>
+      </w:r>
+    </w:p>
+    <w:p>
+      <w:pPr>
+        <w:spacing w:line="240" w:lineRule="auto"/>
+      </w:pPr>
+    </w:p>
+    <w:p>
+      <w:pPr>
+        <w:spacing w:line="240" w:lineRule="auto"/>
+      </w:pPr>
+      <w:r>
+        <w:t xml:space="preserve">"&lt;?xml version=\"1.0\" encoding=\"UTF-8\"?&gt;\r\n&lt;Document xmlns=\"urn:iso:std:iso:20022:tech:xsd:pacs.008.001.08\"&gt;\r\n    &lt;FIToFICstmrCdtTrf&gt;\r\n        &lt;GrpHdr&gt;\r\n            &lt;MsgId&gt;MSG20260507559&lt;/MsgId&gt;\r\n            &lt;CreDtTm&gt;2026-05-07T12:00:00&lt;/CreDtTm&gt;\r\n            &lt;NbOfTxs&gt;1&lt;/NbOfTxs&gt;\r\n            &lt;SttlmInf&gt;\r\n                &lt;SttlmMtd&gt;CLRG&lt;/SttlmMtd&gt;\r\n            &lt;/SttlmInf&gt;\r\n        &lt;/GrpHdr&gt;\r\n\r\n        &lt;CdtTrfTxInf&gt;\r\n            &lt;PmtId&gt;\r\n                &lt;InstrId&gt;INST12559&lt;/InstrId&gt;\r\n                &lt;EndToEndId&gt;E2E12559&lt;/EndToEndId&gt;\r\n            &lt;/PmtId&gt;\r\n\r\n            &lt;IntrBkSttlmAmt Ccy=\"INR\"&gt;1000.00&lt;/IntrBkSttlmAmt&gt;\r\n\r\n            &lt;!-- </w:t>
+      </w:r>
+      <w:r>
+        <w:rPr>
+          <w:rFonts w:ascii="Segoe UI Emoji" w:hAnsi="Segoe UI Emoji" w:cs="Segoe UI Emoji"/>
+        </w:rPr>
+        <w:t>✅</w:t>
+      </w:r>
+      <w:r>
+        <w:t xml:space="preserve"> Debtor Bank (BIC added here) --&gt;\r\n            &lt;DbtrAgt&gt;\r\n                &lt;FinInstnId&gt;\r\n                    &lt;BICFI&gt;EBAPSDB1XXX&lt;/BICFI&gt;\r\n                &lt;/FinInstnId&gt;\r\n            &lt;/DbtrAgt&gt;\r\n\r\n            &lt;Dbtr&gt;\r\n                &lt;Nm&gt;Rajesh Kumar&lt;/Nm&gt;\r\n            &lt;/Dbtr&gt;\r\n\r\n            &lt;DbtrAcct&gt;\r\n                &lt;Id&gt;\r\n                    &lt;IBAN&gt;IN1234567890&lt;/IBAN&gt;\r\n                &lt;/Id&gt;\r\n            &lt;/DbtrAcct&gt;\r\n            &lt;CdtrAgt&gt;\r\n                &lt;FinInstnId&gt;\r\n                    &lt;BICFI&gt;EBAPSDB1XXX&lt;/BICFI&gt;\r\n                &lt;/FinInstnId&gt;\r\n            &lt;/CdtrAgt&gt;\r\n\r\n            &lt;Cdtr&gt;\r\n                &lt;Nm&gt;ABC Company&lt;/Nm&gt;\r\n            &lt;/Cdtr&gt;\r\n\r\n            &lt;CdtrAcct&gt;\r\n                &lt;Id&gt;\r\n                    &lt;IBAN&gt;IN0987654321&lt;/IBAN&gt;\r\n                &lt;/Id&gt;\r\n            &lt;/CdtrAcct&gt;\r\n\r\n        &lt;/CdtTrfTxInf&gt;\r\n    &lt;/FIToFICstmrCdtTrf&gt;\r\n&lt;/Document&gt;"</w:t>
+      </w:r>
+    </w:p>
+    <w:p>
+      <w:pPr>
+        <w:spacing w:line="240" w:lineRule="auto"/>
+      </w:pPr>
+      <w:r>
+        <w:t>======================================================================</w:t>
+      </w:r>
+    </w:p>
+    <w:p>
+      <w:pPr>
+        <w:spacing w:line="240" w:lineRule="auto"/>
+      </w:pPr>
+    </w:p>
+    <w:p>
+      <w:pPr>
+        <w:spacing w:line="240" w:lineRule="auto"/>
+        <w:ind w:left="720"/>
+      </w:pPr>
+      <w:r>
         <w:lastRenderedPageBreak/>
-        <w:t xml:space="preserve">temporal operator search-attribute remove --namespace ebips-rt1 --name </w:t>
-      </w:r>
-      <w:proofErr w:type="spellStart"/>
-      <w:r>
-        <w:t>FailureMessageKey</w:t>
-      </w:r>
-      <w:proofErr w:type="spellEnd"/>
-    </w:p>
-    <w:p>
-      <w:pPr>
-        <w:spacing w:line="240" w:lineRule="auto"/>
-      </w:pPr>
-    </w:p>
-    <w:p>
-      <w:pPr>
-        <w:spacing w:line="240" w:lineRule="auto"/>
-      </w:pPr>
-      <w:r>
-        <w:t xml:space="preserve">temporal operator search-attribute create --namespace ebips-rt1 --name </w:t>
-      </w:r>
-      <w:proofErr w:type="spellStart"/>
-      <w:r>
-        <w:t>FailureMessageKey</w:t>
-      </w:r>
-      <w:proofErr w:type="spellEnd"/>
-      <w:r>
-        <w:t xml:space="preserve"> --type Keyword</w:t>
-      </w:r>
-    </w:p>
-    <w:p>
-      <w:pPr>
-        <w:spacing w:line="240" w:lineRule="auto"/>
-      </w:pPr>
-      <w:r>
-        <w:t xml:space="preserve">  </w:t>
-      </w:r>
-    </w:p>
-    <w:p>
-      <w:pPr>
-        <w:spacing w:line="240" w:lineRule="auto"/>
-      </w:pPr>
-    </w:p>
-    <w:p>
-      <w:pPr>
-        <w:spacing w:line="240" w:lineRule="auto"/>
-      </w:pPr>
-      <w:r>
-        <w:t>``</w:t>
-      </w:r>
-    </w:p>
-    <w:p>
-      <w:pPr>
-        <w:spacing w:line="240" w:lineRule="auto"/>
-      </w:pPr>
-      <w:r>
-        <w:t>----------------------------------</w:t>
-      </w:r>
-    </w:p>
-    <w:p>
-      <w:pPr>
-        <w:spacing w:line="240" w:lineRule="auto"/>
-      </w:pPr>
-      <w:r>
-        <w:t>Task Queue: ebips-rt1-payment</w:t>
-      </w:r>
-    </w:p>
-    <w:p>
-      <w:pPr>
-        <w:spacing w:line="240" w:lineRule="auto"/>
-      </w:pPr>
-      <w:r>
-        <w:t xml:space="preserve">Workflow Type: </w:t>
-      </w:r>
-      <w:proofErr w:type="spellStart"/>
-      <w:r>
-        <w:t>InboundCTWorkflow</w:t>
-      </w:r>
-      <w:proofErr w:type="spellEnd"/>
-    </w:p>
-    <w:p>
-      <w:pPr>
-        <w:spacing w:line="240" w:lineRule="auto"/>
-      </w:pPr>
-    </w:p>
-    <w:p>
-      <w:pPr>
-        <w:spacing w:line="240" w:lineRule="auto"/>
-      </w:pPr>
-      <w:r>
-        <w:t xml:space="preserve">"&lt;?xml version=\"1.0\" encoding=\"UTF-8\"?&gt;\r\n&lt;Document </w:t>
-      </w:r>
-      <w:proofErr w:type="spellStart"/>
-      <w:r>
-        <w:t>xmlns</w:t>
-      </w:r>
-      <w:proofErr w:type="spellEnd"/>
-      <w:r>
-        <w:t>=\"urn:iso:std:iso:20022:tech:xsd:pacs.008.001.08\"&gt;\r\n    &lt;</w:t>
-      </w:r>
-      <w:proofErr w:type="spellStart"/>
-      <w:r>
-        <w:t>FIToFICstmrCdtTrf</w:t>
-      </w:r>
-      <w:proofErr w:type="spellEnd"/>
-      <w:r>
-        <w:t>&gt;\r\n        &lt;</w:t>
-      </w:r>
-      <w:proofErr w:type="spellStart"/>
-      <w:r>
-        <w:t>GrpHdr</w:t>
-      </w:r>
-      <w:proofErr w:type="spellEnd"/>
-      <w:r>
-        <w:t>&gt;\r\n            &lt;</w:t>
-      </w:r>
-      <w:proofErr w:type="spellStart"/>
-      <w:r>
-        <w:t>MsgId</w:t>
-      </w:r>
-      <w:proofErr w:type="spellEnd"/>
-      <w:r>
-        <w:t>&gt;MSG20260507559&lt;/</w:t>
-      </w:r>
-      <w:proofErr w:type="spellStart"/>
-      <w:r>
-        <w:t>MsgId</w:t>
-      </w:r>
-      <w:proofErr w:type="spellEnd"/>
-      <w:r>
-        <w:t>&gt;\r\n            &lt;</w:t>
-      </w:r>
-      <w:proofErr w:type="spellStart"/>
-      <w:r>
-        <w:t>CreDtTm</w:t>
-      </w:r>
-      <w:proofErr w:type="spellEnd"/>
-      <w:r>
-        <w:t>&gt;2026-05-07T12:00:00&lt;/</w:t>
-      </w:r>
-      <w:proofErr w:type="spellStart"/>
-      <w:r>
-        <w:t>CreDtTm</w:t>
-      </w:r>
-      <w:proofErr w:type="spellEnd"/>
-      <w:r>
-        <w:t>&gt;\r\n            &lt;</w:t>
-      </w:r>
-      <w:proofErr w:type="spellStart"/>
-      <w:r>
-        <w:t>NbOfTxs</w:t>
-      </w:r>
-      <w:proofErr w:type="spellEnd"/>
-      <w:r>
-        <w:t>&gt;1&lt;/</w:t>
-      </w:r>
-      <w:proofErr w:type="spellStart"/>
-      <w:r>
-        <w:t>NbOfTxs</w:t>
-      </w:r>
-      <w:proofErr w:type="spellEnd"/>
-      <w:r>
-        <w:t>&gt;\r\n            &lt;</w:t>
-      </w:r>
-      <w:proofErr w:type="spellStart"/>
-      <w:r>
-        <w:t>SttlmInf</w:t>
-      </w:r>
-      <w:proofErr w:type="spellEnd"/>
-      <w:r>
-        <w:t>&gt;\r\n                &lt;</w:t>
-      </w:r>
-      <w:proofErr w:type="spellStart"/>
-      <w:r>
-        <w:t>SttlmMtd</w:t>
-      </w:r>
-      <w:proofErr w:type="spellEnd"/>
-      <w:r>
-        <w:t>&gt;CLRG&lt;/</w:t>
-      </w:r>
-      <w:proofErr w:type="spellStart"/>
-      <w:r>
-        <w:t>SttlmMtd</w:t>
-      </w:r>
-      <w:proofErr w:type="spellEnd"/>
-      <w:r>
-        <w:t>&gt;\r\n            &lt;/</w:t>
-      </w:r>
-      <w:proofErr w:type="spellStart"/>
-      <w:r>
-        <w:t>SttlmInf</w:t>
-      </w:r>
-      <w:proofErr w:type="spellEnd"/>
-      <w:r>
-        <w:t>&gt;\r\n        &lt;/</w:t>
-      </w:r>
-      <w:proofErr w:type="spellStart"/>
-      <w:r>
-        <w:t>GrpHdr</w:t>
-      </w:r>
-      <w:proofErr w:type="spellEnd"/>
-      <w:r>
-        <w:t>&gt;\r\n\r\n        &lt;</w:t>
-      </w:r>
-      <w:proofErr w:type="spellStart"/>
-      <w:r>
-        <w:t>CdtTrfTxInf</w:t>
-      </w:r>
-      <w:proofErr w:type="spellEnd"/>
-      <w:r>
-        <w:t>&gt;\r\n            &lt;</w:t>
-      </w:r>
-      <w:proofErr w:type="spellStart"/>
-      <w:r>
-        <w:t>PmtId</w:t>
-      </w:r>
-      <w:proofErr w:type="spellEnd"/>
-      <w:r>
-        <w:t>&gt;\r\n                &lt;</w:t>
-      </w:r>
-      <w:proofErr w:type="spellStart"/>
-      <w:r>
-        <w:t>InstrId</w:t>
-      </w:r>
-      <w:proofErr w:type="spellEnd"/>
-      <w:r>
-        <w:t>&gt;INST12559&lt;/</w:t>
-      </w:r>
-      <w:proofErr w:type="spellStart"/>
-      <w:r>
-        <w:t>InstrId</w:t>
-      </w:r>
-      <w:proofErr w:type="spellEnd"/>
-      <w:r>
-        <w:t>&gt;\r\n                &lt;</w:t>
-      </w:r>
-      <w:proofErr w:type="spellStart"/>
-      <w:r>
-        <w:t>EndToEndId</w:t>
-      </w:r>
-      <w:proofErr w:type="spellEnd"/>
-      <w:r>
-        <w:t>&gt;E2E12559&lt;/</w:t>
-      </w:r>
-      <w:proofErr w:type="spellStart"/>
-      <w:r>
-        <w:t>EndToEndId</w:t>
-      </w:r>
-      <w:proofErr w:type="spellEnd"/>
-      <w:r>
-        <w:t>&gt;\r\n            &lt;/</w:t>
-      </w:r>
-      <w:proofErr w:type="spellStart"/>
-      <w:r>
-        <w:t>PmtId</w:t>
-      </w:r>
-      <w:proofErr w:type="spellEnd"/>
-      <w:r>
-        <w:t>&gt;\r\n\r\n            &lt;</w:t>
-      </w:r>
-      <w:proofErr w:type="spellStart"/>
-      <w:r>
-        <w:t>IntrBkSttlmAmt</w:t>
-      </w:r>
-      <w:proofErr w:type="spellEnd"/>
-      <w:r>
-        <w:t xml:space="preserve"> Ccy=\"INR\"&gt;1000.00&lt;/</w:t>
-      </w:r>
-      <w:proofErr w:type="spellStart"/>
-      <w:r>
-        <w:t>IntrBkSttlmAmt</w:t>
-      </w:r>
-      <w:proofErr w:type="spellEnd"/>
-      <w:r>
-        <w:t xml:space="preserve">&gt;\r\n\r\n            &lt;!-- </w:t>
-      </w:r>
-      <w:r>
-        <w:rPr>
-          <w:rFonts w:ascii="Segoe UI Emoji" w:hAnsi="Segoe UI Emoji" w:cs="Segoe UI Emoji"/>
-        </w:rPr>
-        <w:t>✅</w:t>
-      </w:r>
-      <w:r>
-        <w:t xml:space="preserve"> Debtor Bank (BIC added here) --&gt;\r\n            &lt;</w:t>
-      </w:r>
-      <w:proofErr w:type="spellStart"/>
-      <w:r>
-        <w:t>DbtrAgt</w:t>
-      </w:r>
-      <w:proofErr w:type="spellEnd"/>
-      <w:r>
-        <w:t>&gt;\r\n                &lt;</w:t>
-      </w:r>
-      <w:proofErr w:type="spellStart"/>
-      <w:r>
-        <w:t>FinInstnId</w:t>
-      </w:r>
-      <w:proofErr w:type="spellEnd"/>
-      <w:r>
-        <w:t>&gt;\r\n                    &lt;BICFI&gt;EBAPSDB1XXX&lt;/BICFI&gt;\r\n                &lt;/</w:t>
-      </w:r>
-      <w:proofErr w:type="spellStart"/>
-      <w:r>
-        <w:t>FinInstnId</w:t>
-      </w:r>
-      <w:proofErr w:type="spellEnd"/>
-      <w:r>
-        <w:t>&gt;\r\n            &lt;/</w:t>
-      </w:r>
-      <w:proofErr w:type="spellStart"/>
-      <w:r>
-        <w:t>DbtrAgt</w:t>
-      </w:r>
-      <w:proofErr w:type="spellEnd"/>
-      <w:r>
-        <w:t>&gt;\r\n\r\n            &lt;</w:t>
-      </w:r>
-      <w:proofErr w:type="spellStart"/>
-      <w:r>
-        <w:t>Dbtr</w:t>
-      </w:r>
-      <w:proofErr w:type="spellEnd"/>
-      <w:r>
-        <w:t>&gt;\r\n                &lt;Nm&gt;Rajesh Kumar&lt;/Nm&gt;\r\n            &lt;/</w:t>
-      </w:r>
-      <w:proofErr w:type="spellStart"/>
-      <w:r>
-        <w:t>Dbtr</w:t>
-      </w:r>
-      <w:proofErr w:type="spellEnd"/>
-      <w:r>
-        <w:t>&gt;\r\n\r\n            &lt;</w:t>
-      </w:r>
-      <w:proofErr w:type="spellStart"/>
-      <w:r>
-        <w:t>DbtrAcct</w:t>
-      </w:r>
-      <w:proofErr w:type="spellEnd"/>
-      <w:r>
-        <w:t>&gt;\r\n                &lt;Id&gt;\r\n                    &lt;IBAN&gt;IN1234567890&lt;/IBAN&gt;\r\n                &lt;/Id&gt;\r\n            &lt;/</w:t>
-      </w:r>
-      <w:proofErr w:type="spellStart"/>
-      <w:r>
-        <w:t>DbtrAcct</w:t>
-      </w:r>
-      <w:proofErr w:type="spellEnd"/>
-      <w:r>
-        <w:t>&gt;\r\n            &lt;</w:t>
-      </w:r>
-      <w:proofErr w:type="spellStart"/>
-      <w:r>
-        <w:t>CdtrAgt</w:t>
-      </w:r>
-      <w:proofErr w:type="spellEnd"/>
-      <w:r>
-        <w:t>&gt;\r\n                &lt;</w:t>
-      </w:r>
-      <w:proofErr w:type="spellStart"/>
-      <w:r>
-        <w:t>FinInstnId</w:t>
-      </w:r>
-      <w:proofErr w:type="spellEnd"/>
-      <w:r>
-        <w:t>&gt;\r\n                    &lt;BICFI&gt;EBAPSDB1XXX&lt;/BICFI&gt;\r\n                &lt;/</w:t>
-      </w:r>
-      <w:proofErr w:type="spellStart"/>
-      <w:r>
-        <w:t>FinInstnId</w:t>
-      </w:r>
-      <w:proofErr w:type="spellEnd"/>
-      <w:r>
-        <w:t>&gt;\r\n            &lt;/</w:t>
-      </w:r>
-      <w:proofErr w:type="spellStart"/>
-      <w:r>
-        <w:t>CdtrAgt</w:t>
-      </w:r>
-      <w:proofErr w:type="spellEnd"/>
-      <w:r>
-        <w:t>&gt;\r\n\r\n            &lt;</w:t>
-      </w:r>
-      <w:proofErr w:type="spellStart"/>
-      <w:r>
-        <w:t>Cdtr</w:t>
-      </w:r>
-      <w:proofErr w:type="spellEnd"/>
-      <w:r>
-        <w:t>&gt;\r\n                &lt;Nm&gt;ABC Company&lt;/Nm&gt;\r\n            &lt;/</w:t>
-      </w:r>
-      <w:proofErr w:type="spellStart"/>
-      <w:r>
-        <w:t>Cdtr</w:t>
-      </w:r>
-      <w:proofErr w:type="spellEnd"/>
-      <w:r>
-        <w:t>&gt;\r\n\r\n            &lt;</w:t>
-      </w:r>
-      <w:proofErr w:type="spellStart"/>
-      <w:r>
-        <w:t>CdtrAcct</w:t>
-      </w:r>
-      <w:proofErr w:type="spellEnd"/>
-      <w:r>
-        <w:t>&gt;\r\n                &lt;Id&gt;\r\n                    &lt;IBAN&gt;IN0987654321&lt;/IBAN&gt;\r\n                &lt;/Id&gt;\r\n            &lt;/</w:t>
-      </w:r>
-      <w:proofErr w:type="spellStart"/>
-      <w:r>
-        <w:t>CdtrAcct</w:t>
-      </w:r>
-      <w:proofErr w:type="spellEnd"/>
-      <w:r>
-        <w:t>&gt;\r\n\r\n        &lt;/</w:t>
-      </w:r>
-      <w:proofErr w:type="spellStart"/>
-      <w:r>
-        <w:t>CdtTrfTxInf</w:t>
-      </w:r>
-      <w:proofErr w:type="spellEnd"/>
-      <w:r>
-        <w:t>&gt;\r\n    &lt;/</w:t>
-      </w:r>
-      <w:proofErr w:type="spellStart"/>
-      <w:r>
-        <w:t>FIToFICstmrCdtTrf</w:t>
-      </w:r>
-      <w:proofErr w:type="spellEnd"/>
-      <w:r>
-        <w:t>&gt;\r\n&lt;/Document&gt;"</w:t>
-      </w:r>
-    </w:p>
-    <w:p>
-      <w:pPr>
-        <w:spacing w:line="240" w:lineRule="auto"/>
-      </w:pPr>
-      <w:r>
-        <w:t>======================================================================</w:t>
-      </w:r>
-    </w:p>
-    <w:p>
-      <w:pPr>
-        <w:spacing w:line="240" w:lineRule="auto"/>
-      </w:pPr>
+        <w:t>this is our requirement files</w:t>
+      </w:r>
     </w:p>
     <w:p>
       <w:pPr>
         <w:spacing w:line="240" w:lineRule="auto"/>
         <w:ind w:left="720"/>
       </w:pPr>
-      <w:r>
-        <w:t>this is our requirement files</w:t>
-      </w:r>
     </w:p>
     <w:p>
       <w:pPr>
         <w:spacing w:line="240" w:lineRule="auto"/>
         <w:ind w:left="720"/>
       </w:pPr>
+      <w:r>
+        <w:t>and Technology stack to be used :</w:t>
+      </w:r>
     </w:p>
     <w:p>
       <w:pPr>
         <w:spacing w:line="240" w:lineRule="auto"/>
         <w:ind w:left="720"/>
       </w:pPr>
-      <w:r>
-        <w:t>and Technology stack to be used :</w:t>
-      </w:r>
     </w:p>
     <w:p>
       <w:pPr>
         <w:spacing w:line="240" w:lineRule="auto"/>
         <w:ind w:left="720"/>
       </w:pPr>
+      <w:r>
+        <w:t>Workflow Orchestration -&gt; Temporal</w:t>
+      </w:r>
     </w:p>
     <w:p>
       <w:pPr>
         <w:spacing w:line="240" w:lineRule="auto"/>
         <w:ind w:left="720"/>
       </w:pPr>
-      <w:r>
-        <w:lastRenderedPageBreak/>
-        <w:t>Workflow Orchestration -&gt; Temporal</w:t>
-      </w:r>
     </w:p>
     <w:p>
       <w:pPr>
         <w:spacing w:line="240" w:lineRule="auto"/>
         <w:ind w:left="720"/>
       </w:pPr>
+      <w:r>
+        <w:t>STP Dispatcher -&gt; Temporal</w:t>
+      </w:r>
     </w:p>
     <w:p>
       <w:pPr>
         <w:spacing w:line="240" w:lineRule="auto"/>
         <w:ind w:left="720"/>
       </w:pPr>
-      <w:r>
-        <w:t>STP Dispatcher -&gt; Temporal</w:t>
-      </w:r>
     </w:p>
     <w:p>
       <w:pPr>
         <w:spacing w:line="240" w:lineRule="auto"/>
         <w:ind w:left="720"/>
       </w:pPr>
+      <w:r>
+        <w:t>Q5 Framework -&gt; Spring Data JPA</w:t>
+      </w:r>
     </w:p>
     <w:p>
       <w:pPr>
         <w:spacing w:line="240" w:lineRule="auto"/>
         <w:ind w:left="720"/>
       </w:pPr>
-      <w:r>
-        <w:t>Q5 Framework -&gt; Spring Data JPA</w:t>
-      </w:r>
     </w:p>
     <w:p>
       <w:pPr>
         <w:spacing w:line="240" w:lineRule="auto"/>
         <w:ind w:left="720"/>
       </w:pPr>
+      <w:r>
+        <w:t>C24 Transformation -&gt; Prowide ISO 20022 9.x</w:t>
+      </w:r>
     </w:p>
     <w:p>
       <w:pPr>
         <w:spacing w:line="240" w:lineRule="auto"/>
         <w:ind w:left="720"/>
       </w:pPr>
-      <w:r>
-        <w:t xml:space="preserve">C24 Transformation -&gt; </w:t>
-      </w:r>
-      <w:proofErr w:type="spellStart"/>
-      <w:r>
-        <w:t>Prowide</w:t>
-      </w:r>
-      <w:proofErr w:type="spellEnd"/>
-      <w:r>
-        <w:t xml:space="preserve"> ISO 20022 9.x</w:t>
-      </w:r>
     </w:p>
     <w:p>
       <w:pPr>
         <w:spacing w:line="240" w:lineRule="auto"/>
         <w:ind w:left="720"/>
       </w:pPr>
+      <w:r>
+        <w:t>Object Mapping -&gt; MapStruct</w:t>
+      </w:r>
     </w:p>
     <w:p>
       <w:pPr>
         <w:spacing w:line="240" w:lineRule="auto"/>
         <w:ind w:left="720"/>
       </w:pPr>
-      <w:r>
-        <w:t xml:space="preserve">Object Mapping -&gt; </w:t>
-      </w:r>
-      <w:proofErr w:type="spellStart"/>
-      <w:r>
-        <w:t>MapStruct</w:t>
-      </w:r>
-      <w:proofErr w:type="spellEnd"/>
     </w:p>
     <w:p>
       <w:pPr>
         <w:spacing w:line="240" w:lineRule="auto"/>
         <w:ind w:left="720"/>
       </w:pPr>
+      <w:r>
+        <w:t>Drool Engine -&gt; Drools 9.44 Apache KIE</w:t>
+      </w:r>
     </w:p>
     <w:p>
       <w:pPr>
         <w:spacing w:line="240" w:lineRule="auto"/>
         <w:ind w:left="720"/>
       </w:pPr>
-      <w:r>
-        <w:t>Drool Engine -&gt; Drools 9.44 Apache KIE</w:t>
-      </w:r>
     </w:p>
     <w:p>
       <w:pPr>
         <w:spacing w:line="240" w:lineRule="auto"/>
         <w:ind w:left="720"/>
       </w:pPr>
+      <w:r>
+        <w:t>Application Framework -&gt; Spring Boot</w:t>
+      </w:r>
     </w:p>
     <w:p>
       <w:pPr>
         <w:spacing w:line="240" w:lineRule="auto"/>
         <w:ind w:left="720"/>
       </w:pPr>
-      <w:r>
-        <w:t>Application Framework -&gt; Spring Boot</w:t>
-      </w:r>
     </w:p>
     <w:p>
       <w:pPr>
         <w:spacing w:line="240" w:lineRule="auto"/>
         <w:ind w:left="720"/>
       </w:pPr>
+      <w:r>
+        <w:t>Database -&gt; Postgres 17</w:t>
+      </w:r>
     </w:p>
     <w:p>
       <w:pPr>
         <w:spacing w:line="240" w:lineRule="auto"/>
         <w:ind w:left="720"/>
       </w:pPr>
-      <w:r>
-        <w:t>Database -&gt; Postgres 17</w:t>
-      </w:r>
     </w:p>
     <w:p>
       <w:pPr>
         <w:spacing w:line="240" w:lineRule="auto"/>
         <w:ind w:left="720"/>
       </w:pPr>
+      <w:r>
+        <w:t>Messaging -&gt; HTTP REST, JMS (Kafka + gRPC)</w:t>
+      </w:r>
     </w:p>
     <w:p>
       <w:pPr>
         <w:spacing w:line="240" w:lineRule="auto"/>
         <w:ind w:left="720"/>
       </w:pPr>
-      <w:r>
-        <w:t xml:space="preserve">Messaging -&gt; HTTP REST, JMS (Kafka + </w:t>
-      </w:r>
-      <w:proofErr w:type="spellStart"/>
-      <w:r>
-        <w:t>gRPC</w:t>
-      </w:r>
-      <w:proofErr w:type="spellEnd"/>
-      <w:r>
-        <w:t>)</w:t>
-      </w:r>
     </w:p>
     <w:p>
       <w:pPr>
         <w:spacing w:line="240" w:lineRule="auto"/>
         <w:ind w:left="720"/>
       </w:pPr>
+      <w:r>
+        <w:t>Gateway Framework -&gt; Spring Integration</w:t>
+      </w:r>
     </w:p>
     <w:p>
       <w:pPr>
         <w:spacing w:line="240" w:lineRule="auto"/>
         <w:ind w:left="720"/>
       </w:pPr>
-      <w:r>
-        <w:t>Gateway Framework -&gt; Spring Integration</w:t>
-      </w:r>
     </w:p>
     <w:p>
       <w:pPr>
         <w:spacing w:line="240" w:lineRule="auto"/>
         <w:ind w:left="720"/>
       </w:pPr>
+      <w:r>
+        <w:t>with this try to follow all the steps and implement the project</w:t>
+      </w:r>
     </w:p>
     <w:p>
       <w:pPr>
@@ -4818,7 +4444,7 @@
         <w:ind w:left="720"/>
       </w:pPr>
       <w:r>
-        <w:t>with this try to follow all the steps and implement the project</w:t>
+        <w:t>so basically what we are doing is implementing rt1 with open source code in CG...</w:t>
       </w:r>
     </w:p>
     <w:p>
@@ -4826,74 +4452,44 @@
         <w:spacing w:line="240" w:lineRule="auto"/>
         <w:ind w:left="720"/>
       </w:pPr>
-      <w:r>
-        <w:t>so basically what we are doing is implementing rt1 with open source code in CG...</w:t>
-      </w:r>
     </w:p>
     <w:p>
       <w:pPr>
         <w:spacing w:line="240" w:lineRule="auto"/>
         <w:ind w:left="720"/>
       </w:pPr>
+      <w:r>
+        <w:t>and only use claude-sonnet which is 1x</w:t>
+      </w:r>
     </w:p>
     <w:p>
       <w:pPr>
         <w:spacing w:line="240" w:lineRule="auto"/>
         <w:ind w:left="720"/>
       </w:pPr>
-      <w:r>
-        <w:t xml:space="preserve">and only use </w:t>
-      </w:r>
-      <w:proofErr w:type="spellStart"/>
-      <w:r>
-        <w:t>claude</w:t>
-      </w:r>
-      <w:proofErr w:type="spellEnd"/>
-      <w:r>
-        <w:t>-sonnet which is 1x</w:t>
-      </w:r>
     </w:p>
     <w:p>
       <w:pPr>
         <w:spacing w:line="240" w:lineRule="auto"/>
         <w:ind w:left="720"/>
       </w:pPr>
+      <w:r>
+        <w:t>donot use any other model</w:t>
+      </w:r>
     </w:p>
     <w:p>
       <w:pPr>
         <w:spacing w:line="240" w:lineRule="auto"/>
         <w:ind w:left="720"/>
       </w:pPr>
-      <w:proofErr w:type="spellStart"/>
-      <w:r>
-        <w:t>donot</w:t>
-      </w:r>
-      <w:proofErr w:type="spellEnd"/>
-      <w:r>
-        <w:t xml:space="preserve"> use any other model</w:t>
-      </w:r>
     </w:p>
     <w:p>
       <w:pPr>
         <w:spacing w:line="240" w:lineRule="auto"/>
         <w:ind w:left="720"/>
       </w:pPr>
-    </w:p>
-    <w:p>
-      <w:pPr>
-        <w:spacing w:line="240" w:lineRule="auto"/>
-        <w:ind w:left="720"/>
-      </w:pPr>
-      <w:r>
-        <w:t xml:space="preserve">opus4.7 is 15x so it will only have 20 request </w:t>
-      </w:r>
-      <w:proofErr w:type="spellStart"/>
-      <w:r>
-        <w:t>permonth</w:t>
-      </w:r>
-      <w:proofErr w:type="spellEnd"/>
-      <w:r>
-        <w:t>.. so be cautious</w:t>
+      <w:r>
+        <w:t>opus4.7 is 15x so it will only have 20 request permonth.. so be cautious</w:t>
       </w:r>
     </w:p>
     <w:tbl>
@@ -4951,27 +4547,14 @@
           <w:p/>
           <w:p>
             <w:r>
-              <w:t xml:space="preserve">C24 Transformation -&gt; </w:t>
-            </w:r>
-            <w:proofErr w:type="spellStart"/>
-            <w:r>
-              <w:t>Prowide</w:t>
-            </w:r>
-            <w:proofErr w:type="spellEnd"/>
-            <w:r>
-              <w:t xml:space="preserve"> ISO 20022 9.x</w:t>
+              <w:t>C24 Transformation -&gt; Prowide ISO 20022 9.x</w:t>
             </w:r>
           </w:p>
           <w:p/>
           <w:p>
             <w:r>
-              <w:t xml:space="preserve">Object Mapping -&gt; </w:t>
-            </w:r>
-            <w:proofErr w:type="spellStart"/>
-            <w:r>
-              <w:t>MapStruct</w:t>
-            </w:r>
-            <w:proofErr w:type="spellEnd"/>
+              <w:t>Object Mapping -&gt; MapStruct</w:t>
+            </w:r>
           </w:p>
           <w:p/>
           <w:p>
@@ -4994,15 +4577,7 @@
           <w:p/>
           <w:p>
             <w:r>
-              <w:t xml:space="preserve">Messaging -&gt; HTTP REST, JMS (Kafka + </w:t>
-            </w:r>
-            <w:proofErr w:type="spellStart"/>
-            <w:r>
-              <w:t>gRPC</w:t>
-            </w:r>
-            <w:proofErr w:type="spellEnd"/>
-            <w:r>
-              <w:t>)</w:t>
+              <w:t>Messaging -&gt; HTTP REST, JMS (Kafka + gRPC)</w:t>
             </w:r>
           </w:p>
           <w:p/>
@@ -5038,15 +4613,7 @@
           </w:p>
           <w:p>
             <w:r>
-              <w:t xml:space="preserve">and only use </w:t>
-            </w:r>
-            <w:proofErr w:type="spellStart"/>
-            <w:r>
-              <w:t>claude</w:t>
-            </w:r>
-            <w:proofErr w:type="spellEnd"/>
-            <w:r>
-              <w:t>-sonnet which is 1x</w:t>
+              <w:t>and only use claude-sonnet which is 1x</w:t>
             </w:r>
           </w:p>
           <w:p>
@@ -5055,13 +4622,8 @@
             </w:r>
           </w:p>
           <w:p>
-            <w:proofErr w:type="spellStart"/>
-            <w:r>
-              <w:t>donot</w:t>
-            </w:r>
-            <w:proofErr w:type="spellEnd"/>
-            <w:r>
-              <w:t xml:space="preserve"> use any other model</w:t>
+            <w:r>
+              <w:t>donot use any other model</w:t>
             </w:r>
           </w:p>
           <w:p>
@@ -5071,15 +4633,7 @@
           </w:p>
           <w:p>
             <w:r>
-              <w:t xml:space="preserve">opus4.7 is 15x so it will only have 20 request </w:t>
-            </w:r>
-            <w:proofErr w:type="spellStart"/>
-            <w:r>
-              <w:t>permonth</w:t>
-            </w:r>
-            <w:proofErr w:type="spellEnd"/>
-            <w:r>
-              <w:t>.. so be cautious</w:t>
+              <w:t>opus4.7 is 15x so it will only have 20 request permonth.. so be cautious</w:t>
             </w:r>
           </w:p>
           <w:p>
@@ -5093,13 +4647,9 @@
             </w:r>
           </w:p>
           <w:p>
-            <w:proofErr w:type="spellStart"/>
-            <w:r>
-              <w:t>taskkill</w:t>
-            </w:r>
-            <w:proofErr w:type="spellEnd"/>
-            <w:r>
-              <w:t xml:space="preserve"> /F /IM java.exe</w:t>
+            <w:r>
+              <w:lastRenderedPageBreak/>
+              <w:t>taskkill /F /IM java.exe</w:t>
             </w:r>
           </w:p>
           <w:p>
@@ -5108,13 +4658,8 @@
             </w:r>
           </w:p>
           <w:p>
-            <w:proofErr w:type="spellStart"/>
-            <w:r>
-              <w:t>rmdir</w:t>
-            </w:r>
-            <w:proofErr w:type="spellEnd"/>
-            <w:r>
-              <w:t xml:space="preserve"> /S /Q C:\tmp\kraft-combined-logs </w:t>
+            <w:r>
+              <w:t xml:space="preserve">rmdir /S /Q C:\tmp\kraft-combined-logs </w:t>
             </w:r>
           </w:p>
           <w:p/>
@@ -5137,16 +4682,7 @@
           </w:p>
           <w:p>
             <w:r>
-              <w:lastRenderedPageBreak/>
-              <w:t>Kafka (</w:t>
-            </w:r>
-            <w:proofErr w:type="spellStart"/>
-            <w:r>
-              <w:t>KRaft</w:t>
-            </w:r>
-            <w:proofErr w:type="spellEnd"/>
-            <w:r>
-              <w:t xml:space="preserve"> mode) requires a formatted storage directory before startup.</w:t>
+              <w:t>Kafka (KRaft mode) requires a formatted storage directory before startup.</w:t>
             </w:r>
           </w:p>
           <w:p>
@@ -5161,11 +4697,9 @@
             </w:r>
           </w:p>
           <w:p>
-            <w:proofErr w:type="spellStart"/>
             <w:r>
               <w:t>meta.properties</w:t>
             </w:r>
-            <w:proofErr w:type="spellEnd"/>
           </w:p>
           <w:p/>
           <w:p>
@@ -5203,23 +4737,13 @@
             </w:r>
           </w:p>
           <w:p>
-            <w:proofErr w:type="spellStart"/>
-            <w:r>
-              <w:t>taskkill</w:t>
-            </w:r>
-            <w:proofErr w:type="spellEnd"/>
-            <w:r>
-              <w:t xml:space="preserve"> /F /IM java.exe</w:t>
+            <w:r>
+              <w:t>taskkill /F /IM java.exe</w:t>
             </w:r>
           </w:p>
           <w:p>
-            <w:proofErr w:type="spellStart"/>
-            <w:r>
-              <w:t>rmdir</w:t>
-            </w:r>
-            <w:proofErr w:type="spellEnd"/>
-            <w:r>
-              <w:t xml:space="preserve"> /S /Q C:\tmp\kraft-combined-logs</w:t>
+            <w:r>
+              <w:t>rmdir /S /Q C:\tmp\kraft-combined-logs</w:t>
             </w:r>
           </w:p>
           <w:p/>
@@ -5282,15 +4806,7 @@
           </w:p>
           <w:p>
             <w:r>
-              <w:t>Edit config\kraft\</w:t>
-            </w:r>
-            <w:proofErr w:type="spellStart"/>
-            <w:r>
-              <w:t>server.properties</w:t>
-            </w:r>
-            <w:proofErr w:type="spellEnd"/>
-            <w:r>
-              <w:t>:</w:t>
+              <w:t>Edit config\kraft\server.properties:</w:t>
             </w:r>
           </w:p>
           <w:p/>
@@ -5302,13 +4818,8 @@
               <w:t>✅</w:t>
             </w:r>
             <w:r>
-              <w:t xml:space="preserve"> Correct Way to Set </w:t>
-            </w:r>
-            <w:proofErr w:type="spellStart"/>
-            <w:r>
-              <w:t>log.dirs</w:t>
-            </w:r>
-            <w:proofErr w:type="spellEnd"/>
+              <w:t xml:space="preserve"> Correct Way to Set log.dirs</w:t>
+            </w:r>
           </w:p>
           <w:p>
             <w:r>
@@ -5342,13 +4853,8 @@
           <w:p/>
           <w:p>
             <w:r>
-              <w:t>.\bin\windows\kafka-server-start.bat config\kraft\</w:t>
-            </w:r>
-            <w:proofErr w:type="spellStart"/>
-            <w:r>
-              <w:t>server.properties</w:t>
-            </w:r>
-            <w:proofErr w:type="spellEnd"/>
+              <w:t>.\bin\windows\kafka-server-start.bat config\kraft\server.properties</w:t>
+            </w:r>
           </w:p>
           <w:p/>
           <w:p>
@@ -5368,143 +4874,57 @@
           </w:p>
           <w:p>
             <w:r>
-              <w:t xml:space="preserve">temporal operator search-attribute create --namespace ebips-rt1 --name </w:t>
-            </w:r>
-            <w:proofErr w:type="spellStart"/>
-            <w:r>
-              <w:t>PaymentStatus</w:t>
-            </w:r>
-            <w:proofErr w:type="spellEnd"/>
-            <w:r>
-              <w:t xml:space="preserve"> --type Keyword</w:t>
+              <w:t>temporal operator search-attribute create --namespace ebips-rt1 --name PaymentStatus --type Keyword</w:t>
             </w:r>
           </w:p>
           <w:p>
             <w:r>
-              <w:lastRenderedPageBreak/>
-              <w:t xml:space="preserve">temporal operator search-attribute create --namespace ebips-rt1 --name </w:t>
-            </w:r>
-            <w:proofErr w:type="spellStart"/>
-            <w:r>
-              <w:t>FailureReason</w:t>
-            </w:r>
-            <w:proofErr w:type="spellEnd"/>
-            <w:r>
-              <w:t xml:space="preserve"> --type Text</w:t>
+              <w:t>temporal operator search-attribute create --namespace ebips-rt1 --name FailureReason --type Text</w:t>
             </w:r>
           </w:p>
           <w:p>
             <w:r>
-              <w:t xml:space="preserve">temporal operator search-attribute create --namespace ebips-rt1 --name </w:t>
-            </w:r>
-            <w:proofErr w:type="spellStart"/>
-            <w:r>
-              <w:t>IsFailure</w:t>
-            </w:r>
-            <w:proofErr w:type="spellEnd"/>
-            <w:r>
-              <w:t xml:space="preserve"> --type Bool</w:t>
+              <w:t>temporal operator search-attribute create --namespace ebips-rt1 --name IsFailure --type Bool</w:t>
             </w:r>
           </w:p>
           <w:p>
             <w:r>
-              <w:t xml:space="preserve">temporal operator search-attribute create --namespace ebips-rt1 --name </w:t>
-            </w:r>
-            <w:proofErr w:type="spellStart"/>
-            <w:r>
-              <w:t>FailureTimestamp</w:t>
-            </w:r>
-            <w:proofErr w:type="spellEnd"/>
-            <w:r>
-              <w:t xml:space="preserve"> --type Datetime</w:t>
+              <w:t>temporal operator search-attribute create --namespace ebips-rt1 --name FailureTimestamp --type Datetime</w:t>
             </w:r>
           </w:p>
           <w:p>
             <w:r>
-              <w:t xml:space="preserve">temporal operator search-attribute create --namespace ebips-rt1 --name </w:t>
-            </w:r>
-            <w:proofErr w:type="spellStart"/>
-            <w:r>
-              <w:t>FailureMessageKey</w:t>
-            </w:r>
-            <w:proofErr w:type="spellEnd"/>
-            <w:r>
-              <w:t xml:space="preserve"> --type Keyword</w:t>
+              <w:t>temporal operator search-attribute create --namespace ebips-rt1 --name FailureMessageKey --type Keyword</w:t>
             </w:r>
           </w:p>
           <w:p/>
           <w:p>
             <w:r>
-              <w:t xml:space="preserve">temporal operator search-attribute create --namespace ebips-rt1 --name </w:t>
-            </w:r>
-            <w:proofErr w:type="spellStart"/>
-            <w:r>
-              <w:t>RejectionCode</w:t>
-            </w:r>
-            <w:proofErr w:type="spellEnd"/>
-            <w:r>
-              <w:t xml:space="preserve"> --type Keyword</w:t>
+              <w:t>temporal operator search-attribute create --namespace ebips-rt1 --name RejectionCode --type Keyword</w:t>
             </w:r>
           </w:p>
           <w:p>
             <w:r>
-              <w:t xml:space="preserve">temporal operator search-attribute create --namespace ebips-rt1 --name </w:t>
-            </w:r>
-            <w:proofErr w:type="spellStart"/>
-            <w:r>
-              <w:t>PipelineStage</w:t>
-            </w:r>
-            <w:proofErr w:type="spellEnd"/>
-            <w:r>
-              <w:t xml:space="preserve"> --type Keyword</w:t>
+              <w:t>temporal operator search-attribute create --namespace ebips-rt1 --name PipelineStage --type Keyword</w:t>
             </w:r>
           </w:p>
           <w:p/>
           <w:p/>
           <w:p>
-            <w:proofErr w:type="spellStart"/>
-            <w:r>
-              <w:t>tctl</w:t>
-            </w:r>
-            <w:proofErr w:type="spellEnd"/>
-            <w:r>
-              <w:t xml:space="preserve"> admin cluster add-search-attributes --name </w:t>
-            </w:r>
-            <w:proofErr w:type="spellStart"/>
-            <w:r>
-              <w:t>RejectionCode</w:t>
-            </w:r>
-            <w:proofErr w:type="spellEnd"/>
-            <w:r>
-              <w:t xml:space="preserve"> --type Keyword</w:t>
+            <w:r>
+              <w:t>tctl admin cluster add-search-attributes --name RejectionCode --type Keyword</w:t>
             </w:r>
           </w:p>
           <w:p>
             <w:r>
-              <w:t xml:space="preserve">temporal operator search-attribute create --namespace ebips-rt1 --name </w:t>
-            </w:r>
-            <w:proofErr w:type="spellStart"/>
-            <w:r>
-              <w:t>RejectionCode</w:t>
-            </w:r>
-            <w:proofErr w:type="spellEnd"/>
-            <w:r>
-              <w:t xml:space="preserve"> --type Keyword</w:t>
+              <w:t>temporal operator search-attribute create --namespace ebips-rt1 --name RejectionCode --type Keyword</w:t>
             </w:r>
           </w:p>
           <w:p/>
           <w:p/>
           <w:p>
             <w:r>
-              <w:t xml:space="preserve">temporal operator search-attribute create --namespace ebips-rt1 --name </w:t>
-            </w:r>
-            <w:proofErr w:type="spellStart"/>
-            <w:r>
-              <w:t>PipelineStage</w:t>
-            </w:r>
-            <w:proofErr w:type="spellEnd"/>
-            <w:r>
-              <w:t xml:space="preserve"> --type Keyword</w:t>
+              <w:t>temporal operator search-attribute create --namespace ebips-rt1 --name PipelineStage --type Keyword</w:t>
             </w:r>
           </w:p>
           <w:p/>
@@ -5557,15 +4977,7 @@
           </w:p>
           <w:p>
             <w:r>
-              <w:t xml:space="preserve">  --type </w:t>
-            </w:r>
-            <w:proofErr w:type="spellStart"/>
-            <w:r>
-              <w:t>DemoWorkflow</w:t>
-            </w:r>
-            <w:proofErr w:type="spellEnd"/>
-            <w:r>
-              <w:t xml:space="preserve"> \</w:t>
+              <w:t xml:space="preserve">  --type DemoWorkflow \</w:t>
             </w:r>
           </w:p>
           <w:p>
@@ -5588,15 +5000,7 @@
           <w:p/>
           <w:p>
             <w:r>
-              <w:t xml:space="preserve">temporal operator search-attribute create --namespace ebips-rt1 --name </w:t>
-            </w:r>
-            <w:proofErr w:type="spellStart"/>
-            <w:r>
-              <w:t>PaymentStatus</w:t>
-            </w:r>
-            <w:proofErr w:type="spellEnd"/>
-            <w:r>
-              <w:t xml:space="preserve"> --type Keyword</w:t>
+              <w:t>temporal operator search-attribute create --namespace ebips-rt1 --name PaymentStatus --type Keyword</w:t>
             </w:r>
           </w:p>
           <w:p/>
@@ -5631,15 +5035,7 @@
           </w:p>
           <w:p>
             <w:r>
-              <w:t xml:space="preserve">  --name </w:t>
-            </w:r>
-            <w:proofErr w:type="spellStart"/>
-            <w:r>
-              <w:t>FailureReason</w:t>
-            </w:r>
-            <w:proofErr w:type="spellEnd"/>
-            <w:r>
-              <w:t xml:space="preserve"> \</w:t>
+              <w:t xml:space="preserve">  --name FailureReason \</w:t>
             </w:r>
           </w:p>
           <w:p>
@@ -5654,15 +5050,7 @@
           </w:p>
           <w:p>
             <w:r>
-              <w:t xml:space="preserve">  temporal operator search-attribute create --namespace ebips-rt1 --name </w:t>
-            </w:r>
-            <w:proofErr w:type="spellStart"/>
-            <w:r>
-              <w:t>FailureReason</w:t>
-            </w:r>
-            <w:proofErr w:type="spellEnd"/>
-            <w:r>
-              <w:t xml:space="preserve"> --type Text</w:t>
+              <w:t xml:space="preserve">  temporal operator search-attribute create --namespace ebips-rt1 --name FailureReason --type Text</w:t>
             </w:r>
           </w:p>
           <w:p>
@@ -5672,6 +5060,7 @@
           </w:p>
           <w:p>
             <w:r>
+              <w:lastRenderedPageBreak/>
               <w:t xml:space="preserve">  </w:t>
             </w:r>
           </w:p>
@@ -5687,15 +5076,7 @@
           </w:p>
           <w:p>
             <w:r>
-              <w:t xml:space="preserve">  --name </w:t>
-            </w:r>
-            <w:proofErr w:type="spellStart"/>
-            <w:r>
-              <w:t>IsFailure</w:t>
-            </w:r>
-            <w:proofErr w:type="spellEnd"/>
-            <w:r>
-              <w:t xml:space="preserve"> \</w:t>
+              <w:t xml:space="preserve">  --name IsFailure \</w:t>
             </w:r>
           </w:p>
           <w:p>
@@ -5715,15 +5096,7 @@
           </w:p>
           <w:p>
             <w:r>
-              <w:t xml:space="preserve">    temporal operator search-attribute create --namespace ebips-rt1 --name </w:t>
-            </w:r>
-            <w:proofErr w:type="spellStart"/>
-            <w:r>
-              <w:t>IsFailure</w:t>
-            </w:r>
-            <w:proofErr w:type="spellEnd"/>
-            <w:r>
-              <w:t xml:space="preserve"> --type Bool</w:t>
+              <w:t xml:space="preserve">    temporal operator search-attribute create --namespace ebips-rt1 --name IsFailure --type Bool</w:t>
             </w:r>
           </w:p>
           <w:p>
@@ -5755,15 +5128,7 @@
           </w:p>
           <w:p>
             <w:r>
-              <w:t xml:space="preserve">  --name </w:t>
-            </w:r>
-            <w:proofErr w:type="spellStart"/>
-            <w:r>
-              <w:t>FailureMessageKey</w:t>
-            </w:r>
-            <w:proofErr w:type="spellEnd"/>
-            <w:r>
-              <w:t xml:space="preserve"> \</w:t>
+              <w:t xml:space="preserve">  --name FailureMessageKey \</w:t>
             </w:r>
           </w:p>
           <w:p>
@@ -5778,15 +5143,7 @@
           </w:p>
           <w:p>
             <w:r>
-              <w:t xml:space="preserve">      temporal operator search-attribute create --namespace ebips-rt1 --name </w:t>
-            </w:r>
-            <w:proofErr w:type="spellStart"/>
-            <w:r>
-              <w:t>FailureMessageKey</w:t>
-            </w:r>
-            <w:proofErr w:type="spellEnd"/>
-            <w:r>
-              <w:t xml:space="preserve"> --type Bool</w:t>
+              <w:t xml:space="preserve">      temporal operator search-attribute create --namespace ebips-rt1 --name FailureMessageKey --type Bool</w:t>
             </w:r>
           </w:p>
           <w:p>
@@ -5814,15 +5171,7 @@
           </w:p>
           <w:p>
             <w:r>
-              <w:t xml:space="preserve">  --name </w:t>
-            </w:r>
-            <w:proofErr w:type="spellStart"/>
-            <w:r>
-              <w:t>FailureTimestamp</w:t>
-            </w:r>
-            <w:proofErr w:type="spellEnd"/>
-            <w:r>
-              <w:t xml:space="preserve"> \</w:t>
+              <w:t xml:space="preserve">  --name FailureTimestamp \</w:t>
             </w:r>
           </w:p>
           <w:p>
@@ -5834,16 +5183,7 @@
           <w:p/>
           <w:p>
             <w:r>
-              <w:lastRenderedPageBreak/>
-              <w:t xml:space="preserve">      temporal operator search-attribute create --namespace ebips-rt1 --name </w:t>
-            </w:r>
-            <w:proofErr w:type="spellStart"/>
-            <w:r>
-              <w:t>FailureTimestamp</w:t>
-            </w:r>
-            <w:proofErr w:type="spellEnd"/>
-            <w:r>
-              <w:t xml:space="preserve"> --type Datetime</w:t>
+              <w:t xml:space="preserve">      temporal operator search-attribute create --namespace ebips-rt1 --name FailureTimestamp --type Datetime</w:t>
             </w:r>
           </w:p>
           <w:p>
@@ -5853,26 +5193,13 @@
           </w:p>
           <w:p>
             <w:r>
-              <w:t xml:space="preserve">temporal operator search-attribute remove --namespace ebips-rt1 --name </w:t>
-            </w:r>
-            <w:proofErr w:type="spellStart"/>
-            <w:r>
-              <w:t>FailureMessageKey</w:t>
-            </w:r>
-            <w:proofErr w:type="spellEnd"/>
+              <w:t>temporal operator search-attribute remove --namespace ebips-rt1 --name FailureMessageKey</w:t>
+            </w:r>
           </w:p>
           <w:p/>
           <w:p>
             <w:r>
-              <w:t xml:space="preserve">temporal operator search-attribute create --namespace ebips-rt1 --name </w:t>
-            </w:r>
-            <w:proofErr w:type="spellStart"/>
-            <w:r>
-              <w:t>FailureMessageKey</w:t>
-            </w:r>
-            <w:proofErr w:type="spellEnd"/>
-            <w:r>
-              <w:t xml:space="preserve"> --type Keyword</w:t>
+              <w:t>temporal operator search-attribute create --namespace ebips-rt1 --name FailureMessageKey --type Keyword</w:t>
             </w:r>
           </w:p>
           <w:p>
@@ -5898,202 +5225,17 @@
           </w:p>
           <w:p>
             <w:r>
-              <w:t xml:space="preserve">Workflow Type: </w:t>
-            </w:r>
-            <w:proofErr w:type="spellStart"/>
-            <w:r>
-              <w:t>InboundCTWorkflow</w:t>
-            </w:r>
-            <w:proofErr w:type="spellEnd"/>
+              <w:t>Workflow Type: InboundCTWorkflow</w:t>
+            </w:r>
           </w:p>
           <w:p/>
           <w:p>
             <w:r>
-              <w:t xml:space="preserve">"&lt;?xml version=\"1.0\" encoding=\"UTF-8\"?&gt;\r\n&lt;Document </w:t>
-            </w:r>
-            <w:proofErr w:type="spellStart"/>
-            <w:r>
-              <w:t>xmlns</w:t>
-            </w:r>
-            <w:proofErr w:type="spellEnd"/>
-            <w:r>
-              <w:t>=\"urn:iso:std:iso:20022:tech:xsd:pacs.008.001.08\"&gt;\r\n    &lt;</w:t>
-            </w:r>
-            <w:proofErr w:type="spellStart"/>
-            <w:r>
-              <w:t>FIToFICstmrCdtTrf</w:t>
-            </w:r>
-            <w:proofErr w:type="spellEnd"/>
-            <w:r>
-              <w:t>&gt;\r\n        &lt;</w:t>
-            </w:r>
-            <w:proofErr w:type="spellStart"/>
-            <w:r>
-              <w:t>GrpHdr</w:t>
-            </w:r>
-            <w:proofErr w:type="spellEnd"/>
-            <w:r>
-              <w:t>&gt;\r\n            &lt;</w:t>
-            </w:r>
-            <w:proofErr w:type="spellStart"/>
-            <w:r>
-              <w:t>MsgId</w:t>
-            </w:r>
-            <w:proofErr w:type="spellEnd"/>
-            <w:r>
-              <w:t>&gt;MSG20260507559&lt;/</w:t>
-            </w:r>
-            <w:proofErr w:type="spellStart"/>
-            <w:r>
-              <w:t>MsgId</w:t>
-            </w:r>
-            <w:proofErr w:type="spellEnd"/>
-            <w:r>
-              <w:t>&gt;\r\n            &lt;</w:t>
-            </w:r>
-            <w:proofErr w:type="spellStart"/>
-            <w:r>
-              <w:t>CreDtTm</w:t>
-            </w:r>
-            <w:proofErr w:type="spellEnd"/>
-            <w:r>
-              <w:t>&gt;2026-05-07T12:00:00&lt;/</w:t>
-            </w:r>
-            <w:proofErr w:type="spellStart"/>
-            <w:r>
-              <w:t>CreDtTm</w:t>
-            </w:r>
-            <w:proofErr w:type="spellEnd"/>
-            <w:r>
-              <w:t>&gt;\r\n            &lt;</w:t>
-            </w:r>
-            <w:proofErr w:type="spellStart"/>
-            <w:r>
-              <w:t>NbOfTxs</w:t>
-            </w:r>
-            <w:proofErr w:type="spellEnd"/>
-            <w:r>
-              <w:t>&gt;1&lt;/</w:t>
-            </w:r>
-            <w:proofErr w:type="spellStart"/>
-            <w:r>
-              <w:t>NbOfTxs</w:t>
-            </w:r>
-            <w:proofErr w:type="spellEnd"/>
-            <w:r>
-              <w:t>&gt;\r\n            &lt;</w:t>
-            </w:r>
-            <w:proofErr w:type="spellStart"/>
-            <w:r>
-              <w:t>SttlmInf</w:t>
-            </w:r>
-            <w:proofErr w:type="spellEnd"/>
-            <w:r>
-              <w:t>&gt;\r\n                &lt;</w:t>
-            </w:r>
-            <w:proofErr w:type="spellStart"/>
-            <w:r>
-              <w:t>SttlmMtd</w:t>
-            </w:r>
-            <w:proofErr w:type="spellEnd"/>
-            <w:r>
-              <w:t>&gt;CLRG&lt;/</w:t>
-            </w:r>
-            <w:proofErr w:type="spellStart"/>
-            <w:r>
-              <w:t>SttlmMtd</w:t>
-            </w:r>
-            <w:proofErr w:type="spellEnd"/>
-            <w:r>
-              <w:t>&gt;\r\n            &lt;/</w:t>
-            </w:r>
-            <w:proofErr w:type="spellStart"/>
-            <w:r>
-              <w:t>SttlmInf</w:t>
-            </w:r>
-            <w:proofErr w:type="spellEnd"/>
-            <w:r>
-              <w:t>&gt;\r\n        &lt;/</w:t>
-            </w:r>
-            <w:proofErr w:type="spellStart"/>
-            <w:r>
-              <w:t>GrpHdr</w:t>
-            </w:r>
-            <w:proofErr w:type="spellEnd"/>
-            <w:r>
-              <w:t>&gt;\r\n\r\n        &lt;</w:t>
-            </w:r>
-            <w:proofErr w:type="spellStart"/>
-            <w:r>
-              <w:t>CdtTrfTxInf</w:t>
-            </w:r>
-            <w:proofErr w:type="spellEnd"/>
-            <w:r>
-              <w:t>&gt;\r\n            &lt;</w:t>
-            </w:r>
-            <w:proofErr w:type="spellStart"/>
-            <w:r>
-              <w:t>PmtId</w:t>
-            </w:r>
-            <w:proofErr w:type="spellEnd"/>
-            <w:r>
-              <w:t>&gt;\r\n                &lt;</w:t>
-            </w:r>
-            <w:proofErr w:type="spellStart"/>
-            <w:r>
-              <w:t>InstrId</w:t>
-            </w:r>
-            <w:proofErr w:type="spellEnd"/>
-            <w:r>
-              <w:t>&gt;INST12559&lt;/</w:t>
-            </w:r>
-            <w:proofErr w:type="spellStart"/>
-            <w:r>
-              <w:t>InstrId</w:t>
-            </w:r>
-            <w:proofErr w:type="spellEnd"/>
-            <w:r>
-              <w:t>&gt;\r\n                &lt;</w:t>
-            </w:r>
-            <w:proofErr w:type="spellStart"/>
-            <w:r>
-              <w:t>EndToEndId</w:t>
-            </w:r>
-            <w:proofErr w:type="spellEnd"/>
-            <w:r>
-              <w:t>&gt;E2E12559&lt;/</w:t>
-            </w:r>
-            <w:proofErr w:type="spellStart"/>
-            <w:r>
-              <w:t>EndToEndId</w:t>
-            </w:r>
-            <w:proofErr w:type="spellEnd"/>
-            <w:r>
-              <w:t>&gt;\r\n            &lt;/</w:t>
-            </w:r>
-            <w:proofErr w:type="spellStart"/>
-            <w:r>
-              <w:t>PmtId</w:t>
-            </w:r>
-            <w:proofErr w:type="spellEnd"/>
-            <w:r>
-              <w:t>&gt;\r\n\r\n            &lt;</w:t>
-            </w:r>
-            <w:proofErr w:type="spellStart"/>
-            <w:r>
-              <w:t>IntrBkSttlmAmt</w:t>
-            </w:r>
-            <w:proofErr w:type="spellEnd"/>
-            <w:r>
-              <w:t xml:space="preserve"> Ccy=\"INR\"&gt;1000.00&lt;/</w:t>
-            </w:r>
-            <w:proofErr w:type="spellStart"/>
-            <w:r>
-              <w:t>IntrBkSttlmAmt</w:t>
-            </w:r>
-            <w:proofErr w:type="spellEnd"/>
-            <w:r>
-              <w:t xml:space="preserve">&gt;\r\n\r\n            &lt;!-- </w:t>
+              <w:t xml:space="preserve">"&lt;?xml version=\"1.0\" encoding=\"UTF-8\"?&gt;\r\n&lt;Document xmlns=\"urn:iso:std:iso:20022:tech:xsd:pacs.008.001.08\"&gt;\r\n    &lt;FIToFICstmrCdtTrf&gt;\r\n        &lt;GrpHdr&gt;\r\n            &lt;MsgId&gt;MSG20260507559&lt;/MsgId&gt;\r\n            &lt;CreDtTm&gt;2026-05-07T12:00:00&lt;/CreDtTm&gt;\r\n            &lt;NbOfTxs&gt;1&lt;/NbOfTxs&gt;\r\n            &lt;SttlmInf&gt;\r\n                &lt;SttlmMtd&gt;CLRG&lt;/SttlmMtd&gt;\r\n            &lt;/SttlmInf&gt;\r\n        &lt;/GrpHdr&gt;\r\n\r\n        &lt;CdtTrfTxInf&gt;\r\n            &lt;PmtId&gt;\r\n                </w:t>
+            </w:r>
+            <w:r>
+              <w:lastRenderedPageBreak/>
+              <w:t xml:space="preserve">&lt;InstrId&gt;INST12559&lt;/InstrId&gt;\r\n                &lt;EndToEndId&gt;E2E12559&lt;/EndToEndId&gt;\r\n            &lt;/PmtId&gt;\r\n\r\n            &lt;IntrBkSttlmAmt Ccy=\"INR\"&gt;1000.00&lt;/IntrBkSttlmAmt&gt;\r\n\r\n            &lt;!-- </w:t>
             </w:r>
             <w:r>
               <w:rPr>
@@ -6102,151 +5244,7 @@
               <w:t>✅</w:t>
             </w:r>
             <w:r>
-              <w:t xml:space="preserve"> Debtor Bank (BIC added here) --&gt;\r\n            &lt;</w:t>
-            </w:r>
-            <w:proofErr w:type="spellStart"/>
-            <w:r>
-              <w:t>DbtrAgt</w:t>
-            </w:r>
-            <w:proofErr w:type="spellEnd"/>
-            <w:r>
-              <w:t>&gt;\r\n                &lt;</w:t>
-            </w:r>
-            <w:proofErr w:type="spellStart"/>
-            <w:r>
-              <w:t>FinInstnId</w:t>
-            </w:r>
-            <w:proofErr w:type="spellEnd"/>
-            <w:r>
-              <w:t>&gt;\r\n                    &lt;BICFI&gt;EBAPSDB1XXX&lt;/BICFI&gt;\r\n                &lt;/</w:t>
-            </w:r>
-            <w:proofErr w:type="spellStart"/>
-            <w:r>
-              <w:t>FinInstnId</w:t>
-            </w:r>
-            <w:proofErr w:type="spellEnd"/>
-            <w:r>
-              <w:t>&gt;\r\n            &lt;/</w:t>
-            </w:r>
-            <w:proofErr w:type="spellStart"/>
-            <w:r>
-              <w:t>DbtrAgt</w:t>
-            </w:r>
-            <w:proofErr w:type="spellEnd"/>
-            <w:r>
-              <w:t>&gt;\r\n\r\n            &lt;</w:t>
-            </w:r>
-            <w:proofErr w:type="spellStart"/>
-            <w:r>
-              <w:t>Dbtr</w:t>
-            </w:r>
-            <w:proofErr w:type="spellEnd"/>
-            <w:r>
-              <w:t>&gt;\r\n                &lt;Nm&gt;Rajesh Kumar&lt;/Nm&gt;\r\n            &lt;/</w:t>
-            </w:r>
-            <w:proofErr w:type="spellStart"/>
-            <w:r>
-              <w:t>Dbtr</w:t>
-            </w:r>
-            <w:proofErr w:type="spellEnd"/>
-            <w:r>
-              <w:t>&gt;\r\n\r\n            &lt;</w:t>
-            </w:r>
-            <w:proofErr w:type="spellStart"/>
-            <w:r>
-              <w:t>DbtrAcct</w:t>
-            </w:r>
-            <w:proofErr w:type="spellEnd"/>
-            <w:r>
-              <w:t>&gt;\r\n                &lt;Id&gt;\r\n                    &lt;IBAN&gt;IN1234567890&lt;/IBAN&gt;\r\n                &lt;/Id&gt;\r\n            &lt;/</w:t>
-            </w:r>
-            <w:proofErr w:type="spellStart"/>
-            <w:r>
-              <w:t>DbtrAcct</w:t>
-            </w:r>
-            <w:proofErr w:type="spellEnd"/>
-            <w:r>
-              <w:t>&gt;\r\n            &lt;</w:t>
-            </w:r>
-            <w:proofErr w:type="spellStart"/>
-            <w:r>
-              <w:t>CdtrAgt</w:t>
-            </w:r>
-            <w:proofErr w:type="spellEnd"/>
-            <w:r>
-              <w:t>&gt;\r\n                &lt;</w:t>
-            </w:r>
-            <w:proofErr w:type="spellStart"/>
-            <w:r>
-              <w:t>FinInstnId</w:t>
-            </w:r>
-            <w:proofErr w:type="spellEnd"/>
-            <w:r>
-              <w:t>&gt;\r\n                    &lt;BICFI&gt;EBAPSDB1XXX&lt;/BICFI&gt;\r\n                &lt;/</w:t>
-            </w:r>
-            <w:proofErr w:type="spellStart"/>
-            <w:r>
-              <w:t>FinInstnId</w:t>
-            </w:r>
-            <w:proofErr w:type="spellEnd"/>
-            <w:r>
-              <w:t>&gt;\r\n            &lt;/</w:t>
-            </w:r>
-            <w:proofErr w:type="spellStart"/>
-            <w:r>
-              <w:t>CdtrAgt</w:t>
-            </w:r>
-            <w:proofErr w:type="spellEnd"/>
-            <w:r>
-              <w:t>&gt;\r\n\r\n            &lt;</w:t>
-            </w:r>
-            <w:proofErr w:type="spellStart"/>
-            <w:r>
-              <w:t>Cdtr</w:t>
-            </w:r>
-            <w:proofErr w:type="spellEnd"/>
-            <w:r>
-              <w:t>&gt;\r\n                &lt;Nm&gt;ABC Company&lt;/Nm&gt;\r\n            &lt;/</w:t>
-            </w:r>
-            <w:proofErr w:type="spellStart"/>
-            <w:r>
-              <w:t>Cdtr</w:t>
-            </w:r>
-            <w:proofErr w:type="spellEnd"/>
-            <w:r>
-              <w:t>&gt;\r\n\r\n            &lt;</w:t>
-            </w:r>
-            <w:proofErr w:type="spellStart"/>
-            <w:r>
-              <w:t>CdtrAcct</w:t>
-            </w:r>
-            <w:proofErr w:type="spellEnd"/>
-            <w:r>
-              <w:t>&gt;\r\n                &lt;Id&gt;\r\n                    &lt;IBAN&gt;IN0987654321&lt;/IBAN&gt;\r\n                &lt;/Id&gt;\r\n            &lt;/</w:t>
-            </w:r>
-            <w:proofErr w:type="spellStart"/>
-            <w:r>
-              <w:t>CdtrAcct</w:t>
-            </w:r>
-            <w:proofErr w:type="spellEnd"/>
-            <w:r>
-              <w:t>&gt;\r\n\r\n        &lt;/</w:t>
-            </w:r>
-            <w:proofErr w:type="spellStart"/>
-            <w:r>
-              <w:t>CdtTrfTxInf</w:t>
-            </w:r>
-            <w:proofErr w:type="spellEnd"/>
-            <w:r>
-              <w:t>&gt;\r\n    &lt;/</w:t>
-            </w:r>
-            <w:proofErr w:type="spellStart"/>
-            <w:r>
-              <w:t>FIToFICstmrCdtTrf</w:t>
-            </w:r>
-            <w:proofErr w:type="spellEnd"/>
-            <w:r>
-              <w:t>&gt;\r\n&lt;/Document&gt;"</w:t>
+              <w:t xml:space="preserve"> Debtor Bank (BIC added here) --&gt;\r\n            &lt;DbtrAgt&gt;\r\n                &lt;FinInstnId&gt;\r\n                    &lt;BICFI&gt;EBAPSDB1XXX&lt;/BICFI&gt;\r\n                &lt;/FinInstnId&gt;\r\n            &lt;/DbtrAgt&gt;\r\n\r\n            &lt;Dbtr&gt;\r\n                &lt;Nm&gt;Rajesh Kumar&lt;/Nm&gt;\r\n            &lt;/Dbtr&gt;\r\n\r\n            &lt;DbtrAcct&gt;\r\n                &lt;Id&gt;\r\n                    &lt;IBAN&gt;IN1234567890&lt;/IBAN&gt;\r\n                &lt;/Id&gt;\r\n            &lt;/DbtrAcct&gt;\r\n            &lt;CdtrAgt&gt;\r\n                &lt;FinInstnId&gt;\r\n                    &lt;BICFI&gt;EBAPSDB1XXX&lt;/BICFI&gt;\r\n                &lt;/FinInstnId&gt;\r\n            &lt;/CdtrAgt&gt;\r\n\r\n            &lt;Cdtr&gt;\r\n                &lt;Nm&gt;ABC Company&lt;/Nm&gt;\r\n            &lt;/Cdtr&gt;\r\n\r\n            &lt;CdtrAcct&gt;\r\n                &lt;Id&gt;\r\n                    &lt;IBAN&gt;IN0987654321&lt;/IBAN&gt;\r\n                &lt;/Id&gt;\r\n            &lt;/CdtrAcct&gt;\r\n\r\n        &lt;/CdtTrfTxInf&gt;\r\n    &lt;/FIToFICstmrCdtTrf&gt;\r\n&lt;/Document&gt;"</w:t>
             </w:r>
           </w:p>
           <w:p/>
@@ -6259,7 +5257,7 @@
       </w:pPr>
     </w:p>
     <w:sectPr>
-      <w:headerReference w:type="default" r:id="rId7"/>
+      <w:headerReference w:type="default" r:id="rId8"/>
       <w:pgSz w:w="12240" w:h="15840"/>
       <w:pgMar w:top="1440" w:right="1440" w:bottom="1440" w:left="1440" w:header="708" w:footer="708" w:gutter="0"/>
       <w:pgBorders w:offsetFrom="page">
@@ -16875,6 +15873,155 @@
     </w:lvl>
   </w:abstractNum>
   <w:abstractNum w:abstractNumId="71" w15:restartNumberingAfterBreak="0">
+    <w:nsid w:val="783C680B"/>
+    <w:multiLevelType w:val="multilevel"/>
+    <w:tmpl w:val="92B6F212"/>
+    <w:lvl w:ilvl="0">
+      <w:start w:val="1"/>
+      <w:numFmt w:val="bullet"/>
+      <w:lvlText w:val=""/>
+      <w:lvlJc w:val="left"/>
+      <w:pPr>
+        <w:tabs>
+          <w:tab w:val="num" w:pos="720"/>
+        </w:tabs>
+        <w:ind w:left="720" w:hanging="360"/>
+      </w:pPr>
+      <w:rPr>
+        <w:rFonts w:ascii="Symbol" w:hAnsi="Symbol" w:hint="default"/>
+        <w:sz w:val="20"/>
+      </w:rPr>
+    </w:lvl>
+    <w:lvl w:ilvl="1" w:tentative="1">
+      <w:start w:val="1"/>
+      <w:numFmt w:val="bullet"/>
+      <w:lvlText w:val="o"/>
+      <w:lvlJc w:val="left"/>
+      <w:pPr>
+        <w:tabs>
+          <w:tab w:val="num" w:pos="1440"/>
+        </w:tabs>
+        <w:ind w:left="1440" w:hanging="360"/>
+      </w:pPr>
+      <w:rPr>
+        <w:rFonts w:ascii="Courier New" w:hAnsi="Courier New" w:hint="default"/>
+        <w:sz w:val="20"/>
+      </w:rPr>
+    </w:lvl>
+    <w:lvl w:ilvl="2" w:tentative="1">
+      <w:start w:val="1"/>
+      <w:numFmt w:val="bullet"/>
+      <w:lvlText w:val=""/>
+      <w:lvlJc w:val="left"/>
+      <w:pPr>
+        <w:tabs>
+          <w:tab w:val="num" w:pos="2160"/>
+        </w:tabs>
+        <w:ind w:left="2160" w:hanging="360"/>
+      </w:pPr>
+      <w:rPr>
+        <w:rFonts w:ascii="Wingdings" w:hAnsi="Wingdings" w:hint="default"/>
+        <w:sz w:val="20"/>
+      </w:rPr>
+    </w:lvl>
+    <w:lvl w:ilvl="3" w:tentative="1">
+      <w:start w:val="1"/>
+      <w:numFmt w:val="bullet"/>
+      <w:lvlText w:val=""/>
+      <w:lvlJc w:val="left"/>
+      <w:pPr>
+        <w:tabs>
+          <w:tab w:val="num" w:pos="2880"/>
+        </w:tabs>
+        <w:ind w:left="2880" w:hanging="360"/>
+      </w:pPr>
+      <w:rPr>
+        <w:rFonts w:ascii="Wingdings" w:hAnsi="Wingdings" w:hint="default"/>
+        <w:sz w:val="20"/>
+      </w:rPr>
+    </w:lvl>
+    <w:lvl w:ilvl="4" w:tentative="1">
+      <w:start w:val="1"/>
+      <w:numFmt w:val="bullet"/>
+      <w:lvlText w:val=""/>
+      <w:lvlJc w:val="left"/>
+      <w:pPr>
+        <w:tabs>
+          <w:tab w:val="num" w:pos="3600"/>
+        </w:tabs>
+        <w:ind w:left="3600" w:hanging="360"/>
+      </w:pPr>
+      <w:rPr>
+        <w:rFonts w:ascii="Wingdings" w:hAnsi="Wingdings" w:hint="default"/>
+        <w:sz w:val="20"/>
+      </w:rPr>
+    </w:lvl>
+    <w:lvl w:ilvl="5" w:tentative="1">
+      <w:start w:val="1"/>
+      <w:numFmt w:val="bullet"/>
+      <w:lvlText w:val=""/>
+      <w:lvlJc w:val="left"/>
+      <w:pPr>
+        <w:tabs>
+          <w:tab w:val="num" w:pos="4320"/>
+        </w:tabs>
+        <w:ind w:left="4320" w:hanging="360"/>
+      </w:pPr>
+      <w:rPr>
+        <w:rFonts w:ascii="Wingdings" w:hAnsi="Wingdings" w:hint="default"/>
+        <w:sz w:val="20"/>
+      </w:rPr>
+    </w:lvl>
+    <w:lvl w:ilvl="6" w:tentative="1">
+      <w:start w:val="1"/>
+      <w:numFmt w:val="bullet"/>
+      <w:lvlText w:val=""/>
+      <w:lvlJc w:val="left"/>
+      <w:pPr>
+        <w:tabs>
+          <w:tab w:val="num" w:pos="5040"/>
+        </w:tabs>
+        <w:ind w:left="5040" w:hanging="360"/>
+      </w:pPr>
+      <w:rPr>
+        <w:rFonts w:ascii="Wingdings" w:hAnsi="Wingdings" w:hint="default"/>
+        <w:sz w:val="20"/>
+      </w:rPr>
+    </w:lvl>
+    <w:lvl w:ilvl="7" w:tentative="1">
+      <w:start w:val="1"/>
+      <w:numFmt w:val="bullet"/>
+      <w:lvlText w:val=""/>
+      <w:lvlJc w:val="left"/>
+      <w:pPr>
+        <w:tabs>
+          <w:tab w:val="num" w:pos="5760"/>
+        </w:tabs>
+        <w:ind w:left="5760" w:hanging="360"/>
+      </w:pPr>
+      <w:rPr>
+        <w:rFonts w:ascii="Wingdings" w:hAnsi="Wingdings" w:hint="default"/>
+        <w:sz w:val="20"/>
+      </w:rPr>
+    </w:lvl>
+    <w:lvl w:ilvl="8" w:tentative="1">
+      <w:start w:val="1"/>
+      <w:numFmt w:val="bullet"/>
+      <w:lvlText w:val=""/>
+      <w:lvlJc w:val="left"/>
+      <w:pPr>
+        <w:tabs>
+          <w:tab w:val="num" w:pos="6480"/>
+        </w:tabs>
+        <w:ind w:left="6480" w:hanging="360"/>
+      </w:pPr>
+      <w:rPr>
+        <w:rFonts w:ascii="Wingdings" w:hAnsi="Wingdings" w:hint="default"/>
+        <w:sz w:val="20"/>
+      </w:rPr>
+    </w:lvl>
+  </w:abstractNum>
+  <w:abstractNum w:abstractNumId="72" w15:restartNumberingAfterBreak="0">
     <w:nsid w:val="784001C9"/>
     <w:multiLevelType w:val="multilevel"/>
     <w:tmpl w:val="5C905F2C"/>
@@ -17023,7 +16170,7 @@
       </w:rPr>
     </w:lvl>
   </w:abstractNum>
-  <w:abstractNum w:abstractNumId="72" w15:restartNumberingAfterBreak="0">
+  <w:abstractNum w:abstractNumId="73" w15:restartNumberingAfterBreak="0">
     <w:nsid w:val="790D40AB"/>
     <w:multiLevelType w:val="multilevel"/>
     <w:tmpl w:val="23A49982"/>
@@ -17172,7 +16319,7 @@
       </w:rPr>
     </w:lvl>
   </w:abstractNum>
-  <w:abstractNum w:abstractNumId="73" w15:restartNumberingAfterBreak="0">
+  <w:abstractNum w:abstractNumId="74" w15:restartNumberingAfterBreak="0">
     <w:nsid w:val="7ACC48C0"/>
     <w:multiLevelType w:val="multilevel"/>
     <w:tmpl w:val="45206D1E"/>
@@ -17364,7 +16511,7 @@
     <w:abstractNumId w:val="45"/>
   </w:num>
   <w:num w:numId="15" w16cid:durableId="1227259732">
-    <w:abstractNumId w:val="73"/>
+    <w:abstractNumId w:val="74"/>
   </w:num>
   <w:num w:numId="16" w16cid:durableId="557713410">
     <w:abstractNumId w:val="32"/>
@@ -17376,7 +16523,7 @@
     <w:abstractNumId w:val="21"/>
   </w:num>
   <w:num w:numId="19" w16cid:durableId="1061977797">
-    <w:abstractNumId w:val="72"/>
+    <w:abstractNumId w:val="73"/>
   </w:num>
   <w:num w:numId="20" w16cid:durableId="936672408">
     <w:abstractNumId w:val="16"/>
@@ -17391,7 +16538,7 @@
     <w:abstractNumId w:val="27"/>
   </w:num>
   <w:num w:numId="24" w16cid:durableId="1537231613">
-    <w:abstractNumId w:val="71"/>
+    <w:abstractNumId w:val="72"/>
   </w:num>
   <w:num w:numId="25" w16cid:durableId="1908371397">
     <w:abstractNumId w:val="2"/>
@@ -17542,6 +16689,9 @@
   </w:num>
   <w:num w:numId="74" w16cid:durableId="1075011795">
     <w:abstractNumId w:val="9"/>
+  </w:num>
+  <w:num w:numId="75" w16cid:durableId="665743105">
+    <w:abstractNumId w:val="71"/>
   </w:num>
 </w:numbering>
 </file>
@@ -18148,7 +17298,6 @@
   <w:style w:type="character" w:default="1" w:styleId="DefaultParagraphFont">
     <w:name w:val="Default Paragraph Font"/>
     <w:uiPriority w:val="1"/>
-    <w:semiHidden/>
     <w:unhideWhenUsed/>
   </w:style>
   <w:style w:type="table" w:default="1" w:styleId="TableNormal">
@@ -18755,11 +17904,13 @@
     <w:rsid w:val="003729BC"/>
     <w:rsid w:val="00424D0E"/>
     <w:rsid w:val="00496534"/>
+    <w:rsid w:val="00545518"/>
     <w:rsid w:val="006371B1"/>
     <w:rsid w:val="00736F4F"/>
     <w:rsid w:val="008474B6"/>
     <w:rsid w:val="008F19D1"/>
     <w:rsid w:val="009C53AA"/>
+    <w:rsid w:val="00AF7AE4"/>
     <w:rsid w:val="00C6146D"/>
     <w:rsid w:val="00D12995"/>
     <w:rsid w:val="00D94638"/>
